--- a/server/src/main/resources/templates/resumes/academic/template.docx
+++ b/server/src/main/resources/templates/resumes/academic/template.docx
@@ -3,6 +3,14 @@
 <w:document xmlns:wpc="http://schemas.microsoft.com/office/word/2010/wordprocessingCanvas" xmlns:mc="http://schemas.openxmlformats.org/markup-compatibility/2006" xmlns:o="urn:schemas-microsoft-com:office:office" xmlns:r="http://schemas.openxmlformats.org/officeDocument/2006/relationships" xmlns:m="http://schemas.openxmlformats.org/officeDocument/2006/math" xmlns:v="urn:schemas-microsoft-com:vml" xmlns:wp14="http://schemas.microsoft.com/office/word/2010/wordprocessingDrawing" xmlns:wp="http://schemas.openxmlformats.org/drawingml/2006/wordprocessingDrawing" xmlns:w="http://schemas.openxmlformats.org/wordprocessingml/2006/main" xmlns:w14="http://schemas.microsoft.com/office/word/2010/wordml" xmlns:w10="urn:schemas-microsoft-com:office:word" xmlns:w15="http://schemas.microsoft.com/office/word/2012/wordml" xmlns:wpg="http://schemas.microsoft.com/office/word/2010/wordprocessingGroup" xmlns:wpi="http://schemas.microsoft.com/office/word/2010/wordprocessingInk" xmlns:wne="http://schemas.microsoft.com/office/word/2006/wordml" xmlns:wps="http://schemas.microsoft.com/office/word/2010/wordprocessingShape" xmlns:wpsCustomData="http://www.wps.cn/officeDocument/2013/wpsCustomData" mc:Ignorable="w14 w15 wp14">
   <w:background w:color="FFFFFF" w:themeColor="background1"/>
   <w:body>
+    <w:p>
+      <w:pPr>
+        <w:jc w:val="right"/>
+      </w:pPr>
+      <w:r>
+        <w:t>{{@photo}}</w:t>
+      </w:r>
+    </w:p>
     <w:p>
       <w:r>
         <mc:AlternateContent>

--- a/server/src/main/resources/templates/resumes/academic/template.docx
+++ b/server/src/main/resources/templates/resumes/academic/template.docx
@@ -8,2563 +8,307 @@
         <w:jc w:val="right"/>
       </w:pPr>
       <w:r>
-        <w:t>{{@photo}}</w:t>
+        <w:rPr>
+          <w:sz w:val="21"/>
+        </w:rPr>
+        <mc:AlternateContent>
+          <mc:Choice Requires="wpg">
+            <w:drawing>
+              <wp:anchor distT="0" distB="0" distL="114300" distR="114300" simplePos="0" relativeHeight="251660288" behindDoc="0" locked="0" layoutInCell="1" allowOverlap="1">
+                <wp:simplePos x="0" y="0"/>
+                <wp:positionH relativeFrom="column">
+                  <wp:posOffset>1545590</wp:posOffset>
+                </wp:positionH>
+                <wp:positionV relativeFrom="paragraph">
+                  <wp:posOffset>-631825</wp:posOffset>
+                </wp:positionV>
+                <wp:extent cx="4373245" cy="1939925"/>
+                <wp:effectExtent l="0" t="0" r="0" b="0"/>
+                <wp:wrapNone/>
+                <wp:docPr id="5" name="组合 5"/>
+                <wp:cNvGraphicFramePr/>
+                <a:graphic xmlns:a="http://schemas.openxmlformats.org/drawingml/2006/main">
+                  <a:graphicData uri="http://schemas.microsoft.com/office/word/2010/wordprocessingGroup">
+                    <wpg:wgp>
+                      <wpg:cNvGrpSpPr/>
+                      <wpg:grpSpPr>
+                        <a:xfrm>
+                          <a:off x="0" y="0"/>
+                          <a:ext cx="4373383" cy="1940204"/>
+                          <a:chOff x="10420" y="1133"/>
+                          <a:chExt cx="5657" cy="3055"/>
+                        </a:xfrm>
+                      </wpg:grpSpPr>
+                      <wpg:grpSp>
+                        <wpg:cNvPr id="197" name="组合 19"/>
+                        <wpg:cNvGrpSpPr/>
+                        <wpg:grpSpPr>
+                          <a:xfrm>
+                            <a:off x="10420" y="1133"/>
+                            <a:ext cx="5657" cy="1123"/>
+                            <a:chOff x="11293" y="1174"/>
+                            <a:chExt cx="5657" cy="990"/>
+                          </a:xfrm>
+                        </wpg:grpSpPr>
+                        <wps:wsp>
+                          <wps:cNvPr id="194" name="直接连接符 11"/>
+                          <wps:cNvCnPr/>
+                          <wps:spPr>
+                            <a:xfrm>
+                              <a:off x="11461" y="2164"/>
+                              <a:ext cx="5162" cy="0"/>
+                            </a:xfrm>
+                            <a:prstGeom prst="line">
+                              <a:avLst/>
+                            </a:prstGeom>
+                            <a:ln w="3175" cap="flat" cmpd="sng">
+                              <a:solidFill>
+                                <a:srgbClr val="293448"/>
+                              </a:solidFill>
+                              <a:prstDash val="solid"/>
+                              <a:round/>
+                              <a:headEnd type="none" w="med" len="med"/>
+                              <a:tailEnd type="none" w="med" len="med"/>
+                            </a:ln>
+                          </wps:spPr>
+                          <wps:bodyPr/>
+                        </wps:wsp>
+                        <wps:wsp>
+                          <wps:cNvPr id="195" name="文本框 10"/>
+                          <wps:cNvSpPr txBox="1"/>
+                          <wps:spPr>
+                            <a:xfrm>
+                              <a:off x="11293" y="1174"/>
+                              <a:ext cx="5657" cy="906"/>
+                            </a:xfrm>
+                            <a:prstGeom prst="rect">
+                              <a:avLst/>
+                            </a:prstGeom>
+                            <a:noFill/>
+                            <a:ln w="6350">
+                              <a:noFill/>
+                            </a:ln>
+                          </wps:spPr>
+                          <wps:txbx>
+                            <w:txbxContent>
+                              <w:p>
+                                <w:pPr>
+                                  <w:jc w:val="left"/>
+                                  <w:rPr>
+                                    <w:rFonts w:hint="default" w:eastAsia="宋体"/>
+                                    <w:color w:val="16314C"/>
+                                    <w:sz w:val="60"/>
+                                    <w:szCs w:val="60"/>
+                                    <w:lang w:val="en-US" w:eastAsia="zh-CN"/>
+                                  </w:rPr>
+                                </w:pPr>
+                                <w:r>
+                                  <w:rPr>
+                                    <w:rFonts w:hint="eastAsia"/>
+                                    <w:color w:val="16314C"/>
+                                    <w:sz w:val="60"/>
+                                    <w:szCs w:val="60"/>
+                                    <w:lang w:val="en-US" w:eastAsia="zh-CN"/>
+                                  </w:rPr>
+                                  <w:t>PERSONAL  RESUME</w:t>
+                                </w:r>
+                              </w:p>
+                            </w:txbxContent>
+                          </wps:txbx>
+                          <wps:bodyPr vert="horz" wrap="square" anchor="t" upright="1"/>
+                        </wps:wsp>
+                      </wpg:grpSp>
+                      <wps:wsp>
+                        <wps:cNvPr id="196" name="文本框 12"/>
+                        <wps:cNvSpPr txBox="1"/>
+                        <wps:spPr>
+                          <a:xfrm>
+                            <a:off x="10464" y="2414"/>
+                            <a:ext cx="5498" cy="1774"/>
+                          </a:xfrm>
+                          <a:prstGeom prst="rect">
+                            <a:avLst/>
+                          </a:prstGeom>
+                          <a:noFill/>
+                          <a:ln w="6350">
+                            <a:noFill/>
+                          </a:ln>
+                        </wps:spPr>
+                        <wps:txbx>
+                          <w:txbxContent>
+                            <w:p>
+                              <w:pPr>
+                                <w:jc w:val="left"/>
+                                <w:rPr>
+                                  <w:rFonts w:hint="default" w:ascii="微软雅黑" w:hAnsi="微软雅黑" w:eastAsia="微软雅黑" w:cs="微软雅黑"/>
+                                  <w:color w:val="293448"/>
+                                  <w:sz w:val="32"/>
+                                  <w:szCs w:val="32"/>
+                                  <w:lang w:val="en-US" w:eastAsia="zh-CN"/>
+                                </w:rPr>
+                              </w:pPr>
+                              <w:r>
+                                <w:rPr>
+                                  <w:rFonts w:hint="eastAsia" w:ascii="微软雅黑" w:hAnsi="微软雅黑" w:eastAsia="微软雅黑" w:cs="微软雅黑"/>
+                                  <w:color w:val="293448"/>
+                                  <w:sz w:val="32"/>
+                                  <w:szCs w:val="32"/>
+                                  <w:lang w:val="en-US" w:eastAsia="zh-CN"/>
+                                </w:rPr>
+                                <w:t>姓名：{{name}}   求职意向：{{jobIntention}}</w:t>
+                              </w:r>
+                            </w:p>
+                          </w:txbxContent>
+                        </wps:txbx>
+                        <wps:bodyPr vert="horz" wrap="square" anchor="t" upright="1"/>
+                      </wps:wsp>
+                    </wpg:wgp>
+                  </a:graphicData>
+                </a:graphic>
+              </wp:anchor>
+            </w:drawing>
+          </mc:Choice>
+          <mc:Fallback>
+            <w:pict>
+              <v:group id="_x0000_s1026" o:spid="_x0000_s1026" o:spt="203" style="position:absolute;left:0pt;margin-left:121.7pt;margin-top:-49.75pt;height:152.75pt;width:344.35pt;z-index:251660288;mso-width-relative:page;mso-height-relative:page;" coordorigin="10420,1132" coordsize="5657,3056" o:gfxdata="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">
+                <o:lock v:ext="edit" aspectratio="f"/>
+                <v:group id="组合 19" o:spid="_x0000_s1026" o:spt="203" style="position:absolute;left:10420;top:1132;height:1123;width:5657;" coordorigin="11293,1174" coordsize="5657,990" o:gfxdata="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">
+                  <o:lock v:ext="edit" aspectratio="f"/>
+                  <v:line id="直接连接符 11" o:spid="_x0000_s1026" o:spt="20" style="position:absolute;left:11461;top:2164;height:0;width:5162;" filled="f" stroked="t" coordsize="21600,21600" o:gfxdata="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">
+                    <v:fill on="f" focussize="0,0"/>
+                    <v:stroke weight="0.25pt" color="#293448" joinstyle="round"/>
+                    <v:imagedata o:title=""/>
+                    <o:lock v:ext="edit" aspectratio="f"/>
+                  </v:line>
+                  <v:shape id="文本框 10" o:spid="_x0000_s1026" o:spt="202" type="#_x0000_t202" style="position:absolute;left:11293;top:1174;height:906;width:5657;" filled="f" stroked="f" coordsize="21600,21600" o:gfxdata="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">
+                    <v:fill on="f" focussize="0,0"/>
+                    <v:stroke on="f" weight="0.5pt"/>
+                    <v:imagedata o:title=""/>
+                    <o:lock v:ext="edit" aspectratio="f"/>
+                    <v:textbox>
+                      <w:txbxContent>
+                        <w:p>
+                          <w:pPr>
+                            <w:jc w:val="left"/>
+                            <w:rPr>
+                              <w:rFonts w:hint="default" w:eastAsia="宋体"/>
+                              <w:color w:val="16314C"/>
+                              <w:sz w:val="60"/>
+                              <w:szCs w:val="60"/>
+                              <w:lang w:val="en-US" w:eastAsia="zh-CN"/>
+                            </w:rPr>
+                          </w:pPr>
+                          <w:r>
+                            <w:rPr>
+                              <w:rFonts w:hint="eastAsia"/>
+                              <w:color w:val="16314C"/>
+                              <w:sz w:val="60"/>
+                              <w:szCs w:val="60"/>
+                              <w:lang w:val="en-US" w:eastAsia="zh-CN"/>
+                            </w:rPr>
+                            <w:t>PERSONAL  RESUME</w:t>
+                          </w:r>
+                        </w:p>
+                      </w:txbxContent>
+                    </v:textbox>
+                  </v:shape>
+                </v:group>
+                <v:shape id="文本框 12" o:spid="_x0000_s1026" o:spt="202" type="#_x0000_t202" style="position:absolute;left:10464;top:2414;height:1774;width:5498;" filled="f" stroked="f" coordsize="21600,21600" o:gfxdata="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">
+                  <v:fill on="f" focussize="0,0"/>
+                  <v:stroke on="f" weight="0.5pt"/>
+                  <v:imagedata o:title=""/>
+                  <o:lock v:ext="edit" aspectratio="f"/>
+                  <v:textbox>
+                    <w:txbxContent>
+                      <w:p>
+                        <w:pPr>
+                          <w:jc w:val="left"/>
+                          <w:rPr>
+                            <w:rFonts w:hint="default" w:ascii="微软雅黑" w:hAnsi="微软雅黑" w:eastAsia="微软雅黑" w:cs="微软雅黑"/>
+                            <w:color w:val="293448"/>
+                            <w:sz w:val="32"/>
+                            <w:szCs w:val="32"/>
+                            <w:lang w:val="en-US" w:eastAsia="zh-CN"/>
+                          </w:rPr>
+                        </w:pPr>
+                        <w:r>
+                          <w:rPr>
+                            <w:rFonts w:hint="eastAsia" w:ascii="微软雅黑" w:hAnsi="微软雅黑" w:eastAsia="微软雅黑" w:cs="微软雅黑"/>
+                            <w:color w:val="293448"/>
+                            <w:sz w:val="32"/>
+                            <w:szCs w:val="32"/>
+                            <w:lang w:val="en-US" w:eastAsia="zh-CN"/>
+                          </w:rPr>
+                          <w:t>姓名：{{name}}   求职意向：{{jobIntention}}</w:t>
+                        </w:r>
+                      </w:p>
+                    </w:txbxContent>
+                  </v:textbox>
+                </v:shape>
+              </v:group>
+            </w:pict>
+          </mc:Fallback>
+        </mc:AlternateContent>
       </w:r>
-    </w:p>
-    <w:p>
       <w:r>
+        <w:rPr>
+          <w:sz w:val="21"/>
+        </w:rPr>
         <mc:AlternateContent>
           <mc:Choice Requires="wps">
             <w:drawing>
-              <wp:anchor distT="0" distB="0" distL="114300" distR="114300" simplePos="0" relativeHeight="251663360" behindDoc="0" locked="0" layoutInCell="1" allowOverlap="1">
+              <wp:anchor distT="0" distB="0" distL="114300" distR="114300" simplePos="0" relativeHeight="251659264" behindDoc="0" locked="0" layoutInCell="1" allowOverlap="1">
                 <wp:simplePos x="0" y="0"/>
                 <wp:positionH relativeFrom="column">
-                  <wp:posOffset>-661670</wp:posOffset>
+                  <wp:posOffset>-1238885</wp:posOffset>
                 </wp:positionH>
                 <wp:positionV relativeFrom="paragraph">
-                  <wp:posOffset>8090535</wp:posOffset>
+                  <wp:posOffset>-1203325</wp:posOffset>
                 </wp:positionV>
-                <wp:extent cx="473710" cy="468630"/>
-                <wp:effectExtent l="0" t="0" r="2540" b="7620"/>
+                <wp:extent cx="2566035" cy="10964545"/>
+                <wp:effectExtent l="0" t="0" r="12065" b="8255"/>
                 <wp:wrapNone/>
-                <wp:docPr id="72" name="任意多边形 72"/>
-                <wp:cNvGraphicFramePr>
-                  <a:graphicFrameLocks xmlns:a="http://schemas.openxmlformats.org/drawingml/2006/main" noChangeAspect="1"/>
-                </wp:cNvGraphicFramePr>
+                <wp:docPr id="2" name="矩形 2"/>
+                <wp:cNvGraphicFramePr/>
                 <a:graphic xmlns:a="http://schemas.openxmlformats.org/drawingml/2006/main">
                   <a:graphicData uri="http://schemas.microsoft.com/office/word/2010/wordprocessingShape">
                     <wps:wsp>
-                      <wps:cNvSpPr>
-                        <a:spLocks noChangeAspect="1"/>
-                      </wps:cNvSpPr>
-                      <wps:spPr bwMode="auto">
+                      <wps:cNvSpPr/>
+                      <wps:spPr>
                         <a:xfrm>
-                          <a:off x="0" y="0"/>
-                          <a:ext cx="473710" cy="468630"/>
+                          <a:off x="213360" y="410845"/>
+                          <a:ext cx="2566035" cy="10964545"/>
                         </a:xfrm>
-                        <a:custGeom>
+                        <a:prstGeom prst="rect">
                           <a:avLst/>
-                          <a:gdLst>
-                            <a:gd name="T0" fmla="*/ 2147483646 w 6331"/>
-                            <a:gd name="T1" fmla="*/ 2147483646 h 6257"/>
-                            <a:gd name="T2" fmla="*/ 2147483646 w 6331"/>
-                            <a:gd name="T3" fmla="*/ 2147483646 h 6257"/>
-                            <a:gd name="T4" fmla="*/ 2147483646 w 6331"/>
-                            <a:gd name="T5" fmla="*/ 2147483646 h 6257"/>
-                            <a:gd name="T6" fmla="*/ 2147483646 w 6331"/>
-                            <a:gd name="T7" fmla="*/ 2147483646 h 6257"/>
-                            <a:gd name="T8" fmla="*/ 2147483646 w 6331"/>
-                            <a:gd name="T9" fmla="*/ 2147483646 h 6257"/>
-                            <a:gd name="T10" fmla="*/ 2147483646 w 6331"/>
-                            <a:gd name="T11" fmla="*/ 2147483646 h 6257"/>
-                            <a:gd name="T12" fmla="*/ 2147483646 w 6331"/>
-                            <a:gd name="T13" fmla="*/ 2147483646 h 6257"/>
-                            <a:gd name="T14" fmla="*/ 2147483646 w 6331"/>
-                            <a:gd name="T15" fmla="*/ 2147483646 h 6257"/>
-                            <a:gd name="T16" fmla="*/ 2147483646 w 6331"/>
-                            <a:gd name="T17" fmla="*/ 2147483646 h 6257"/>
-                            <a:gd name="T18" fmla="*/ 2147483646 w 6331"/>
-                            <a:gd name="T19" fmla="*/ 2147483646 h 6257"/>
-                            <a:gd name="T20" fmla="*/ 2147483646 w 6331"/>
-                            <a:gd name="T21" fmla="*/ 2147483646 h 6257"/>
-                            <a:gd name="T22" fmla="*/ 2147483646 w 6331"/>
-                            <a:gd name="T23" fmla="*/ 2147483646 h 6257"/>
-                            <a:gd name="T24" fmla="*/ 2147483646 w 6331"/>
-                            <a:gd name="T25" fmla="*/ 2147483646 h 6257"/>
-                            <a:gd name="T26" fmla="*/ 2147483646 w 6331"/>
-                            <a:gd name="T27" fmla="*/ 2147483646 h 6257"/>
-                            <a:gd name="T28" fmla="*/ 2147483646 w 6331"/>
-                            <a:gd name="T29" fmla="*/ 2147483646 h 6257"/>
-                            <a:gd name="T30" fmla="*/ 2147483646 w 6331"/>
-                            <a:gd name="T31" fmla="*/ 2147483646 h 6257"/>
-                            <a:gd name="T32" fmla="*/ 2147483646 w 6331"/>
-                            <a:gd name="T33" fmla="*/ 2147483646 h 6257"/>
-                            <a:gd name="T34" fmla="*/ 2147483646 w 6331"/>
-                            <a:gd name="T35" fmla="*/ 2147483646 h 6257"/>
-                            <a:gd name="T36" fmla="*/ 2147483646 w 6331"/>
-                            <a:gd name="T37" fmla="*/ 2147483646 h 6257"/>
-                            <a:gd name="T38" fmla="*/ 2147483646 w 6331"/>
-                            <a:gd name="T39" fmla="*/ 81762145 h 6257"/>
-                            <a:gd name="T40" fmla="*/ 2147483646 w 6331"/>
-                            <a:gd name="T41" fmla="*/ 2147483646 h 6257"/>
-                            <a:gd name="T42" fmla="*/ 2147483646 w 6331"/>
-                            <a:gd name="T43" fmla="*/ 2147483646 h 6257"/>
-                            <a:gd name="T44" fmla="*/ 2147483646 w 6331"/>
-                            <a:gd name="T45" fmla="*/ 2147483646 h 6257"/>
-                            <a:gd name="T46" fmla="*/ 2147483646 w 6331"/>
-                            <a:gd name="T47" fmla="*/ 2147483646 h 6257"/>
-                            <a:gd name="T48" fmla="*/ 2147483646 w 6331"/>
-                            <a:gd name="T49" fmla="*/ 2147483646 h 6257"/>
-                            <a:gd name="T50" fmla="*/ 2147483646 w 6331"/>
-                            <a:gd name="T51" fmla="*/ 2147483646 h 6257"/>
-                            <a:gd name="T52" fmla="*/ 2147483646 w 6331"/>
-                            <a:gd name="T53" fmla="*/ 2147483646 h 6257"/>
-                            <a:gd name="T54" fmla="*/ 2147483646 w 6331"/>
-                            <a:gd name="T55" fmla="*/ 2147483646 h 6257"/>
-                            <a:gd name="T56" fmla="*/ 2147483646 w 6331"/>
-                            <a:gd name="T57" fmla="*/ 2147483646 h 6257"/>
-                            <a:gd name="T58" fmla="*/ 2147483646 w 6331"/>
-                            <a:gd name="T59" fmla="*/ 2147483646 h 6257"/>
-                            <a:gd name="T60" fmla="*/ 2147483646 w 6331"/>
-                            <a:gd name="T61" fmla="*/ 2147483646 h 6257"/>
-                            <a:gd name="T62" fmla="*/ 2147483646 w 6331"/>
-                            <a:gd name="T63" fmla="*/ 2147483646 h 6257"/>
-                            <a:gd name="T64" fmla="*/ 2147483646 w 6331"/>
-                            <a:gd name="T65" fmla="*/ 2147483646 h 6257"/>
-                            <a:gd name="T66" fmla="*/ 2147483646 w 6331"/>
-                            <a:gd name="T67" fmla="*/ 2147483646 h 6257"/>
-                            <a:gd name="T68" fmla="*/ 2147483646 w 6331"/>
-                            <a:gd name="T69" fmla="*/ 2147483646 h 6257"/>
-                            <a:gd name="T70" fmla="*/ 2147483646 w 6331"/>
-                            <a:gd name="T71" fmla="*/ 2147483646 h 6257"/>
-                            <a:gd name="T72" fmla="*/ 2147483646 w 6331"/>
-                            <a:gd name="T73" fmla="*/ 2147483646 h 6257"/>
-                            <a:gd name="T74" fmla="*/ 2147483646 w 6331"/>
-                            <a:gd name="T75" fmla="*/ 2147483646 h 6257"/>
-                            <a:gd name="T76" fmla="*/ 2147483646 w 6331"/>
-                            <a:gd name="T77" fmla="*/ 2147483646 h 6257"/>
-                            <a:gd name="T78" fmla="*/ 2147483646 w 6331"/>
-                            <a:gd name="T79" fmla="*/ 2147483646 h 6257"/>
-                            <a:gd name="T80" fmla="*/ 2147483646 w 6331"/>
-                            <a:gd name="T81" fmla="*/ 2147483646 h 6257"/>
-                            <a:gd name="T82" fmla="*/ 2147483646 w 6331"/>
-                            <a:gd name="T83" fmla="*/ 2147483646 h 6257"/>
-                            <a:gd name="T84" fmla="*/ 2147483646 w 6331"/>
-                            <a:gd name="T85" fmla="*/ 2147483646 h 6257"/>
-                            <a:gd name="T86" fmla="*/ 2147483646 w 6331"/>
-                            <a:gd name="T87" fmla="*/ 2147483646 h 6257"/>
-                            <a:gd name="T88" fmla="*/ 2147483646 w 6331"/>
-                            <a:gd name="T89" fmla="*/ 2147483646 h 6257"/>
-                            <a:gd name="T90" fmla="*/ 2147483646 w 6331"/>
-                            <a:gd name="T91" fmla="*/ 2147483646 h 6257"/>
-                            <a:gd name="T92" fmla="*/ 2147483646 w 6331"/>
-                            <a:gd name="T93" fmla="*/ 2147483646 h 6257"/>
-                            <a:gd name="T94" fmla="*/ 2147483646 w 6331"/>
-                            <a:gd name="T95" fmla="*/ 2147483646 h 6257"/>
-                            <a:gd name="T96" fmla="*/ 2147483646 w 6331"/>
-                            <a:gd name="T97" fmla="*/ 2147483646 h 6257"/>
-                            <a:gd name="T98" fmla="*/ 2147483646 w 6331"/>
-                            <a:gd name="T99" fmla="*/ 2147483646 h 6257"/>
-                            <a:gd name="T100" fmla="*/ 2147483646 w 6331"/>
-                            <a:gd name="T101" fmla="*/ 2147483646 h 6257"/>
-                            <a:gd name="T102" fmla="*/ 2147483646 w 6331"/>
-                            <a:gd name="T103" fmla="*/ 2147483646 h 6257"/>
-                            <a:gd name="T104" fmla="*/ 2147483646 w 6331"/>
-                            <a:gd name="T105" fmla="*/ 2147483646 h 6257"/>
-                            <a:gd name="T106" fmla="*/ 2147483646 w 6331"/>
-                            <a:gd name="T107" fmla="*/ 2147483646 h 6257"/>
-                            <a:gd name="T108" fmla="*/ 2147483646 w 6331"/>
-                            <a:gd name="T109" fmla="*/ 2147483646 h 6257"/>
-                            <a:gd name="T110" fmla="*/ 2147483646 w 6331"/>
-                            <a:gd name="T111" fmla="*/ 2147483646 h 6257"/>
-                            <a:gd name="T112" fmla="*/ 2147483646 w 6331"/>
-                            <a:gd name="T113" fmla="*/ 2147483646 h 6257"/>
-                            <a:gd name="T114" fmla="*/ 2147483646 w 6331"/>
-                            <a:gd name="T115" fmla="*/ 2147483646 h 6257"/>
-                            <a:gd name="T116" fmla="*/ 2147483646 w 6331"/>
-                            <a:gd name="T117" fmla="*/ 2147483646 h 6257"/>
-                            <a:gd name="T118" fmla="*/ 2147483646 w 6331"/>
-                            <a:gd name="T119" fmla="*/ 2147483646 h 6257"/>
-                            <a:gd name="T120" fmla="*/ 2147483646 w 6331"/>
-                            <a:gd name="T121" fmla="*/ 2147483646 h 6257"/>
-                            <a:gd name="T122" fmla="*/ 0 60000 65536"/>
-                            <a:gd name="T123" fmla="*/ 0 60000 65536"/>
-                            <a:gd name="T124" fmla="*/ 0 60000 65536"/>
-                            <a:gd name="T125" fmla="*/ 0 60000 65536"/>
-                            <a:gd name="T126" fmla="*/ 0 60000 65536"/>
-                            <a:gd name="T127" fmla="*/ 0 60000 65536"/>
-                            <a:gd name="T128" fmla="*/ 0 60000 65536"/>
-                            <a:gd name="T129" fmla="*/ 0 60000 65536"/>
-                            <a:gd name="T130" fmla="*/ 0 60000 65536"/>
-                            <a:gd name="T131" fmla="*/ 0 60000 65536"/>
-                            <a:gd name="T132" fmla="*/ 0 60000 65536"/>
-                            <a:gd name="T133" fmla="*/ 0 60000 65536"/>
-                            <a:gd name="T134" fmla="*/ 0 60000 65536"/>
-                            <a:gd name="T135" fmla="*/ 0 60000 65536"/>
-                            <a:gd name="T136" fmla="*/ 0 60000 65536"/>
-                            <a:gd name="T137" fmla="*/ 0 60000 65536"/>
-                            <a:gd name="T138" fmla="*/ 0 60000 65536"/>
-                            <a:gd name="T139" fmla="*/ 0 60000 65536"/>
-                            <a:gd name="T140" fmla="*/ 0 60000 65536"/>
-                            <a:gd name="T141" fmla="*/ 0 60000 65536"/>
-                            <a:gd name="T142" fmla="*/ 0 60000 65536"/>
-                            <a:gd name="T143" fmla="*/ 0 60000 65536"/>
-                            <a:gd name="T144" fmla="*/ 0 60000 65536"/>
-                            <a:gd name="T145" fmla="*/ 0 60000 65536"/>
-                            <a:gd name="T146" fmla="*/ 0 60000 65536"/>
-                            <a:gd name="T147" fmla="*/ 0 60000 65536"/>
-                            <a:gd name="T148" fmla="*/ 0 60000 65536"/>
-                            <a:gd name="T149" fmla="*/ 0 60000 65536"/>
-                            <a:gd name="T150" fmla="*/ 0 60000 65536"/>
-                            <a:gd name="T151" fmla="*/ 0 60000 65536"/>
-                            <a:gd name="T152" fmla="*/ 0 60000 65536"/>
-                            <a:gd name="T153" fmla="*/ 0 60000 65536"/>
-                            <a:gd name="T154" fmla="*/ 0 60000 65536"/>
-                            <a:gd name="T155" fmla="*/ 0 60000 65536"/>
-                            <a:gd name="T156" fmla="*/ 0 60000 65536"/>
-                            <a:gd name="T157" fmla="*/ 0 60000 65536"/>
-                            <a:gd name="T158" fmla="*/ 0 60000 65536"/>
-                            <a:gd name="T159" fmla="*/ 0 60000 65536"/>
-                            <a:gd name="T160" fmla="*/ 0 60000 65536"/>
-                            <a:gd name="T161" fmla="*/ 0 60000 65536"/>
-                            <a:gd name="T162" fmla="*/ 0 60000 65536"/>
-                            <a:gd name="T163" fmla="*/ 0 60000 65536"/>
-                            <a:gd name="T164" fmla="*/ 0 60000 65536"/>
-                            <a:gd name="T165" fmla="*/ 0 60000 65536"/>
-                            <a:gd name="T166" fmla="*/ 0 60000 65536"/>
-                            <a:gd name="T167" fmla="*/ 0 60000 65536"/>
-                            <a:gd name="T168" fmla="*/ 0 60000 65536"/>
-                            <a:gd name="T169" fmla="*/ 0 60000 65536"/>
-                            <a:gd name="T170" fmla="*/ 0 60000 65536"/>
-                            <a:gd name="T171" fmla="*/ 0 60000 65536"/>
-                            <a:gd name="T172" fmla="*/ 0 60000 65536"/>
-                            <a:gd name="T173" fmla="*/ 0 60000 65536"/>
-                            <a:gd name="T174" fmla="*/ 0 60000 65536"/>
-                            <a:gd name="T175" fmla="*/ 0 60000 65536"/>
-                            <a:gd name="T176" fmla="*/ 0 60000 65536"/>
-                            <a:gd name="T177" fmla="*/ 0 60000 65536"/>
-                            <a:gd name="T178" fmla="*/ 0 60000 65536"/>
-                            <a:gd name="T179" fmla="*/ 0 60000 65536"/>
-                            <a:gd name="T180" fmla="*/ 0 60000 65536"/>
-                            <a:gd name="T181" fmla="*/ 0 60000 65536"/>
-                            <a:gd name="T182" fmla="*/ 0 60000 65536"/>
-                          </a:gdLst>
-                          <a:ahLst/>
-                          <a:cxnLst>
-                            <a:cxn ang="T122">
-                              <a:pos x="T0" y="T1"/>
-                            </a:cxn>
-                            <a:cxn ang="T123">
-                              <a:pos x="T2" y="T3"/>
-                            </a:cxn>
-                            <a:cxn ang="T124">
-                              <a:pos x="T4" y="T5"/>
-                            </a:cxn>
-                            <a:cxn ang="T125">
-                              <a:pos x="T6" y="T7"/>
-                            </a:cxn>
-                            <a:cxn ang="T126">
-                              <a:pos x="T8" y="T9"/>
-                            </a:cxn>
-                            <a:cxn ang="T127">
-                              <a:pos x="T10" y="T11"/>
-                            </a:cxn>
-                            <a:cxn ang="T128">
-                              <a:pos x="T12" y="T13"/>
-                            </a:cxn>
-                            <a:cxn ang="T129">
-                              <a:pos x="T14" y="T15"/>
-                            </a:cxn>
-                            <a:cxn ang="T130">
-                              <a:pos x="T16" y="T17"/>
-                            </a:cxn>
-                            <a:cxn ang="T131">
-                              <a:pos x="T18" y="T19"/>
-                            </a:cxn>
-                            <a:cxn ang="T132">
-                              <a:pos x="T20" y="T21"/>
-                            </a:cxn>
-                            <a:cxn ang="T133">
-                              <a:pos x="T22" y="T23"/>
-                            </a:cxn>
-                            <a:cxn ang="T134">
-                              <a:pos x="T24" y="T25"/>
-                            </a:cxn>
-                            <a:cxn ang="T135">
-                              <a:pos x="T26" y="T27"/>
-                            </a:cxn>
-                            <a:cxn ang="T136">
-                              <a:pos x="T28" y="T29"/>
-                            </a:cxn>
-                            <a:cxn ang="T137">
-                              <a:pos x="T30" y="T31"/>
-                            </a:cxn>
-                            <a:cxn ang="T138">
-                              <a:pos x="T32" y="T33"/>
-                            </a:cxn>
-                            <a:cxn ang="T139">
-                              <a:pos x="T34" y="T35"/>
-                            </a:cxn>
-                            <a:cxn ang="T140">
-                              <a:pos x="T36" y="T37"/>
-                            </a:cxn>
-                            <a:cxn ang="T141">
-                              <a:pos x="T38" y="T39"/>
-                            </a:cxn>
-                            <a:cxn ang="T142">
-                              <a:pos x="T40" y="T41"/>
-                            </a:cxn>
-                            <a:cxn ang="T143">
-                              <a:pos x="T42" y="T43"/>
-                            </a:cxn>
-                            <a:cxn ang="T144">
-                              <a:pos x="T44" y="T45"/>
-                            </a:cxn>
-                            <a:cxn ang="T145">
-                              <a:pos x="T46" y="T47"/>
-                            </a:cxn>
-                            <a:cxn ang="T146">
-                              <a:pos x="T48" y="T49"/>
-                            </a:cxn>
-                            <a:cxn ang="T147">
-                              <a:pos x="T50" y="T51"/>
-                            </a:cxn>
-                            <a:cxn ang="T148">
-                              <a:pos x="T52" y="T53"/>
-                            </a:cxn>
-                            <a:cxn ang="T149">
-                              <a:pos x="T54" y="T55"/>
-                            </a:cxn>
-                            <a:cxn ang="T150">
-                              <a:pos x="T56" y="T57"/>
-                            </a:cxn>
-                            <a:cxn ang="T151">
-                              <a:pos x="T58" y="T59"/>
-                            </a:cxn>
-                            <a:cxn ang="T152">
-                              <a:pos x="T60" y="T61"/>
-                            </a:cxn>
-                            <a:cxn ang="T153">
-                              <a:pos x="T62" y="T63"/>
-                            </a:cxn>
-                            <a:cxn ang="T154">
-                              <a:pos x="T64" y="T65"/>
-                            </a:cxn>
-                            <a:cxn ang="T155">
-                              <a:pos x="T66" y="T67"/>
-                            </a:cxn>
-                            <a:cxn ang="T156">
-                              <a:pos x="T68" y="T69"/>
-                            </a:cxn>
-                            <a:cxn ang="T157">
-                              <a:pos x="T70" y="T71"/>
-                            </a:cxn>
-                            <a:cxn ang="T158">
-                              <a:pos x="T72" y="T73"/>
-                            </a:cxn>
-                            <a:cxn ang="T159">
-                              <a:pos x="T74" y="T75"/>
-                            </a:cxn>
-                            <a:cxn ang="T160">
-                              <a:pos x="T76" y="T77"/>
-                            </a:cxn>
-                            <a:cxn ang="T161">
-                              <a:pos x="T78" y="T79"/>
-                            </a:cxn>
-                            <a:cxn ang="T162">
-                              <a:pos x="T80" y="T81"/>
-                            </a:cxn>
-                            <a:cxn ang="T163">
-                              <a:pos x="T82" y="T83"/>
-                            </a:cxn>
-                            <a:cxn ang="T164">
-                              <a:pos x="T84" y="T85"/>
-                            </a:cxn>
-                            <a:cxn ang="T165">
-                              <a:pos x="T86" y="T87"/>
-                            </a:cxn>
-                            <a:cxn ang="T166">
-                              <a:pos x="T88" y="T89"/>
-                            </a:cxn>
-                            <a:cxn ang="T167">
-                              <a:pos x="T90" y="T91"/>
-                            </a:cxn>
-                            <a:cxn ang="T168">
-                              <a:pos x="T92" y="T93"/>
-                            </a:cxn>
-                            <a:cxn ang="T169">
-                              <a:pos x="T94" y="T95"/>
-                            </a:cxn>
-                            <a:cxn ang="T170">
-                              <a:pos x="T96" y="T97"/>
-                            </a:cxn>
-                            <a:cxn ang="T171">
-                              <a:pos x="T98" y="T99"/>
-                            </a:cxn>
-                            <a:cxn ang="T172">
-                              <a:pos x="T100" y="T101"/>
-                            </a:cxn>
-                            <a:cxn ang="T173">
-                              <a:pos x="T102" y="T103"/>
-                            </a:cxn>
-                            <a:cxn ang="T174">
-                              <a:pos x="T104" y="T105"/>
-                            </a:cxn>
-                            <a:cxn ang="T175">
-                              <a:pos x="T106" y="T107"/>
-                            </a:cxn>
-                            <a:cxn ang="T176">
-                              <a:pos x="T108" y="T109"/>
-                            </a:cxn>
-                            <a:cxn ang="T177">
-                              <a:pos x="T110" y="T111"/>
-                            </a:cxn>
-                            <a:cxn ang="T178">
-                              <a:pos x="T112" y="T113"/>
-                            </a:cxn>
-                            <a:cxn ang="T179">
-                              <a:pos x="T114" y="T115"/>
-                            </a:cxn>
-                            <a:cxn ang="T180">
-                              <a:pos x="T116" y="T117"/>
-                            </a:cxn>
-                            <a:cxn ang="T181">
-                              <a:pos x="T118" y="T119"/>
-                            </a:cxn>
-                            <a:cxn ang="T182">
-                              <a:pos x="T120" y="T121"/>
-                            </a:cxn>
-                          </a:cxnLst>
-                          <a:rect l="0" t="0" r="r" b="b"/>
-                          <a:pathLst>
-                            <a:path w="6331" h="6257">
-                              <a:moveTo>
-                                <a:pt x="0" y="5428"/>
-                              </a:moveTo>
-                              <a:lnTo>
-                                <a:pt x="876" y="6257"/>
-                              </a:lnTo>
-                              <a:lnTo>
-                                <a:pt x="1858" y="5199"/>
-                              </a:lnTo>
-                              <a:lnTo>
-                                <a:pt x="1874" y="5188"/>
-                              </a:lnTo>
-                              <a:lnTo>
-                                <a:pt x="1892" y="5180"/>
-                              </a:lnTo>
-                              <a:lnTo>
-                                <a:pt x="1910" y="5172"/>
-                              </a:lnTo>
-                              <a:lnTo>
-                                <a:pt x="1930" y="5166"/>
-                              </a:lnTo>
-                              <a:lnTo>
-                                <a:pt x="1952" y="5160"/>
-                              </a:lnTo>
-                              <a:lnTo>
-                                <a:pt x="1974" y="5156"/>
-                              </a:lnTo>
-                              <a:lnTo>
-                                <a:pt x="1998" y="5152"/>
-                              </a:lnTo>
-                              <a:lnTo>
-                                <a:pt x="2023" y="5150"/>
-                              </a:lnTo>
-                              <a:lnTo>
-                                <a:pt x="2049" y="5149"/>
-                              </a:lnTo>
-                              <a:lnTo>
-                                <a:pt x="2075" y="5150"/>
-                              </a:lnTo>
-                              <a:lnTo>
-                                <a:pt x="2104" y="5151"/>
-                              </a:lnTo>
-                              <a:lnTo>
-                                <a:pt x="2133" y="5153"/>
-                              </a:lnTo>
-                              <a:lnTo>
-                                <a:pt x="2163" y="5156"/>
-                              </a:lnTo>
-                              <a:lnTo>
-                                <a:pt x="2193" y="5160"/>
-                              </a:lnTo>
-                              <a:lnTo>
-                                <a:pt x="2225" y="5166"/>
-                              </a:lnTo>
-                              <a:lnTo>
-                                <a:pt x="2258" y="5171"/>
-                              </a:lnTo>
-                              <a:lnTo>
-                                <a:pt x="2324" y="5184"/>
-                              </a:lnTo>
-                              <a:lnTo>
-                                <a:pt x="2395" y="5202"/>
-                              </a:lnTo>
-                              <a:lnTo>
-                                <a:pt x="2468" y="5220"/>
-                              </a:lnTo>
-                              <a:lnTo>
-                                <a:pt x="2543" y="5242"/>
-                              </a:lnTo>
-                              <a:lnTo>
-                                <a:pt x="2620" y="5265"/>
-                              </a:lnTo>
-                              <a:lnTo>
-                                <a:pt x="2699" y="5290"/>
-                              </a:lnTo>
-                              <a:lnTo>
-                                <a:pt x="2779" y="5317"/>
-                              </a:lnTo>
-                              <a:lnTo>
-                                <a:pt x="2860" y="5345"/>
-                              </a:lnTo>
-                              <a:lnTo>
-                                <a:pt x="2923" y="5354"/>
-                              </a:lnTo>
-                              <a:lnTo>
-                                <a:pt x="2985" y="5363"/>
-                              </a:lnTo>
-                              <a:lnTo>
-                                <a:pt x="3046" y="5370"/>
-                              </a:lnTo>
-                              <a:lnTo>
-                                <a:pt x="3108" y="5375"/>
-                              </a:lnTo>
-                              <a:lnTo>
-                                <a:pt x="3169" y="5380"/>
-                              </a:lnTo>
-                              <a:lnTo>
-                                <a:pt x="3229" y="5383"/>
-                              </a:lnTo>
-                              <a:lnTo>
-                                <a:pt x="3289" y="5385"/>
-                              </a:lnTo>
-                              <a:lnTo>
-                                <a:pt x="3348" y="5386"/>
-                              </a:lnTo>
-                              <a:lnTo>
-                                <a:pt x="3406" y="5385"/>
-                              </a:lnTo>
-                              <a:lnTo>
-                                <a:pt x="3465" y="5383"/>
-                              </a:lnTo>
-                              <a:lnTo>
-                                <a:pt x="3522" y="5380"/>
-                              </a:lnTo>
-                              <a:lnTo>
-                                <a:pt x="3578" y="5375"/>
-                              </a:lnTo>
-                              <a:lnTo>
-                                <a:pt x="3635" y="5369"/>
-                              </a:lnTo>
-                              <a:lnTo>
-                                <a:pt x="3691" y="5361"/>
-                              </a:lnTo>
-                              <a:lnTo>
-                                <a:pt x="3747" y="5352"/>
-                              </a:lnTo>
-                              <a:lnTo>
-                                <a:pt x="3801" y="5342"/>
-                              </a:lnTo>
-                              <a:lnTo>
-                                <a:pt x="3856" y="5332"/>
-                              </a:lnTo>
-                              <a:lnTo>
-                                <a:pt x="3909" y="5318"/>
-                              </a:lnTo>
-                              <a:lnTo>
-                                <a:pt x="3963" y="5305"/>
-                              </a:lnTo>
-                              <a:lnTo>
-                                <a:pt x="4015" y="5290"/>
-                              </a:lnTo>
-                              <a:lnTo>
-                                <a:pt x="4068" y="5274"/>
-                              </a:lnTo>
-                              <a:lnTo>
-                                <a:pt x="4120" y="5255"/>
-                              </a:lnTo>
-                              <a:lnTo>
-                                <a:pt x="4172" y="5237"/>
-                              </a:lnTo>
-                              <a:lnTo>
-                                <a:pt x="4222" y="5216"/>
-                              </a:lnTo>
-                              <a:lnTo>
-                                <a:pt x="4272" y="5194"/>
-                              </a:lnTo>
-                              <a:lnTo>
-                                <a:pt x="4321" y="5171"/>
-                              </a:lnTo>
-                              <a:lnTo>
-                                <a:pt x="4370" y="5146"/>
-                              </a:lnTo>
-                              <a:lnTo>
-                                <a:pt x="4419" y="5121"/>
-                              </a:lnTo>
-                              <a:lnTo>
-                                <a:pt x="4468" y="5093"/>
-                              </a:lnTo>
-                              <a:lnTo>
-                                <a:pt x="4515" y="5065"/>
-                              </a:lnTo>
-                              <a:lnTo>
-                                <a:pt x="4561" y="5036"/>
-                              </a:lnTo>
-                              <a:lnTo>
-                                <a:pt x="4608" y="5005"/>
-                              </a:lnTo>
-                              <a:lnTo>
-                                <a:pt x="4589" y="4982"/>
-                              </a:lnTo>
-                              <a:lnTo>
-                                <a:pt x="4569" y="4960"/>
-                              </a:lnTo>
-                              <a:lnTo>
-                                <a:pt x="4551" y="4937"/>
-                              </a:lnTo>
-                              <a:lnTo>
-                                <a:pt x="4533" y="4913"/>
-                              </a:lnTo>
-                              <a:lnTo>
-                                <a:pt x="4516" y="4889"/>
-                              </a:lnTo>
-                              <a:lnTo>
-                                <a:pt x="4499" y="4864"/>
-                              </a:lnTo>
-                              <a:lnTo>
-                                <a:pt x="4483" y="4840"/>
-                              </a:lnTo>
-                              <a:lnTo>
-                                <a:pt x="4468" y="4814"/>
-                              </a:lnTo>
-                              <a:lnTo>
-                                <a:pt x="4452" y="4788"/>
-                              </a:lnTo>
-                              <a:lnTo>
-                                <a:pt x="4439" y="4761"/>
-                              </a:lnTo>
-                              <a:lnTo>
-                                <a:pt x="4425" y="4735"/>
-                              </a:lnTo>
-                              <a:lnTo>
-                                <a:pt x="4413" y="4708"/>
-                              </a:lnTo>
-                              <a:lnTo>
-                                <a:pt x="4401" y="4680"/>
-                              </a:lnTo>
-                              <a:lnTo>
-                                <a:pt x="4390" y="4652"/>
-                              </a:lnTo>
-                              <a:lnTo>
-                                <a:pt x="4379" y="4625"/>
-                              </a:lnTo>
-                              <a:lnTo>
-                                <a:pt x="4369" y="4596"/>
-                              </a:lnTo>
-                              <a:lnTo>
-                                <a:pt x="4359" y="4567"/>
-                              </a:lnTo>
-                              <a:lnTo>
-                                <a:pt x="4352" y="4538"/>
-                              </a:lnTo>
-                              <a:lnTo>
-                                <a:pt x="4344" y="4509"/>
-                              </a:lnTo>
-                              <a:lnTo>
-                                <a:pt x="4336" y="4479"/>
-                              </a:lnTo>
-                              <a:lnTo>
-                                <a:pt x="4330" y="4450"/>
-                              </a:lnTo>
-                              <a:lnTo>
-                                <a:pt x="4324" y="4421"/>
-                              </a:lnTo>
-                              <a:lnTo>
-                                <a:pt x="4320" y="4390"/>
-                              </a:lnTo>
-                              <a:lnTo>
-                                <a:pt x="4316" y="4360"/>
-                              </a:lnTo>
-                              <a:lnTo>
-                                <a:pt x="4312" y="4330"/>
-                              </a:lnTo>
-                              <a:lnTo>
-                                <a:pt x="4309" y="4300"/>
-                              </a:lnTo>
-                              <a:lnTo>
-                                <a:pt x="4308" y="4270"/>
-                              </a:lnTo>
-                              <a:lnTo>
-                                <a:pt x="4306" y="4239"/>
-                              </a:lnTo>
-                              <a:lnTo>
-                                <a:pt x="4306" y="4209"/>
-                              </a:lnTo>
-                              <a:lnTo>
-                                <a:pt x="4306" y="4178"/>
-                              </a:lnTo>
-                              <a:lnTo>
-                                <a:pt x="4307" y="4147"/>
-                              </a:lnTo>
-                              <a:lnTo>
-                                <a:pt x="4309" y="4117"/>
-                              </a:lnTo>
-                              <a:lnTo>
-                                <a:pt x="4311" y="4087"/>
-                              </a:lnTo>
-                              <a:lnTo>
-                                <a:pt x="4316" y="4057"/>
-                              </a:lnTo>
-                              <a:lnTo>
-                                <a:pt x="4319" y="4026"/>
-                              </a:lnTo>
-                              <a:lnTo>
-                                <a:pt x="4324" y="3997"/>
-                              </a:lnTo>
-                              <a:lnTo>
-                                <a:pt x="4330" y="3966"/>
-                              </a:lnTo>
-                              <a:lnTo>
-                                <a:pt x="4336" y="3937"/>
-                              </a:lnTo>
-                              <a:lnTo>
-                                <a:pt x="4344" y="3907"/>
-                              </a:lnTo>
-                              <a:lnTo>
-                                <a:pt x="4352" y="3877"/>
-                              </a:lnTo>
-                              <a:lnTo>
-                                <a:pt x="4362" y="3848"/>
-                              </a:lnTo>
-                              <a:lnTo>
-                                <a:pt x="4370" y="3819"/>
-                              </a:lnTo>
-                              <a:lnTo>
-                                <a:pt x="4381" y="3789"/>
-                              </a:lnTo>
-                              <a:lnTo>
-                                <a:pt x="4393" y="3761"/>
-                              </a:lnTo>
-                              <a:lnTo>
-                                <a:pt x="4405" y="3732"/>
-                              </a:lnTo>
-                              <a:lnTo>
-                                <a:pt x="4418" y="3705"/>
-                              </a:lnTo>
-                              <a:lnTo>
-                                <a:pt x="4432" y="3677"/>
-                              </a:lnTo>
-                              <a:lnTo>
-                                <a:pt x="4447" y="3649"/>
-                              </a:lnTo>
-                              <a:lnTo>
-                                <a:pt x="4462" y="3622"/>
-                              </a:lnTo>
-                              <a:lnTo>
-                                <a:pt x="4478" y="3596"/>
-                              </a:lnTo>
-                              <a:lnTo>
-                                <a:pt x="4496" y="3570"/>
-                              </a:lnTo>
-                              <a:lnTo>
-                                <a:pt x="4515" y="3543"/>
-                              </a:lnTo>
-                              <a:lnTo>
-                                <a:pt x="4533" y="3518"/>
-                              </a:lnTo>
-                              <a:lnTo>
-                                <a:pt x="4553" y="3493"/>
-                              </a:lnTo>
-                              <a:lnTo>
-                                <a:pt x="4574" y="3468"/>
-                              </a:lnTo>
-                              <a:lnTo>
-                                <a:pt x="4595" y="3444"/>
-                              </a:lnTo>
-                              <a:lnTo>
-                                <a:pt x="4618" y="3421"/>
-                              </a:lnTo>
-                              <a:lnTo>
-                                <a:pt x="4641" y="3398"/>
-                              </a:lnTo>
-                              <a:lnTo>
-                                <a:pt x="4665" y="3375"/>
-                              </a:lnTo>
-                              <a:lnTo>
-                                <a:pt x="4690" y="3353"/>
-                              </a:lnTo>
-                              <a:lnTo>
-                                <a:pt x="4717" y="3332"/>
-                              </a:lnTo>
-                              <a:lnTo>
-                                <a:pt x="4744" y="3312"/>
-                              </a:lnTo>
-                              <a:lnTo>
-                                <a:pt x="4771" y="3291"/>
-                              </a:lnTo>
-                              <a:lnTo>
-                                <a:pt x="4800" y="3272"/>
-                              </a:lnTo>
-                              <a:lnTo>
-                                <a:pt x="4835" y="3249"/>
-                              </a:lnTo>
-                              <a:lnTo>
-                                <a:pt x="4870" y="3229"/>
-                              </a:lnTo>
-                              <a:lnTo>
-                                <a:pt x="4904" y="3208"/>
-                              </a:lnTo>
-                              <a:lnTo>
-                                <a:pt x="4939" y="3189"/>
-                              </a:lnTo>
-                              <a:lnTo>
-                                <a:pt x="4974" y="3172"/>
-                              </a:lnTo>
-                              <a:lnTo>
-                                <a:pt x="5010" y="3157"/>
-                              </a:lnTo>
-                              <a:lnTo>
-                                <a:pt x="5048" y="3141"/>
-                              </a:lnTo>
-                              <a:lnTo>
-                                <a:pt x="5084" y="3128"/>
-                              </a:lnTo>
-                              <a:lnTo>
-                                <a:pt x="5121" y="3116"/>
-                              </a:lnTo>
-                              <a:lnTo>
-                                <a:pt x="5158" y="3105"/>
-                              </a:lnTo>
-                              <a:lnTo>
-                                <a:pt x="5195" y="3097"/>
-                              </a:lnTo>
-                              <a:lnTo>
-                                <a:pt x="5233" y="3089"/>
-                              </a:lnTo>
-                              <a:lnTo>
-                                <a:pt x="5271" y="3083"/>
-                              </a:lnTo>
-                              <a:lnTo>
-                                <a:pt x="5310" y="3078"/>
-                              </a:lnTo>
-                              <a:lnTo>
-                                <a:pt x="5349" y="3075"/>
-                              </a:lnTo>
-                              <a:lnTo>
-                                <a:pt x="5388" y="3074"/>
-                              </a:lnTo>
-                              <a:lnTo>
-                                <a:pt x="5428" y="3073"/>
-                              </a:lnTo>
-                              <a:lnTo>
-                                <a:pt x="5468" y="3074"/>
-                              </a:lnTo>
-                              <a:lnTo>
-                                <a:pt x="5509" y="3077"/>
-                              </a:lnTo>
-                              <a:lnTo>
-                                <a:pt x="5550" y="3081"/>
-                              </a:lnTo>
-                              <a:lnTo>
-                                <a:pt x="5592" y="3087"/>
-                              </a:lnTo>
-                              <a:lnTo>
-                                <a:pt x="5633" y="3094"/>
-                              </a:lnTo>
-                              <a:lnTo>
-                                <a:pt x="5675" y="3103"/>
-                              </a:lnTo>
-                              <a:lnTo>
-                                <a:pt x="5717" y="3114"/>
-                              </a:lnTo>
-                              <a:lnTo>
-                                <a:pt x="5760" y="3126"/>
-                              </a:lnTo>
-                              <a:lnTo>
-                                <a:pt x="5803" y="3140"/>
-                              </a:lnTo>
-                              <a:lnTo>
-                                <a:pt x="5847" y="3156"/>
-                              </a:lnTo>
-                              <a:lnTo>
-                                <a:pt x="5892" y="3173"/>
-                              </a:lnTo>
-                              <a:lnTo>
-                                <a:pt x="5937" y="3192"/>
-                              </a:lnTo>
-                              <a:lnTo>
-                                <a:pt x="5981" y="3212"/>
-                              </a:lnTo>
-                              <a:lnTo>
-                                <a:pt x="6027" y="3234"/>
-                              </a:lnTo>
-                              <a:lnTo>
-                                <a:pt x="6073" y="3258"/>
-                              </a:lnTo>
-                              <a:lnTo>
-                                <a:pt x="6094" y="3171"/>
-                              </a:lnTo>
-                              <a:lnTo>
-                                <a:pt x="6113" y="3085"/>
-                              </a:lnTo>
-                              <a:lnTo>
-                                <a:pt x="6129" y="2998"/>
-                              </a:lnTo>
-                              <a:lnTo>
-                                <a:pt x="6143" y="2912"/>
-                              </a:lnTo>
-                              <a:lnTo>
-                                <a:pt x="6156" y="2827"/>
-                              </a:lnTo>
-                              <a:lnTo>
-                                <a:pt x="6166" y="2742"/>
-                              </a:lnTo>
-                              <a:lnTo>
-                                <a:pt x="6174" y="2656"/>
-                              </a:lnTo>
-                              <a:lnTo>
-                                <a:pt x="6179" y="2572"/>
-                              </a:lnTo>
-                              <a:lnTo>
-                                <a:pt x="6182" y="2488"/>
-                              </a:lnTo>
-                              <a:lnTo>
-                                <a:pt x="6182" y="2405"/>
-                              </a:lnTo>
-                              <a:lnTo>
-                                <a:pt x="6180" y="2322"/>
-                              </a:lnTo>
-                              <a:lnTo>
-                                <a:pt x="6176" y="2239"/>
-                              </a:lnTo>
-                              <a:lnTo>
-                                <a:pt x="6173" y="2199"/>
-                              </a:lnTo>
-                              <a:lnTo>
-                                <a:pt x="6169" y="2157"/>
-                              </a:lnTo>
-                              <a:lnTo>
-                                <a:pt x="6165" y="2117"/>
-                              </a:lnTo>
-                              <a:lnTo>
-                                <a:pt x="6160" y="2076"/>
-                              </a:lnTo>
-                              <a:lnTo>
-                                <a:pt x="6154" y="2035"/>
-                              </a:lnTo>
-                              <a:lnTo>
-                                <a:pt x="6147" y="1994"/>
-                              </a:lnTo>
-                              <a:lnTo>
-                                <a:pt x="6140" y="1955"/>
-                              </a:lnTo>
-                              <a:lnTo>
-                                <a:pt x="6132" y="1915"/>
-                              </a:lnTo>
-                              <a:lnTo>
-                                <a:pt x="6123" y="1874"/>
-                              </a:lnTo>
-                              <a:lnTo>
-                                <a:pt x="6114" y="1835"/>
-                              </a:lnTo>
-                              <a:lnTo>
-                                <a:pt x="6104" y="1794"/>
-                              </a:lnTo>
-                              <a:lnTo>
-                                <a:pt x="6093" y="1755"/>
-                              </a:lnTo>
-                              <a:lnTo>
-                                <a:pt x="6082" y="1716"/>
-                              </a:lnTo>
-                              <a:lnTo>
-                                <a:pt x="6070" y="1676"/>
-                              </a:lnTo>
-                              <a:lnTo>
-                                <a:pt x="6057" y="1637"/>
-                              </a:lnTo>
-                              <a:lnTo>
-                                <a:pt x="6044" y="1598"/>
-                              </a:lnTo>
-                              <a:lnTo>
-                                <a:pt x="6028" y="1558"/>
-                              </a:lnTo>
-                              <a:lnTo>
-                                <a:pt x="6013" y="1520"/>
-                              </a:lnTo>
-                              <a:lnTo>
-                                <a:pt x="5998" y="1481"/>
-                              </a:lnTo>
-                              <a:lnTo>
-                                <a:pt x="5981" y="1443"/>
-                              </a:lnTo>
-                              <a:lnTo>
-                                <a:pt x="5964" y="1404"/>
-                              </a:lnTo>
-                              <a:lnTo>
-                                <a:pt x="5945" y="1366"/>
-                              </a:lnTo>
-                              <a:lnTo>
-                                <a:pt x="5927" y="1328"/>
-                              </a:lnTo>
-                              <a:lnTo>
-                                <a:pt x="5907" y="1290"/>
-                              </a:lnTo>
-                              <a:lnTo>
-                                <a:pt x="5886" y="1252"/>
-                              </a:lnTo>
-                              <a:lnTo>
-                                <a:pt x="5865" y="1214"/>
-                              </a:lnTo>
-                              <a:lnTo>
-                                <a:pt x="5843" y="1176"/>
-                              </a:lnTo>
-                              <a:lnTo>
-                                <a:pt x="5820" y="1139"/>
-                              </a:lnTo>
-                              <a:lnTo>
-                                <a:pt x="5796" y="1102"/>
-                              </a:lnTo>
-                              <a:lnTo>
-                                <a:pt x="5771" y="1065"/>
-                              </a:lnTo>
-                              <a:lnTo>
-                                <a:pt x="5746" y="1028"/>
-                              </a:lnTo>
-                              <a:lnTo>
-                                <a:pt x="5719" y="992"/>
-                              </a:lnTo>
-                              <a:lnTo>
-                                <a:pt x="5692" y="954"/>
-                              </a:lnTo>
-                              <a:lnTo>
-                                <a:pt x="5664" y="918"/>
-                              </a:lnTo>
-                              <a:lnTo>
-                                <a:pt x="5635" y="881"/>
-                              </a:lnTo>
-                              <a:lnTo>
-                                <a:pt x="5606" y="845"/>
-                              </a:lnTo>
-                              <a:lnTo>
-                                <a:pt x="5575" y="809"/>
-                              </a:lnTo>
-                              <a:lnTo>
-                                <a:pt x="5543" y="774"/>
-                              </a:lnTo>
-                              <a:lnTo>
-                                <a:pt x="5511" y="738"/>
-                              </a:lnTo>
-                              <a:lnTo>
-                                <a:pt x="5478" y="702"/>
-                              </a:lnTo>
-                              <a:lnTo>
-                                <a:pt x="5417" y="655"/>
-                              </a:lnTo>
-                              <a:lnTo>
-                                <a:pt x="5356" y="609"/>
-                              </a:lnTo>
-                              <a:lnTo>
-                                <a:pt x="5296" y="564"/>
-                              </a:lnTo>
-                              <a:lnTo>
-                                <a:pt x="5234" y="522"/>
-                              </a:lnTo>
-                              <a:lnTo>
-                                <a:pt x="5173" y="480"/>
-                              </a:lnTo>
-                              <a:lnTo>
-                                <a:pt x="5113" y="441"/>
-                              </a:lnTo>
-                              <a:lnTo>
-                                <a:pt x="5052" y="404"/>
-                              </a:lnTo>
-                              <a:lnTo>
-                                <a:pt x="4992" y="368"/>
-                              </a:lnTo>
-                              <a:lnTo>
-                                <a:pt x="4932" y="333"/>
-                              </a:lnTo>
-                              <a:lnTo>
-                                <a:pt x="4871" y="301"/>
-                              </a:lnTo>
-                              <a:lnTo>
-                                <a:pt x="4811" y="269"/>
-                              </a:lnTo>
-                              <a:lnTo>
-                                <a:pt x="4750" y="240"/>
-                              </a:lnTo>
-                              <a:lnTo>
-                                <a:pt x="4689" y="213"/>
-                              </a:lnTo>
-                              <a:lnTo>
-                                <a:pt x="4629" y="186"/>
-                              </a:lnTo>
-                              <a:lnTo>
-                                <a:pt x="4569" y="162"/>
-                              </a:lnTo>
-                              <a:lnTo>
-                                <a:pt x="4509" y="141"/>
-                              </a:lnTo>
-                              <a:lnTo>
-                                <a:pt x="4449" y="119"/>
-                              </a:lnTo>
-                              <a:lnTo>
-                                <a:pt x="4389" y="100"/>
-                              </a:lnTo>
-                              <a:lnTo>
-                                <a:pt x="4329" y="83"/>
-                              </a:lnTo>
-                              <a:lnTo>
-                                <a:pt x="4269" y="66"/>
-                              </a:lnTo>
-                              <a:lnTo>
-                                <a:pt x="4209" y="52"/>
-                              </a:lnTo>
-                              <a:lnTo>
-                                <a:pt x="4150" y="40"/>
-                              </a:lnTo>
-                              <a:lnTo>
-                                <a:pt x="4090" y="29"/>
-                              </a:lnTo>
-                              <a:lnTo>
-                                <a:pt x="4030" y="20"/>
-                              </a:lnTo>
-                              <a:lnTo>
-                                <a:pt x="3969" y="13"/>
-                              </a:lnTo>
-                              <a:lnTo>
-                                <a:pt x="3910" y="6"/>
-                              </a:lnTo>
-                              <a:lnTo>
-                                <a:pt x="3850" y="3"/>
-                              </a:lnTo>
-                              <a:lnTo>
-                                <a:pt x="3791" y="0"/>
-                              </a:lnTo>
-                              <a:lnTo>
-                                <a:pt x="3731" y="0"/>
-                              </a:lnTo>
-                              <a:lnTo>
-                                <a:pt x="3672" y="0"/>
-                              </a:lnTo>
-                              <a:lnTo>
-                                <a:pt x="3613" y="3"/>
-                              </a:lnTo>
-                              <a:lnTo>
-                                <a:pt x="3553" y="7"/>
-                              </a:lnTo>
-                              <a:lnTo>
-                                <a:pt x="3494" y="13"/>
-                              </a:lnTo>
-                              <a:lnTo>
-                                <a:pt x="3435" y="20"/>
-                              </a:lnTo>
-                              <a:lnTo>
-                                <a:pt x="3376" y="30"/>
-                              </a:lnTo>
-                              <a:lnTo>
-                                <a:pt x="3316" y="41"/>
-                              </a:lnTo>
-                              <a:lnTo>
-                                <a:pt x="3257" y="53"/>
-                              </a:lnTo>
-                              <a:lnTo>
-                                <a:pt x="3198" y="67"/>
-                              </a:lnTo>
-                              <a:lnTo>
-                                <a:pt x="3139" y="84"/>
-                              </a:lnTo>
-                              <a:lnTo>
-                                <a:pt x="3080" y="101"/>
-                              </a:lnTo>
-                              <a:lnTo>
-                                <a:pt x="3021" y="121"/>
-                              </a:lnTo>
-                              <a:lnTo>
-                                <a:pt x="2963" y="142"/>
-                              </a:lnTo>
-                              <a:lnTo>
-                                <a:pt x="2904" y="165"/>
-                              </a:lnTo>
-                              <a:lnTo>
-                                <a:pt x="2845" y="189"/>
-                              </a:lnTo>
-                              <a:lnTo>
-                                <a:pt x="2787" y="215"/>
-                              </a:lnTo>
-                              <a:lnTo>
-                                <a:pt x="2729" y="242"/>
-                              </a:lnTo>
-                              <a:lnTo>
-                                <a:pt x="2670" y="272"/>
-                              </a:lnTo>
-                              <a:lnTo>
-                                <a:pt x="2612" y="303"/>
-                              </a:lnTo>
-                              <a:lnTo>
-                                <a:pt x="2553" y="336"/>
-                              </a:lnTo>
-                              <a:lnTo>
-                                <a:pt x="2495" y="370"/>
-                              </a:lnTo>
-                              <a:lnTo>
-                                <a:pt x="2436" y="406"/>
-                              </a:lnTo>
-                              <a:lnTo>
-                                <a:pt x="2378" y="444"/>
-                              </a:lnTo>
-                              <a:lnTo>
-                                <a:pt x="2319" y="484"/>
-                              </a:lnTo>
-                              <a:lnTo>
-                                <a:pt x="2261" y="525"/>
-                              </a:lnTo>
-                              <a:lnTo>
-                                <a:pt x="2203" y="568"/>
-                              </a:lnTo>
-                              <a:lnTo>
-                                <a:pt x="2145" y="612"/>
-                              </a:lnTo>
-                              <a:lnTo>
-                                <a:pt x="2087" y="658"/>
-                              </a:lnTo>
-                              <a:lnTo>
-                                <a:pt x="2030" y="706"/>
-                              </a:lnTo>
-                              <a:lnTo>
-                                <a:pt x="1971" y="756"/>
-                              </a:lnTo>
-                              <a:lnTo>
-                                <a:pt x="1913" y="807"/>
-                              </a:lnTo>
-                              <a:lnTo>
-                                <a:pt x="1856" y="860"/>
-                              </a:lnTo>
-                              <a:lnTo>
-                                <a:pt x="1798" y="915"/>
-                              </a:lnTo>
-                              <a:lnTo>
-                                <a:pt x="1740" y="971"/>
-                              </a:lnTo>
-                              <a:lnTo>
-                                <a:pt x="1682" y="1029"/>
-                              </a:lnTo>
-                              <a:lnTo>
-                                <a:pt x="1619" y="1102"/>
-                              </a:lnTo>
-                              <a:lnTo>
-                                <a:pt x="1558" y="1175"/>
-                              </a:lnTo>
-                              <a:lnTo>
-                                <a:pt x="1500" y="1249"/>
-                              </a:lnTo>
-                              <a:lnTo>
-                                <a:pt x="1444" y="1324"/>
-                              </a:lnTo>
-                              <a:lnTo>
-                                <a:pt x="1392" y="1398"/>
-                              </a:lnTo>
-                              <a:lnTo>
-                                <a:pt x="1343" y="1473"/>
-                              </a:lnTo>
-                              <a:lnTo>
-                                <a:pt x="1296" y="1549"/>
-                              </a:lnTo>
-                              <a:lnTo>
-                                <a:pt x="1251" y="1624"/>
-                              </a:lnTo>
-                              <a:lnTo>
-                                <a:pt x="1209" y="1700"/>
-                              </a:lnTo>
-                              <a:lnTo>
-                                <a:pt x="1171" y="1777"/>
-                              </a:lnTo>
-                              <a:lnTo>
-                                <a:pt x="1135" y="1855"/>
-                              </a:lnTo>
-                              <a:lnTo>
-                                <a:pt x="1101" y="1932"/>
-                              </a:lnTo>
-                              <a:lnTo>
-                                <a:pt x="1071" y="2010"/>
-                              </a:lnTo>
-                              <a:lnTo>
-                                <a:pt x="1042" y="2088"/>
-                              </a:lnTo>
-                              <a:lnTo>
-                                <a:pt x="1017" y="2167"/>
-                              </a:lnTo>
-                              <a:lnTo>
-                                <a:pt x="994" y="2246"/>
-                              </a:lnTo>
-                              <a:lnTo>
-                                <a:pt x="973" y="2325"/>
-                              </a:lnTo>
-                              <a:lnTo>
-                                <a:pt x="956" y="2405"/>
-                              </a:lnTo>
-                              <a:lnTo>
-                                <a:pt x="941" y="2485"/>
-                              </a:lnTo>
-                              <a:lnTo>
-                                <a:pt x="927" y="2566"/>
-                              </a:lnTo>
-                              <a:lnTo>
-                                <a:pt x="918" y="2646"/>
-                              </a:lnTo>
-                              <a:lnTo>
-                                <a:pt x="910" y="2727"/>
-                              </a:lnTo>
-                              <a:lnTo>
-                                <a:pt x="904" y="2809"/>
-                              </a:lnTo>
-                              <a:lnTo>
-                                <a:pt x="902" y="2891"/>
-                              </a:lnTo>
-                              <a:lnTo>
-                                <a:pt x="902" y="2974"/>
-                              </a:lnTo>
-                              <a:lnTo>
-                                <a:pt x="904" y="3056"/>
-                              </a:lnTo>
-                              <a:lnTo>
-                                <a:pt x="909" y="3140"/>
-                              </a:lnTo>
-                              <a:lnTo>
-                                <a:pt x="917" y="3223"/>
-                              </a:lnTo>
-                              <a:lnTo>
-                                <a:pt x="926" y="3307"/>
-                              </a:lnTo>
-                              <a:lnTo>
-                                <a:pt x="938" y="3391"/>
-                              </a:lnTo>
-                              <a:lnTo>
-                                <a:pt x="953" y="3476"/>
-                              </a:lnTo>
-                              <a:lnTo>
-                                <a:pt x="969" y="3561"/>
-                              </a:lnTo>
-                              <a:lnTo>
-                                <a:pt x="982" y="3590"/>
-                              </a:lnTo>
-                              <a:lnTo>
-                                <a:pt x="994" y="3620"/>
-                              </a:lnTo>
-                              <a:lnTo>
-                                <a:pt x="1005" y="3649"/>
-                              </a:lnTo>
-                              <a:lnTo>
-                                <a:pt x="1016" y="3679"/>
-                              </a:lnTo>
-                              <a:lnTo>
-                                <a:pt x="1025" y="3709"/>
-                              </a:lnTo>
-                              <a:lnTo>
-                                <a:pt x="1033" y="3740"/>
-                              </a:lnTo>
-                              <a:lnTo>
-                                <a:pt x="1042" y="3769"/>
-                              </a:lnTo>
-                              <a:lnTo>
-                                <a:pt x="1049" y="3800"/>
-                              </a:lnTo>
-                              <a:lnTo>
-                                <a:pt x="1055" y="3832"/>
-                              </a:lnTo>
-                              <a:lnTo>
-                                <a:pt x="1061" y="3862"/>
-                              </a:lnTo>
-                              <a:lnTo>
-                                <a:pt x="1065" y="3893"/>
-                              </a:lnTo>
-                              <a:lnTo>
-                                <a:pt x="1069" y="3923"/>
-                              </a:lnTo>
-                              <a:lnTo>
-                                <a:pt x="1073" y="3954"/>
-                              </a:lnTo>
-                              <a:lnTo>
-                                <a:pt x="1075" y="3986"/>
-                              </a:lnTo>
-                              <a:lnTo>
-                                <a:pt x="1077" y="4016"/>
-                              </a:lnTo>
-                              <a:lnTo>
-                                <a:pt x="1077" y="4047"/>
-                              </a:lnTo>
-                              <a:lnTo>
-                                <a:pt x="1078" y="4078"/>
-                              </a:lnTo>
-                              <a:lnTo>
-                                <a:pt x="1077" y="4108"/>
-                              </a:lnTo>
-                              <a:lnTo>
-                                <a:pt x="1076" y="4139"/>
-                              </a:lnTo>
-                              <a:lnTo>
-                                <a:pt x="1074" y="4169"/>
-                              </a:lnTo>
-                              <a:lnTo>
-                                <a:pt x="1071" y="4200"/>
-                              </a:lnTo>
-                              <a:lnTo>
-                                <a:pt x="1067" y="4229"/>
-                              </a:lnTo>
-                              <a:lnTo>
-                                <a:pt x="1063" y="4260"/>
-                              </a:lnTo>
-                              <a:lnTo>
-                                <a:pt x="1057" y="4289"/>
-                              </a:lnTo>
-                              <a:lnTo>
-                                <a:pt x="1052" y="4319"/>
-                              </a:lnTo>
-                              <a:lnTo>
-                                <a:pt x="1045" y="4348"/>
-                              </a:lnTo>
-                              <a:lnTo>
-                                <a:pt x="1039" y="4377"/>
-                              </a:lnTo>
-                              <a:lnTo>
-                                <a:pt x="1030" y="4405"/>
-                              </a:lnTo>
-                              <a:lnTo>
-                                <a:pt x="1022" y="4434"/>
-                              </a:lnTo>
-                              <a:lnTo>
-                                <a:pt x="1013" y="4461"/>
-                              </a:lnTo>
-                              <a:lnTo>
-                                <a:pt x="1003" y="4489"/>
-                              </a:lnTo>
-                              <a:lnTo>
-                                <a:pt x="992" y="4516"/>
-                              </a:lnTo>
-                              <a:lnTo>
-                                <a:pt x="0" y="5428"/>
-                              </a:lnTo>
-                              <a:close/>
-                              <a:moveTo>
-                                <a:pt x="5416" y="3317"/>
-                              </a:moveTo>
-                              <a:lnTo>
-                                <a:pt x="5416" y="3317"/>
-                              </a:lnTo>
-                              <a:lnTo>
-                                <a:pt x="5463" y="3318"/>
-                              </a:lnTo>
-                              <a:lnTo>
-                                <a:pt x="5510" y="3322"/>
-                              </a:lnTo>
-                              <a:lnTo>
-                                <a:pt x="5554" y="3328"/>
-                              </a:lnTo>
-                              <a:lnTo>
-                                <a:pt x="5600" y="3336"/>
-                              </a:lnTo>
-                              <a:lnTo>
-                                <a:pt x="5644" y="3346"/>
-                              </a:lnTo>
-                              <a:lnTo>
-                                <a:pt x="5688" y="3359"/>
-                              </a:lnTo>
-                              <a:lnTo>
-                                <a:pt x="5730" y="3373"/>
-                              </a:lnTo>
-                              <a:lnTo>
-                                <a:pt x="5772" y="3389"/>
-                              </a:lnTo>
-                              <a:lnTo>
-                                <a:pt x="5812" y="3408"/>
-                              </a:lnTo>
-                              <a:lnTo>
-                                <a:pt x="5851" y="3428"/>
-                              </a:lnTo>
-                              <a:lnTo>
-                                <a:pt x="5890" y="3450"/>
-                              </a:lnTo>
-                              <a:lnTo>
-                                <a:pt x="5927" y="3473"/>
-                              </a:lnTo>
-                              <a:lnTo>
-                                <a:pt x="5963" y="3500"/>
-                              </a:lnTo>
-                              <a:lnTo>
-                                <a:pt x="5997" y="3527"/>
-                              </a:lnTo>
-                              <a:lnTo>
-                                <a:pt x="6031" y="3555"/>
-                              </a:lnTo>
-                              <a:lnTo>
-                                <a:pt x="6062" y="3586"/>
-                              </a:lnTo>
-                              <a:lnTo>
-                                <a:pt x="6093" y="3618"/>
-                              </a:lnTo>
-                              <a:lnTo>
-                                <a:pt x="6121" y="3650"/>
-                              </a:lnTo>
-                              <a:lnTo>
-                                <a:pt x="6149" y="3685"/>
-                              </a:lnTo>
-                              <a:lnTo>
-                                <a:pt x="6174" y="3721"/>
-                              </a:lnTo>
-                              <a:lnTo>
-                                <a:pt x="6198" y="3759"/>
-                              </a:lnTo>
-                              <a:lnTo>
-                                <a:pt x="6220" y="3797"/>
-                              </a:lnTo>
-                              <a:lnTo>
-                                <a:pt x="6240" y="3836"/>
-                              </a:lnTo>
-                              <a:lnTo>
-                                <a:pt x="6259" y="3877"/>
-                              </a:lnTo>
-                              <a:lnTo>
-                                <a:pt x="6275" y="3918"/>
-                              </a:lnTo>
-                              <a:lnTo>
-                                <a:pt x="6289" y="3961"/>
-                              </a:lnTo>
-                              <a:lnTo>
-                                <a:pt x="6302" y="4004"/>
-                              </a:lnTo>
-                              <a:lnTo>
-                                <a:pt x="6312" y="4048"/>
-                              </a:lnTo>
-                              <a:lnTo>
-                                <a:pt x="6320" y="4093"/>
-                              </a:lnTo>
-                              <a:lnTo>
-                                <a:pt x="6326" y="4139"/>
-                              </a:lnTo>
-                              <a:lnTo>
-                                <a:pt x="6330" y="4186"/>
-                              </a:lnTo>
-                              <a:lnTo>
-                                <a:pt x="6331" y="4233"/>
-                              </a:lnTo>
-                              <a:lnTo>
-                                <a:pt x="6330" y="4280"/>
-                              </a:lnTo>
-                              <a:lnTo>
-                                <a:pt x="6326" y="4325"/>
-                              </a:lnTo>
-                              <a:lnTo>
-                                <a:pt x="6320" y="4371"/>
-                              </a:lnTo>
-                              <a:lnTo>
-                                <a:pt x="6312" y="4416"/>
-                              </a:lnTo>
-                              <a:lnTo>
-                                <a:pt x="6302" y="4461"/>
-                              </a:lnTo>
-                              <a:lnTo>
-                                <a:pt x="6289" y="4504"/>
-                              </a:lnTo>
-                              <a:lnTo>
-                                <a:pt x="6275" y="4546"/>
-                              </a:lnTo>
-                              <a:lnTo>
-                                <a:pt x="6259" y="4588"/>
-                              </a:lnTo>
-                              <a:lnTo>
-                                <a:pt x="6240" y="4628"/>
-                              </a:lnTo>
-                              <a:lnTo>
-                                <a:pt x="6220" y="4667"/>
-                              </a:lnTo>
-                              <a:lnTo>
-                                <a:pt x="6198" y="4706"/>
-                              </a:lnTo>
-                              <a:lnTo>
-                                <a:pt x="6174" y="4743"/>
-                              </a:lnTo>
-                              <a:lnTo>
-                                <a:pt x="6149" y="4779"/>
-                              </a:lnTo>
-                              <a:lnTo>
-                                <a:pt x="6121" y="4814"/>
-                              </a:lnTo>
-                              <a:lnTo>
-                                <a:pt x="6093" y="4847"/>
-                              </a:lnTo>
-                              <a:lnTo>
-                                <a:pt x="6062" y="4878"/>
-                              </a:lnTo>
-                              <a:lnTo>
-                                <a:pt x="6031" y="4909"/>
-                              </a:lnTo>
-                              <a:lnTo>
-                                <a:pt x="5997" y="4937"/>
-                              </a:lnTo>
-                              <a:lnTo>
-                                <a:pt x="5963" y="4965"/>
-                              </a:lnTo>
-                              <a:lnTo>
-                                <a:pt x="5927" y="4991"/>
-                              </a:lnTo>
-                              <a:lnTo>
-                                <a:pt x="5890" y="5015"/>
-                              </a:lnTo>
-                              <a:lnTo>
-                                <a:pt x="5851" y="5037"/>
-                              </a:lnTo>
-                              <a:lnTo>
-                                <a:pt x="5812" y="5056"/>
-                              </a:lnTo>
-                              <a:lnTo>
-                                <a:pt x="5772" y="5075"/>
-                              </a:lnTo>
-                              <a:lnTo>
-                                <a:pt x="5730" y="5091"/>
-                              </a:lnTo>
-                              <a:lnTo>
-                                <a:pt x="5688" y="5105"/>
-                              </a:lnTo>
-                              <a:lnTo>
-                                <a:pt x="5644" y="5119"/>
-                              </a:lnTo>
-                              <a:lnTo>
-                                <a:pt x="5600" y="5128"/>
-                              </a:lnTo>
-                              <a:lnTo>
-                                <a:pt x="5554" y="5136"/>
-                              </a:lnTo>
-                              <a:lnTo>
-                                <a:pt x="5510" y="5143"/>
-                              </a:lnTo>
-                              <a:lnTo>
-                                <a:pt x="5463" y="5146"/>
-                              </a:lnTo>
-                              <a:lnTo>
-                                <a:pt x="5416" y="5147"/>
-                              </a:lnTo>
-                              <a:lnTo>
-                                <a:pt x="5369" y="5146"/>
-                              </a:lnTo>
-                              <a:lnTo>
-                                <a:pt x="5323" y="5143"/>
-                              </a:lnTo>
-                              <a:lnTo>
-                                <a:pt x="5277" y="5136"/>
-                              </a:lnTo>
-                              <a:lnTo>
-                                <a:pt x="5232" y="5128"/>
-                              </a:lnTo>
-                              <a:lnTo>
-                                <a:pt x="5187" y="5119"/>
-                              </a:lnTo>
-                              <a:lnTo>
-                                <a:pt x="5145" y="5105"/>
-                              </a:lnTo>
-                              <a:lnTo>
-                                <a:pt x="5102" y="5091"/>
-                              </a:lnTo>
-                              <a:lnTo>
-                                <a:pt x="5061" y="5075"/>
-                              </a:lnTo>
-                              <a:lnTo>
-                                <a:pt x="5020" y="5056"/>
-                              </a:lnTo>
-                              <a:lnTo>
-                                <a:pt x="4981" y="5037"/>
-                              </a:lnTo>
-                              <a:lnTo>
-                                <a:pt x="4943" y="5015"/>
-                              </a:lnTo>
-                              <a:lnTo>
-                                <a:pt x="4906" y="4991"/>
-                              </a:lnTo>
-                              <a:lnTo>
-                                <a:pt x="4870" y="4965"/>
-                              </a:lnTo>
-                              <a:lnTo>
-                                <a:pt x="4835" y="4937"/>
-                              </a:lnTo>
-                              <a:lnTo>
-                                <a:pt x="4802" y="4909"/>
-                              </a:lnTo>
-                              <a:lnTo>
-                                <a:pt x="4770" y="4878"/>
-                              </a:lnTo>
-                              <a:lnTo>
-                                <a:pt x="4740" y="4847"/>
-                              </a:lnTo>
-                              <a:lnTo>
-                                <a:pt x="4710" y="4814"/>
-                              </a:lnTo>
-                              <a:lnTo>
-                                <a:pt x="4684" y="4779"/>
-                              </a:lnTo>
-                              <a:lnTo>
-                                <a:pt x="4658" y="4743"/>
-                              </a:lnTo>
-                              <a:lnTo>
-                                <a:pt x="4634" y="4706"/>
-                              </a:lnTo>
-                              <a:lnTo>
-                                <a:pt x="4612" y="4667"/>
-                              </a:lnTo>
-                              <a:lnTo>
-                                <a:pt x="4592" y="4628"/>
-                              </a:lnTo>
-                              <a:lnTo>
-                                <a:pt x="4574" y="4588"/>
-                              </a:lnTo>
-                              <a:lnTo>
-                                <a:pt x="4557" y="4546"/>
-                              </a:lnTo>
-                              <a:lnTo>
-                                <a:pt x="4543" y="4504"/>
-                              </a:lnTo>
-                              <a:lnTo>
-                                <a:pt x="4530" y="4461"/>
-                              </a:lnTo>
-                              <a:lnTo>
-                                <a:pt x="4520" y="4416"/>
-                              </a:lnTo>
-                              <a:lnTo>
-                                <a:pt x="4511" y="4371"/>
-                              </a:lnTo>
-                              <a:lnTo>
-                                <a:pt x="4506" y="4325"/>
-                              </a:lnTo>
-                              <a:lnTo>
-                                <a:pt x="4503" y="4280"/>
-                              </a:lnTo>
-                              <a:lnTo>
-                                <a:pt x="4501" y="4233"/>
-                              </a:lnTo>
-                              <a:lnTo>
-                                <a:pt x="4503" y="4186"/>
-                              </a:lnTo>
-                              <a:lnTo>
-                                <a:pt x="4506" y="4139"/>
-                              </a:lnTo>
-                              <a:lnTo>
-                                <a:pt x="4511" y="4093"/>
-                              </a:lnTo>
-                              <a:lnTo>
-                                <a:pt x="4520" y="4048"/>
-                              </a:lnTo>
-                              <a:lnTo>
-                                <a:pt x="4530" y="4004"/>
-                              </a:lnTo>
-                              <a:lnTo>
-                                <a:pt x="4543" y="3961"/>
-                              </a:lnTo>
-                              <a:lnTo>
-                                <a:pt x="4557" y="3918"/>
-                              </a:lnTo>
-                              <a:lnTo>
-                                <a:pt x="4574" y="3877"/>
-                              </a:lnTo>
-                              <a:lnTo>
-                                <a:pt x="4592" y="3836"/>
-                              </a:lnTo>
-                              <a:lnTo>
-                                <a:pt x="4612" y="3797"/>
-                              </a:lnTo>
-                              <a:lnTo>
-                                <a:pt x="4634" y="3759"/>
-                              </a:lnTo>
-                              <a:lnTo>
-                                <a:pt x="4658" y="3721"/>
-                              </a:lnTo>
-                              <a:lnTo>
-                                <a:pt x="4684" y="3685"/>
-                              </a:lnTo>
-                              <a:lnTo>
-                                <a:pt x="4710" y="3650"/>
-                              </a:lnTo>
-                              <a:lnTo>
-                                <a:pt x="4740" y="3618"/>
-                              </a:lnTo>
-                              <a:lnTo>
-                                <a:pt x="4770" y="3586"/>
-                              </a:lnTo>
-                              <a:lnTo>
-                                <a:pt x="4802" y="3555"/>
-                              </a:lnTo>
-                              <a:lnTo>
-                                <a:pt x="4835" y="3527"/>
-                              </a:lnTo>
-                              <a:lnTo>
-                                <a:pt x="4870" y="3500"/>
-                              </a:lnTo>
-                              <a:lnTo>
-                                <a:pt x="4906" y="3473"/>
-                              </a:lnTo>
-                              <a:lnTo>
-                                <a:pt x="4943" y="3450"/>
-                              </a:lnTo>
-                              <a:lnTo>
-                                <a:pt x="4981" y="3428"/>
-                              </a:lnTo>
-                              <a:lnTo>
-                                <a:pt x="5020" y="3408"/>
-                              </a:lnTo>
-                              <a:lnTo>
-                                <a:pt x="5061" y="3389"/>
-                              </a:lnTo>
-                              <a:lnTo>
-                                <a:pt x="5102" y="3373"/>
-                              </a:lnTo>
-                              <a:lnTo>
-                                <a:pt x="5145" y="3359"/>
-                              </a:lnTo>
-                              <a:lnTo>
-                                <a:pt x="5187" y="3346"/>
-                              </a:lnTo>
-                              <a:lnTo>
-                                <a:pt x="5232" y="3336"/>
-                              </a:lnTo>
-                              <a:lnTo>
-                                <a:pt x="5277" y="3328"/>
-                              </a:lnTo>
-                              <a:lnTo>
-                                <a:pt x="5323" y="3322"/>
-                              </a:lnTo>
-                              <a:lnTo>
-                                <a:pt x="5369" y="3318"/>
-                              </a:lnTo>
-                              <a:lnTo>
-                                <a:pt x="5416" y="3317"/>
-                              </a:lnTo>
-                              <a:close/>
-                              <a:moveTo>
-                                <a:pt x="5416" y="3636"/>
-                              </a:moveTo>
-                              <a:lnTo>
-                                <a:pt x="5416" y="3636"/>
-                              </a:lnTo>
-                              <a:lnTo>
-                                <a:pt x="5446" y="3637"/>
-                              </a:lnTo>
-                              <a:lnTo>
-                                <a:pt x="5477" y="3639"/>
-                              </a:lnTo>
-                              <a:lnTo>
-                                <a:pt x="5506" y="3643"/>
-                              </a:lnTo>
-                              <a:lnTo>
-                                <a:pt x="5536" y="3648"/>
-                              </a:lnTo>
-                              <a:lnTo>
-                                <a:pt x="5564" y="3655"/>
-                              </a:lnTo>
-                              <a:lnTo>
-                                <a:pt x="5593" y="3663"/>
-                              </a:lnTo>
-                              <a:lnTo>
-                                <a:pt x="5620" y="3672"/>
-                              </a:lnTo>
-                              <a:lnTo>
-                                <a:pt x="5647" y="3683"/>
-                              </a:lnTo>
-                              <a:lnTo>
-                                <a:pt x="5673" y="3695"/>
-                              </a:lnTo>
-                              <a:lnTo>
-                                <a:pt x="5700" y="3708"/>
-                              </a:lnTo>
-                              <a:lnTo>
-                                <a:pt x="5725" y="3722"/>
-                              </a:lnTo>
-                              <a:lnTo>
-                                <a:pt x="5749" y="3739"/>
-                              </a:lnTo>
-                              <a:lnTo>
-                                <a:pt x="5772" y="3755"/>
-                              </a:lnTo>
-                              <a:lnTo>
-                                <a:pt x="5795" y="3773"/>
-                              </a:lnTo>
-                              <a:lnTo>
-                                <a:pt x="5817" y="3791"/>
-                              </a:lnTo>
-                              <a:lnTo>
-                                <a:pt x="5837" y="3811"/>
-                              </a:lnTo>
-                              <a:lnTo>
-                                <a:pt x="5857" y="3832"/>
-                              </a:lnTo>
-                              <a:lnTo>
-                                <a:pt x="5876" y="3854"/>
-                              </a:lnTo>
-                              <a:lnTo>
-                                <a:pt x="5893" y="3877"/>
-                              </a:lnTo>
-                              <a:lnTo>
-                                <a:pt x="5909" y="3899"/>
-                              </a:lnTo>
-                              <a:lnTo>
-                                <a:pt x="5925" y="3923"/>
-                              </a:lnTo>
-                              <a:lnTo>
-                                <a:pt x="5940" y="3949"/>
-                              </a:lnTo>
-                              <a:lnTo>
-                                <a:pt x="5953" y="3975"/>
-                              </a:lnTo>
-                              <a:lnTo>
-                                <a:pt x="5965" y="4001"/>
-                              </a:lnTo>
-                              <a:lnTo>
-                                <a:pt x="5975" y="4027"/>
-                              </a:lnTo>
-                              <a:lnTo>
-                                <a:pt x="5985" y="4056"/>
-                              </a:lnTo>
-                              <a:lnTo>
-                                <a:pt x="5992" y="4084"/>
-                              </a:lnTo>
-                              <a:lnTo>
-                                <a:pt x="6000" y="4112"/>
-                              </a:lnTo>
-                              <a:lnTo>
-                                <a:pt x="6004" y="4142"/>
-                              </a:lnTo>
-                              <a:lnTo>
-                                <a:pt x="6009" y="4171"/>
-                              </a:lnTo>
-                              <a:lnTo>
-                                <a:pt x="6011" y="4202"/>
-                              </a:lnTo>
-                              <a:lnTo>
-                                <a:pt x="6012" y="4233"/>
-                              </a:lnTo>
-                              <a:lnTo>
-                                <a:pt x="6011" y="4263"/>
-                              </a:lnTo>
-                              <a:lnTo>
-                                <a:pt x="6009" y="4293"/>
-                              </a:lnTo>
-                              <a:lnTo>
-                                <a:pt x="6004" y="4322"/>
-                              </a:lnTo>
-                              <a:lnTo>
-                                <a:pt x="6000" y="4352"/>
-                              </a:lnTo>
-                              <a:lnTo>
-                                <a:pt x="5992" y="4381"/>
-                              </a:lnTo>
-                              <a:lnTo>
-                                <a:pt x="5985" y="4408"/>
-                              </a:lnTo>
-                              <a:lnTo>
-                                <a:pt x="5975" y="4437"/>
-                              </a:lnTo>
-                              <a:lnTo>
-                                <a:pt x="5965" y="4463"/>
-                              </a:lnTo>
-                              <a:lnTo>
-                                <a:pt x="5953" y="4490"/>
-                              </a:lnTo>
-                              <a:lnTo>
-                                <a:pt x="5940" y="4516"/>
-                              </a:lnTo>
-                              <a:lnTo>
-                                <a:pt x="5925" y="4541"/>
-                              </a:lnTo>
-                              <a:lnTo>
-                                <a:pt x="5909" y="4565"/>
-                              </a:lnTo>
-                              <a:lnTo>
-                                <a:pt x="5893" y="4588"/>
-                              </a:lnTo>
-                              <a:lnTo>
-                                <a:pt x="5876" y="4611"/>
-                              </a:lnTo>
-                              <a:lnTo>
-                                <a:pt x="5857" y="4632"/>
-                              </a:lnTo>
-                              <a:lnTo>
-                                <a:pt x="5837" y="4653"/>
-                              </a:lnTo>
-                              <a:lnTo>
-                                <a:pt x="5817" y="4673"/>
-                              </a:lnTo>
-                              <a:lnTo>
-                                <a:pt x="5795" y="4691"/>
-                              </a:lnTo>
-                              <a:lnTo>
-                                <a:pt x="5772" y="4709"/>
-                              </a:lnTo>
-                              <a:lnTo>
-                                <a:pt x="5749" y="4726"/>
-                              </a:lnTo>
-                              <a:lnTo>
-                                <a:pt x="5725" y="4742"/>
-                              </a:lnTo>
-                              <a:lnTo>
-                                <a:pt x="5700" y="4756"/>
-                              </a:lnTo>
-                              <a:lnTo>
-                                <a:pt x="5673" y="4769"/>
-                              </a:lnTo>
-                              <a:lnTo>
-                                <a:pt x="5647" y="4781"/>
-                              </a:lnTo>
-                              <a:lnTo>
-                                <a:pt x="5620" y="4792"/>
-                              </a:lnTo>
-                              <a:lnTo>
-                                <a:pt x="5593" y="4801"/>
-                              </a:lnTo>
-                              <a:lnTo>
-                                <a:pt x="5564" y="4809"/>
-                              </a:lnTo>
-                              <a:lnTo>
-                                <a:pt x="5536" y="4816"/>
-                              </a:lnTo>
-                              <a:lnTo>
-                                <a:pt x="5506" y="4821"/>
-                              </a:lnTo>
-                              <a:lnTo>
-                                <a:pt x="5477" y="4825"/>
-                              </a:lnTo>
-                              <a:lnTo>
-                                <a:pt x="5446" y="4827"/>
-                              </a:lnTo>
-                              <a:lnTo>
-                                <a:pt x="5416" y="4828"/>
-                              </a:lnTo>
-                              <a:lnTo>
-                                <a:pt x="5385" y="4827"/>
-                              </a:lnTo>
-                              <a:lnTo>
-                                <a:pt x="5356" y="4825"/>
-                              </a:lnTo>
-                              <a:lnTo>
-                                <a:pt x="5325" y="4821"/>
-                              </a:lnTo>
-                              <a:lnTo>
-                                <a:pt x="5297" y="4816"/>
-                              </a:lnTo>
-                              <a:lnTo>
-                                <a:pt x="5267" y="4809"/>
-                              </a:lnTo>
-                              <a:lnTo>
-                                <a:pt x="5239" y="4801"/>
-                              </a:lnTo>
-                              <a:lnTo>
-                                <a:pt x="5211" y="4792"/>
-                              </a:lnTo>
-                              <a:lnTo>
-                                <a:pt x="5184" y="4781"/>
-                              </a:lnTo>
-                              <a:lnTo>
-                                <a:pt x="5158" y="4769"/>
-                              </a:lnTo>
-                              <a:lnTo>
-                                <a:pt x="5133" y="4756"/>
-                              </a:lnTo>
-                              <a:lnTo>
-                                <a:pt x="5108" y="4742"/>
-                              </a:lnTo>
-                              <a:lnTo>
-                                <a:pt x="5084" y="4726"/>
-                              </a:lnTo>
-                              <a:lnTo>
-                                <a:pt x="5060" y="4709"/>
-                              </a:lnTo>
-                              <a:lnTo>
-                                <a:pt x="5038" y="4691"/>
-                              </a:lnTo>
-                              <a:lnTo>
-                                <a:pt x="5016" y="4673"/>
-                              </a:lnTo>
-                              <a:lnTo>
-                                <a:pt x="4995" y="4653"/>
-                              </a:lnTo>
-                              <a:lnTo>
-                                <a:pt x="4975" y="4632"/>
-                              </a:lnTo>
-                              <a:lnTo>
-                                <a:pt x="4957" y="4611"/>
-                              </a:lnTo>
-                              <a:lnTo>
-                                <a:pt x="4939" y="4588"/>
-                              </a:lnTo>
-                              <a:lnTo>
-                                <a:pt x="4922" y="4565"/>
-                              </a:lnTo>
-                              <a:lnTo>
-                                <a:pt x="4907" y="4541"/>
-                              </a:lnTo>
-                              <a:lnTo>
-                                <a:pt x="4892" y="4516"/>
-                              </a:lnTo>
-                              <a:lnTo>
-                                <a:pt x="4879" y="4490"/>
-                              </a:lnTo>
-                              <a:lnTo>
-                                <a:pt x="4867" y="4463"/>
-                              </a:lnTo>
-                              <a:lnTo>
-                                <a:pt x="4856" y="4437"/>
-                              </a:lnTo>
-                              <a:lnTo>
-                                <a:pt x="4848" y="4408"/>
-                              </a:lnTo>
-                              <a:lnTo>
-                                <a:pt x="4839" y="4381"/>
-                              </a:lnTo>
-                              <a:lnTo>
-                                <a:pt x="4832" y="4352"/>
-                              </a:lnTo>
-                              <a:lnTo>
-                                <a:pt x="4827" y="4322"/>
-                              </a:lnTo>
-                              <a:lnTo>
-                                <a:pt x="4824" y="4293"/>
-                              </a:lnTo>
-                              <a:lnTo>
-                                <a:pt x="4821" y="4263"/>
-                              </a:lnTo>
-                              <a:lnTo>
-                                <a:pt x="4820" y="4233"/>
-                              </a:lnTo>
-                              <a:lnTo>
-                                <a:pt x="4821" y="4202"/>
-                              </a:lnTo>
-                              <a:lnTo>
-                                <a:pt x="4824" y="4171"/>
-                              </a:lnTo>
-                              <a:lnTo>
-                                <a:pt x="4827" y="4142"/>
-                              </a:lnTo>
-                              <a:lnTo>
-                                <a:pt x="4832" y="4112"/>
-                              </a:lnTo>
-                              <a:lnTo>
-                                <a:pt x="4839" y="4084"/>
-                              </a:lnTo>
-                              <a:lnTo>
-                                <a:pt x="4848" y="4056"/>
-                              </a:lnTo>
-                              <a:lnTo>
-                                <a:pt x="4856" y="4027"/>
-                              </a:lnTo>
-                              <a:lnTo>
-                                <a:pt x="4867" y="4001"/>
-                              </a:lnTo>
-                              <a:lnTo>
-                                <a:pt x="4879" y="3975"/>
-                              </a:lnTo>
-                              <a:lnTo>
-                                <a:pt x="4892" y="3949"/>
-                              </a:lnTo>
-                              <a:lnTo>
-                                <a:pt x="4907" y="3923"/>
-                              </a:lnTo>
-                              <a:lnTo>
-                                <a:pt x="4922" y="3899"/>
-                              </a:lnTo>
-                              <a:lnTo>
-                                <a:pt x="4939" y="3877"/>
-                              </a:lnTo>
-                              <a:lnTo>
-                                <a:pt x="4957" y="3854"/>
-                              </a:lnTo>
-                              <a:lnTo>
-                                <a:pt x="4975" y="3832"/>
-                              </a:lnTo>
-                              <a:lnTo>
-                                <a:pt x="4995" y="3811"/>
-                              </a:lnTo>
-                              <a:lnTo>
-                                <a:pt x="5016" y="3791"/>
-                              </a:lnTo>
-                              <a:lnTo>
-                                <a:pt x="5038" y="3773"/>
-                              </a:lnTo>
-                              <a:lnTo>
-                                <a:pt x="5060" y="3755"/>
-                              </a:lnTo>
-                              <a:lnTo>
-                                <a:pt x="5084" y="3739"/>
-                              </a:lnTo>
-                              <a:lnTo>
-                                <a:pt x="5108" y="3722"/>
-                              </a:lnTo>
-                              <a:lnTo>
-                                <a:pt x="5133" y="3708"/>
-                              </a:lnTo>
-                              <a:lnTo>
-                                <a:pt x="5158" y="3695"/>
-                              </a:lnTo>
-                              <a:lnTo>
-                                <a:pt x="5184" y="3683"/>
-                              </a:lnTo>
-                              <a:lnTo>
-                                <a:pt x="5211" y="3672"/>
-                              </a:lnTo>
-                              <a:lnTo>
-                                <a:pt x="5239" y="3663"/>
-                              </a:lnTo>
-                              <a:lnTo>
-                                <a:pt x="5267" y="3655"/>
-                              </a:lnTo>
-                              <a:lnTo>
-                                <a:pt x="5297" y="3648"/>
-                              </a:lnTo>
-                              <a:lnTo>
-                                <a:pt x="5325" y="3643"/>
-                              </a:lnTo>
-                              <a:lnTo>
-                                <a:pt x="5356" y="3639"/>
-                              </a:lnTo>
-                              <a:lnTo>
-                                <a:pt x="5385" y="3637"/>
-                              </a:lnTo>
-                              <a:lnTo>
-                                <a:pt x="5416" y="3636"/>
-                              </a:lnTo>
-                              <a:close/>
-                              <a:moveTo>
-                                <a:pt x="1285" y="2735"/>
-                              </a:moveTo>
-                              <a:lnTo>
-                                <a:pt x="1321" y="2720"/>
-                              </a:lnTo>
-                              <a:lnTo>
-                                <a:pt x="3534" y="4987"/>
-                              </a:lnTo>
-                              <a:lnTo>
-                                <a:pt x="3468" y="4992"/>
-                              </a:lnTo>
-                              <a:lnTo>
-                                <a:pt x="3401" y="4994"/>
-                              </a:lnTo>
-                              <a:lnTo>
-                                <a:pt x="3334" y="4994"/>
-                              </a:lnTo>
-                              <a:lnTo>
-                                <a:pt x="3266" y="4992"/>
-                              </a:lnTo>
-                              <a:lnTo>
-                                <a:pt x="3196" y="4987"/>
-                              </a:lnTo>
-                              <a:lnTo>
-                                <a:pt x="3127" y="4981"/>
-                              </a:lnTo>
-                              <a:lnTo>
-                                <a:pt x="3057" y="4972"/>
-                              </a:lnTo>
-                              <a:lnTo>
-                                <a:pt x="2986" y="4961"/>
-                              </a:lnTo>
-                              <a:lnTo>
-                                <a:pt x="2916" y="4948"/>
-                              </a:lnTo>
-                              <a:lnTo>
-                                <a:pt x="2847" y="4933"/>
-                              </a:lnTo>
-                              <a:lnTo>
-                                <a:pt x="2777" y="4916"/>
-                              </a:lnTo>
-                              <a:lnTo>
-                                <a:pt x="2707" y="4897"/>
-                              </a:lnTo>
-                              <a:lnTo>
-                                <a:pt x="2638" y="4876"/>
-                              </a:lnTo>
-                              <a:lnTo>
-                                <a:pt x="2569" y="4853"/>
-                              </a:lnTo>
-                              <a:lnTo>
-                                <a:pt x="2501" y="4828"/>
-                              </a:lnTo>
-                              <a:lnTo>
-                                <a:pt x="2435" y="4801"/>
-                              </a:lnTo>
-                              <a:lnTo>
-                                <a:pt x="2422" y="4795"/>
-                              </a:lnTo>
-                              <a:lnTo>
-                                <a:pt x="2409" y="4791"/>
-                              </a:lnTo>
-                              <a:lnTo>
-                                <a:pt x="2395" y="4788"/>
-                              </a:lnTo>
-                              <a:lnTo>
-                                <a:pt x="2382" y="4785"/>
-                              </a:lnTo>
-                              <a:lnTo>
-                                <a:pt x="2358" y="4783"/>
-                              </a:lnTo>
-                              <a:lnTo>
-                                <a:pt x="2334" y="4782"/>
-                              </a:lnTo>
-                              <a:lnTo>
-                                <a:pt x="2310" y="4782"/>
-                              </a:lnTo>
-                              <a:lnTo>
-                                <a:pt x="2285" y="4780"/>
-                              </a:lnTo>
-                              <a:lnTo>
-                                <a:pt x="2272" y="4779"/>
-                              </a:lnTo>
-                              <a:lnTo>
-                                <a:pt x="2259" y="4776"/>
-                              </a:lnTo>
-                              <a:lnTo>
-                                <a:pt x="2245" y="4772"/>
-                              </a:lnTo>
-                              <a:lnTo>
-                                <a:pt x="2231" y="4768"/>
-                              </a:lnTo>
-                              <a:lnTo>
-                                <a:pt x="2643" y="4320"/>
-                              </a:lnTo>
-                              <a:lnTo>
-                                <a:pt x="1929" y="3621"/>
-                              </a:lnTo>
-                              <a:lnTo>
-                                <a:pt x="1474" y="4045"/>
-                              </a:lnTo>
-                              <a:lnTo>
-                                <a:pt x="1468" y="4024"/>
-                              </a:lnTo>
-                              <a:lnTo>
-                                <a:pt x="1465" y="4005"/>
-                              </a:lnTo>
-                              <a:lnTo>
-                                <a:pt x="1462" y="3987"/>
-                              </a:lnTo>
-                              <a:lnTo>
-                                <a:pt x="1460" y="3968"/>
-                              </a:lnTo>
-                              <a:lnTo>
-                                <a:pt x="1458" y="3932"/>
-                              </a:lnTo>
-                              <a:lnTo>
-                                <a:pt x="1458" y="3897"/>
-                              </a:lnTo>
-                              <a:lnTo>
-                                <a:pt x="1457" y="3862"/>
-                              </a:lnTo>
-                              <a:lnTo>
-                                <a:pt x="1456" y="3846"/>
-                              </a:lnTo>
-                              <a:lnTo>
-                                <a:pt x="1455" y="3828"/>
-                              </a:lnTo>
-                              <a:lnTo>
-                                <a:pt x="1453" y="3811"/>
-                              </a:lnTo>
-                              <a:lnTo>
-                                <a:pt x="1450" y="3792"/>
-                              </a:lnTo>
-                              <a:lnTo>
-                                <a:pt x="1445" y="3774"/>
-                              </a:lnTo>
-                              <a:lnTo>
-                                <a:pt x="1439" y="3755"/>
-                              </a:lnTo>
-                              <a:lnTo>
-                                <a:pt x="1418" y="3693"/>
-                              </a:lnTo>
-                              <a:lnTo>
-                                <a:pt x="1397" y="3631"/>
-                              </a:lnTo>
-                              <a:lnTo>
-                                <a:pt x="1379" y="3568"/>
-                              </a:lnTo>
-                              <a:lnTo>
-                                <a:pt x="1361" y="3506"/>
-                              </a:lnTo>
-                              <a:lnTo>
-                                <a:pt x="1346" y="3443"/>
-                              </a:lnTo>
-                              <a:lnTo>
-                                <a:pt x="1332" y="3379"/>
-                              </a:lnTo>
-                              <a:lnTo>
-                                <a:pt x="1318" y="3317"/>
-                              </a:lnTo>
-                              <a:lnTo>
-                                <a:pt x="1308" y="3254"/>
-                              </a:lnTo>
-                              <a:lnTo>
-                                <a:pt x="1298" y="3189"/>
-                              </a:lnTo>
-                              <a:lnTo>
-                                <a:pt x="1290" y="3126"/>
-                              </a:lnTo>
-                              <a:lnTo>
-                                <a:pt x="1285" y="3062"/>
-                              </a:lnTo>
-                              <a:lnTo>
-                                <a:pt x="1280" y="2997"/>
-                              </a:lnTo>
-                              <a:lnTo>
-                                <a:pt x="1279" y="2932"/>
-                              </a:lnTo>
-                              <a:lnTo>
-                                <a:pt x="1279" y="2866"/>
-                              </a:lnTo>
-                              <a:lnTo>
-                                <a:pt x="1281" y="2801"/>
-                              </a:lnTo>
-                              <a:lnTo>
-                                <a:pt x="1285" y="2735"/>
-                              </a:lnTo>
-                              <a:close/>
-                              <a:moveTo>
-                                <a:pt x="1898" y="3978"/>
-                              </a:moveTo>
-                              <a:lnTo>
-                                <a:pt x="2264" y="4339"/>
-                              </a:lnTo>
-                              <a:lnTo>
-                                <a:pt x="2248" y="4358"/>
-                              </a:lnTo>
-                              <a:lnTo>
-                                <a:pt x="2232" y="4375"/>
-                              </a:lnTo>
-                              <a:lnTo>
-                                <a:pt x="2213" y="4389"/>
-                              </a:lnTo>
-                              <a:lnTo>
-                                <a:pt x="2194" y="4401"/>
-                              </a:lnTo>
-                              <a:lnTo>
-                                <a:pt x="2175" y="4410"/>
-                              </a:lnTo>
-                              <a:lnTo>
-                                <a:pt x="2154" y="4417"/>
-                              </a:lnTo>
-                              <a:lnTo>
-                                <a:pt x="2133" y="4423"/>
-                              </a:lnTo>
-                              <a:lnTo>
-                                <a:pt x="2111" y="4425"/>
-                              </a:lnTo>
-                              <a:lnTo>
-                                <a:pt x="2089" y="4426"/>
-                              </a:lnTo>
-                              <a:lnTo>
-                                <a:pt x="2066" y="4425"/>
-                              </a:lnTo>
-                              <a:lnTo>
-                                <a:pt x="2042" y="4422"/>
-                              </a:lnTo>
-                              <a:lnTo>
-                                <a:pt x="2016" y="4416"/>
-                              </a:lnTo>
-                              <a:lnTo>
-                                <a:pt x="1991" y="4408"/>
-                              </a:lnTo>
-                              <a:lnTo>
-                                <a:pt x="1965" y="4400"/>
-                              </a:lnTo>
-                              <a:lnTo>
-                                <a:pt x="1939" y="4389"/>
-                              </a:lnTo>
-                              <a:lnTo>
-                                <a:pt x="1912" y="4377"/>
-                              </a:lnTo>
-                              <a:lnTo>
-                                <a:pt x="1897" y="4363"/>
-                              </a:lnTo>
-                              <a:lnTo>
-                                <a:pt x="1885" y="4350"/>
-                              </a:lnTo>
-                              <a:lnTo>
-                                <a:pt x="1873" y="4335"/>
-                              </a:lnTo>
-                              <a:lnTo>
-                                <a:pt x="1864" y="4320"/>
-                              </a:lnTo>
-                              <a:lnTo>
-                                <a:pt x="1855" y="4306"/>
-                              </a:lnTo>
-                              <a:lnTo>
-                                <a:pt x="1847" y="4291"/>
-                              </a:lnTo>
-                              <a:lnTo>
-                                <a:pt x="1839" y="4275"/>
-                              </a:lnTo>
-                              <a:lnTo>
-                                <a:pt x="1834" y="4261"/>
-                              </a:lnTo>
-                              <a:lnTo>
-                                <a:pt x="1829" y="4246"/>
-                              </a:lnTo>
-                              <a:lnTo>
-                                <a:pt x="1824" y="4230"/>
-                              </a:lnTo>
-                              <a:lnTo>
-                                <a:pt x="1821" y="4215"/>
-                              </a:lnTo>
-                              <a:lnTo>
-                                <a:pt x="1819" y="4200"/>
-                              </a:lnTo>
-                              <a:lnTo>
-                                <a:pt x="1818" y="4185"/>
-                              </a:lnTo>
-                              <a:lnTo>
-                                <a:pt x="1817" y="4169"/>
-                              </a:lnTo>
-                              <a:lnTo>
-                                <a:pt x="1817" y="4155"/>
-                              </a:lnTo>
-                              <a:lnTo>
-                                <a:pt x="1818" y="4141"/>
-                              </a:lnTo>
-                              <a:lnTo>
-                                <a:pt x="1819" y="4127"/>
-                              </a:lnTo>
-                              <a:lnTo>
-                                <a:pt x="1821" y="4112"/>
-                              </a:lnTo>
-                              <a:lnTo>
-                                <a:pt x="1824" y="4099"/>
-                              </a:lnTo>
-                              <a:lnTo>
-                                <a:pt x="1827" y="4086"/>
-                              </a:lnTo>
-                              <a:lnTo>
-                                <a:pt x="1835" y="4061"/>
-                              </a:lnTo>
-                              <a:lnTo>
-                                <a:pt x="1845" y="4039"/>
-                              </a:lnTo>
-                              <a:lnTo>
-                                <a:pt x="1850" y="4028"/>
-                              </a:lnTo>
-                              <a:lnTo>
-                                <a:pt x="1857" y="4019"/>
-                              </a:lnTo>
-                              <a:lnTo>
-                                <a:pt x="1864" y="4010"/>
-                              </a:lnTo>
-                              <a:lnTo>
-                                <a:pt x="1870" y="4002"/>
-                              </a:lnTo>
-                              <a:lnTo>
-                                <a:pt x="1877" y="3994"/>
-                              </a:lnTo>
-                              <a:lnTo>
-                                <a:pt x="1884" y="3988"/>
-                              </a:lnTo>
-                              <a:lnTo>
-                                <a:pt x="1891" y="3982"/>
-                              </a:lnTo>
-                              <a:lnTo>
-                                <a:pt x="1898" y="3978"/>
-                              </a:lnTo>
-                              <a:close/>
-                            </a:path>
-                          </a:pathLst>
-                        </a:custGeom>
+                        </a:prstGeom>
                         <a:solidFill>
-                          <a:srgbClr val="16314C"/>
+                          <a:schemeClr val="bg1">
+                            <a:lumMod val="95000"/>
+                          </a:schemeClr>
                         </a:solidFill>
                         <a:ln>
                           <a:noFill/>
                         </a:ln>
-                        <a:effectLst/>
                       </wps:spPr>
-                      <wps:bodyPr anchor="ctr" anchorCtr="0">
-                        <a:scene3d>
-                          <a:camera prst="orthographicFront"/>
-                          <a:lightRig rig="threePt" dir="t"/>
-                        </a:scene3d>
-                        <a:sp3d contourW="12700">
-                          <a:contourClr>
-                            <a:srgbClr val="FFFFFF"/>
-                          </a:contourClr>
-                        </a:sp3d>
+                      <wps:style>
+                        <a:lnRef idx="2">
+                          <a:schemeClr val="accent1">
+                            <a:shade val="50000"/>
+                          </a:schemeClr>
+                        </a:lnRef>
+                        <a:fillRef idx="1">
+                          <a:schemeClr val="accent1"/>
+                        </a:fillRef>
+                        <a:effectRef idx="0">
+                          <a:schemeClr val="accent1"/>
+                        </a:effectRef>
+                        <a:fontRef idx="minor">
+                          <a:schemeClr val="lt1"/>
+                        </a:fontRef>
+                      </wps:style>
+                      <wps:bodyPr rot="0" spcFirstLastPara="0" vertOverflow="overflow" horzOverflow="overflow" vert="horz" wrap="square" lIns="91440" tIns="45720" rIns="91440" bIns="45720" numCol="1" spcCol="0" rtlCol="0" fromWordArt="0" anchor="ctr" anchorCtr="0" forceAA="0" compatLnSpc="1">
+                        <a:noAutofit/>
                       </wps:bodyPr>
                     </wps:wsp>
                   </a:graphicData>
@@ -2574,17 +318,65 @@
           </mc:Choice>
           <mc:Fallback>
             <w:pict>
-              <v:shape id="_x0000_s1026" o:spid="_x0000_s1026" o:spt="100" style="position:absolute;left:0pt;margin-left:-52.1pt;margin-top:637.05pt;height:36.9pt;width:37.3pt;z-index:251663360;v-text-anchor:middle;mso-width-relative:page;mso-height-relative:page;" fillcolor="#16314C" filled="t" stroked="f" coordsize="6331,6257" o:gfxdata="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" path="m0,5428l876,6257,1858,5199,1874,5188,1892,5180,1910,5172,1930,5166,1952,5160,1974,5156,1998,5152,2023,5150,2049,5149,2075,5150,2104,5151,2133,5153,2163,5156,2193,5160,2225,5166,2258,5171,2324,5184,2395,5202,2468,5220,2543,5242,2620,5265,2699,5290,2779,5317,2860,5345,2923,5354,2985,5363,3046,5370,3108,5375,3169,5380,3229,5383,3289,5385,3348,5386,3406,5385,3465,5383,3522,5380,3578,5375,3635,5369,3691,5361,3747,5352,3801,5342,3856,5332,3909,5318,3963,5305,4015,5290,4068,5274,4120,5255,4172,5237,4222,5216,4272,5194,4321,5171,4370,5146,4419,5121,4468,5093,4515,5065,4561,5036,4608,5005,4589,4982,4569,4960,4551,4937,4533,4913,4516,4889,4499,4864,4483,4840,4468,4814,4452,4788,4439,4761,4425,4735,4413,4708,4401,4680,4390,4652,4379,4625,4369,4596,4359,4567,4352,4538,4344,4509,4336,4479,4330,4450,4324,4421,4320,4390,4316,4360,4312,4330,4309,4300,4308,4270,4306,4239,4306,4209,4306,4178,4307,4147,4309,4117,4311,4087,4316,4057,4319,4026,4324,3997,4330,3966,4336,3937,4344,3907,4352,3877,4362,3848,4370,3819,4381,3789,4393,3761,4405,3732,4418,3705,4432,3677,4447,3649,4462,3622,4478,3596,4496,3570,4515,3543,4533,3518,4553,3493,4574,3468,4595,3444,4618,3421,4641,3398,4665,3375,4690,3353,4717,3332,4744,3312,4771,3291,4800,3272,4835,3249,4870,3229,4904,3208,4939,3189,4974,3172,5010,3157,5048,3141,5084,3128,5121,3116,5158,3105,5195,3097,5233,3089,5271,3083,5310,3078,5349,3075,5388,3074,5428,3073,5468,3074,5509,3077,5550,3081,5592,3087,5633,3094,5675,3103,5717,3114,5760,3126,5803,3140,5847,3156,5892,3173,5937,3192,5981,3212,6027,3234,6073,3258,6094,3171,6113,3085,6129,2998,6143,2912,6156,2827,6166,2742,6174,2656,6179,2572,6182,2488,6182,2405,6180,2322,6176,2239,6173,2199,6169,2157,6165,2117,6160,2076,6154,2035,6147,1994,6140,1955,6132,1915,6123,1874,6114,1835,6104,1794,6093,1755,6082,1716,6070,1676,6057,1637,6044,1598,6028,1558,6013,1520,5998,1481,5981,1443,5964,1404,5945,1366,5927,1328,5907,1290,5886,1252,5865,1214,5843,1176,5820,1139,5796,1102,5771,1065,5746,1028,5719,992,5692,954,5664,918,5635,881,5606,845,5575,809,5543,774,5511,738,5478,702,5417,655,5356,609,5296,564,5234,522,5173,480,5113,441,5052,404,4992,368,4932,333,4871,301,4811,269,4750,240,4689,213,4629,186,4569,162,4509,141,4449,119,4389,100,4329,83,4269,66,4209,52,4150,40,4090,29,4030,20,3969,13,3910,6,3850,3,3791,0,3731,0,3672,0,3613,3,3553,7,3494,13,3435,20,3376,30,3316,41,3257,53,3198,67,3139,84,3080,101,3021,121,2963,142,2904,165,2845,189,2787,215,2729,242,2670,272,2612,303,2553,336,2495,370,2436,406,2378,444,2319,484,2261,525,2203,568,2145,612,2087,658,2030,706,1971,756,1913,807,1856,860,1798,915,1740,971,1682,1029,1619,1102,1558,1175,1500,1249,1444,1324,1392,1398,1343,1473,1296,1549,1251,1624,1209,1700,1171,1777,1135,1855,1101,1932,1071,2010,1042,2088,1017,2167,994,2246,973,2325,956,2405,941,2485,927,2566,918,2646,910,2727,904,2809,902,2891,902,2974,904,3056,909,3140,917,3223,926,3307,938,3391,953,3476,969,3561,982,3590,994,3620,1005,3649,1016,3679,1025,3709,1033,3740,1042,3769,1049,3800,1055,3832,1061,3862,1065,3893,1069,3923,1073,3954,1075,3986,1077,4016,1077,4047,1078,4078,1077,4108,1076,4139,1074,4169,1071,4200,1067,4229,1063,4260,1057,4289,1052,4319,1045,4348,1039,4377,1030,4405,1022,4434,1013,4461,1003,4489,992,4516,0,5428xm5416,3317l5416,3317,5463,3318,5510,3322,5554,3328,5600,3336,5644,3346,5688,3359,5730,3373,5772,3389,5812,3408,5851,3428,5890,3450,5927,3473,5963,3500,5997,3527,6031,3555,6062,3586,6093,3618,6121,3650,6149,3685,6174,3721,6198,3759,6220,3797,6240,3836,6259,3877,6275,3918,6289,3961,6302,4004,6312,4048,6320,4093,6326,4139,6330,4186,6331,4233,6330,4280,6326,4325,6320,4371,6312,4416,6302,4461,6289,4504,6275,4546,6259,4588,6240,4628,6220,4667,6198,4706,6174,4743,6149,4779,6121,4814,6093,4847,6062,4878,6031,4909,5997,4937,5963,4965,5927,4991,5890,5015,5851,5037,5812,5056,5772,5075,5730,5091,5688,5105,5644,5119,5600,5128,5554,5136,5510,5143,5463,5146,5416,5147,5369,5146,5323,5143,5277,5136,5232,5128,5187,5119,5145,5105,5102,5091,5061,5075,5020,5056,4981,5037,4943,5015,4906,4991,4870,4965,4835,4937,4802,4909,4770,4878,4740,4847,4710,4814,4684,4779,4658,4743,4634,4706,4612,4667,4592,4628,4574,4588,4557,4546,4543,4504,4530,4461,4520,4416,4511,4371,4506,4325,4503,4280,4501,4233,4503,4186,4506,4139,4511,4093,4520,4048,4530,4004,4543,3961,4557,3918,4574,3877,4592,3836,4612,3797,4634,3759,4658,3721,4684,3685,4710,3650,4740,3618,4770,3586,4802,3555,4835,3527,4870,3500,4906,3473,4943,3450,4981,3428,5020,3408,5061,3389,5102,3373,5145,3359,5187,3346,5232,3336,5277,3328,5323,3322,5369,3318,5416,3317xm5416,3636l5416,3636,5446,3637,5477,3639,5506,3643,5536,3648,5564,3655,5593,3663,5620,3672,5647,3683,5673,3695,5700,3708,5725,3722,5749,3739,5772,3755,5795,3773,5817,3791,5837,3811,5857,3832,5876,3854,5893,3877,5909,3899,5925,3923,5940,3949,5953,3975,5965,4001,5975,4027,5985,4056,5992,4084,6000,4112,6004,4142,6009,4171,6011,4202,6012,4233,6011,4263,6009,4293,6004,4322,6000,4352,5992,4381,5985,4408,5975,4437,5965,4463,5953,4490,5940,4516,5925,4541,5909,4565,5893,4588,5876,4611,5857,4632,5837,4653,5817,4673,5795,4691,5772,4709,5749,4726,5725,4742,5700,4756,5673,4769,5647,4781,5620,4792,5593,4801,5564,4809,5536,4816,5506,4821,5477,4825,5446,4827,5416,4828,5385,4827,5356,4825,5325,4821,5297,4816,5267,4809,5239,4801,5211,4792,5184,4781,5158,4769,5133,4756,5108,4742,5084,4726,5060,4709,5038,4691,5016,4673,4995,4653,4975,4632,4957,4611,4939,4588,4922,4565,4907,4541,4892,4516,4879,4490,4867,4463,4856,4437,4848,4408,4839,4381,4832,4352,4827,4322,4824,4293,4821,4263,4820,4233,4821,4202,4824,4171,4827,4142,4832,4112,4839,4084,4848,4056,4856,4027,4867,4001,4879,3975,4892,3949,4907,3923,4922,3899,4939,3877,4957,3854,4975,3832,4995,3811,5016,3791,5038,3773,5060,3755,5084,3739,5108,3722,5133,3708,5158,3695,5184,3683,5211,3672,5239,3663,5267,3655,5297,3648,5325,3643,5356,3639,5385,3637,5416,3636xm1285,2735l1321,2720,3534,4987,3468,4992,3401,4994,3334,4994,3266,4992,3196,4987,3127,4981,3057,4972,2986,4961,2916,4948,2847,4933,2777,4916,2707,4897,2638,4876,2569,4853,2501,4828,2435,4801,2422,4795,2409,4791,2395,4788,2382,4785,2358,4783,2334,4782,2310,4782,2285,4780,2272,4779,2259,4776,2245,4772,2231,4768,2643,4320,1929,3621,1474,4045,1468,4024,1465,4005,1462,3987,1460,3968,1458,3932,1458,3897,1457,3862,1456,3846,1455,3828,1453,3811,1450,3792,1445,3774,1439,3755,1418,3693,1397,3631,1379,3568,1361,3506,1346,3443,1332,3379,1318,3317,1308,3254,1298,3189,1290,3126,1285,3062,1280,2997,1279,2932,1279,2866,1281,2801,1285,2735xm1898,3978l2264,4339,2248,4358,2232,4375,2213,4389,2194,4401,2175,4410,2154,4417,2133,4423,2111,4425,2089,4426,2066,4425,2042,4422,2016,4416,1991,4408,1965,4400,1939,4389,1912,4377,1897,4363,1885,4350,1873,4335,1864,4320,1855,4306,1847,4291,1839,4275,1834,4261,1829,4246,1824,4230,1821,4215,1819,4200,1818,4185,1817,4169,1817,4155,1818,4141,1819,4127,1821,4112,1824,4099,1827,4086,1835,4061,1845,4039,1850,4028,1857,4019,1864,4010,1870,4002,1877,3994,1884,3988,1891,3982,1898,3978xe">
-                <v:path o:connectlocs="@0,@0;@0,@0;@0,@0;@0,@0;@0,@0;@0,@0;@0,@0;@0,@0;@0,@0;@0,@0;@0,@0;@0,@0;@0,@0;@0,@0;@0,@0;@0,@0;@0,@0;@0,@0;@0,@0;@0,@0;@0,@0;@0,@0;@0,@0;@0,@0;@0,@0;@0,@0;@0,@0;@0,@0;@0,@0;@0,@0;@0,@0;@0,@0;@0,@0;@0,@0;@0,@0;@0,@0;@0,@0;@0,@0;@0,@0;@0,@0;@0,@0;@0,@0;@0,@0;@0,@0;@0,@0;@0,@0;@0,@0;@0,@0;@0,@0;@0,@0;@0,@0;@0,@0;@0,@0;@0,@0;@0,@0;@0,@0;@0,@0;@0,@0;@0,@0;@0,@0;@0,@0" o:connectangles="0,0,0,0,0,0,0,0,0,0,0,0,0,0,0,0,0,0,0,0,0,0,0,0,0,0,0,0,0,0,0,0,0,0,0,0,0,0,0,0,0,0,0,0,0,0,0,0,0,0,0,0,0,0,0,0,0,0,0,0,0"/>
+              <v:rect id="_x0000_s1026" o:spid="_x0000_s1026" o:spt="1" style="position:absolute;left:0pt;margin-left:-97.55pt;margin-top:-94.75pt;height:863.35pt;width:202.05pt;z-index:251659264;v-text-anchor:middle;mso-width-relative:page;mso-height-relative:page;" fillcolor="#F2F2F2 [3052]" filled="t" stroked="f" coordsize="21600,21600" o:gfxdata="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">
                 <v:fill on="t" focussize="0,0"/>
-                <v:stroke on="f"/>
+                <v:stroke on="f" weight="1pt" miterlimit="8" joinstyle="miter"/>
                 <v:imagedata o:title=""/>
-                <o:lock v:ext="edit" aspectratio="t"/>
-              </v:shape>
+                <o:lock v:ext="edit" aspectratio="f"/>
+              </v:rect>
             </w:pict>
           </mc:Fallback>
         </mc:AlternateContent>
       </w:r>
+      <w:r>
+        <w:drawing>
+          <wp:anchor distT="0" distB="0" distL="114300" distR="114300" simplePos="0" relativeHeight="251664384" behindDoc="0" locked="0" layoutInCell="1" allowOverlap="1">
+            <wp:simplePos x="0" y="0"/>
+            <wp:positionH relativeFrom="column">
+              <wp:posOffset>-1014730</wp:posOffset>
+            </wp:positionH>
+            <wp:positionV relativeFrom="paragraph">
+              <wp:posOffset>-656590</wp:posOffset>
+            </wp:positionV>
+            <wp:extent cx="2139315" cy="1624330"/>
+            <wp:effectExtent l="0" t="0" r="0" b="0"/>
+            <wp:wrapNone/>
+            <wp:docPr id="1" name="图片 1" descr="Education business card template 07 [转换]"/>
+            <wp:cNvGraphicFramePr>
+              <a:graphicFrameLocks xmlns:a="http://schemas.openxmlformats.org/drawingml/2006/main" noChangeAspect="1"/>
+            </wp:cNvGraphicFramePr>
+            <a:graphic xmlns:a="http://schemas.openxmlformats.org/drawingml/2006/main">
+              <a:graphicData uri="http://schemas.openxmlformats.org/drawingml/2006/picture">
+                <pic:pic xmlns:pic="http://schemas.openxmlformats.org/drawingml/2006/picture">
+                  <pic:nvPicPr>
+                    <pic:cNvPr id="1" name="图片 1" descr="Education business card template 07 [转换]"/>
+                    <pic:cNvPicPr>
+                      <a:picLocks noChangeAspect="1"/>
+                    </pic:cNvPicPr>
+                  </pic:nvPicPr>
+                  <pic:blipFill>
+                    <a:blip r:embed="rId4"/>
+                    <a:stretch>
+                      <a:fillRect/>
+                    </a:stretch>
+                  </pic:blipFill>
+                  <pic:spPr>
+                    <a:xfrm>
+                      <a:off x="0" y="0"/>
+                      <a:ext cx="2139315" cy="1624330"/>
+                    </a:xfrm>
+                    <a:prstGeom prst="rect">
+                      <a:avLst/>
+                    </a:prstGeom>
+                  </pic:spPr>
+                </pic:pic>
+              </a:graphicData>
+            </a:graphic>
+          </wp:anchor>
+        </w:drawing>
+      </w:r>
+    </w:p>
+    <w:p>
       <w:r>
         <mc:AlternateContent>
           <mc:Choice Requires="wps">
@@ -2592,10 +384,10 @@
               <wp:anchor distT="0" distB="0" distL="114300" distR="114300" simplePos="0" relativeHeight="251662336" behindDoc="0" locked="0" layoutInCell="1" allowOverlap="1">
                 <wp:simplePos x="0" y="0"/>
                 <wp:positionH relativeFrom="column">
-                  <wp:posOffset>177165</wp:posOffset>
+                  <wp:posOffset>311785</wp:posOffset>
                 </wp:positionH>
                 <wp:positionV relativeFrom="paragraph">
-                  <wp:posOffset>8093075</wp:posOffset>
+                  <wp:posOffset>7634605</wp:posOffset>
                 </wp:positionV>
                 <wp:extent cx="577850" cy="479425"/>
                 <wp:effectExtent l="0" t="0" r="12700" b="15875"/>
@@ -6279,7 +4071,7 @@
           </mc:Choice>
           <mc:Fallback>
             <w:pict>
-              <v:shape id="_x0000_s1026" o:spid="_x0000_s1026" o:spt="100" style="position:absolute;left:0pt;margin-left:13.95pt;margin-top:637.25pt;height:37.75pt;width:45.5pt;z-index:251662336;v-text-anchor:middle;mso-width-relative:page;mso-height-relative:page;" fillcolor="#16314C" filled="t" stroked="f" coordsize="1466850,1217612" o:gfxdata="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" path="m1165225,696262l1153838,696527,1142981,697587,1131858,698913,1121001,701033,1110408,703153,1100081,706334,1089753,709780,1079690,713755,1070421,717996,1060623,723032,1051355,728068,1042616,733899,1034142,739995,1025667,746356,1017723,753248,1010308,760669,1002893,768355,996008,776042,989388,784523,983562,793005,977736,802016,972704,811293,967673,820835,963171,830642,959464,840183,955756,850520,952843,860857,950460,871724,948606,882326,947282,893458,946223,904590,945958,915722,946223,927119,947282,938251,948606,949118,950460,959985,952843,970587,955756,980924,959464,991261,963171,1001333,967673,1011140,972704,1020416,977736,1029693,983562,1038440,989388,1047186,996008,1055403,1002893,1063354,1010308,1071041,1017723,1078197,1025667,1085088,1034142,1091714,1042616,1098075,1051355,1103641,1060623,1108942,1070421,1113713,1079690,1117954,1089753,1121930,1100081,1125375,1110408,1128291,1121001,1130941,1131858,1132797,1142981,1134387,1153838,1135182,1165225,1135447,1176347,1135182,1187470,1134387,1198592,1132797,1209185,1130941,1219777,1128291,1230370,1125375,1240433,1121930,1250496,1117954,1260029,1113713,1269563,1108942,1278831,1103641,1287835,1098075,1296309,1091714,1304783,1085088,1312463,1078197,1320142,1071041,1327557,1063354,1334442,1055403,1341063,1047186,1346889,1038440,1352715,1029693,1357746,1020416,1362778,1011140,1367280,1001333,1371252,991261,1374694,980924,1377607,970587,1380256,959985,1381844,949118,1383433,938251,1384228,927119,1384493,915722,1384228,904590,1383433,893458,1381844,882326,1380256,871724,1377607,860857,1374694,850520,1371252,840183,1367280,830642,1362778,820835,1357746,811293,1352715,802016,1346889,793005,1341063,784523,1334442,776042,1327557,768355,1320142,760669,1312463,753248,1304783,746356,1296309,739995,1287835,733899,1278831,728068,1269563,723032,1260029,717996,1250496,713755,1240433,709780,1230370,706334,1219777,703153,1209185,701033,1198592,698913,1187470,697587,1176347,696527,1165225,696262xm300700,696262l289338,696527,278504,697587,267406,698913,256572,701033,246003,703418,235698,706334,225393,709780,215616,713755,206104,717996,196591,723032,187343,728068,178623,733899,169903,739995,161448,746621,153785,753513,146122,760669,138988,768355,132118,776572,125512,784523,119170,793270,113621,802282,108337,811293,103580,820835,99353,830642,95389,840448,91954,850520,89047,861122,86405,871724,84555,882326,82970,893458,82177,904590,81913,915722,82177,927119,82970,938251,84555,949118,86405,959985,89047,970587,91954,980924,95389,991261,99353,1001333,103580,1011140,108337,1020416,113621,1029693,119170,1038440,125512,1047186,132118,1055403,138988,1063354,146122,1071041,153785,1078197,161448,1085088,169903,1091714,178359,1097810,187343,1103376,196591,1108942,206104,1113713,215616,1117954,225393,1121930,235698,1125375,246003,1128291,256572,1130941,267406,1132797,278504,1134387,289338,1135182,300700,1135447,311797,1135182,322895,1134387,333993,1132797,344827,1130941,355396,1128291,365701,1125375,376007,1121930,386048,1117954,395560,1113713,405072,1108942,414056,1103376,423040,1097810,431496,1091714,439951,1085088,447878,1078197,455541,1071041,462676,1063354,469546,1055403,476152,1047186,482229,1038440,488042,1029693,493063,1020416,498083,1011140,502311,1001333,506274,991261,509709,980924,512880,970587,515258,959985,517108,949118,518693,938251,519486,927119,519750,915722,519486,904590,518693,893458,517108,882326,515258,871724,512880,861122,509709,850520,506274,840448,502311,830642,498083,820835,493063,811293,487778,802282,481965,793270,476152,784523,469546,776572,462676,768355,455541,760669,447878,753513,439951,746621,431496,739995,423040,733899,414056,728068,405072,723032,395560,717996,386048,713755,376007,709780,365701,706334,355396,703418,344563,701033,333993,698913,322895,697587,311797,696527,300700,696262xm1157546,614362l1165490,614362,1173170,614362,1180849,614627,1188794,615157,1196209,615687,1203888,616483,1211303,617808,1218718,618868,1226133,620193,1233283,622049,1240698,623639,1247848,625759,1254998,627615,1261883,630000,1269033,632386,1275918,635036,1282803,637687,1289159,640867,1295779,643783,1302400,647228,1309020,650674,1315376,654119,1321466,657830,1327557,661806,1333913,665517,1339474,669757,1345565,673998,1351391,678239,1356952,683010,1362513,687516,1367809,692286,1373370,697587,1378402,702358,1383433,707394,1388465,712960,1392967,718261,1397998,723827,1402500,729658,1406737,735224,1410974,741055,1414946,746886,1418919,752983,1423156,759344,1426863,765705,1430306,771801,1433483,778427,1436926,785053,1439839,791680,1443017,798306,1445665,804932,1448578,811823,1450696,818980,1453080,825871,1455463,833027,1457052,840183,1459171,847605,1460495,854761,1461819,862182,1463143,869604,1464202,877555,1464997,884977,1465791,892663,1466321,900349,1466585,908036,1466850,915722,1466585,923674,1466321,931625,1465791,939046,1464997,946733,1464202,954419,1463143,961841,1461819,969262,1460495,976683,1459171,984105,1457052,991261,1455463,998417,1453080,1005574,1450696,1012730,1448578,1019621,1445665,1026512,1443017,1033404,1439839,1040295,1436926,1046921,1433483,1053282,1430306,1059643,1426863,1066270,1423156,1072631,1418919,1078462,1414946,1084558,1410974,1090654,1406737,1096485,1402500,1102316,1397998,1107882,1392967,1113448,1388465,1118749,1383433,1124050,1378402,1129086,1373370,1134387,1367809,1139158,1362513,1143929,1356952,1148965,1351391,1153205,1345565,1157711,1339474,1161952,1333913,1166193,1327557,1170169,1321466,1174144,1315376,1177855,1309020,1181301,1302400,1184746,1295779,1187927,1289159,1190842,1282803,1193758,1275918,1196673,1269033,1199324,1261883,1201974,1254998,1204095,1247848,1206215,1240698,1208070,1233283,1209926,1226133,1211516,1218718,1213106,1211303,1214167,1203888,1215227,1196209,1216022,1188794,1216817,1180849,1217347,1173170,1217612,1165490,1217612,1157546,1217612,1149866,1217347,1142186,1216817,1134771,1216022,1126827,1215227,1119412,1214167,1111997,1213106,1104582,1211516,1097168,1209926,1090018,1208070,1082868,1206215,1075718,1204095,1068568,1201974,1061682,1199324,1054797,1196673,1048177,1193758,1041292,1190842,1034671,1187927,1028051,1184746,1021695,1181301,1015075,1177855,1009249,1174144,1002893,1170169,996803,1166193,990977,1161952,984886,1157711,979060,1153205,973499,1148965,967938,1143929,962641,1139158,957345,1134387,952049,1129351,947282,1124050,941986,1118749,937484,1113448,932452,1107882,927950,1102316,923713,1096485,919476,1090654,915504,1084558,911532,1078462,907560,1072631,903587,1066270,900410,1059643,896967,1053282,893524,1046921,890347,1040295,887434,1033404,884521,1026512,881873,1019621,879754,1012730,877371,1005574,875252,998417,873134,991261,871545,984105,869956,976683,868632,969262,867043,961841,866248,954419,865454,946733,864660,939311,864395,931625,863600,923674,863600,915722,863600,908036,864395,900349,864660,892663,865454,884977,866248,877555,867043,869604,868632,862182,869956,854761,871545,847605,873134,840183,875252,833027,877371,825871,879754,818980,881873,811823,884521,804932,887434,798306,890347,791680,893524,785053,896967,778427,900410,771801,903587,765705,907560,759344,911532,752983,915504,746886,919476,741055,923713,735224,927950,729658,932452,723827,937484,718261,941986,712960,947282,707394,952049,702358,957345,697587,962641,692286,967938,687781,973499,683010,979060,678239,984886,673998,990977,669757,996803,665782,1002893,661806,1009249,657830,1015075,654119,1021695,650674,1028051,647228,1034671,643783,1041292,640867,1048177,637687,1054797,635036,1061682,632386,1068568,630000,1075718,627615,1082868,625759,1090018,623639,1097168,622049,1104582,620193,1111997,618868,1119412,617808,1126827,616483,1134771,615687,1142186,615157,1149866,614627,1157546,614362xm292773,614362l300700,614362,308362,614362,316025,614627,323688,615157,331351,615687,339014,616483,346412,617808,354075,618868,361209,620193,368608,622049,375742,623639,383141,625759,390275,627615,397145,630000,404280,632386,411150,635036,418020,637687,424362,640867,430967,643783,437573,647228,444179,650674,450521,654119,456598,657830,462940,661806,469017,665782,474830,669757,480644,673998,486457,678239,492006,683010,497555,687781,502839,692286,508388,697587,513409,702358,518693,707394,523450,712960,528206,718261,532698,723827,537454,729658,541682,735224,545910,741055,550137,746886,554101,753248,557800,759344,561500,765705,565463,771801,568634,778427,571805,785053,574975,791680,577882,798306,580789,804932,583431,811823,585809,818980,588187,825871,590037,833027,592151,840183,593736,847605,595586,855026,596907,862182,598228,869604,599285,877555,600078,884977,600606,892663,601135,900349,601663,908036,601663,915722,601663,923409,601135,931625,600606,939046,600078,946733,599285,954419,598228,961841,596907,969262,595586,976683,593736,984105,592151,991261,590037,998417,588187,1005574,585809,1012730,583431,1019621,580789,1026512,577882,1033404,574975,1040295,571805,1046921,568634,1053282,565463,1059643,561500,1066270,557800,1072631,554101,1078462,550137,1084558,545910,1090654,541682,1096485,537454,1102316,532698,1107882,528206,1113448,523450,1118749,518693,1124050,513409,1129086,508388,1134387,502839,1139158,497555,1143929,492006,1148965,486457,1153205,480644,1157711,474830,1161952,469017,1166193,462940,1170169,456598,1174144,450521,1177855,444179,1181301,437573,1184746,430967,1187927,424362,1190842,418020,1193758,411150,1196673,404280,1199324,397145,1201974,390275,1204095,383141,1206215,375742,1208070,368608,1209926,361209,1211516,354075,1213106,346412,1214167,339014,1215227,331351,1216022,323688,1216817,316025,1217347,308362,1217612,300700,1217612,292773,1217612,285110,1217347,277447,1216817,269784,1216022,262386,1215227,254723,1214167,247324,1213106,240190,1211516,232791,1209926,225657,1208070,218258,1206215,211388,1204095,204254,1201974,197384,1199324,190514,1196673,183644,1193758,177038,1190842,170432,1187927,163826,1184746,157484,1181301,150878,1177855,145065,1174144,138724,1170169,132646,1166193,126833,1161952,120756,1157711,114942,1153205,109658,1148965,103845,1143929,98560,1139158,93275,1134387,88255,1129086,82970,1124050,78214,1118749,73458,1113448,68701,1107882,64209,1102316,59717,1096485,55490,1090654,51526,1084558,47563,1078462,43335,1072631,39635,1066270,36200,1059643,32765,1053282,29859,1046921,26688,1040295,23781,1033404,20875,1026512,18232,1019621,15854,1012730,13476,1005574,11627,998417,9513,991261,7663,984105,6078,976683,4756,969262,3435,961841,2378,954419,1586,946733,1057,939046,264,931625,0,923409,0,915722,0,908036,264,900349,1057,892663,1586,884977,2378,877555,3435,869869,4756,862182,6078,855026,7663,847605,9513,840448,11627,833027,13476,825871,15854,818980,18232,811823,20875,804932,23781,798571,26688,791680,29859,785053,32765,778427,36200,771801,39635,765705,43335,759344,47563,753248,51526,746886,55490,741055,59717,735224,64209,729658,68701,723827,73458,718261,78214,712960,82970,707394,88255,702358,93275,697587,98560,692286,103845,687781,109658,683010,114942,678239,120756,673998,126833,669757,132646,665782,138724,661806,145065,657830,150878,654119,157484,650674,163826,647228,170432,643783,177038,640867,183644,637687,190514,635036,197384,632651,204254,630000,211388,627615,218258,625759,225657,623639,232791,622049,240190,620193,247324,618868,254723,617808,262386,616483,269784,615687,277447,615157,285110,614627,292773,614362xm693935,169862l697371,169862,702657,169862,704243,170126,708736,170126,713229,170391,717458,170920,721423,171979,725387,172772,729352,173831,732788,175154,736488,176741,743096,179916,749439,183620,754725,187324,760011,191293,764240,195262,768205,199231,771376,202670,773755,206110,777720,210872,778777,212724,900093,402960,1084050,402695,1089865,402960,1095680,403489,1100701,404547,1105723,406400,1110216,408252,1114181,410633,1117881,413279,1121317,415925,1124225,419100,1126868,422539,1128718,425979,1130568,429947,1131889,433652,1132682,437620,1133211,441589,1133475,445822,1133211,449791,1132682,453760,1131889,457729,1130568,461697,1128718,465402,1126868,468841,1124225,472281,1121317,475456,1117881,478366,1114181,480747,1110216,483393,1105723,485245,1100701,486833,1095680,487891,1089865,488950,1084050,488950,870755,488950,867848,488950,864676,488950,861769,488156,858597,487627,855426,486833,852518,485775,849347,484187,846704,482864,843532,481012,840625,478895,837717,476514,834810,474397,832431,471487,829788,468312,827145,464872,825030,461433,753139,348985,605392,495564,742567,568060,747325,570441,752082,573352,756575,575997,760804,579172,764504,581818,767940,584993,770848,588168,773491,591343,776134,594518,778513,597693,780363,600868,782477,604043,783799,607483,785385,610129,787499,616479,789085,622300,790142,627327,790671,632090,790671,636588,790671,640027,790671,642408,790406,644525,790406,955411,790142,962025,789085,968375,787499,974196,785385,980281,782742,985838,779570,991129,775870,995892,771641,1000654,767148,1004623,762126,1008327,757104,1011502,751289,1014413,745739,1016265,739395,1018117,733052,1018911,726444,1019175,720365,1018911,714022,1018117,707679,1016265,701864,1014413,696314,1011502,691027,1008327,686270,1004623,681777,1000654,677548,995892,674112,991129,670940,985838,668033,980281,665918,974196,664333,968375,663540,962025,663275,955411,663275,706438,425665,574145,420114,570970,415357,567531,410335,563827,405842,559858,401877,555624,397912,550862,394212,545835,391041,541072,387869,535781,385226,530225,383111,524404,381261,518583,379940,512497,378882,506147,378090,500062,377825,493712,377825,489214,378090,484716,378882,480218,379411,475985,380204,472016,381261,467783,382583,463814,383904,459581,385754,455877,387340,451908,389455,448204,391569,444764,393684,441325,396062,437885,398705,434975,401613,431800,634995,197643,637638,194733,640281,191822,643188,189176,646096,187060,652175,183091,657725,179651,663804,176741,669354,174360,675169,172772,680191,171449,685477,170656,689970,170126,693935,169862xm860175,0l865982,0,871789,0,877332,529,882875,1058,888154,1852,893697,3439,898712,4762,903991,6614,909006,8467,913757,10848,918772,13229,923259,15875,927746,18785,931969,21960,936193,25135,940152,28575,944111,32279,947807,35983,951238,40217,954405,44185,957573,48419,960212,53181,963116,57679,965491,62442,967603,67469,969714,72496,971298,77523,972882,82815,973938,88106,974993,93663,975785,98954,976313,104775,976313,110596,976313,116152,975785,121708,974993,127265,973938,132821,972882,137848,971298,143404,969714,148431,967603,153194,965491,158221,963116,162984,960212,167481,957573,172244,954405,176477,951238,180446,947807,184415,944111,188384,940152,192088,936193,195527,931969,198702,927746,201877,923259,204788,918772,207169,913757,209815,909006,211932,903991,213784,898712,215636,893697,217223,888154,218546,882875,219340,877332,220134,871789,220398,865982,220663,860175,220398,854896,220134,849089,219340,843810,218546,838531,217223,833252,215636,828237,213784,823222,211932,818471,209815,813456,207169,808968,204788,804481,201877,800258,198702,796035,195527,791812,192088,788116,188384,784421,184415,780990,180446,777822,176477,774919,172244,771751,167481,769112,162984,766736,158221,764625,153194,762513,148431,760929,143404,759346,137848,758026,132821,757234,127265,756442,121708,755914,116152,755650,110596,755914,104775,756442,98954,757234,93663,758026,88106,759082,82815,760929,77523,762513,72496,764625,67469,766472,62442,769112,57679,771751,53181,774655,48419,777822,44185,780990,40217,784421,36248,788116,32279,791812,28575,796035,25135,800258,21960,804481,18785,808968,15875,813456,13229,818471,10848,823222,8467,828237,6614,833252,4762,838531,3439,843810,1852,849089,1058,854896,529,860175,0xe">
+              <v:shape id="_x0000_s1026" o:spid="_x0000_s1026" o:spt="100" style="position:absolute;left:0pt;margin-left:24.55pt;margin-top:601.15pt;height:37.75pt;width:45.5pt;z-index:251662336;v-text-anchor:middle;mso-width-relative:page;mso-height-relative:page;" fillcolor="#16314C" filled="t" stroked="f" coordsize="1466850,1217612" o:gfxdata="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" path="m1165225,696262l1153838,696527,1142981,697587,1131858,698913,1121001,701033,1110408,703153,1100081,706334,1089753,709780,1079690,713755,1070421,717996,1060623,723032,1051355,728068,1042616,733899,1034142,739995,1025667,746356,1017723,753248,1010308,760669,1002893,768355,996008,776042,989388,784523,983562,793005,977736,802016,972704,811293,967673,820835,963171,830642,959464,840183,955756,850520,952843,860857,950460,871724,948606,882326,947282,893458,946223,904590,945958,915722,946223,927119,947282,938251,948606,949118,950460,959985,952843,970587,955756,980924,959464,991261,963171,1001333,967673,1011140,972704,1020416,977736,1029693,983562,1038440,989388,1047186,996008,1055403,1002893,1063354,1010308,1071041,1017723,1078197,1025667,1085088,1034142,1091714,1042616,1098075,1051355,1103641,1060623,1108942,1070421,1113713,1079690,1117954,1089753,1121930,1100081,1125375,1110408,1128291,1121001,1130941,1131858,1132797,1142981,1134387,1153838,1135182,1165225,1135447,1176347,1135182,1187470,1134387,1198592,1132797,1209185,1130941,1219777,1128291,1230370,1125375,1240433,1121930,1250496,1117954,1260029,1113713,1269563,1108942,1278831,1103641,1287835,1098075,1296309,1091714,1304783,1085088,1312463,1078197,1320142,1071041,1327557,1063354,1334442,1055403,1341063,1047186,1346889,1038440,1352715,1029693,1357746,1020416,1362778,1011140,1367280,1001333,1371252,991261,1374694,980924,1377607,970587,1380256,959985,1381844,949118,1383433,938251,1384228,927119,1384493,915722,1384228,904590,1383433,893458,1381844,882326,1380256,871724,1377607,860857,1374694,850520,1371252,840183,1367280,830642,1362778,820835,1357746,811293,1352715,802016,1346889,793005,1341063,784523,1334442,776042,1327557,768355,1320142,760669,1312463,753248,1304783,746356,1296309,739995,1287835,733899,1278831,728068,1269563,723032,1260029,717996,1250496,713755,1240433,709780,1230370,706334,1219777,703153,1209185,701033,1198592,698913,1187470,697587,1176347,696527,1165225,696262xm300700,696262l289338,696527,278504,697587,267406,698913,256572,701033,246003,703418,235698,706334,225393,709780,215616,713755,206104,717996,196591,723032,187343,728068,178623,733899,169903,739995,161448,746621,153785,753513,146122,760669,138988,768355,132118,776572,125512,784523,119170,793270,113621,802282,108337,811293,103580,820835,99353,830642,95389,840448,91954,850520,89047,861122,86405,871724,84555,882326,82970,893458,82177,904590,81913,915722,82177,927119,82970,938251,84555,949118,86405,959985,89047,970587,91954,980924,95389,991261,99353,1001333,103580,1011140,108337,1020416,113621,1029693,119170,1038440,125512,1047186,132118,1055403,138988,1063354,146122,1071041,153785,1078197,161448,1085088,169903,1091714,178359,1097810,187343,1103376,196591,1108942,206104,1113713,215616,1117954,225393,1121930,235698,1125375,246003,1128291,256572,1130941,267406,1132797,278504,1134387,289338,1135182,300700,1135447,311797,1135182,322895,1134387,333993,1132797,344827,1130941,355396,1128291,365701,1125375,376007,1121930,386048,1117954,395560,1113713,405072,1108942,414056,1103376,423040,1097810,431496,1091714,439951,1085088,447878,1078197,455541,1071041,462676,1063354,469546,1055403,476152,1047186,482229,1038440,488042,1029693,493063,1020416,498083,1011140,502311,1001333,506274,991261,509709,980924,512880,970587,515258,959985,517108,949118,518693,938251,519486,927119,519750,915722,519486,904590,518693,893458,517108,882326,515258,871724,512880,861122,509709,850520,506274,840448,502311,830642,498083,820835,493063,811293,487778,802282,481965,793270,476152,784523,469546,776572,462676,768355,455541,760669,447878,753513,439951,746621,431496,739995,423040,733899,414056,728068,405072,723032,395560,717996,386048,713755,376007,709780,365701,706334,355396,703418,344563,701033,333993,698913,322895,697587,311797,696527,300700,696262xm1157546,614362l1165490,614362,1173170,614362,1180849,614627,1188794,615157,1196209,615687,1203888,616483,1211303,617808,1218718,618868,1226133,620193,1233283,622049,1240698,623639,1247848,625759,1254998,627615,1261883,630000,1269033,632386,1275918,635036,1282803,637687,1289159,640867,1295779,643783,1302400,647228,1309020,650674,1315376,654119,1321466,657830,1327557,661806,1333913,665517,1339474,669757,1345565,673998,1351391,678239,1356952,683010,1362513,687516,1367809,692286,1373370,697587,1378402,702358,1383433,707394,1388465,712960,1392967,718261,1397998,723827,1402500,729658,1406737,735224,1410974,741055,1414946,746886,1418919,752983,1423156,759344,1426863,765705,1430306,771801,1433483,778427,1436926,785053,1439839,791680,1443017,798306,1445665,804932,1448578,811823,1450696,818980,1453080,825871,1455463,833027,1457052,840183,1459171,847605,1460495,854761,1461819,862182,1463143,869604,1464202,877555,1464997,884977,1465791,892663,1466321,900349,1466585,908036,1466850,915722,1466585,923674,1466321,931625,1465791,939046,1464997,946733,1464202,954419,1463143,961841,1461819,969262,1460495,976683,1459171,984105,1457052,991261,1455463,998417,1453080,1005574,1450696,1012730,1448578,1019621,1445665,1026512,1443017,1033404,1439839,1040295,1436926,1046921,1433483,1053282,1430306,1059643,1426863,1066270,1423156,1072631,1418919,1078462,1414946,1084558,1410974,1090654,1406737,1096485,1402500,1102316,1397998,1107882,1392967,1113448,1388465,1118749,1383433,1124050,1378402,1129086,1373370,1134387,1367809,1139158,1362513,1143929,1356952,1148965,1351391,1153205,1345565,1157711,1339474,1161952,1333913,1166193,1327557,1170169,1321466,1174144,1315376,1177855,1309020,1181301,1302400,1184746,1295779,1187927,1289159,1190842,1282803,1193758,1275918,1196673,1269033,1199324,1261883,1201974,1254998,1204095,1247848,1206215,1240698,1208070,1233283,1209926,1226133,1211516,1218718,1213106,1211303,1214167,1203888,1215227,1196209,1216022,1188794,1216817,1180849,1217347,1173170,1217612,1165490,1217612,1157546,1217612,1149866,1217347,1142186,1216817,1134771,1216022,1126827,1215227,1119412,1214167,1111997,1213106,1104582,1211516,1097168,1209926,1090018,1208070,1082868,1206215,1075718,1204095,1068568,1201974,1061682,1199324,1054797,1196673,1048177,1193758,1041292,1190842,1034671,1187927,1028051,1184746,1021695,1181301,1015075,1177855,1009249,1174144,1002893,1170169,996803,1166193,990977,1161952,984886,1157711,979060,1153205,973499,1148965,967938,1143929,962641,1139158,957345,1134387,952049,1129351,947282,1124050,941986,1118749,937484,1113448,932452,1107882,927950,1102316,923713,1096485,919476,1090654,915504,1084558,911532,1078462,907560,1072631,903587,1066270,900410,1059643,896967,1053282,893524,1046921,890347,1040295,887434,1033404,884521,1026512,881873,1019621,879754,1012730,877371,1005574,875252,998417,873134,991261,871545,984105,869956,976683,868632,969262,867043,961841,866248,954419,865454,946733,864660,939311,864395,931625,863600,923674,863600,915722,863600,908036,864395,900349,864660,892663,865454,884977,866248,877555,867043,869604,868632,862182,869956,854761,871545,847605,873134,840183,875252,833027,877371,825871,879754,818980,881873,811823,884521,804932,887434,798306,890347,791680,893524,785053,896967,778427,900410,771801,903587,765705,907560,759344,911532,752983,915504,746886,919476,741055,923713,735224,927950,729658,932452,723827,937484,718261,941986,712960,947282,707394,952049,702358,957345,697587,962641,692286,967938,687781,973499,683010,979060,678239,984886,673998,990977,669757,996803,665782,1002893,661806,1009249,657830,1015075,654119,1021695,650674,1028051,647228,1034671,643783,1041292,640867,1048177,637687,1054797,635036,1061682,632386,1068568,630000,1075718,627615,1082868,625759,1090018,623639,1097168,622049,1104582,620193,1111997,618868,1119412,617808,1126827,616483,1134771,615687,1142186,615157,1149866,614627,1157546,614362xm292773,614362l300700,614362,308362,614362,316025,614627,323688,615157,331351,615687,339014,616483,346412,617808,354075,618868,361209,620193,368608,622049,375742,623639,383141,625759,390275,627615,397145,630000,404280,632386,411150,635036,418020,637687,424362,640867,430967,643783,437573,647228,444179,650674,450521,654119,456598,657830,462940,661806,469017,665782,474830,669757,480644,673998,486457,678239,492006,683010,497555,687781,502839,692286,508388,697587,513409,702358,518693,707394,523450,712960,528206,718261,532698,723827,537454,729658,541682,735224,545910,741055,550137,746886,554101,753248,557800,759344,561500,765705,565463,771801,568634,778427,571805,785053,574975,791680,577882,798306,580789,804932,583431,811823,585809,818980,588187,825871,590037,833027,592151,840183,593736,847605,595586,855026,596907,862182,598228,869604,599285,877555,600078,884977,600606,892663,601135,900349,601663,908036,601663,915722,601663,923409,601135,931625,600606,939046,600078,946733,599285,954419,598228,961841,596907,969262,595586,976683,593736,984105,592151,991261,590037,998417,588187,1005574,585809,1012730,583431,1019621,580789,1026512,577882,1033404,574975,1040295,571805,1046921,568634,1053282,565463,1059643,561500,1066270,557800,1072631,554101,1078462,550137,1084558,545910,1090654,541682,1096485,537454,1102316,532698,1107882,528206,1113448,523450,1118749,518693,1124050,513409,1129086,508388,1134387,502839,1139158,497555,1143929,492006,1148965,486457,1153205,480644,1157711,474830,1161952,469017,1166193,462940,1170169,456598,1174144,450521,1177855,444179,1181301,437573,1184746,430967,1187927,424362,1190842,418020,1193758,411150,1196673,404280,1199324,397145,1201974,390275,1204095,383141,1206215,375742,1208070,368608,1209926,361209,1211516,354075,1213106,346412,1214167,339014,1215227,331351,1216022,323688,1216817,316025,1217347,308362,1217612,300700,1217612,292773,1217612,285110,1217347,277447,1216817,269784,1216022,262386,1215227,254723,1214167,247324,1213106,240190,1211516,232791,1209926,225657,1208070,218258,1206215,211388,1204095,204254,1201974,197384,1199324,190514,1196673,183644,1193758,177038,1190842,170432,1187927,163826,1184746,157484,1181301,150878,1177855,145065,1174144,138724,1170169,132646,1166193,126833,1161952,120756,1157711,114942,1153205,109658,1148965,103845,1143929,98560,1139158,93275,1134387,88255,1129086,82970,1124050,78214,1118749,73458,1113448,68701,1107882,64209,1102316,59717,1096485,55490,1090654,51526,1084558,47563,1078462,43335,1072631,39635,1066270,36200,1059643,32765,1053282,29859,1046921,26688,1040295,23781,1033404,20875,1026512,18232,1019621,15854,1012730,13476,1005574,11627,998417,9513,991261,7663,984105,6078,976683,4756,969262,3435,961841,2378,954419,1586,946733,1057,939046,264,931625,0,923409,0,915722,0,908036,264,900349,1057,892663,1586,884977,2378,877555,3435,869869,4756,862182,6078,855026,7663,847605,9513,840448,11627,833027,13476,825871,15854,818980,18232,811823,20875,804932,23781,798571,26688,791680,29859,785053,32765,778427,36200,771801,39635,765705,43335,759344,47563,753248,51526,746886,55490,741055,59717,735224,64209,729658,68701,723827,73458,718261,78214,712960,82970,707394,88255,702358,93275,697587,98560,692286,103845,687781,109658,683010,114942,678239,120756,673998,126833,669757,132646,665782,138724,661806,145065,657830,150878,654119,157484,650674,163826,647228,170432,643783,177038,640867,183644,637687,190514,635036,197384,632651,204254,630000,211388,627615,218258,625759,225657,623639,232791,622049,240190,620193,247324,618868,254723,617808,262386,616483,269784,615687,277447,615157,285110,614627,292773,614362xm693935,169862l697371,169862,702657,169862,704243,170126,708736,170126,713229,170391,717458,170920,721423,171979,725387,172772,729352,173831,732788,175154,736488,176741,743096,179916,749439,183620,754725,187324,760011,191293,764240,195262,768205,199231,771376,202670,773755,206110,777720,210872,778777,212724,900093,402960,1084050,402695,1089865,402960,1095680,403489,1100701,404547,1105723,406400,1110216,408252,1114181,410633,1117881,413279,1121317,415925,1124225,419100,1126868,422539,1128718,425979,1130568,429947,1131889,433652,1132682,437620,1133211,441589,1133475,445822,1133211,449791,1132682,453760,1131889,457729,1130568,461697,1128718,465402,1126868,468841,1124225,472281,1121317,475456,1117881,478366,1114181,480747,1110216,483393,1105723,485245,1100701,486833,1095680,487891,1089865,488950,1084050,488950,870755,488950,867848,488950,864676,488950,861769,488156,858597,487627,855426,486833,852518,485775,849347,484187,846704,482864,843532,481012,840625,478895,837717,476514,834810,474397,832431,471487,829788,468312,827145,464872,825030,461433,753139,348985,605392,495564,742567,568060,747325,570441,752082,573352,756575,575997,760804,579172,764504,581818,767940,584993,770848,588168,773491,591343,776134,594518,778513,597693,780363,600868,782477,604043,783799,607483,785385,610129,787499,616479,789085,622300,790142,627327,790671,632090,790671,636588,790671,640027,790671,642408,790406,644525,790406,955411,790142,962025,789085,968375,787499,974196,785385,980281,782742,985838,779570,991129,775870,995892,771641,1000654,767148,1004623,762126,1008327,757104,1011502,751289,1014413,745739,1016265,739395,1018117,733052,1018911,726444,1019175,720365,1018911,714022,1018117,707679,1016265,701864,1014413,696314,1011502,691027,1008327,686270,1004623,681777,1000654,677548,995892,674112,991129,670940,985838,668033,980281,665918,974196,664333,968375,663540,962025,663275,955411,663275,706438,425665,574145,420114,570970,415357,567531,410335,563827,405842,559858,401877,555624,397912,550862,394212,545835,391041,541072,387869,535781,385226,530225,383111,524404,381261,518583,379940,512497,378882,506147,378090,500062,377825,493712,377825,489214,378090,484716,378882,480218,379411,475985,380204,472016,381261,467783,382583,463814,383904,459581,385754,455877,387340,451908,389455,448204,391569,444764,393684,441325,396062,437885,398705,434975,401613,431800,634995,197643,637638,194733,640281,191822,643188,189176,646096,187060,652175,183091,657725,179651,663804,176741,669354,174360,675169,172772,680191,171449,685477,170656,689970,170126,693935,169862xm860175,0l865982,0,871789,0,877332,529,882875,1058,888154,1852,893697,3439,898712,4762,903991,6614,909006,8467,913757,10848,918772,13229,923259,15875,927746,18785,931969,21960,936193,25135,940152,28575,944111,32279,947807,35983,951238,40217,954405,44185,957573,48419,960212,53181,963116,57679,965491,62442,967603,67469,969714,72496,971298,77523,972882,82815,973938,88106,974993,93663,975785,98954,976313,104775,976313,110596,976313,116152,975785,121708,974993,127265,973938,132821,972882,137848,971298,143404,969714,148431,967603,153194,965491,158221,963116,162984,960212,167481,957573,172244,954405,176477,951238,180446,947807,184415,944111,188384,940152,192088,936193,195527,931969,198702,927746,201877,923259,204788,918772,207169,913757,209815,909006,211932,903991,213784,898712,215636,893697,217223,888154,218546,882875,219340,877332,220134,871789,220398,865982,220663,860175,220398,854896,220134,849089,219340,843810,218546,838531,217223,833252,215636,828237,213784,823222,211932,818471,209815,813456,207169,808968,204788,804481,201877,800258,198702,796035,195527,791812,192088,788116,188384,784421,184415,780990,180446,777822,176477,774919,172244,771751,167481,769112,162984,766736,158221,764625,153194,762513,148431,760929,143404,759346,137848,758026,132821,757234,127265,756442,121708,755914,116152,755650,110596,755914,104775,756442,98954,757234,93663,758026,88106,759082,82815,760929,77523,762513,72496,764625,67469,766472,62442,769112,57679,771751,53181,774655,48419,777822,44185,780990,40217,784421,36248,788116,32279,791812,28575,796035,25135,800258,21960,804481,18785,808968,15875,813456,13229,818471,10848,823222,8467,828237,6614,833252,4762,838531,3439,843810,1852,849089,1058,854896,529,860175,0xe">
                 <v:path o:connectlocs="516883,388930;484096,474036;524741,554805;613211,579199;689081,530954;704796,440156;649520,369686;120585,361148;52992,419693;50830,511981;115313,573643;207238,567002;262394,496261;246578,405599;170873,357354;642069,320899;697074,351526;735145,401397;750319,464278;738261,528379;702629,580012;649249,613214;584353,622158;522709,603999;474748,563614;446703,506831;444400,440833;468380,381882;513089,338381;572702,315885;192233,318866;248875,346783;289296,394622;307275,456418;298489,521332;265368,574727;213863,610368;149785,622565;87194,607387;37581,569306;6894,514150;1216,448693;22170,388252;64888,342446;122883,317104;373143,88879;563129,206844;578409,236065;439266,249323;384772,293155;404514,325487;381527,519616;339879,495130;194381,262039;202629,223890;440073,0;483016,16504;499491,59388;478965,99973;434402,112148;396455,88068;388353,42343;416171,6764" o:connectangles="0,0,0,0,0,0,0,0,0,0,0,0,0,0,0,0,0,0,0,0,0,0,0,0,0,0,0,0,0,0,0,0,0,0,0,0,0,0,0,0,0,0,0,0,0,0,0,0,0,0,0,0,0,0,0,0,0,0,0,0,0,0,0"/>
                 <v:fill on="t" focussize="0,0"/>
                 <v:stroke on="f"/>
@@ -6289,1556 +4081,6 @@
             </w:pict>
           </mc:Fallback>
         </mc:AlternateContent>
-      </w:r>
-      <w:r>
-        <mc:AlternateContent>
-          <mc:Choice Requires="wps">
-            <w:drawing>
-              <wp:anchor distT="0" distB="0" distL="114300" distR="114300" simplePos="0" relativeHeight="251661312" behindDoc="0" locked="0" layoutInCell="1" allowOverlap="1">
-                <wp:simplePos x="0" y="0"/>
-                <wp:positionH relativeFrom="column">
-                  <wp:posOffset>-785495</wp:posOffset>
-                </wp:positionH>
-                <wp:positionV relativeFrom="paragraph">
-                  <wp:posOffset>3371215</wp:posOffset>
-                </wp:positionV>
-                <wp:extent cx="1844675" cy="4480560"/>
-                <wp:effectExtent l="0" t="0" r="0" b="0"/>
-                <wp:wrapNone/>
-                <wp:docPr id="80" name="文本框 80"/>
-                <wp:cNvGraphicFramePr/>
-                <a:graphic xmlns:a="http://schemas.openxmlformats.org/drawingml/2006/main">
-                  <a:graphicData uri="http://schemas.microsoft.com/office/word/2010/wordprocessingShape">
-                    <wps:wsp>
-                      <wps:cNvSpPr txBox="1">
-                        <a:spLocks noChangeArrowheads="1"/>
-                      </wps:cNvSpPr>
-                      <wps:spPr bwMode="auto">
-                        <a:xfrm>
-                          <a:off x="0" y="0"/>
-                          <a:ext cx="1844675" cy="4480560"/>
-                        </a:xfrm>
-                        <a:prstGeom prst="rect">
-                          <a:avLst/>
-                        </a:prstGeom>
-                        <a:noFill/>
-                        <a:ln w="9525">
-                          <a:noFill/>
-                          <a:miter lim="800000"/>
-                        </a:ln>
-                      </wps:spPr>
-                      <wps:txbx>
-                        <w:txbxContent>
-                          <w:p>
-                            <w:pPr>
-                              <w:keepNext w:val="0"/>
-                              <w:keepLines w:val="0"/>
-                              <w:pageBreakBefore w:val="0"/>
-                              <w:widowControl w:val="0"/>
-                              <w:kinsoku/>
-                              <w:wordWrap/>
-                              <w:overflowPunct/>
-                              <w:topLinePunct w:val="0"/>
-                              <w:autoSpaceDE/>
-                              <w:autoSpaceDN/>
-                              <w:bidi w:val="0"/>
-                              <w:adjustRightInd/>
-                              <w:snapToGrid w:val="0"/>
-                              <w:spacing w:line="240" w:lineRule="auto"/>
-                              <w:ind w:left="0" w:leftChars="0" w:right="0" w:rightChars="0" w:firstLine="0" w:firstLineChars="0"/>
-                              <w:jc w:val="center"/>
-                              <w:textAlignment w:val="auto"/>
-                              <w:outlineLvl w:val="9"/>
-                              <w:rPr>
-                                <w:rFonts w:hint="default" w:ascii="微软雅黑" w:hAnsi="微软雅黑" w:eastAsia="微软雅黑" w:cs="微软雅黑"/>
-                                <w:b w:val="0"/>
-                                <w:bCs w:val="0"/>
-                                <w:i w:val="0"/>
-                                <w:iCs w:val="0"/>
-                                <w:color w:val="16314C"/>
-                                <w:sz w:val="24"/>
-                                <w:szCs w:val="24"/>
-                                <w:lang w:val="en-US" w:eastAsia="zh-CN"/>
-                              </w:rPr>
-                            </w:pPr>
-                            <w:r>
-                              <w:rPr>
-                                <w:rFonts w:hint="eastAsia" w:ascii="微软雅黑" w:hAnsi="微软雅黑" w:eastAsia="微软雅黑" w:cs="微软雅黑"/>
-                                <w:b/>
-                                <w:bCs/>
-                                <w:i w:val="0"/>
-                                <w:iCs w:val="0"/>
-                                <w:color w:val="16314C"/>
-                                <w:sz w:val="24"/>
-                                <w:szCs w:val="24"/>
-                                <w:lang w:val="en-US" w:eastAsia="zh-CN"/>
-                              </w:rPr>
-                              <w:t>基本信息</w:t>
-                            </w:r>
-                          </w:p>
-                          <w:p>
-                            <w:pPr>
-                              <w:keepNext w:val="0"/>
-                              <w:keepLines w:val="0"/>
-                              <w:pageBreakBefore w:val="0"/>
-                              <w:widowControl w:val="0"/>
-                              <w:numPr>
-                                <w:ilvl w:val="0"/>
-                                <w:numId w:val="0"/>
-                              </w:numPr>
-                              <w:kinsoku/>
-                              <w:wordWrap/>
-                              <w:overflowPunct/>
-                              <w:topLinePunct w:val="0"/>
-                              <w:autoSpaceDE/>
-                              <w:autoSpaceDN/>
-                              <w:bidi w:val="0"/>
-                              <w:adjustRightInd/>
-                              <w:snapToGrid w:val="0"/>
-                              <w:spacing w:line="312" w:lineRule="auto"/>
-                              <w:ind w:leftChars="0" w:right="0" w:rightChars="0"/>
-                              <w:jc w:val="both"/>
-                              <w:textAlignment w:val="auto"/>
-                              <w:outlineLvl w:val="9"/>
-                              <w:rPr>
-                                <w:rFonts w:hint="eastAsia" w:ascii="微软雅黑" w:hAnsi="微软雅黑" w:eastAsia="微软雅黑" w:cs="微软雅黑"/>
-                                <w:b w:val="0"/>
-                                <w:bCs w:val="0"/>
-                                <w:color w:val="auto"/>
-                                <w:w w:val="100"/>
-                                <w:sz w:val="21"/>
-                                <w:szCs w:val="21"/>
-                                <w:lang w:val="en-US" w:eastAsia="zh-CN"/>
-                              </w:rPr>
-                            </w:pPr>
-                            <w:r>
-                              <w:rPr>
-                                <w:rFonts w:hint="eastAsia" w:ascii="微软雅黑" w:hAnsi="微软雅黑" w:eastAsia="微软雅黑" w:cs="微软雅黑"/>
-                                <w:b w:val="0"/>
-                                <w:bCs w:val="0"/>
-                                <w:color w:val="auto"/>
-                                <w:w w:val="100"/>
-                                <w:sz w:val="21"/>
-                                <w:szCs w:val="21"/>
-                                <w:lang w:val="en-US" w:eastAsia="zh-CN"/>
-                              </w:rPr>
-                              <w:t xml:space="preserve">年 龄： XX岁 </w:t>
-                            </w:r>
-                          </w:p>
-                          <w:p>
-                            <w:pPr>
-                              <w:keepNext w:val="0"/>
-                              <w:keepLines w:val="0"/>
-                              <w:pageBreakBefore w:val="0"/>
-                              <w:widowControl w:val="0"/>
-                              <w:numPr>
-                                <w:ilvl w:val="0"/>
-                                <w:numId w:val="0"/>
-                              </w:numPr>
-                              <w:kinsoku/>
-                              <w:wordWrap/>
-                              <w:overflowPunct/>
-                              <w:topLinePunct w:val="0"/>
-                              <w:autoSpaceDE/>
-                              <w:autoSpaceDN/>
-                              <w:bidi w:val="0"/>
-                              <w:adjustRightInd/>
-                              <w:snapToGrid w:val="0"/>
-                              <w:spacing w:line="312" w:lineRule="auto"/>
-                              <w:ind w:leftChars="0" w:right="0" w:rightChars="0"/>
-                              <w:jc w:val="both"/>
-                              <w:textAlignment w:val="auto"/>
-                              <w:outlineLvl w:val="9"/>
-                              <w:rPr>
-                                <w:rFonts w:hint="eastAsia" w:ascii="微软雅黑" w:hAnsi="微软雅黑" w:eastAsia="微软雅黑" w:cs="微软雅黑"/>
-                                <w:b w:val="0"/>
-                                <w:bCs w:val="0"/>
-                                <w:color w:val="auto"/>
-                                <w:w w:val="100"/>
-                                <w:sz w:val="21"/>
-                                <w:szCs w:val="21"/>
-                                <w:lang w:val="en-US" w:eastAsia="zh-CN"/>
-                              </w:rPr>
-                            </w:pPr>
-                            <w:r>
-                              <w:rPr>
-                                <w:rFonts w:hint="eastAsia" w:ascii="微软雅黑" w:hAnsi="微软雅黑" w:eastAsia="微软雅黑" w:cs="微软雅黑"/>
-                                <w:b w:val="0"/>
-                                <w:bCs w:val="0"/>
-                                <w:color w:val="auto"/>
-                                <w:w w:val="100"/>
-                                <w:sz w:val="21"/>
-                                <w:szCs w:val="21"/>
-                                <w:lang w:val="en-US" w:eastAsia="zh-CN"/>
-                              </w:rPr>
-                              <w:t xml:space="preserve">学 历： </w:t>
-                            </w:r>
-                          </w:p>
-                          <w:p>
-                            <w:pPr>
-                              <w:keepNext w:val="0"/>
-                              <w:keepLines w:val="0"/>
-                              <w:pageBreakBefore w:val="0"/>
-                              <w:widowControl w:val="0"/>
-                              <w:numPr>
-                                <w:ilvl w:val="0"/>
-                                <w:numId w:val="0"/>
-                              </w:numPr>
-                              <w:kinsoku/>
-                              <w:wordWrap/>
-                              <w:overflowPunct/>
-                              <w:topLinePunct w:val="0"/>
-                              <w:autoSpaceDE/>
-                              <w:autoSpaceDN/>
-                              <w:bidi w:val="0"/>
-                              <w:adjustRightInd/>
-                              <w:snapToGrid w:val="0"/>
-                              <w:spacing w:line="312" w:lineRule="auto"/>
-                              <w:ind w:leftChars="0" w:right="0" w:rightChars="0"/>
-                              <w:jc w:val="both"/>
-                              <w:textAlignment w:val="auto"/>
-                              <w:outlineLvl w:val="9"/>
-                              <w:rPr>
-                                <w:rFonts w:hint="default" w:ascii="微软雅黑" w:hAnsi="微软雅黑" w:eastAsia="微软雅黑" w:cs="微软雅黑"/>
-                                <w:b w:val="0"/>
-                                <w:bCs w:val="0"/>
-                                <w:color w:val="auto"/>
-                                <w:w w:val="100"/>
-                                <w:sz w:val="21"/>
-                                <w:szCs w:val="21"/>
-                                <w:lang w:val="en-US" w:eastAsia="zh-CN"/>
-                              </w:rPr>
-                            </w:pPr>
-                            <w:r>
-                              <w:rPr>
-                                <w:rFonts w:hint="eastAsia" w:ascii="微软雅黑" w:hAnsi="微软雅黑" w:eastAsia="微软雅黑" w:cs="微软雅黑"/>
-                                <w:b w:val="0"/>
-                                <w:bCs w:val="0"/>
-                                <w:color w:val="auto"/>
-                                <w:w w:val="100"/>
-                                <w:sz w:val="21"/>
-                                <w:szCs w:val="21"/>
-                                <w:lang w:val="en-US" w:eastAsia="zh-CN"/>
-                              </w:rPr>
-                              <w:t>电 话：{{phone}}</w:t>
-                            </w:r>
-                          </w:p>
-                          <w:p>
-                            <w:pPr>
-                              <w:keepNext w:val="0"/>
-                              <w:keepLines w:val="0"/>
-                              <w:pageBreakBefore w:val="0"/>
-                              <w:widowControl w:val="0"/>
-                              <w:numPr>
-                                <w:ilvl w:val="0"/>
-                                <w:numId w:val="0"/>
-                              </w:numPr>
-                              <w:kinsoku/>
-                              <w:wordWrap/>
-                              <w:overflowPunct/>
-                              <w:topLinePunct w:val="0"/>
-                              <w:autoSpaceDE/>
-                              <w:autoSpaceDN/>
-                              <w:bidi w:val="0"/>
-                              <w:adjustRightInd/>
-                              <w:snapToGrid w:val="0"/>
-                              <w:spacing w:line="312" w:lineRule="auto"/>
-                              <w:ind w:leftChars="0" w:right="0" w:rightChars="0"/>
-                              <w:jc w:val="both"/>
-                              <w:textAlignment w:val="auto"/>
-                              <w:outlineLvl w:val="9"/>
-                              <w:rPr>
-                                <w:rFonts w:hint="default" w:ascii="微软雅黑" w:hAnsi="微软雅黑" w:eastAsia="微软雅黑" w:cs="微软雅黑"/>
-                                <w:b w:val="0"/>
-                                <w:bCs w:val="0"/>
-                                <w:color w:val="auto"/>
-                                <w:w w:val="100"/>
-                                <w:sz w:val="21"/>
-                                <w:szCs w:val="21"/>
-                                <w:lang w:val="en-US" w:eastAsia="zh-CN"/>
-                              </w:rPr>
-                            </w:pPr>
-                            <w:r>
-                              <w:rPr>
-                                <w:rFonts w:hint="eastAsia" w:ascii="微软雅黑" w:hAnsi="微软雅黑" w:eastAsia="微软雅黑" w:cs="微软雅黑"/>
-                                <w:b w:val="0"/>
-                                <w:bCs w:val="0"/>
-                                <w:color w:val="auto"/>
-                                <w:w w:val="100"/>
-                                <w:sz w:val="21"/>
-                                <w:szCs w:val="21"/>
-                                <w:lang w:val="en-US" w:eastAsia="zh-CN"/>
-                              </w:rPr>
-                              <w:t>邮 箱：{{email}}</w:t>
-                            </w:r>
-                          </w:p>
-                          <w:p>
-                            <w:pPr>
-                              <w:keepNext w:val="0"/>
-                              <w:keepLines w:val="0"/>
-                              <w:pageBreakBefore w:val="0"/>
-                              <w:widowControl w:val="0"/>
-                              <w:kinsoku/>
-                              <w:wordWrap/>
-                              <w:overflowPunct/>
-                              <w:topLinePunct w:val="0"/>
-                              <w:autoSpaceDE/>
-                              <w:autoSpaceDN/>
-                              <w:bidi w:val="0"/>
-                              <w:adjustRightInd/>
-                              <w:snapToGrid w:val="0"/>
-                              <w:spacing w:line="240" w:lineRule="auto"/>
-                              <w:ind w:left="0" w:leftChars="0" w:right="0" w:rightChars="0" w:firstLine="0" w:firstLineChars="0"/>
-                              <w:jc w:val="center"/>
-                              <w:textAlignment w:val="auto"/>
-                              <w:outlineLvl w:val="9"/>
-                              <w:rPr>
-                                <w:rFonts w:hint="eastAsia" w:ascii="微软雅黑" w:hAnsi="微软雅黑" w:eastAsia="微软雅黑" w:cs="微软雅黑"/>
-                                <w:b/>
-                                <w:bCs/>
-                                <w:i w:val="0"/>
-                                <w:iCs w:val="0"/>
-                                <w:color w:val="16314C"/>
-                                <w:sz w:val="24"/>
-                                <w:szCs w:val="24"/>
-                                <w:lang w:val="en-US" w:eastAsia="zh-CN"/>
-                              </w:rPr>
-                            </w:pPr>
-                          </w:p>
-                          <w:p>
-                            <w:pPr>
-                              <w:keepNext w:val="0"/>
-                              <w:keepLines w:val="0"/>
-                              <w:pageBreakBefore w:val="0"/>
-                              <w:widowControl w:val="0"/>
-                              <w:kinsoku/>
-                              <w:wordWrap/>
-                              <w:overflowPunct/>
-                              <w:topLinePunct w:val="0"/>
-                              <w:autoSpaceDE/>
-                              <w:autoSpaceDN/>
-                              <w:bidi w:val="0"/>
-                              <w:adjustRightInd/>
-                              <w:snapToGrid w:val="0"/>
-                              <w:spacing w:line="240" w:lineRule="auto"/>
-                              <w:ind w:left="0" w:leftChars="0" w:right="0" w:rightChars="0" w:firstLine="0" w:firstLineChars="0"/>
-                              <w:jc w:val="center"/>
-                              <w:textAlignment w:val="auto"/>
-                              <w:outlineLvl w:val="9"/>
-                              <w:rPr>
-                                <w:rFonts w:hint="eastAsia" w:ascii="微软雅黑" w:hAnsi="微软雅黑" w:eastAsia="微软雅黑" w:cs="微软雅黑"/>
-                                <w:b/>
-                                <w:bCs/>
-                                <w:i w:val="0"/>
-                                <w:iCs w:val="0"/>
-                                <w:color w:val="16314C"/>
-                                <w:sz w:val="24"/>
-                                <w:szCs w:val="24"/>
-                                <w:lang w:val="en-US" w:eastAsia="zh-CN"/>
-                              </w:rPr>
-                            </w:pPr>
-                          </w:p>
-                          <w:p>
-                            <w:pPr>
-                              <w:keepNext w:val="0"/>
-                              <w:keepLines w:val="0"/>
-                              <w:pageBreakBefore w:val="0"/>
-                              <w:widowControl w:val="0"/>
-                              <w:kinsoku/>
-                              <w:wordWrap/>
-                              <w:overflowPunct/>
-                              <w:topLinePunct w:val="0"/>
-                              <w:autoSpaceDE/>
-                              <w:autoSpaceDN/>
-                              <w:bidi w:val="0"/>
-                              <w:adjustRightInd/>
-                              <w:snapToGrid w:val="0"/>
-                              <w:spacing w:line="240" w:lineRule="auto"/>
-                              <w:ind w:left="0" w:leftChars="0" w:right="0" w:rightChars="0" w:firstLine="0" w:firstLineChars="0"/>
-                              <w:jc w:val="center"/>
-                              <w:textAlignment w:val="auto"/>
-                              <w:outlineLvl w:val="9"/>
-                              <w:rPr>
-                                <w:rFonts w:hint="default" w:ascii="微软雅黑" w:hAnsi="微软雅黑" w:eastAsia="微软雅黑" w:cs="微软雅黑"/>
-                                <w:b w:val="0"/>
-                                <w:bCs w:val="0"/>
-                                <w:i w:val="0"/>
-                                <w:iCs w:val="0"/>
-                                <w:color w:val="16314C"/>
-                                <w:sz w:val="24"/>
-                                <w:szCs w:val="24"/>
-                                <w:lang w:val="en-US" w:eastAsia="zh-CN"/>
-                              </w:rPr>
-                            </w:pPr>
-                            <w:r>
-                              <w:rPr>
-                                <w:rFonts w:hint="eastAsia" w:ascii="微软雅黑" w:hAnsi="微软雅黑" w:eastAsia="微软雅黑" w:cs="微软雅黑"/>
-                                <w:b/>
-                                <w:bCs/>
-                                <w:i w:val="0"/>
-                                <w:iCs w:val="0"/>
-                                <w:color w:val="16314C"/>
-                                <w:sz w:val="24"/>
-                                <w:szCs w:val="24"/>
-                                <w:lang w:val="en-US" w:eastAsia="zh-CN"/>
-                              </w:rPr>
-                              <w:t xml:space="preserve">    技能证书</w:t>
-                            </w:r>
-                            <w:r>
-                              <w:rPr>
-                                <w:rFonts w:ascii="Consolas" w:hAnsi="Consolas" w:eastAsia="Consolas" w:cs="Consolas"/>
-                                <w:i w:val="0"/>
-                                <w:iCs w:val="0"/>
-                                <w:caps w:val="0"/>
-                                <w:color w:val="F0F0F0"/>
-                                <w:spacing w:val="0"/>
-                                <w:sz w:val="11"/>
-                                <w:szCs w:val="11"/>
-                              </w:rPr>
-                              <w:t>{{skill}}</w:t>
-                            </w:r>
-                          </w:p>
-                          <w:p>
-                            <w:pPr>
-                              <w:keepNext w:val="0"/>
-                              <w:keepLines w:val="0"/>
-                              <w:pageBreakBefore w:val="0"/>
-                              <w:widowControl w:val="0"/>
-                              <w:numPr>
-                                <w:ilvl w:val="0"/>
-                                <w:numId w:val="0"/>
-                              </w:numPr>
-                              <w:kinsoku/>
-                              <w:wordWrap/>
-                              <w:overflowPunct/>
-                              <w:topLinePunct w:val="0"/>
-                              <w:autoSpaceDE/>
-                              <w:autoSpaceDN/>
-                              <w:bidi w:val="0"/>
-                              <w:adjustRightInd/>
-                              <w:snapToGrid w:val="0"/>
-                              <w:spacing w:line="312" w:lineRule="auto"/>
-                              <w:ind w:leftChars="0" w:right="0" w:rightChars="0"/>
-                              <w:jc w:val="both"/>
-                              <w:textAlignment w:val="auto"/>
-                              <w:outlineLvl w:val="9"/>
-                              <w:rPr>
-                                <w:rFonts w:hint="eastAsia" w:ascii="微软雅黑" w:hAnsi="微软雅黑" w:eastAsia="微软雅黑" w:cs="微软雅黑"/>
-                                <w:b w:val="0"/>
-                                <w:bCs w:val="0"/>
-                                <w:color w:val="auto"/>
-                                <w:w w:val="100"/>
-                                <w:sz w:val="21"/>
-                                <w:szCs w:val="21"/>
-                                <w:lang w:val="en-US" w:eastAsia="zh-CN"/>
-                              </w:rPr>
-                            </w:pPr>
-                            <w:r>
-                              <w:rPr>
-                                <w:rFonts w:hint="eastAsia" w:ascii="微软雅黑" w:hAnsi="微软雅黑" w:eastAsia="微软雅黑" w:cs="微软雅黑"/>
-                                <w:b w:val="0"/>
-                                <w:bCs w:val="0"/>
-                                <w:color w:val="auto"/>
-                                <w:w w:val="100"/>
-                                <w:sz w:val="21"/>
-                                <w:szCs w:val="21"/>
-                                <w:lang w:val="en-US" w:eastAsia="zh-CN"/>
-                              </w:rPr>
-                              <w:t>{{skill}} </w:t>
-                            </w:r>
-                          </w:p>
-                          <w:p>
-                            <w:pPr>
-                              <w:keepNext w:val="0"/>
-                              <w:keepLines w:val="0"/>
-                              <w:pageBreakBefore w:val="0"/>
-                              <w:widowControl w:val="0"/>
-                              <w:numPr>
-                                <w:ilvl w:val="0"/>
-                                <w:numId w:val="0"/>
-                              </w:numPr>
-                              <w:kinsoku/>
-                              <w:wordWrap/>
-                              <w:overflowPunct/>
-                              <w:topLinePunct w:val="0"/>
-                              <w:autoSpaceDE/>
-                              <w:autoSpaceDN/>
-                              <w:bidi w:val="0"/>
-                              <w:adjustRightInd/>
-                              <w:snapToGrid w:val="0"/>
-                              <w:spacing w:line="312" w:lineRule="auto"/>
-                              <w:ind w:leftChars="0" w:right="0" w:rightChars="0"/>
-                              <w:jc w:val="both"/>
-                              <w:textAlignment w:val="auto"/>
-                              <w:outlineLvl w:val="9"/>
-                              <w:rPr>
-                                <w:rFonts w:hint="eastAsia" w:ascii="微软雅黑" w:hAnsi="微软雅黑" w:eastAsia="微软雅黑" w:cs="微软雅黑"/>
-                                <w:b w:val="0"/>
-                                <w:bCs w:val="0"/>
-                                <w:color w:val="auto"/>
-                                <w:w w:val="100"/>
-                                <w:sz w:val="21"/>
-                                <w:szCs w:val="21"/>
-                                <w:lang w:val="en-US" w:eastAsia="zh-CN"/>
-                              </w:rPr>
-                            </w:pPr>
-                          </w:p>
-                          <w:p>
-                            <w:pPr>
-                              <w:keepNext w:val="0"/>
-                              <w:keepLines w:val="0"/>
-                              <w:pageBreakBefore w:val="0"/>
-                              <w:widowControl w:val="0"/>
-                              <w:numPr>
-                                <w:ilvl w:val="0"/>
-                                <w:numId w:val="0"/>
-                              </w:numPr>
-                              <w:kinsoku/>
-                              <w:wordWrap/>
-                              <w:overflowPunct/>
-                              <w:topLinePunct w:val="0"/>
-                              <w:autoSpaceDE/>
-                              <w:autoSpaceDN/>
-                              <w:bidi w:val="0"/>
-                              <w:adjustRightInd/>
-                              <w:snapToGrid w:val="0"/>
-                              <w:spacing w:line="312" w:lineRule="auto"/>
-                              <w:ind w:leftChars="0" w:right="0" w:rightChars="0"/>
-                              <w:jc w:val="both"/>
-                              <w:textAlignment w:val="auto"/>
-                              <w:outlineLvl w:val="9"/>
-                              <w:rPr>
-                                <w:rFonts w:hint="eastAsia" w:ascii="微软雅黑" w:hAnsi="微软雅黑" w:eastAsia="微软雅黑" w:cs="微软雅黑"/>
-                                <w:b w:val="0"/>
-                                <w:bCs w:val="0"/>
-                                <w:color w:val="auto"/>
-                                <w:w w:val="100"/>
-                                <w:sz w:val="21"/>
-                                <w:szCs w:val="21"/>
-                                <w:lang w:val="en-US" w:eastAsia="zh-CN"/>
-                              </w:rPr>
-                            </w:pPr>
-                          </w:p>
-                          <w:p>
-                            <w:pPr>
-                              <w:keepNext w:val="0"/>
-                              <w:keepLines w:val="0"/>
-                              <w:pageBreakBefore w:val="0"/>
-                              <w:widowControl w:val="0"/>
-                              <w:numPr>
-                                <w:ilvl w:val="0"/>
-                                <w:numId w:val="0"/>
-                              </w:numPr>
-                              <w:kinsoku/>
-                              <w:wordWrap/>
-                              <w:overflowPunct/>
-                              <w:topLinePunct w:val="0"/>
-                              <w:autoSpaceDE/>
-                              <w:autoSpaceDN/>
-                              <w:bidi w:val="0"/>
-                              <w:adjustRightInd/>
-                              <w:snapToGrid w:val="0"/>
-                              <w:spacing w:line="312" w:lineRule="auto"/>
-                              <w:ind w:leftChars="0" w:right="0" w:rightChars="0"/>
-                              <w:jc w:val="both"/>
-                              <w:textAlignment w:val="auto"/>
-                              <w:outlineLvl w:val="9"/>
-                              <w:rPr>
-                                <w:rFonts w:hint="eastAsia" w:ascii="微软雅黑" w:hAnsi="微软雅黑" w:eastAsia="微软雅黑" w:cs="微软雅黑"/>
-                                <w:b w:val="0"/>
-                                <w:bCs w:val="0"/>
-                                <w:color w:val="auto"/>
-                                <w:w w:val="100"/>
-                                <w:sz w:val="21"/>
-                                <w:szCs w:val="21"/>
-                                <w:lang w:val="en-US" w:eastAsia="zh-CN"/>
-                              </w:rPr>
-                            </w:pPr>
-                          </w:p>
-                          <w:p>
-                            <w:pPr>
-                              <w:keepNext w:val="0"/>
-                              <w:keepLines w:val="0"/>
-                              <w:pageBreakBefore w:val="0"/>
-                              <w:widowControl w:val="0"/>
-                              <w:numPr>
-                                <w:ilvl w:val="0"/>
-                                <w:numId w:val="0"/>
-                              </w:numPr>
-                              <w:kinsoku/>
-                              <w:wordWrap/>
-                              <w:overflowPunct/>
-                              <w:topLinePunct w:val="0"/>
-                              <w:autoSpaceDE/>
-                              <w:autoSpaceDN/>
-                              <w:bidi w:val="0"/>
-                              <w:adjustRightInd/>
-                              <w:snapToGrid w:val="0"/>
-                              <w:spacing w:line="312" w:lineRule="auto"/>
-                              <w:ind w:leftChars="0" w:right="0" w:rightChars="0"/>
-                              <w:jc w:val="both"/>
-                              <w:textAlignment w:val="auto"/>
-                              <w:outlineLvl w:val="9"/>
-                              <w:rPr>
-                                <w:rFonts w:hint="eastAsia" w:ascii="微软雅黑" w:hAnsi="微软雅黑" w:eastAsia="微软雅黑" w:cs="微软雅黑"/>
-                                <w:b w:val="0"/>
-                                <w:bCs w:val="0"/>
-                                <w:color w:val="auto"/>
-                                <w:w w:val="100"/>
-                                <w:sz w:val="21"/>
-                                <w:szCs w:val="21"/>
-                                <w:lang w:val="en-US" w:eastAsia="zh-CN"/>
-                              </w:rPr>
-                            </w:pPr>
-                          </w:p>
-                          <w:p>
-                            <w:pPr>
-                              <w:keepNext w:val="0"/>
-                              <w:keepLines w:val="0"/>
-                              <w:pageBreakBefore w:val="0"/>
-                              <w:widowControl w:val="0"/>
-                              <w:kinsoku/>
-                              <w:wordWrap/>
-                              <w:overflowPunct/>
-                              <w:topLinePunct w:val="0"/>
-                              <w:autoSpaceDE/>
-                              <w:autoSpaceDN/>
-                              <w:bidi w:val="0"/>
-                              <w:adjustRightInd/>
-                              <w:snapToGrid w:val="0"/>
-                              <w:spacing w:line="240" w:lineRule="auto"/>
-                              <w:ind w:left="0" w:leftChars="0" w:right="0" w:rightChars="0" w:firstLine="0" w:firstLineChars="0"/>
-                              <w:jc w:val="center"/>
-                              <w:textAlignment w:val="auto"/>
-                              <w:outlineLvl w:val="9"/>
-                              <w:rPr>
-                                <w:rFonts w:hint="default" w:ascii="微软雅黑" w:hAnsi="微软雅黑" w:eastAsia="微软雅黑" w:cs="微软雅黑"/>
-                                <w:b/>
-                                <w:bCs/>
-                                <w:i w:val="0"/>
-                                <w:iCs w:val="0"/>
-                                <w:color w:val="16314C"/>
-                                <w:sz w:val="24"/>
-                                <w:szCs w:val="24"/>
-                                <w:lang w:val="en-US" w:eastAsia="zh-CN"/>
-                              </w:rPr>
-                            </w:pPr>
-                            <w:r>
-                              <w:rPr>
-                                <w:rFonts w:hint="eastAsia" w:ascii="微软雅黑" w:hAnsi="微软雅黑" w:eastAsia="微软雅黑" w:cstheme="minorBidi"/>
-                                <w:color w:val="auto"/>
-                                <w:kern w:val="2"/>
-                                <w:sz w:val="21"/>
-                                <w:szCs w:val="21"/>
-                                <w:lang w:val="en-US" w:eastAsia="zh-CN" w:bidi="ar-SA"/>
-                              </w:rPr>
-                              <w:t xml:space="preserve"> </w:t>
-                            </w:r>
-                            <w:r>
-                              <w:rPr>
-                                <w:rFonts w:hint="eastAsia" w:ascii="微软雅黑" w:hAnsi="微软雅黑" w:eastAsia="微软雅黑" w:cs="微软雅黑"/>
-                                <w:b/>
-                                <w:bCs/>
-                                <w:i w:val="0"/>
-                                <w:iCs w:val="0"/>
-                                <w:color w:val="16314C"/>
-                                <w:sz w:val="24"/>
-                                <w:szCs w:val="24"/>
-                                <w:lang w:val="en-US" w:eastAsia="zh-CN"/>
-                              </w:rPr>
-                              <w:t>兴趣爱好</w:t>
-                            </w:r>
-                          </w:p>
-                          <w:p>
-                            <w:pPr>
-                              <w:keepNext w:val="0"/>
-                              <w:keepLines w:val="0"/>
-                              <w:pageBreakBefore w:val="0"/>
-                              <w:widowControl w:val="0"/>
-                              <w:kinsoku/>
-                              <w:wordWrap/>
-                              <w:overflowPunct/>
-                              <w:topLinePunct w:val="0"/>
-                              <w:autoSpaceDE/>
-                              <w:autoSpaceDN/>
-                              <w:bidi w:val="0"/>
-                              <w:adjustRightInd/>
-                              <w:snapToGrid/>
-                              <w:spacing w:line="400" w:lineRule="exact"/>
-                              <w:jc w:val="left"/>
-                              <w:textAlignment w:val="auto"/>
-                              <w:rPr>
-                                <w:rFonts w:hint="default" w:ascii="微软雅黑" w:hAnsi="微软雅黑" w:eastAsia="微软雅黑" w:cstheme="minorBidi"/>
-                                <w:color w:val="auto"/>
-                                <w:kern w:val="2"/>
-                                <w:sz w:val="21"/>
-                                <w:szCs w:val="21"/>
-                                <w:lang w:val="en-US" w:eastAsia="zh-CN" w:bidi="ar-SA"/>
-                              </w:rPr>
-                            </w:pPr>
-                            <w:r>
-                              <w:rPr>
-                                <w:rFonts w:hint="eastAsia" w:ascii="微软雅黑" w:hAnsi="微软雅黑" w:eastAsia="微软雅黑" w:cstheme="minorBidi"/>
-                                <w:color w:val="auto"/>
-                                <w:kern w:val="2"/>
-                                <w:sz w:val="21"/>
-                                <w:szCs w:val="21"/>
-                                <w:lang w:val="en-US" w:eastAsia="zh-CN" w:bidi="ar-SA"/>
-                              </w:rPr>
-                              <w:t xml:space="preserve">                                             </w:t>
-                            </w:r>
-                          </w:p>
-                          <w:p>
-                            <w:pPr>
-                              <w:keepNext w:val="0"/>
-                              <w:keepLines w:val="0"/>
-                              <w:pageBreakBefore w:val="0"/>
-                              <w:widowControl w:val="0"/>
-                              <w:kinsoku/>
-                              <w:wordWrap/>
-                              <w:overflowPunct/>
-                              <w:topLinePunct w:val="0"/>
-                              <w:autoSpaceDE/>
-                              <w:autoSpaceDN/>
-                              <w:bidi w:val="0"/>
-                              <w:adjustRightInd/>
-                              <w:snapToGrid/>
-                              <w:spacing w:line="400" w:lineRule="exact"/>
-                              <w:jc w:val="left"/>
-                              <w:textAlignment w:val="auto"/>
-                              <w:rPr>
-                                <w:rFonts w:hint="default" w:ascii="微软雅黑" w:hAnsi="微软雅黑" w:eastAsia="微软雅黑" w:cstheme="minorBidi"/>
-                                <w:color w:val="auto"/>
-                                <w:kern w:val="2"/>
-                                <w:sz w:val="21"/>
-                                <w:szCs w:val="21"/>
-                                <w:lang w:val="en-US" w:eastAsia="zh-CN" w:bidi="ar-SA"/>
-                              </w:rPr>
-                            </w:pPr>
-                          </w:p>
-                        </w:txbxContent>
-                      </wps:txbx>
-                      <wps:bodyPr rot="0" vert="horz" wrap="square" lIns="91440" tIns="45720" rIns="91440" bIns="45720" anchor="t" anchorCtr="0">
-                        <a:noAutofit/>
-                      </wps:bodyPr>
-                    </wps:wsp>
-                  </a:graphicData>
-                </a:graphic>
-              </wp:anchor>
-            </w:drawing>
-          </mc:Choice>
-          <mc:Fallback>
-            <w:pict>
-              <v:shape id="_x0000_s1026" o:spid="_x0000_s1026" o:spt="202" type="#_x0000_t202" style="position:absolute;left:0pt;margin-left:-61.85pt;margin-top:265.45pt;height:352.8pt;width:145.25pt;z-index:251661312;mso-width-relative:page;mso-height-relative:page;" filled="f" stroked="f" coordsize="21600,21600" o:gfxdata="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">
-                <v:fill on="f" focussize="0,0"/>
-                <v:stroke on="f" miterlimit="8" joinstyle="miter"/>
-                <v:imagedata o:title=""/>
-                <o:lock v:ext="edit" aspectratio="f"/>
-                <v:textbox>
-                  <w:txbxContent>
-                    <w:p>
-                      <w:pPr>
-                        <w:keepNext w:val="0"/>
-                        <w:keepLines w:val="0"/>
-                        <w:pageBreakBefore w:val="0"/>
-                        <w:widowControl w:val="0"/>
-                        <w:kinsoku/>
-                        <w:wordWrap/>
-                        <w:overflowPunct/>
-                        <w:topLinePunct w:val="0"/>
-                        <w:autoSpaceDE/>
-                        <w:autoSpaceDN/>
-                        <w:bidi w:val="0"/>
-                        <w:adjustRightInd/>
-                        <w:snapToGrid w:val="0"/>
-                        <w:spacing w:line="240" w:lineRule="auto"/>
-                        <w:ind w:left="0" w:leftChars="0" w:right="0" w:rightChars="0" w:firstLine="0" w:firstLineChars="0"/>
-                        <w:jc w:val="center"/>
-                        <w:textAlignment w:val="auto"/>
-                        <w:outlineLvl w:val="9"/>
-                        <w:rPr>
-                          <w:rFonts w:hint="default" w:ascii="微软雅黑" w:hAnsi="微软雅黑" w:eastAsia="微软雅黑" w:cs="微软雅黑"/>
-                          <w:b w:val="0"/>
-                          <w:bCs w:val="0"/>
-                          <w:i w:val="0"/>
-                          <w:iCs w:val="0"/>
-                          <w:color w:val="16314C"/>
-                          <w:sz w:val="24"/>
-                          <w:szCs w:val="24"/>
-                          <w:lang w:val="en-US" w:eastAsia="zh-CN"/>
-                        </w:rPr>
-                      </w:pPr>
-                      <w:r>
-                        <w:rPr>
-                          <w:rFonts w:hint="eastAsia" w:ascii="微软雅黑" w:hAnsi="微软雅黑" w:eastAsia="微软雅黑" w:cs="微软雅黑"/>
-                          <w:b/>
-                          <w:bCs/>
-                          <w:i w:val="0"/>
-                          <w:iCs w:val="0"/>
-                          <w:color w:val="16314C"/>
-                          <w:sz w:val="24"/>
-                          <w:szCs w:val="24"/>
-                          <w:lang w:val="en-US" w:eastAsia="zh-CN"/>
-                        </w:rPr>
-                        <w:t>基本信息</w:t>
-                      </w:r>
-                    </w:p>
-                    <w:p>
-                      <w:pPr>
-                        <w:keepNext w:val="0"/>
-                        <w:keepLines w:val="0"/>
-                        <w:pageBreakBefore w:val="0"/>
-                        <w:widowControl w:val="0"/>
-                        <w:numPr>
-                          <w:ilvl w:val="0"/>
-                          <w:numId w:val="0"/>
-                        </w:numPr>
-                        <w:kinsoku/>
-                        <w:wordWrap/>
-                        <w:overflowPunct/>
-                        <w:topLinePunct w:val="0"/>
-                        <w:autoSpaceDE/>
-                        <w:autoSpaceDN/>
-                        <w:bidi w:val="0"/>
-                        <w:adjustRightInd/>
-                        <w:snapToGrid w:val="0"/>
-                        <w:spacing w:line="312" w:lineRule="auto"/>
-                        <w:ind w:leftChars="0" w:right="0" w:rightChars="0"/>
-                        <w:jc w:val="both"/>
-                        <w:textAlignment w:val="auto"/>
-                        <w:outlineLvl w:val="9"/>
-                        <w:rPr>
-                          <w:rFonts w:hint="eastAsia" w:ascii="微软雅黑" w:hAnsi="微软雅黑" w:eastAsia="微软雅黑" w:cs="微软雅黑"/>
-                          <w:b w:val="0"/>
-                          <w:bCs w:val="0"/>
-                          <w:color w:val="auto"/>
-                          <w:w w:val="100"/>
-                          <w:sz w:val="21"/>
-                          <w:szCs w:val="21"/>
-                          <w:lang w:val="en-US" w:eastAsia="zh-CN"/>
-                        </w:rPr>
-                      </w:pPr>
-                      <w:r>
-                        <w:rPr>
-                          <w:rFonts w:hint="eastAsia" w:ascii="微软雅黑" w:hAnsi="微软雅黑" w:eastAsia="微软雅黑" w:cs="微软雅黑"/>
-                          <w:b w:val="0"/>
-                          <w:bCs w:val="0"/>
-                          <w:color w:val="auto"/>
-                          <w:w w:val="100"/>
-                          <w:sz w:val="21"/>
-                          <w:szCs w:val="21"/>
-                          <w:lang w:val="en-US" w:eastAsia="zh-CN"/>
-                        </w:rPr>
-                        <w:t xml:space="preserve">年 龄： XX岁 </w:t>
-                      </w:r>
-                    </w:p>
-                    <w:p>
-                      <w:pPr>
-                        <w:keepNext w:val="0"/>
-                        <w:keepLines w:val="0"/>
-                        <w:pageBreakBefore w:val="0"/>
-                        <w:widowControl w:val="0"/>
-                        <w:numPr>
-                          <w:ilvl w:val="0"/>
-                          <w:numId w:val="0"/>
-                        </w:numPr>
-                        <w:kinsoku/>
-                        <w:wordWrap/>
-                        <w:overflowPunct/>
-                        <w:topLinePunct w:val="0"/>
-                        <w:autoSpaceDE/>
-                        <w:autoSpaceDN/>
-                        <w:bidi w:val="0"/>
-                        <w:adjustRightInd/>
-                        <w:snapToGrid w:val="0"/>
-                        <w:spacing w:line="312" w:lineRule="auto"/>
-                        <w:ind w:leftChars="0" w:right="0" w:rightChars="0"/>
-                        <w:jc w:val="both"/>
-                        <w:textAlignment w:val="auto"/>
-                        <w:outlineLvl w:val="9"/>
-                        <w:rPr>
-                          <w:rFonts w:hint="eastAsia" w:ascii="微软雅黑" w:hAnsi="微软雅黑" w:eastAsia="微软雅黑" w:cs="微软雅黑"/>
-                          <w:b w:val="0"/>
-                          <w:bCs w:val="0"/>
-                          <w:color w:val="auto"/>
-                          <w:w w:val="100"/>
-                          <w:sz w:val="21"/>
-                          <w:szCs w:val="21"/>
-                          <w:lang w:val="en-US" w:eastAsia="zh-CN"/>
-                        </w:rPr>
-                      </w:pPr>
-                      <w:r>
-                        <w:rPr>
-                          <w:rFonts w:hint="eastAsia" w:ascii="微软雅黑" w:hAnsi="微软雅黑" w:eastAsia="微软雅黑" w:cs="微软雅黑"/>
-                          <w:b w:val="0"/>
-                          <w:bCs w:val="0"/>
-                          <w:color w:val="auto"/>
-                          <w:w w:val="100"/>
-                          <w:sz w:val="21"/>
-                          <w:szCs w:val="21"/>
-                          <w:lang w:val="en-US" w:eastAsia="zh-CN"/>
-                        </w:rPr>
-                        <w:t xml:space="preserve">学 历： </w:t>
-                      </w:r>
-                    </w:p>
-                    <w:p>
-                      <w:pPr>
-                        <w:keepNext w:val="0"/>
-                        <w:keepLines w:val="0"/>
-                        <w:pageBreakBefore w:val="0"/>
-                        <w:widowControl w:val="0"/>
-                        <w:numPr>
-                          <w:ilvl w:val="0"/>
-                          <w:numId w:val="0"/>
-                        </w:numPr>
-                        <w:kinsoku/>
-                        <w:wordWrap/>
-                        <w:overflowPunct/>
-                        <w:topLinePunct w:val="0"/>
-                        <w:autoSpaceDE/>
-                        <w:autoSpaceDN/>
-                        <w:bidi w:val="0"/>
-                        <w:adjustRightInd/>
-                        <w:snapToGrid w:val="0"/>
-                        <w:spacing w:line="312" w:lineRule="auto"/>
-                        <w:ind w:leftChars="0" w:right="0" w:rightChars="0"/>
-                        <w:jc w:val="both"/>
-                        <w:textAlignment w:val="auto"/>
-                        <w:outlineLvl w:val="9"/>
-                        <w:rPr>
-                          <w:rFonts w:hint="default" w:ascii="微软雅黑" w:hAnsi="微软雅黑" w:eastAsia="微软雅黑" w:cs="微软雅黑"/>
-                          <w:b w:val="0"/>
-                          <w:bCs w:val="0"/>
-                          <w:color w:val="auto"/>
-                          <w:w w:val="100"/>
-                          <w:sz w:val="21"/>
-                          <w:szCs w:val="21"/>
-                          <w:lang w:val="en-US" w:eastAsia="zh-CN"/>
-                        </w:rPr>
-                      </w:pPr>
-                      <w:r>
-                        <w:rPr>
-                          <w:rFonts w:hint="eastAsia" w:ascii="微软雅黑" w:hAnsi="微软雅黑" w:eastAsia="微软雅黑" w:cs="微软雅黑"/>
-                          <w:b w:val="0"/>
-                          <w:bCs w:val="0"/>
-                          <w:color w:val="auto"/>
-                          <w:w w:val="100"/>
-                          <w:sz w:val="21"/>
-                          <w:szCs w:val="21"/>
-                          <w:lang w:val="en-US" w:eastAsia="zh-CN"/>
-                        </w:rPr>
-                        <w:t>电 话：{{phone}}</w:t>
-                      </w:r>
-                    </w:p>
-                    <w:p>
-                      <w:pPr>
-                        <w:keepNext w:val="0"/>
-                        <w:keepLines w:val="0"/>
-                        <w:pageBreakBefore w:val="0"/>
-                        <w:widowControl w:val="0"/>
-                        <w:numPr>
-                          <w:ilvl w:val="0"/>
-                          <w:numId w:val="0"/>
-                        </w:numPr>
-                        <w:kinsoku/>
-                        <w:wordWrap/>
-                        <w:overflowPunct/>
-                        <w:topLinePunct w:val="0"/>
-                        <w:autoSpaceDE/>
-                        <w:autoSpaceDN/>
-                        <w:bidi w:val="0"/>
-                        <w:adjustRightInd/>
-                        <w:snapToGrid w:val="0"/>
-                        <w:spacing w:line="312" w:lineRule="auto"/>
-                        <w:ind w:leftChars="0" w:right="0" w:rightChars="0"/>
-                        <w:jc w:val="both"/>
-                        <w:textAlignment w:val="auto"/>
-                        <w:outlineLvl w:val="9"/>
-                        <w:rPr>
-                          <w:rFonts w:hint="default" w:ascii="微软雅黑" w:hAnsi="微软雅黑" w:eastAsia="微软雅黑" w:cs="微软雅黑"/>
-                          <w:b w:val="0"/>
-                          <w:bCs w:val="0"/>
-                          <w:color w:val="auto"/>
-                          <w:w w:val="100"/>
-                          <w:sz w:val="21"/>
-                          <w:szCs w:val="21"/>
-                          <w:lang w:val="en-US" w:eastAsia="zh-CN"/>
-                        </w:rPr>
-                      </w:pPr>
-                      <w:r>
-                        <w:rPr>
-                          <w:rFonts w:hint="eastAsia" w:ascii="微软雅黑" w:hAnsi="微软雅黑" w:eastAsia="微软雅黑" w:cs="微软雅黑"/>
-                          <w:b w:val="0"/>
-                          <w:bCs w:val="0"/>
-                          <w:color w:val="auto"/>
-                          <w:w w:val="100"/>
-                          <w:sz w:val="21"/>
-                          <w:szCs w:val="21"/>
-                          <w:lang w:val="en-US" w:eastAsia="zh-CN"/>
-                        </w:rPr>
-                        <w:t>邮 箱：{{email}}</w:t>
-                      </w:r>
-                    </w:p>
-                    <w:p>
-                      <w:pPr>
-                        <w:keepNext w:val="0"/>
-                        <w:keepLines w:val="0"/>
-                        <w:pageBreakBefore w:val="0"/>
-                        <w:widowControl w:val="0"/>
-                        <w:kinsoku/>
-                        <w:wordWrap/>
-                        <w:overflowPunct/>
-                        <w:topLinePunct w:val="0"/>
-                        <w:autoSpaceDE/>
-                        <w:autoSpaceDN/>
-                        <w:bidi w:val="0"/>
-                        <w:adjustRightInd/>
-                        <w:snapToGrid w:val="0"/>
-                        <w:spacing w:line="240" w:lineRule="auto"/>
-                        <w:ind w:left="0" w:leftChars="0" w:right="0" w:rightChars="0" w:firstLine="0" w:firstLineChars="0"/>
-                        <w:jc w:val="center"/>
-                        <w:textAlignment w:val="auto"/>
-                        <w:outlineLvl w:val="9"/>
-                        <w:rPr>
-                          <w:rFonts w:hint="eastAsia" w:ascii="微软雅黑" w:hAnsi="微软雅黑" w:eastAsia="微软雅黑" w:cs="微软雅黑"/>
-                          <w:b/>
-                          <w:bCs/>
-                          <w:i w:val="0"/>
-                          <w:iCs w:val="0"/>
-                          <w:color w:val="16314C"/>
-                          <w:sz w:val="24"/>
-                          <w:szCs w:val="24"/>
-                          <w:lang w:val="en-US" w:eastAsia="zh-CN"/>
-                        </w:rPr>
-                      </w:pPr>
-                    </w:p>
-                    <w:p>
-                      <w:pPr>
-                        <w:keepNext w:val="0"/>
-                        <w:keepLines w:val="0"/>
-                        <w:pageBreakBefore w:val="0"/>
-                        <w:widowControl w:val="0"/>
-                        <w:kinsoku/>
-                        <w:wordWrap/>
-                        <w:overflowPunct/>
-                        <w:topLinePunct w:val="0"/>
-                        <w:autoSpaceDE/>
-                        <w:autoSpaceDN/>
-                        <w:bidi w:val="0"/>
-                        <w:adjustRightInd/>
-                        <w:snapToGrid w:val="0"/>
-                        <w:spacing w:line="240" w:lineRule="auto"/>
-                        <w:ind w:left="0" w:leftChars="0" w:right="0" w:rightChars="0" w:firstLine="0" w:firstLineChars="0"/>
-                        <w:jc w:val="center"/>
-                        <w:textAlignment w:val="auto"/>
-                        <w:outlineLvl w:val="9"/>
-                        <w:rPr>
-                          <w:rFonts w:hint="eastAsia" w:ascii="微软雅黑" w:hAnsi="微软雅黑" w:eastAsia="微软雅黑" w:cs="微软雅黑"/>
-                          <w:b/>
-                          <w:bCs/>
-                          <w:i w:val="0"/>
-                          <w:iCs w:val="0"/>
-                          <w:color w:val="16314C"/>
-                          <w:sz w:val="24"/>
-                          <w:szCs w:val="24"/>
-                          <w:lang w:val="en-US" w:eastAsia="zh-CN"/>
-                        </w:rPr>
-                      </w:pPr>
-                    </w:p>
-                    <w:p>
-                      <w:pPr>
-                        <w:keepNext w:val="0"/>
-                        <w:keepLines w:val="0"/>
-                        <w:pageBreakBefore w:val="0"/>
-                        <w:widowControl w:val="0"/>
-                        <w:kinsoku/>
-                        <w:wordWrap/>
-                        <w:overflowPunct/>
-                        <w:topLinePunct w:val="0"/>
-                        <w:autoSpaceDE/>
-                        <w:autoSpaceDN/>
-                        <w:bidi w:val="0"/>
-                        <w:adjustRightInd/>
-                        <w:snapToGrid w:val="0"/>
-                        <w:spacing w:line="240" w:lineRule="auto"/>
-                        <w:ind w:left="0" w:leftChars="0" w:right="0" w:rightChars="0" w:firstLine="0" w:firstLineChars="0"/>
-                        <w:jc w:val="center"/>
-                        <w:textAlignment w:val="auto"/>
-                        <w:outlineLvl w:val="9"/>
-                        <w:rPr>
-                          <w:rFonts w:hint="default" w:ascii="微软雅黑" w:hAnsi="微软雅黑" w:eastAsia="微软雅黑" w:cs="微软雅黑"/>
-                          <w:b w:val="0"/>
-                          <w:bCs w:val="0"/>
-                          <w:i w:val="0"/>
-                          <w:iCs w:val="0"/>
-                          <w:color w:val="16314C"/>
-                          <w:sz w:val="24"/>
-                          <w:szCs w:val="24"/>
-                          <w:lang w:val="en-US" w:eastAsia="zh-CN"/>
-                        </w:rPr>
-                      </w:pPr>
-                      <w:r>
-                        <w:rPr>
-                          <w:rFonts w:hint="eastAsia" w:ascii="微软雅黑" w:hAnsi="微软雅黑" w:eastAsia="微软雅黑" w:cs="微软雅黑"/>
-                          <w:b/>
-                          <w:bCs/>
-                          <w:i w:val="0"/>
-                          <w:iCs w:val="0"/>
-                          <w:color w:val="16314C"/>
-                          <w:sz w:val="24"/>
-                          <w:szCs w:val="24"/>
-                          <w:lang w:val="en-US" w:eastAsia="zh-CN"/>
-                        </w:rPr>
-                        <w:t xml:space="preserve">    技能证书</w:t>
-                      </w:r>
-                      <w:r>
-                        <w:rPr>
-                          <w:rFonts w:ascii="Consolas" w:hAnsi="Consolas" w:eastAsia="Consolas" w:cs="Consolas"/>
-                          <w:i w:val="0"/>
-                          <w:iCs w:val="0"/>
-                          <w:caps w:val="0"/>
-                          <w:color w:val="F0F0F0"/>
-                          <w:spacing w:val="0"/>
-                          <w:sz w:val="11"/>
-                          <w:szCs w:val="11"/>
-                        </w:rPr>
-                        <w:t>{{skill}}</w:t>
-                      </w:r>
-                    </w:p>
-                    <w:p>
-                      <w:pPr>
-                        <w:keepNext w:val="0"/>
-                        <w:keepLines w:val="0"/>
-                        <w:pageBreakBefore w:val="0"/>
-                        <w:widowControl w:val="0"/>
-                        <w:numPr>
-                          <w:ilvl w:val="0"/>
-                          <w:numId w:val="0"/>
-                        </w:numPr>
-                        <w:kinsoku/>
-                        <w:wordWrap/>
-                        <w:overflowPunct/>
-                        <w:topLinePunct w:val="0"/>
-                        <w:autoSpaceDE/>
-                        <w:autoSpaceDN/>
-                        <w:bidi w:val="0"/>
-                        <w:adjustRightInd/>
-                        <w:snapToGrid w:val="0"/>
-                        <w:spacing w:line="312" w:lineRule="auto"/>
-                        <w:ind w:leftChars="0" w:right="0" w:rightChars="0"/>
-                        <w:jc w:val="both"/>
-                        <w:textAlignment w:val="auto"/>
-                        <w:outlineLvl w:val="9"/>
-                        <w:rPr>
-                          <w:rFonts w:hint="eastAsia" w:ascii="微软雅黑" w:hAnsi="微软雅黑" w:eastAsia="微软雅黑" w:cs="微软雅黑"/>
-                          <w:b w:val="0"/>
-                          <w:bCs w:val="0"/>
-                          <w:color w:val="auto"/>
-                          <w:w w:val="100"/>
-                          <w:sz w:val="21"/>
-                          <w:szCs w:val="21"/>
-                          <w:lang w:val="en-US" w:eastAsia="zh-CN"/>
-                        </w:rPr>
-                      </w:pPr>
-                      <w:r>
-                        <w:rPr>
-                          <w:rFonts w:hint="eastAsia" w:ascii="微软雅黑" w:hAnsi="微软雅黑" w:eastAsia="微软雅黑" w:cs="微软雅黑"/>
-                          <w:b w:val="0"/>
-                          <w:bCs w:val="0"/>
-                          <w:color w:val="auto"/>
-                          <w:w w:val="100"/>
-                          <w:sz w:val="21"/>
-                          <w:szCs w:val="21"/>
-                          <w:lang w:val="en-US" w:eastAsia="zh-CN"/>
-                        </w:rPr>
-                        <w:t>{{skill}} </w:t>
-                      </w:r>
-                    </w:p>
-                    <w:p>
-                      <w:pPr>
-                        <w:keepNext w:val="0"/>
-                        <w:keepLines w:val="0"/>
-                        <w:pageBreakBefore w:val="0"/>
-                        <w:widowControl w:val="0"/>
-                        <w:numPr>
-                          <w:ilvl w:val="0"/>
-                          <w:numId w:val="0"/>
-                        </w:numPr>
-                        <w:kinsoku/>
-                        <w:wordWrap/>
-                        <w:overflowPunct/>
-                        <w:topLinePunct w:val="0"/>
-                        <w:autoSpaceDE/>
-                        <w:autoSpaceDN/>
-                        <w:bidi w:val="0"/>
-                        <w:adjustRightInd/>
-                        <w:snapToGrid w:val="0"/>
-                        <w:spacing w:line="312" w:lineRule="auto"/>
-                        <w:ind w:leftChars="0" w:right="0" w:rightChars="0"/>
-                        <w:jc w:val="both"/>
-                        <w:textAlignment w:val="auto"/>
-                        <w:outlineLvl w:val="9"/>
-                        <w:rPr>
-                          <w:rFonts w:hint="eastAsia" w:ascii="微软雅黑" w:hAnsi="微软雅黑" w:eastAsia="微软雅黑" w:cs="微软雅黑"/>
-                          <w:b w:val="0"/>
-                          <w:bCs w:val="0"/>
-                          <w:color w:val="auto"/>
-                          <w:w w:val="100"/>
-                          <w:sz w:val="21"/>
-                          <w:szCs w:val="21"/>
-                          <w:lang w:val="en-US" w:eastAsia="zh-CN"/>
-                        </w:rPr>
-                      </w:pPr>
-                    </w:p>
-                    <w:p>
-                      <w:pPr>
-                        <w:keepNext w:val="0"/>
-                        <w:keepLines w:val="0"/>
-                        <w:pageBreakBefore w:val="0"/>
-                        <w:widowControl w:val="0"/>
-                        <w:numPr>
-                          <w:ilvl w:val="0"/>
-                          <w:numId w:val="0"/>
-                        </w:numPr>
-                        <w:kinsoku/>
-                        <w:wordWrap/>
-                        <w:overflowPunct/>
-                        <w:topLinePunct w:val="0"/>
-                        <w:autoSpaceDE/>
-                        <w:autoSpaceDN/>
-                        <w:bidi w:val="0"/>
-                        <w:adjustRightInd/>
-                        <w:snapToGrid w:val="0"/>
-                        <w:spacing w:line="312" w:lineRule="auto"/>
-                        <w:ind w:leftChars="0" w:right="0" w:rightChars="0"/>
-                        <w:jc w:val="both"/>
-                        <w:textAlignment w:val="auto"/>
-                        <w:outlineLvl w:val="9"/>
-                        <w:rPr>
-                          <w:rFonts w:hint="eastAsia" w:ascii="微软雅黑" w:hAnsi="微软雅黑" w:eastAsia="微软雅黑" w:cs="微软雅黑"/>
-                          <w:b w:val="0"/>
-                          <w:bCs w:val="0"/>
-                          <w:color w:val="auto"/>
-                          <w:w w:val="100"/>
-                          <w:sz w:val="21"/>
-                          <w:szCs w:val="21"/>
-                          <w:lang w:val="en-US" w:eastAsia="zh-CN"/>
-                        </w:rPr>
-                      </w:pPr>
-                    </w:p>
-                    <w:p>
-                      <w:pPr>
-                        <w:keepNext w:val="0"/>
-                        <w:keepLines w:val="0"/>
-                        <w:pageBreakBefore w:val="0"/>
-                        <w:widowControl w:val="0"/>
-                        <w:numPr>
-                          <w:ilvl w:val="0"/>
-                          <w:numId w:val="0"/>
-                        </w:numPr>
-                        <w:kinsoku/>
-                        <w:wordWrap/>
-                        <w:overflowPunct/>
-                        <w:topLinePunct w:val="0"/>
-                        <w:autoSpaceDE/>
-                        <w:autoSpaceDN/>
-                        <w:bidi w:val="0"/>
-                        <w:adjustRightInd/>
-                        <w:snapToGrid w:val="0"/>
-                        <w:spacing w:line="312" w:lineRule="auto"/>
-                        <w:ind w:leftChars="0" w:right="0" w:rightChars="0"/>
-                        <w:jc w:val="both"/>
-                        <w:textAlignment w:val="auto"/>
-                        <w:outlineLvl w:val="9"/>
-                        <w:rPr>
-                          <w:rFonts w:hint="eastAsia" w:ascii="微软雅黑" w:hAnsi="微软雅黑" w:eastAsia="微软雅黑" w:cs="微软雅黑"/>
-                          <w:b w:val="0"/>
-                          <w:bCs w:val="0"/>
-                          <w:color w:val="auto"/>
-                          <w:w w:val="100"/>
-                          <w:sz w:val="21"/>
-                          <w:szCs w:val="21"/>
-                          <w:lang w:val="en-US" w:eastAsia="zh-CN"/>
-                        </w:rPr>
-                      </w:pPr>
-                    </w:p>
-                    <w:p>
-                      <w:pPr>
-                        <w:keepNext w:val="0"/>
-                        <w:keepLines w:val="0"/>
-                        <w:pageBreakBefore w:val="0"/>
-                        <w:widowControl w:val="0"/>
-                        <w:numPr>
-                          <w:ilvl w:val="0"/>
-                          <w:numId w:val="0"/>
-                        </w:numPr>
-                        <w:kinsoku/>
-                        <w:wordWrap/>
-                        <w:overflowPunct/>
-                        <w:topLinePunct w:val="0"/>
-                        <w:autoSpaceDE/>
-                        <w:autoSpaceDN/>
-                        <w:bidi w:val="0"/>
-                        <w:adjustRightInd/>
-                        <w:snapToGrid w:val="0"/>
-                        <w:spacing w:line="312" w:lineRule="auto"/>
-                        <w:ind w:leftChars="0" w:right="0" w:rightChars="0"/>
-                        <w:jc w:val="both"/>
-                        <w:textAlignment w:val="auto"/>
-                        <w:outlineLvl w:val="9"/>
-                        <w:rPr>
-                          <w:rFonts w:hint="eastAsia" w:ascii="微软雅黑" w:hAnsi="微软雅黑" w:eastAsia="微软雅黑" w:cs="微软雅黑"/>
-                          <w:b w:val="0"/>
-                          <w:bCs w:val="0"/>
-                          <w:color w:val="auto"/>
-                          <w:w w:val="100"/>
-                          <w:sz w:val="21"/>
-                          <w:szCs w:val="21"/>
-                          <w:lang w:val="en-US" w:eastAsia="zh-CN"/>
-                        </w:rPr>
-                      </w:pPr>
-                    </w:p>
-                    <w:p>
-                      <w:pPr>
-                        <w:keepNext w:val="0"/>
-                        <w:keepLines w:val="0"/>
-                        <w:pageBreakBefore w:val="0"/>
-                        <w:widowControl w:val="0"/>
-                        <w:kinsoku/>
-                        <w:wordWrap/>
-                        <w:overflowPunct/>
-                        <w:topLinePunct w:val="0"/>
-                        <w:autoSpaceDE/>
-                        <w:autoSpaceDN/>
-                        <w:bidi w:val="0"/>
-                        <w:adjustRightInd/>
-                        <w:snapToGrid w:val="0"/>
-                        <w:spacing w:line="240" w:lineRule="auto"/>
-                        <w:ind w:left="0" w:leftChars="0" w:right="0" w:rightChars="0" w:firstLine="0" w:firstLineChars="0"/>
-                        <w:jc w:val="center"/>
-                        <w:textAlignment w:val="auto"/>
-                        <w:outlineLvl w:val="9"/>
-                        <w:rPr>
-                          <w:rFonts w:hint="default" w:ascii="微软雅黑" w:hAnsi="微软雅黑" w:eastAsia="微软雅黑" w:cs="微软雅黑"/>
-                          <w:b/>
-                          <w:bCs/>
-                          <w:i w:val="0"/>
-                          <w:iCs w:val="0"/>
-                          <w:color w:val="16314C"/>
-                          <w:sz w:val="24"/>
-                          <w:szCs w:val="24"/>
-                          <w:lang w:val="en-US" w:eastAsia="zh-CN"/>
-                        </w:rPr>
-                      </w:pPr>
-                      <w:r>
-                        <w:rPr>
-                          <w:rFonts w:hint="eastAsia" w:ascii="微软雅黑" w:hAnsi="微软雅黑" w:eastAsia="微软雅黑" w:cstheme="minorBidi"/>
-                          <w:color w:val="auto"/>
-                          <w:kern w:val="2"/>
-                          <w:sz w:val="21"/>
-                          <w:szCs w:val="21"/>
-                          <w:lang w:val="en-US" w:eastAsia="zh-CN" w:bidi="ar-SA"/>
-                        </w:rPr>
-                        <w:t xml:space="preserve"> </w:t>
-                      </w:r>
-                      <w:r>
-                        <w:rPr>
-                          <w:rFonts w:hint="eastAsia" w:ascii="微软雅黑" w:hAnsi="微软雅黑" w:eastAsia="微软雅黑" w:cs="微软雅黑"/>
-                          <w:b/>
-                          <w:bCs/>
-                          <w:i w:val="0"/>
-                          <w:iCs w:val="0"/>
-                          <w:color w:val="16314C"/>
-                          <w:sz w:val="24"/>
-                          <w:szCs w:val="24"/>
-                          <w:lang w:val="en-US" w:eastAsia="zh-CN"/>
-                        </w:rPr>
-                        <w:t>兴趣爱好</w:t>
-                      </w:r>
-                    </w:p>
-                    <w:p>
-                      <w:pPr>
-                        <w:keepNext w:val="0"/>
-                        <w:keepLines w:val="0"/>
-                        <w:pageBreakBefore w:val="0"/>
-                        <w:widowControl w:val="0"/>
-                        <w:kinsoku/>
-                        <w:wordWrap/>
-                        <w:overflowPunct/>
-                        <w:topLinePunct w:val="0"/>
-                        <w:autoSpaceDE/>
-                        <w:autoSpaceDN/>
-                        <w:bidi w:val="0"/>
-                        <w:adjustRightInd/>
-                        <w:snapToGrid/>
-                        <w:spacing w:line="400" w:lineRule="exact"/>
-                        <w:jc w:val="left"/>
-                        <w:textAlignment w:val="auto"/>
-                        <w:rPr>
-                          <w:rFonts w:hint="default" w:ascii="微软雅黑" w:hAnsi="微软雅黑" w:eastAsia="微软雅黑" w:cstheme="minorBidi"/>
-                          <w:color w:val="auto"/>
-                          <w:kern w:val="2"/>
-                          <w:sz w:val="21"/>
-                          <w:szCs w:val="21"/>
-                          <w:lang w:val="en-US" w:eastAsia="zh-CN" w:bidi="ar-SA"/>
-                        </w:rPr>
-                      </w:pPr>
-                      <w:r>
-                        <w:rPr>
-                          <w:rFonts w:hint="eastAsia" w:ascii="微软雅黑" w:hAnsi="微软雅黑" w:eastAsia="微软雅黑" w:cstheme="minorBidi"/>
-                          <w:color w:val="auto"/>
-                          <w:kern w:val="2"/>
-                          <w:sz w:val="21"/>
-                          <w:szCs w:val="21"/>
-                          <w:lang w:val="en-US" w:eastAsia="zh-CN" w:bidi="ar-SA"/>
-                        </w:rPr>
-                        <w:t xml:space="preserve">                                             </w:t>
-                      </w:r>
-                    </w:p>
-                    <w:p>
-                      <w:pPr>
-                        <w:keepNext w:val="0"/>
-                        <w:keepLines w:val="0"/>
-                        <w:pageBreakBefore w:val="0"/>
-                        <w:widowControl w:val="0"/>
-                        <w:kinsoku/>
-                        <w:wordWrap/>
-                        <w:overflowPunct/>
-                        <w:topLinePunct w:val="0"/>
-                        <w:autoSpaceDE/>
-                        <w:autoSpaceDN/>
-                        <w:bidi w:val="0"/>
-                        <w:adjustRightInd/>
-                        <w:snapToGrid/>
-                        <w:spacing w:line="400" w:lineRule="exact"/>
-                        <w:jc w:val="left"/>
-                        <w:textAlignment w:val="auto"/>
-                        <w:rPr>
-                          <w:rFonts w:hint="default" w:ascii="微软雅黑" w:hAnsi="微软雅黑" w:eastAsia="微软雅黑" w:cstheme="minorBidi"/>
-                          <w:color w:val="auto"/>
-                          <w:kern w:val="2"/>
-                          <w:sz w:val="21"/>
-                          <w:szCs w:val="21"/>
-                          <w:lang w:val="en-US" w:eastAsia="zh-CN" w:bidi="ar-SA"/>
-                        </w:rPr>
-                      </w:pPr>
-                    </w:p>
-                  </w:txbxContent>
-                </v:textbox>
-              </v:shape>
-            </w:pict>
-          </mc:Fallback>
-        </mc:AlternateContent>
-      </w:r>
-      <w:r>
-        <w:rPr>
-          <w:rFonts w:hint="eastAsia" w:ascii="宋体" w:hAnsi="宋体" w:eastAsia="宋体" w:cs="宋体"/>
-          <w:b w:val="0"/>
-          <w:bCs w:val="0"/>
-          <w:i w:val="0"/>
-          <w:caps w:val="0"/>
-          <w:color w:val="000000"/>
-          <w:spacing w:val="0"/>
-          <w:sz w:val="21"/>
-          <w:szCs w:val="21"/>
-          <w:lang w:eastAsia="zh-CN"/>
-        </w:rPr>
-        <w:drawing>
-          <wp:anchor distT="0" distB="0" distL="114300" distR="114300" simplePos="0" relativeHeight="251666432" behindDoc="0" locked="0" layoutInCell="1" allowOverlap="1">
-            <wp:simplePos x="0" y="0"/>
-            <wp:positionH relativeFrom="column">
-              <wp:posOffset>-629920</wp:posOffset>
-            </wp:positionH>
-            <wp:positionV relativeFrom="paragraph">
-              <wp:posOffset>995045</wp:posOffset>
-            </wp:positionV>
-            <wp:extent cx="1297305" cy="1868805"/>
-            <wp:effectExtent l="0" t="0" r="17145" b="0"/>
-            <wp:wrapNone/>
-            <wp:docPr id="114" name="图片 2" descr="图片1"/>
-            <wp:cNvGraphicFramePr>
-              <a:graphicFrameLocks xmlns:a="http://schemas.openxmlformats.org/drawingml/2006/main" noChangeAspect="1"/>
-            </wp:cNvGraphicFramePr>
-            <a:graphic xmlns:a="http://schemas.openxmlformats.org/drawingml/2006/main">
-              <a:graphicData uri="http://schemas.openxmlformats.org/drawingml/2006/picture">
-                <pic:pic xmlns:pic="http://schemas.openxmlformats.org/drawingml/2006/picture">
-                  <pic:nvPicPr>
-                    <pic:cNvPr id="114" name="图片 2" descr="图片1"/>
-                    <pic:cNvPicPr>
-                      <a:picLocks noChangeAspect="1"/>
-                    </pic:cNvPicPr>
-                  </pic:nvPicPr>
-                  <pic:blipFill>
-                    <a:blip r:embed="rId4"/>
-                    <a:stretch>
-                      <a:fillRect/>
-                    </a:stretch>
-                  </pic:blipFill>
-                  <pic:spPr>
-                    <a:xfrm>
-                      <a:off x="0" y="0"/>
-                      <a:ext cx="1297305" cy="1868805"/>
-                    </a:xfrm>
-                    <a:prstGeom prst="rect">
-                      <a:avLst/>
-                    </a:prstGeom>
-                    <a:noFill/>
-                    <a:ln>
-                      <a:noFill/>
-                    </a:ln>
-                  </pic:spPr>
-                </pic:pic>
-              </a:graphicData>
-            </a:graphic>
-          </wp:anchor>
-        </w:drawing>
-      </w:r>
-      <w:r>
-        <w:drawing>
-          <wp:anchor distT="0" distB="0" distL="114300" distR="114300" simplePos="0" relativeHeight="251664384" behindDoc="0" locked="0" layoutInCell="1" allowOverlap="1">
-            <wp:simplePos x="0" y="0"/>
-            <wp:positionH relativeFrom="column">
-              <wp:posOffset>-1028700</wp:posOffset>
-            </wp:positionH>
-            <wp:positionV relativeFrom="paragraph">
-              <wp:posOffset>-360680</wp:posOffset>
-            </wp:positionV>
-            <wp:extent cx="2139315" cy="1454785"/>
-            <wp:effectExtent l="0" t="0" r="0" b="0"/>
-            <wp:wrapNone/>
-            <wp:docPr id="1" name="图片 1" descr="Education business card template 07 [转换]"/>
-            <wp:cNvGraphicFramePr>
-              <a:graphicFrameLocks xmlns:a="http://schemas.openxmlformats.org/drawingml/2006/main" noChangeAspect="1"/>
-            </wp:cNvGraphicFramePr>
-            <a:graphic xmlns:a="http://schemas.openxmlformats.org/drawingml/2006/main">
-              <a:graphicData uri="http://schemas.openxmlformats.org/drawingml/2006/picture">
-                <pic:pic xmlns:pic="http://schemas.openxmlformats.org/drawingml/2006/picture">
-                  <pic:nvPicPr>
-                    <pic:cNvPr id="1" name="图片 1" descr="Education business card template 07 [转换]"/>
-                    <pic:cNvPicPr>
-                      <a:picLocks noChangeAspect="1"/>
-                    </pic:cNvPicPr>
-                  </pic:nvPicPr>
-                  <pic:blipFill>
-                    <a:blip r:embed="rId5"/>
-                    <a:stretch>
-                      <a:fillRect/>
-                    </a:stretch>
-                  </pic:blipFill>
-                  <pic:spPr>
-                    <a:xfrm>
-                      <a:off x="0" y="0"/>
-                      <a:ext cx="2139315" cy="1454785"/>
-                    </a:xfrm>
-                    <a:prstGeom prst="rect">
-                      <a:avLst/>
-                    </a:prstGeom>
-                  </pic:spPr>
-                </pic:pic>
-              </a:graphicData>
-            </a:graphic>
-          </wp:anchor>
-        </w:drawing>
       </w:r>
       <w:bookmarkStart w:id="0" w:name="_GoBack"/>
       <w:bookmarkEnd w:id="0"/>
@@ -7852,10 +4094,10 @@
               <wp:anchor distT="0" distB="0" distL="114300" distR="114300" simplePos="0" relativeHeight="251665408" behindDoc="0" locked="0" layoutInCell="1" allowOverlap="1">
                 <wp:simplePos x="0" y="0"/>
                 <wp:positionH relativeFrom="column">
-                  <wp:posOffset>1583055</wp:posOffset>
+                  <wp:posOffset>1518920</wp:posOffset>
                 </wp:positionH>
                 <wp:positionV relativeFrom="paragraph">
-                  <wp:posOffset>1260475</wp:posOffset>
+                  <wp:posOffset>434975</wp:posOffset>
                 </wp:positionV>
                 <wp:extent cx="4413250" cy="8023225"/>
                 <wp:effectExtent l="0" t="0" r="0" b="0"/>
@@ -8717,7 +4959,7 @@
           </mc:Choice>
           <mc:Fallback>
             <w:pict>
-              <v:shape id="_x0000_s1026" o:spid="_x0000_s1026" o:spt="202" type="#_x0000_t202" style="position:absolute;left:0pt;margin-left:124.65pt;margin-top:99.25pt;height:631.75pt;width:347.5pt;z-index:251665408;mso-width-relative:page;mso-height-relative:page;" filled="f" stroked="f" coordsize="21600,21600" o:gfxdata="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">
+              <v:shape id="_x0000_s1026" o:spid="_x0000_s1026" o:spt="202" type="#_x0000_t202" style="position:absolute;left:0pt;margin-left:119.6pt;margin-top:34.25pt;height:631.75pt;width:347.5pt;z-index:251665408;mso-width-relative:page;mso-height-relative:page;" filled="f" stroked="f" coordsize="21600,21600" o:gfxdata="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">
                 <v:fill on="f" focussize="0,0"/>
                 <v:stroke on="f" weight="0.5pt"/>
                 <v:imagedata o:title=""/>
@@ -9541,161 +5783,2560 @@
         </mc:AlternateContent>
       </w:r>
       <w:r>
-        <w:rPr>
-          <w:sz w:val="21"/>
-        </w:rPr>
         <mc:AlternateContent>
-          <mc:Choice Requires="wpg">
+          <mc:Choice Requires="wps">
             <w:drawing>
-              <wp:anchor distT="0" distB="0" distL="114300" distR="114300" simplePos="0" relativeHeight="251660288" behindDoc="0" locked="0" layoutInCell="1" allowOverlap="1">
+              <wp:anchor distT="0" distB="0" distL="114300" distR="114300" simplePos="0" relativeHeight="251663360" behindDoc="0" locked="0" layoutInCell="1" allowOverlap="1">
                 <wp:simplePos x="0" y="0"/>
                 <wp:positionH relativeFrom="column">
-                  <wp:posOffset>1594485</wp:posOffset>
+                  <wp:posOffset>-647700</wp:posOffset>
                 </wp:positionH>
                 <wp:positionV relativeFrom="paragraph">
-                  <wp:posOffset>-483870</wp:posOffset>
+                  <wp:posOffset>7639050</wp:posOffset>
                 </wp:positionV>
-                <wp:extent cx="4372610" cy="1332230"/>
-                <wp:effectExtent l="0" t="0" r="0" b="0"/>
+                <wp:extent cx="473710" cy="468630"/>
+                <wp:effectExtent l="0" t="0" r="2540" b="7620"/>
                 <wp:wrapNone/>
-                <wp:docPr id="5" name="组合 5"/>
-                <wp:cNvGraphicFramePr/>
+                <wp:docPr id="72" name="任意多边形 72"/>
+                <wp:cNvGraphicFramePr>
+                  <a:graphicFrameLocks xmlns:a="http://schemas.openxmlformats.org/drawingml/2006/main" noChangeAspect="1"/>
+                </wp:cNvGraphicFramePr>
                 <a:graphic xmlns:a="http://schemas.openxmlformats.org/drawingml/2006/main">
-                  <a:graphicData uri="http://schemas.microsoft.com/office/word/2010/wordprocessingGroup">
-                    <wpg:wgp>
-                      <wpg:cNvGrpSpPr/>
-                      <wpg:grpSpPr>
+                  <a:graphicData uri="http://schemas.microsoft.com/office/word/2010/wordprocessingShape">
+                    <wps:wsp>
+                      <wps:cNvSpPr>
+                        <a:spLocks noChangeAspect="1"/>
+                      </wps:cNvSpPr>
+                      <wps:spPr bwMode="auto">
                         <a:xfrm>
                           <a:off x="0" y="0"/>
-                          <a:ext cx="4372610" cy="1332230"/>
-                          <a:chOff x="10365" y="1111"/>
-                          <a:chExt cx="5656" cy="2098"/>
+                          <a:ext cx="473710" cy="468630"/>
                         </a:xfrm>
-                      </wpg:grpSpPr>
-                      <wpg:grpSp>
-                        <wpg:cNvPr id="197" name="组合 19"/>
-                        <wpg:cNvGrpSpPr/>
-                        <wpg:grpSpPr>
-                          <a:xfrm>
-                            <a:off x="10365" y="1111"/>
-                            <a:ext cx="5657" cy="1145"/>
-                            <a:chOff x="11238" y="1155"/>
-                            <a:chExt cx="5657" cy="1009"/>
-                          </a:xfrm>
-                        </wpg:grpSpPr>
-                        <wps:wsp>
-                          <wps:cNvPr id="194" name="直接连接符 11"/>
-                          <wps:cNvCnPr/>
-                          <wps:spPr>
-                            <a:xfrm>
-                              <a:off x="11461" y="2164"/>
-                              <a:ext cx="5162" cy="0"/>
-                            </a:xfrm>
-                            <a:prstGeom prst="line">
-                              <a:avLst/>
-                            </a:prstGeom>
-                            <a:ln w="3175" cap="flat" cmpd="sng">
-                              <a:solidFill>
-                                <a:srgbClr val="293448"/>
-                              </a:solidFill>
-                              <a:prstDash val="solid"/>
-                              <a:round/>
-                              <a:headEnd type="none" w="med" len="med"/>
-                              <a:tailEnd type="none" w="med" len="med"/>
-                            </a:ln>
-                          </wps:spPr>
-                          <wps:bodyPr/>
-                        </wps:wsp>
-                        <wps:wsp>
-                          <wps:cNvPr id="195" name="文本框 10"/>
-                          <wps:cNvSpPr txBox="1"/>
-                          <wps:spPr>
-                            <a:xfrm>
-                              <a:off x="11238" y="1155"/>
-                              <a:ext cx="5657" cy="906"/>
-                            </a:xfrm>
-                            <a:prstGeom prst="rect">
-                              <a:avLst/>
-                            </a:prstGeom>
-                            <a:noFill/>
-                            <a:ln w="6350">
-                              <a:noFill/>
-                            </a:ln>
-                          </wps:spPr>
-                          <wps:txbx>
-                            <w:txbxContent>
-                              <w:p>
-                                <w:pPr>
-                                  <w:jc w:val="left"/>
-                                  <w:rPr>
-                                    <w:rFonts w:hint="default" w:eastAsia="宋体"/>
-                                    <w:color w:val="16314C"/>
-                                    <w:sz w:val="60"/>
-                                    <w:szCs w:val="60"/>
-                                    <w:lang w:val="en-US" w:eastAsia="zh-CN"/>
-                                  </w:rPr>
-                                </w:pPr>
-                                <w:r>
-                                  <w:rPr>
-                                    <w:rFonts w:hint="eastAsia"/>
-                                    <w:color w:val="16314C"/>
-                                    <w:sz w:val="60"/>
-                                    <w:szCs w:val="60"/>
-                                    <w:lang w:val="en-US" w:eastAsia="zh-CN"/>
-                                  </w:rPr>
-                                  <w:t>PERSONAL  RESUME</w:t>
-                                </w:r>
-                              </w:p>
-                            </w:txbxContent>
-                          </wps:txbx>
-                          <wps:bodyPr vert="horz" wrap="square" anchor="t" upright="1"/>
-                        </wps:wsp>
-                      </wpg:grpSp>
-                      <wps:wsp>
-                        <wps:cNvPr id="196" name="文本框 12"/>
-                        <wps:cNvSpPr txBox="1"/>
-                        <wps:spPr>
-                          <a:xfrm>
-                            <a:off x="10463" y="2313"/>
-                            <a:ext cx="5499" cy="896"/>
-                          </a:xfrm>
-                          <a:prstGeom prst="rect">
-                            <a:avLst/>
-                          </a:prstGeom>
+                        <a:custGeom>
+                          <a:avLst/>
+                          <a:gdLst>
+                            <a:gd name="T0" fmla="*/ 2147483646 w 6331"/>
+                            <a:gd name="T1" fmla="*/ 2147483646 h 6257"/>
+                            <a:gd name="T2" fmla="*/ 2147483646 w 6331"/>
+                            <a:gd name="T3" fmla="*/ 2147483646 h 6257"/>
+                            <a:gd name="T4" fmla="*/ 2147483646 w 6331"/>
+                            <a:gd name="T5" fmla="*/ 2147483646 h 6257"/>
+                            <a:gd name="T6" fmla="*/ 2147483646 w 6331"/>
+                            <a:gd name="T7" fmla="*/ 2147483646 h 6257"/>
+                            <a:gd name="T8" fmla="*/ 2147483646 w 6331"/>
+                            <a:gd name="T9" fmla="*/ 2147483646 h 6257"/>
+                            <a:gd name="T10" fmla="*/ 2147483646 w 6331"/>
+                            <a:gd name="T11" fmla="*/ 2147483646 h 6257"/>
+                            <a:gd name="T12" fmla="*/ 2147483646 w 6331"/>
+                            <a:gd name="T13" fmla="*/ 2147483646 h 6257"/>
+                            <a:gd name="T14" fmla="*/ 2147483646 w 6331"/>
+                            <a:gd name="T15" fmla="*/ 2147483646 h 6257"/>
+                            <a:gd name="T16" fmla="*/ 2147483646 w 6331"/>
+                            <a:gd name="T17" fmla="*/ 2147483646 h 6257"/>
+                            <a:gd name="T18" fmla="*/ 2147483646 w 6331"/>
+                            <a:gd name="T19" fmla="*/ 2147483646 h 6257"/>
+                            <a:gd name="T20" fmla="*/ 2147483646 w 6331"/>
+                            <a:gd name="T21" fmla="*/ 2147483646 h 6257"/>
+                            <a:gd name="T22" fmla="*/ 2147483646 w 6331"/>
+                            <a:gd name="T23" fmla="*/ 2147483646 h 6257"/>
+                            <a:gd name="T24" fmla="*/ 2147483646 w 6331"/>
+                            <a:gd name="T25" fmla="*/ 2147483646 h 6257"/>
+                            <a:gd name="T26" fmla="*/ 2147483646 w 6331"/>
+                            <a:gd name="T27" fmla="*/ 2147483646 h 6257"/>
+                            <a:gd name="T28" fmla="*/ 2147483646 w 6331"/>
+                            <a:gd name="T29" fmla="*/ 2147483646 h 6257"/>
+                            <a:gd name="T30" fmla="*/ 2147483646 w 6331"/>
+                            <a:gd name="T31" fmla="*/ 2147483646 h 6257"/>
+                            <a:gd name="T32" fmla="*/ 2147483646 w 6331"/>
+                            <a:gd name="T33" fmla="*/ 2147483646 h 6257"/>
+                            <a:gd name="T34" fmla="*/ 2147483646 w 6331"/>
+                            <a:gd name="T35" fmla="*/ 2147483646 h 6257"/>
+                            <a:gd name="T36" fmla="*/ 2147483646 w 6331"/>
+                            <a:gd name="T37" fmla="*/ 2147483646 h 6257"/>
+                            <a:gd name="T38" fmla="*/ 2147483646 w 6331"/>
+                            <a:gd name="T39" fmla="*/ 81762145 h 6257"/>
+                            <a:gd name="T40" fmla="*/ 2147483646 w 6331"/>
+                            <a:gd name="T41" fmla="*/ 2147483646 h 6257"/>
+                            <a:gd name="T42" fmla="*/ 2147483646 w 6331"/>
+                            <a:gd name="T43" fmla="*/ 2147483646 h 6257"/>
+                            <a:gd name="T44" fmla="*/ 2147483646 w 6331"/>
+                            <a:gd name="T45" fmla="*/ 2147483646 h 6257"/>
+                            <a:gd name="T46" fmla="*/ 2147483646 w 6331"/>
+                            <a:gd name="T47" fmla="*/ 2147483646 h 6257"/>
+                            <a:gd name="T48" fmla="*/ 2147483646 w 6331"/>
+                            <a:gd name="T49" fmla="*/ 2147483646 h 6257"/>
+                            <a:gd name="T50" fmla="*/ 2147483646 w 6331"/>
+                            <a:gd name="T51" fmla="*/ 2147483646 h 6257"/>
+                            <a:gd name="T52" fmla="*/ 2147483646 w 6331"/>
+                            <a:gd name="T53" fmla="*/ 2147483646 h 6257"/>
+                            <a:gd name="T54" fmla="*/ 2147483646 w 6331"/>
+                            <a:gd name="T55" fmla="*/ 2147483646 h 6257"/>
+                            <a:gd name="T56" fmla="*/ 2147483646 w 6331"/>
+                            <a:gd name="T57" fmla="*/ 2147483646 h 6257"/>
+                            <a:gd name="T58" fmla="*/ 2147483646 w 6331"/>
+                            <a:gd name="T59" fmla="*/ 2147483646 h 6257"/>
+                            <a:gd name="T60" fmla="*/ 2147483646 w 6331"/>
+                            <a:gd name="T61" fmla="*/ 2147483646 h 6257"/>
+                            <a:gd name="T62" fmla="*/ 2147483646 w 6331"/>
+                            <a:gd name="T63" fmla="*/ 2147483646 h 6257"/>
+                            <a:gd name="T64" fmla="*/ 2147483646 w 6331"/>
+                            <a:gd name="T65" fmla="*/ 2147483646 h 6257"/>
+                            <a:gd name="T66" fmla="*/ 2147483646 w 6331"/>
+                            <a:gd name="T67" fmla="*/ 2147483646 h 6257"/>
+                            <a:gd name="T68" fmla="*/ 2147483646 w 6331"/>
+                            <a:gd name="T69" fmla="*/ 2147483646 h 6257"/>
+                            <a:gd name="T70" fmla="*/ 2147483646 w 6331"/>
+                            <a:gd name="T71" fmla="*/ 2147483646 h 6257"/>
+                            <a:gd name="T72" fmla="*/ 2147483646 w 6331"/>
+                            <a:gd name="T73" fmla="*/ 2147483646 h 6257"/>
+                            <a:gd name="T74" fmla="*/ 2147483646 w 6331"/>
+                            <a:gd name="T75" fmla="*/ 2147483646 h 6257"/>
+                            <a:gd name="T76" fmla="*/ 2147483646 w 6331"/>
+                            <a:gd name="T77" fmla="*/ 2147483646 h 6257"/>
+                            <a:gd name="T78" fmla="*/ 2147483646 w 6331"/>
+                            <a:gd name="T79" fmla="*/ 2147483646 h 6257"/>
+                            <a:gd name="T80" fmla="*/ 2147483646 w 6331"/>
+                            <a:gd name="T81" fmla="*/ 2147483646 h 6257"/>
+                            <a:gd name="T82" fmla="*/ 2147483646 w 6331"/>
+                            <a:gd name="T83" fmla="*/ 2147483646 h 6257"/>
+                            <a:gd name="T84" fmla="*/ 2147483646 w 6331"/>
+                            <a:gd name="T85" fmla="*/ 2147483646 h 6257"/>
+                            <a:gd name="T86" fmla="*/ 2147483646 w 6331"/>
+                            <a:gd name="T87" fmla="*/ 2147483646 h 6257"/>
+                            <a:gd name="T88" fmla="*/ 2147483646 w 6331"/>
+                            <a:gd name="T89" fmla="*/ 2147483646 h 6257"/>
+                            <a:gd name="T90" fmla="*/ 2147483646 w 6331"/>
+                            <a:gd name="T91" fmla="*/ 2147483646 h 6257"/>
+                            <a:gd name="T92" fmla="*/ 2147483646 w 6331"/>
+                            <a:gd name="T93" fmla="*/ 2147483646 h 6257"/>
+                            <a:gd name="T94" fmla="*/ 2147483646 w 6331"/>
+                            <a:gd name="T95" fmla="*/ 2147483646 h 6257"/>
+                            <a:gd name="T96" fmla="*/ 2147483646 w 6331"/>
+                            <a:gd name="T97" fmla="*/ 2147483646 h 6257"/>
+                            <a:gd name="T98" fmla="*/ 2147483646 w 6331"/>
+                            <a:gd name="T99" fmla="*/ 2147483646 h 6257"/>
+                            <a:gd name="T100" fmla="*/ 2147483646 w 6331"/>
+                            <a:gd name="T101" fmla="*/ 2147483646 h 6257"/>
+                            <a:gd name="T102" fmla="*/ 2147483646 w 6331"/>
+                            <a:gd name="T103" fmla="*/ 2147483646 h 6257"/>
+                            <a:gd name="T104" fmla="*/ 2147483646 w 6331"/>
+                            <a:gd name="T105" fmla="*/ 2147483646 h 6257"/>
+                            <a:gd name="T106" fmla="*/ 2147483646 w 6331"/>
+                            <a:gd name="T107" fmla="*/ 2147483646 h 6257"/>
+                            <a:gd name="T108" fmla="*/ 2147483646 w 6331"/>
+                            <a:gd name="T109" fmla="*/ 2147483646 h 6257"/>
+                            <a:gd name="T110" fmla="*/ 2147483646 w 6331"/>
+                            <a:gd name="T111" fmla="*/ 2147483646 h 6257"/>
+                            <a:gd name="T112" fmla="*/ 2147483646 w 6331"/>
+                            <a:gd name="T113" fmla="*/ 2147483646 h 6257"/>
+                            <a:gd name="T114" fmla="*/ 2147483646 w 6331"/>
+                            <a:gd name="T115" fmla="*/ 2147483646 h 6257"/>
+                            <a:gd name="T116" fmla="*/ 2147483646 w 6331"/>
+                            <a:gd name="T117" fmla="*/ 2147483646 h 6257"/>
+                            <a:gd name="T118" fmla="*/ 2147483646 w 6331"/>
+                            <a:gd name="T119" fmla="*/ 2147483646 h 6257"/>
+                            <a:gd name="T120" fmla="*/ 2147483646 w 6331"/>
+                            <a:gd name="T121" fmla="*/ 2147483646 h 6257"/>
+                            <a:gd name="T122" fmla="*/ 0 60000 65536"/>
+                            <a:gd name="T123" fmla="*/ 0 60000 65536"/>
+                            <a:gd name="T124" fmla="*/ 0 60000 65536"/>
+                            <a:gd name="T125" fmla="*/ 0 60000 65536"/>
+                            <a:gd name="T126" fmla="*/ 0 60000 65536"/>
+                            <a:gd name="T127" fmla="*/ 0 60000 65536"/>
+                            <a:gd name="T128" fmla="*/ 0 60000 65536"/>
+                            <a:gd name="T129" fmla="*/ 0 60000 65536"/>
+                            <a:gd name="T130" fmla="*/ 0 60000 65536"/>
+                            <a:gd name="T131" fmla="*/ 0 60000 65536"/>
+                            <a:gd name="T132" fmla="*/ 0 60000 65536"/>
+                            <a:gd name="T133" fmla="*/ 0 60000 65536"/>
+                            <a:gd name="T134" fmla="*/ 0 60000 65536"/>
+                            <a:gd name="T135" fmla="*/ 0 60000 65536"/>
+                            <a:gd name="T136" fmla="*/ 0 60000 65536"/>
+                            <a:gd name="T137" fmla="*/ 0 60000 65536"/>
+                            <a:gd name="T138" fmla="*/ 0 60000 65536"/>
+                            <a:gd name="T139" fmla="*/ 0 60000 65536"/>
+                            <a:gd name="T140" fmla="*/ 0 60000 65536"/>
+                            <a:gd name="T141" fmla="*/ 0 60000 65536"/>
+                            <a:gd name="T142" fmla="*/ 0 60000 65536"/>
+                            <a:gd name="T143" fmla="*/ 0 60000 65536"/>
+                            <a:gd name="T144" fmla="*/ 0 60000 65536"/>
+                            <a:gd name="T145" fmla="*/ 0 60000 65536"/>
+                            <a:gd name="T146" fmla="*/ 0 60000 65536"/>
+                            <a:gd name="T147" fmla="*/ 0 60000 65536"/>
+                            <a:gd name="T148" fmla="*/ 0 60000 65536"/>
+                            <a:gd name="T149" fmla="*/ 0 60000 65536"/>
+                            <a:gd name="T150" fmla="*/ 0 60000 65536"/>
+                            <a:gd name="T151" fmla="*/ 0 60000 65536"/>
+                            <a:gd name="T152" fmla="*/ 0 60000 65536"/>
+                            <a:gd name="T153" fmla="*/ 0 60000 65536"/>
+                            <a:gd name="T154" fmla="*/ 0 60000 65536"/>
+                            <a:gd name="T155" fmla="*/ 0 60000 65536"/>
+                            <a:gd name="T156" fmla="*/ 0 60000 65536"/>
+                            <a:gd name="T157" fmla="*/ 0 60000 65536"/>
+                            <a:gd name="T158" fmla="*/ 0 60000 65536"/>
+                            <a:gd name="T159" fmla="*/ 0 60000 65536"/>
+                            <a:gd name="T160" fmla="*/ 0 60000 65536"/>
+                            <a:gd name="T161" fmla="*/ 0 60000 65536"/>
+                            <a:gd name="T162" fmla="*/ 0 60000 65536"/>
+                            <a:gd name="T163" fmla="*/ 0 60000 65536"/>
+                            <a:gd name="T164" fmla="*/ 0 60000 65536"/>
+                            <a:gd name="T165" fmla="*/ 0 60000 65536"/>
+                            <a:gd name="T166" fmla="*/ 0 60000 65536"/>
+                            <a:gd name="T167" fmla="*/ 0 60000 65536"/>
+                            <a:gd name="T168" fmla="*/ 0 60000 65536"/>
+                            <a:gd name="T169" fmla="*/ 0 60000 65536"/>
+                            <a:gd name="T170" fmla="*/ 0 60000 65536"/>
+                            <a:gd name="T171" fmla="*/ 0 60000 65536"/>
+                            <a:gd name="T172" fmla="*/ 0 60000 65536"/>
+                            <a:gd name="T173" fmla="*/ 0 60000 65536"/>
+                            <a:gd name="T174" fmla="*/ 0 60000 65536"/>
+                            <a:gd name="T175" fmla="*/ 0 60000 65536"/>
+                            <a:gd name="T176" fmla="*/ 0 60000 65536"/>
+                            <a:gd name="T177" fmla="*/ 0 60000 65536"/>
+                            <a:gd name="T178" fmla="*/ 0 60000 65536"/>
+                            <a:gd name="T179" fmla="*/ 0 60000 65536"/>
+                            <a:gd name="T180" fmla="*/ 0 60000 65536"/>
+                            <a:gd name="T181" fmla="*/ 0 60000 65536"/>
+                            <a:gd name="T182" fmla="*/ 0 60000 65536"/>
+                          </a:gdLst>
+                          <a:ahLst/>
+                          <a:cxnLst>
+                            <a:cxn ang="T122">
+                              <a:pos x="T0" y="T1"/>
+                            </a:cxn>
+                            <a:cxn ang="T123">
+                              <a:pos x="T2" y="T3"/>
+                            </a:cxn>
+                            <a:cxn ang="T124">
+                              <a:pos x="T4" y="T5"/>
+                            </a:cxn>
+                            <a:cxn ang="T125">
+                              <a:pos x="T6" y="T7"/>
+                            </a:cxn>
+                            <a:cxn ang="T126">
+                              <a:pos x="T8" y="T9"/>
+                            </a:cxn>
+                            <a:cxn ang="T127">
+                              <a:pos x="T10" y="T11"/>
+                            </a:cxn>
+                            <a:cxn ang="T128">
+                              <a:pos x="T12" y="T13"/>
+                            </a:cxn>
+                            <a:cxn ang="T129">
+                              <a:pos x="T14" y="T15"/>
+                            </a:cxn>
+                            <a:cxn ang="T130">
+                              <a:pos x="T16" y="T17"/>
+                            </a:cxn>
+                            <a:cxn ang="T131">
+                              <a:pos x="T18" y="T19"/>
+                            </a:cxn>
+                            <a:cxn ang="T132">
+                              <a:pos x="T20" y="T21"/>
+                            </a:cxn>
+                            <a:cxn ang="T133">
+                              <a:pos x="T22" y="T23"/>
+                            </a:cxn>
+                            <a:cxn ang="T134">
+                              <a:pos x="T24" y="T25"/>
+                            </a:cxn>
+                            <a:cxn ang="T135">
+                              <a:pos x="T26" y="T27"/>
+                            </a:cxn>
+                            <a:cxn ang="T136">
+                              <a:pos x="T28" y="T29"/>
+                            </a:cxn>
+                            <a:cxn ang="T137">
+                              <a:pos x="T30" y="T31"/>
+                            </a:cxn>
+                            <a:cxn ang="T138">
+                              <a:pos x="T32" y="T33"/>
+                            </a:cxn>
+                            <a:cxn ang="T139">
+                              <a:pos x="T34" y="T35"/>
+                            </a:cxn>
+                            <a:cxn ang="T140">
+                              <a:pos x="T36" y="T37"/>
+                            </a:cxn>
+                            <a:cxn ang="T141">
+                              <a:pos x="T38" y="T39"/>
+                            </a:cxn>
+                            <a:cxn ang="T142">
+                              <a:pos x="T40" y="T41"/>
+                            </a:cxn>
+                            <a:cxn ang="T143">
+                              <a:pos x="T42" y="T43"/>
+                            </a:cxn>
+                            <a:cxn ang="T144">
+                              <a:pos x="T44" y="T45"/>
+                            </a:cxn>
+                            <a:cxn ang="T145">
+                              <a:pos x="T46" y="T47"/>
+                            </a:cxn>
+                            <a:cxn ang="T146">
+                              <a:pos x="T48" y="T49"/>
+                            </a:cxn>
+                            <a:cxn ang="T147">
+                              <a:pos x="T50" y="T51"/>
+                            </a:cxn>
+                            <a:cxn ang="T148">
+                              <a:pos x="T52" y="T53"/>
+                            </a:cxn>
+                            <a:cxn ang="T149">
+                              <a:pos x="T54" y="T55"/>
+                            </a:cxn>
+                            <a:cxn ang="T150">
+                              <a:pos x="T56" y="T57"/>
+                            </a:cxn>
+                            <a:cxn ang="T151">
+                              <a:pos x="T58" y="T59"/>
+                            </a:cxn>
+                            <a:cxn ang="T152">
+                              <a:pos x="T60" y="T61"/>
+                            </a:cxn>
+                            <a:cxn ang="T153">
+                              <a:pos x="T62" y="T63"/>
+                            </a:cxn>
+                            <a:cxn ang="T154">
+                              <a:pos x="T64" y="T65"/>
+                            </a:cxn>
+                            <a:cxn ang="T155">
+                              <a:pos x="T66" y="T67"/>
+                            </a:cxn>
+                            <a:cxn ang="T156">
+                              <a:pos x="T68" y="T69"/>
+                            </a:cxn>
+                            <a:cxn ang="T157">
+                              <a:pos x="T70" y="T71"/>
+                            </a:cxn>
+                            <a:cxn ang="T158">
+                              <a:pos x="T72" y="T73"/>
+                            </a:cxn>
+                            <a:cxn ang="T159">
+                              <a:pos x="T74" y="T75"/>
+                            </a:cxn>
+                            <a:cxn ang="T160">
+                              <a:pos x="T76" y="T77"/>
+                            </a:cxn>
+                            <a:cxn ang="T161">
+                              <a:pos x="T78" y="T79"/>
+                            </a:cxn>
+                            <a:cxn ang="T162">
+                              <a:pos x="T80" y="T81"/>
+                            </a:cxn>
+                            <a:cxn ang="T163">
+                              <a:pos x="T82" y="T83"/>
+                            </a:cxn>
+                            <a:cxn ang="T164">
+                              <a:pos x="T84" y="T85"/>
+                            </a:cxn>
+                            <a:cxn ang="T165">
+                              <a:pos x="T86" y="T87"/>
+                            </a:cxn>
+                            <a:cxn ang="T166">
+                              <a:pos x="T88" y="T89"/>
+                            </a:cxn>
+                            <a:cxn ang="T167">
+                              <a:pos x="T90" y="T91"/>
+                            </a:cxn>
+                            <a:cxn ang="T168">
+                              <a:pos x="T92" y="T93"/>
+                            </a:cxn>
+                            <a:cxn ang="T169">
+                              <a:pos x="T94" y="T95"/>
+                            </a:cxn>
+                            <a:cxn ang="T170">
+                              <a:pos x="T96" y="T97"/>
+                            </a:cxn>
+                            <a:cxn ang="T171">
+                              <a:pos x="T98" y="T99"/>
+                            </a:cxn>
+                            <a:cxn ang="T172">
+                              <a:pos x="T100" y="T101"/>
+                            </a:cxn>
+                            <a:cxn ang="T173">
+                              <a:pos x="T102" y="T103"/>
+                            </a:cxn>
+                            <a:cxn ang="T174">
+                              <a:pos x="T104" y="T105"/>
+                            </a:cxn>
+                            <a:cxn ang="T175">
+                              <a:pos x="T106" y="T107"/>
+                            </a:cxn>
+                            <a:cxn ang="T176">
+                              <a:pos x="T108" y="T109"/>
+                            </a:cxn>
+                            <a:cxn ang="T177">
+                              <a:pos x="T110" y="T111"/>
+                            </a:cxn>
+                            <a:cxn ang="T178">
+                              <a:pos x="T112" y="T113"/>
+                            </a:cxn>
+                            <a:cxn ang="T179">
+                              <a:pos x="T114" y="T115"/>
+                            </a:cxn>
+                            <a:cxn ang="T180">
+                              <a:pos x="T116" y="T117"/>
+                            </a:cxn>
+                            <a:cxn ang="T181">
+                              <a:pos x="T118" y="T119"/>
+                            </a:cxn>
+                            <a:cxn ang="T182">
+                              <a:pos x="T120" y="T121"/>
+                            </a:cxn>
+                          </a:cxnLst>
+                          <a:rect l="0" t="0" r="r" b="b"/>
+                          <a:pathLst>
+                            <a:path w="6331" h="6257">
+                              <a:moveTo>
+                                <a:pt x="0" y="5428"/>
+                              </a:moveTo>
+                              <a:lnTo>
+                                <a:pt x="876" y="6257"/>
+                              </a:lnTo>
+                              <a:lnTo>
+                                <a:pt x="1858" y="5199"/>
+                              </a:lnTo>
+                              <a:lnTo>
+                                <a:pt x="1874" y="5188"/>
+                              </a:lnTo>
+                              <a:lnTo>
+                                <a:pt x="1892" y="5180"/>
+                              </a:lnTo>
+                              <a:lnTo>
+                                <a:pt x="1910" y="5172"/>
+                              </a:lnTo>
+                              <a:lnTo>
+                                <a:pt x="1930" y="5166"/>
+                              </a:lnTo>
+                              <a:lnTo>
+                                <a:pt x="1952" y="5160"/>
+                              </a:lnTo>
+                              <a:lnTo>
+                                <a:pt x="1974" y="5156"/>
+                              </a:lnTo>
+                              <a:lnTo>
+                                <a:pt x="1998" y="5152"/>
+                              </a:lnTo>
+                              <a:lnTo>
+                                <a:pt x="2023" y="5150"/>
+                              </a:lnTo>
+                              <a:lnTo>
+                                <a:pt x="2049" y="5149"/>
+                              </a:lnTo>
+                              <a:lnTo>
+                                <a:pt x="2075" y="5150"/>
+                              </a:lnTo>
+                              <a:lnTo>
+                                <a:pt x="2104" y="5151"/>
+                              </a:lnTo>
+                              <a:lnTo>
+                                <a:pt x="2133" y="5153"/>
+                              </a:lnTo>
+                              <a:lnTo>
+                                <a:pt x="2163" y="5156"/>
+                              </a:lnTo>
+                              <a:lnTo>
+                                <a:pt x="2193" y="5160"/>
+                              </a:lnTo>
+                              <a:lnTo>
+                                <a:pt x="2225" y="5166"/>
+                              </a:lnTo>
+                              <a:lnTo>
+                                <a:pt x="2258" y="5171"/>
+                              </a:lnTo>
+                              <a:lnTo>
+                                <a:pt x="2324" y="5184"/>
+                              </a:lnTo>
+                              <a:lnTo>
+                                <a:pt x="2395" y="5202"/>
+                              </a:lnTo>
+                              <a:lnTo>
+                                <a:pt x="2468" y="5220"/>
+                              </a:lnTo>
+                              <a:lnTo>
+                                <a:pt x="2543" y="5242"/>
+                              </a:lnTo>
+                              <a:lnTo>
+                                <a:pt x="2620" y="5265"/>
+                              </a:lnTo>
+                              <a:lnTo>
+                                <a:pt x="2699" y="5290"/>
+                              </a:lnTo>
+                              <a:lnTo>
+                                <a:pt x="2779" y="5317"/>
+                              </a:lnTo>
+                              <a:lnTo>
+                                <a:pt x="2860" y="5345"/>
+                              </a:lnTo>
+                              <a:lnTo>
+                                <a:pt x="2923" y="5354"/>
+                              </a:lnTo>
+                              <a:lnTo>
+                                <a:pt x="2985" y="5363"/>
+                              </a:lnTo>
+                              <a:lnTo>
+                                <a:pt x="3046" y="5370"/>
+                              </a:lnTo>
+                              <a:lnTo>
+                                <a:pt x="3108" y="5375"/>
+                              </a:lnTo>
+                              <a:lnTo>
+                                <a:pt x="3169" y="5380"/>
+                              </a:lnTo>
+                              <a:lnTo>
+                                <a:pt x="3229" y="5383"/>
+                              </a:lnTo>
+                              <a:lnTo>
+                                <a:pt x="3289" y="5385"/>
+                              </a:lnTo>
+                              <a:lnTo>
+                                <a:pt x="3348" y="5386"/>
+                              </a:lnTo>
+                              <a:lnTo>
+                                <a:pt x="3406" y="5385"/>
+                              </a:lnTo>
+                              <a:lnTo>
+                                <a:pt x="3465" y="5383"/>
+                              </a:lnTo>
+                              <a:lnTo>
+                                <a:pt x="3522" y="5380"/>
+                              </a:lnTo>
+                              <a:lnTo>
+                                <a:pt x="3578" y="5375"/>
+                              </a:lnTo>
+                              <a:lnTo>
+                                <a:pt x="3635" y="5369"/>
+                              </a:lnTo>
+                              <a:lnTo>
+                                <a:pt x="3691" y="5361"/>
+                              </a:lnTo>
+                              <a:lnTo>
+                                <a:pt x="3747" y="5352"/>
+                              </a:lnTo>
+                              <a:lnTo>
+                                <a:pt x="3801" y="5342"/>
+                              </a:lnTo>
+                              <a:lnTo>
+                                <a:pt x="3856" y="5332"/>
+                              </a:lnTo>
+                              <a:lnTo>
+                                <a:pt x="3909" y="5318"/>
+                              </a:lnTo>
+                              <a:lnTo>
+                                <a:pt x="3963" y="5305"/>
+                              </a:lnTo>
+                              <a:lnTo>
+                                <a:pt x="4015" y="5290"/>
+                              </a:lnTo>
+                              <a:lnTo>
+                                <a:pt x="4068" y="5274"/>
+                              </a:lnTo>
+                              <a:lnTo>
+                                <a:pt x="4120" y="5255"/>
+                              </a:lnTo>
+                              <a:lnTo>
+                                <a:pt x="4172" y="5237"/>
+                              </a:lnTo>
+                              <a:lnTo>
+                                <a:pt x="4222" y="5216"/>
+                              </a:lnTo>
+                              <a:lnTo>
+                                <a:pt x="4272" y="5194"/>
+                              </a:lnTo>
+                              <a:lnTo>
+                                <a:pt x="4321" y="5171"/>
+                              </a:lnTo>
+                              <a:lnTo>
+                                <a:pt x="4370" y="5146"/>
+                              </a:lnTo>
+                              <a:lnTo>
+                                <a:pt x="4419" y="5121"/>
+                              </a:lnTo>
+                              <a:lnTo>
+                                <a:pt x="4468" y="5093"/>
+                              </a:lnTo>
+                              <a:lnTo>
+                                <a:pt x="4515" y="5065"/>
+                              </a:lnTo>
+                              <a:lnTo>
+                                <a:pt x="4561" y="5036"/>
+                              </a:lnTo>
+                              <a:lnTo>
+                                <a:pt x="4608" y="5005"/>
+                              </a:lnTo>
+                              <a:lnTo>
+                                <a:pt x="4589" y="4982"/>
+                              </a:lnTo>
+                              <a:lnTo>
+                                <a:pt x="4569" y="4960"/>
+                              </a:lnTo>
+                              <a:lnTo>
+                                <a:pt x="4551" y="4937"/>
+                              </a:lnTo>
+                              <a:lnTo>
+                                <a:pt x="4533" y="4913"/>
+                              </a:lnTo>
+                              <a:lnTo>
+                                <a:pt x="4516" y="4889"/>
+                              </a:lnTo>
+                              <a:lnTo>
+                                <a:pt x="4499" y="4864"/>
+                              </a:lnTo>
+                              <a:lnTo>
+                                <a:pt x="4483" y="4840"/>
+                              </a:lnTo>
+                              <a:lnTo>
+                                <a:pt x="4468" y="4814"/>
+                              </a:lnTo>
+                              <a:lnTo>
+                                <a:pt x="4452" y="4788"/>
+                              </a:lnTo>
+                              <a:lnTo>
+                                <a:pt x="4439" y="4761"/>
+                              </a:lnTo>
+                              <a:lnTo>
+                                <a:pt x="4425" y="4735"/>
+                              </a:lnTo>
+                              <a:lnTo>
+                                <a:pt x="4413" y="4708"/>
+                              </a:lnTo>
+                              <a:lnTo>
+                                <a:pt x="4401" y="4680"/>
+                              </a:lnTo>
+                              <a:lnTo>
+                                <a:pt x="4390" y="4652"/>
+                              </a:lnTo>
+                              <a:lnTo>
+                                <a:pt x="4379" y="4625"/>
+                              </a:lnTo>
+                              <a:lnTo>
+                                <a:pt x="4369" y="4596"/>
+                              </a:lnTo>
+                              <a:lnTo>
+                                <a:pt x="4359" y="4567"/>
+                              </a:lnTo>
+                              <a:lnTo>
+                                <a:pt x="4352" y="4538"/>
+                              </a:lnTo>
+                              <a:lnTo>
+                                <a:pt x="4344" y="4509"/>
+                              </a:lnTo>
+                              <a:lnTo>
+                                <a:pt x="4336" y="4479"/>
+                              </a:lnTo>
+                              <a:lnTo>
+                                <a:pt x="4330" y="4450"/>
+                              </a:lnTo>
+                              <a:lnTo>
+                                <a:pt x="4324" y="4421"/>
+                              </a:lnTo>
+                              <a:lnTo>
+                                <a:pt x="4320" y="4390"/>
+                              </a:lnTo>
+                              <a:lnTo>
+                                <a:pt x="4316" y="4360"/>
+                              </a:lnTo>
+                              <a:lnTo>
+                                <a:pt x="4312" y="4330"/>
+                              </a:lnTo>
+                              <a:lnTo>
+                                <a:pt x="4309" y="4300"/>
+                              </a:lnTo>
+                              <a:lnTo>
+                                <a:pt x="4308" y="4270"/>
+                              </a:lnTo>
+                              <a:lnTo>
+                                <a:pt x="4306" y="4239"/>
+                              </a:lnTo>
+                              <a:lnTo>
+                                <a:pt x="4306" y="4209"/>
+                              </a:lnTo>
+                              <a:lnTo>
+                                <a:pt x="4306" y="4178"/>
+                              </a:lnTo>
+                              <a:lnTo>
+                                <a:pt x="4307" y="4147"/>
+                              </a:lnTo>
+                              <a:lnTo>
+                                <a:pt x="4309" y="4117"/>
+                              </a:lnTo>
+                              <a:lnTo>
+                                <a:pt x="4311" y="4087"/>
+                              </a:lnTo>
+                              <a:lnTo>
+                                <a:pt x="4316" y="4057"/>
+                              </a:lnTo>
+                              <a:lnTo>
+                                <a:pt x="4319" y="4026"/>
+                              </a:lnTo>
+                              <a:lnTo>
+                                <a:pt x="4324" y="3997"/>
+                              </a:lnTo>
+                              <a:lnTo>
+                                <a:pt x="4330" y="3966"/>
+                              </a:lnTo>
+                              <a:lnTo>
+                                <a:pt x="4336" y="3937"/>
+                              </a:lnTo>
+                              <a:lnTo>
+                                <a:pt x="4344" y="3907"/>
+                              </a:lnTo>
+                              <a:lnTo>
+                                <a:pt x="4352" y="3877"/>
+                              </a:lnTo>
+                              <a:lnTo>
+                                <a:pt x="4362" y="3848"/>
+                              </a:lnTo>
+                              <a:lnTo>
+                                <a:pt x="4370" y="3819"/>
+                              </a:lnTo>
+                              <a:lnTo>
+                                <a:pt x="4381" y="3789"/>
+                              </a:lnTo>
+                              <a:lnTo>
+                                <a:pt x="4393" y="3761"/>
+                              </a:lnTo>
+                              <a:lnTo>
+                                <a:pt x="4405" y="3732"/>
+                              </a:lnTo>
+                              <a:lnTo>
+                                <a:pt x="4418" y="3705"/>
+                              </a:lnTo>
+                              <a:lnTo>
+                                <a:pt x="4432" y="3677"/>
+                              </a:lnTo>
+                              <a:lnTo>
+                                <a:pt x="4447" y="3649"/>
+                              </a:lnTo>
+                              <a:lnTo>
+                                <a:pt x="4462" y="3622"/>
+                              </a:lnTo>
+                              <a:lnTo>
+                                <a:pt x="4478" y="3596"/>
+                              </a:lnTo>
+                              <a:lnTo>
+                                <a:pt x="4496" y="3570"/>
+                              </a:lnTo>
+                              <a:lnTo>
+                                <a:pt x="4515" y="3543"/>
+                              </a:lnTo>
+                              <a:lnTo>
+                                <a:pt x="4533" y="3518"/>
+                              </a:lnTo>
+                              <a:lnTo>
+                                <a:pt x="4553" y="3493"/>
+                              </a:lnTo>
+                              <a:lnTo>
+                                <a:pt x="4574" y="3468"/>
+                              </a:lnTo>
+                              <a:lnTo>
+                                <a:pt x="4595" y="3444"/>
+                              </a:lnTo>
+                              <a:lnTo>
+                                <a:pt x="4618" y="3421"/>
+                              </a:lnTo>
+                              <a:lnTo>
+                                <a:pt x="4641" y="3398"/>
+                              </a:lnTo>
+                              <a:lnTo>
+                                <a:pt x="4665" y="3375"/>
+                              </a:lnTo>
+                              <a:lnTo>
+                                <a:pt x="4690" y="3353"/>
+                              </a:lnTo>
+                              <a:lnTo>
+                                <a:pt x="4717" y="3332"/>
+                              </a:lnTo>
+                              <a:lnTo>
+                                <a:pt x="4744" y="3312"/>
+                              </a:lnTo>
+                              <a:lnTo>
+                                <a:pt x="4771" y="3291"/>
+                              </a:lnTo>
+                              <a:lnTo>
+                                <a:pt x="4800" y="3272"/>
+                              </a:lnTo>
+                              <a:lnTo>
+                                <a:pt x="4835" y="3249"/>
+                              </a:lnTo>
+                              <a:lnTo>
+                                <a:pt x="4870" y="3229"/>
+                              </a:lnTo>
+                              <a:lnTo>
+                                <a:pt x="4904" y="3208"/>
+                              </a:lnTo>
+                              <a:lnTo>
+                                <a:pt x="4939" y="3189"/>
+                              </a:lnTo>
+                              <a:lnTo>
+                                <a:pt x="4974" y="3172"/>
+                              </a:lnTo>
+                              <a:lnTo>
+                                <a:pt x="5010" y="3157"/>
+                              </a:lnTo>
+                              <a:lnTo>
+                                <a:pt x="5048" y="3141"/>
+                              </a:lnTo>
+                              <a:lnTo>
+                                <a:pt x="5084" y="3128"/>
+                              </a:lnTo>
+                              <a:lnTo>
+                                <a:pt x="5121" y="3116"/>
+                              </a:lnTo>
+                              <a:lnTo>
+                                <a:pt x="5158" y="3105"/>
+                              </a:lnTo>
+                              <a:lnTo>
+                                <a:pt x="5195" y="3097"/>
+                              </a:lnTo>
+                              <a:lnTo>
+                                <a:pt x="5233" y="3089"/>
+                              </a:lnTo>
+                              <a:lnTo>
+                                <a:pt x="5271" y="3083"/>
+                              </a:lnTo>
+                              <a:lnTo>
+                                <a:pt x="5310" y="3078"/>
+                              </a:lnTo>
+                              <a:lnTo>
+                                <a:pt x="5349" y="3075"/>
+                              </a:lnTo>
+                              <a:lnTo>
+                                <a:pt x="5388" y="3074"/>
+                              </a:lnTo>
+                              <a:lnTo>
+                                <a:pt x="5428" y="3073"/>
+                              </a:lnTo>
+                              <a:lnTo>
+                                <a:pt x="5468" y="3074"/>
+                              </a:lnTo>
+                              <a:lnTo>
+                                <a:pt x="5509" y="3077"/>
+                              </a:lnTo>
+                              <a:lnTo>
+                                <a:pt x="5550" y="3081"/>
+                              </a:lnTo>
+                              <a:lnTo>
+                                <a:pt x="5592" y="3087"/>
+                              </a:lnTo>
+                              <a:lnTo>
+                                <a:pt x="5633" y="3094"/>
+                              </a:lnTo>
+                              <a:lnTo>
+                                <a:pt x="5675" y="3103"/>
+                              </a:lnTo>
+                              <a:lnTo>
+                                <a:pt x="5717" y="3114"/>
+                              </a:lnTo>
+                              <a:lnTo>
+                                <a:pt x="5760" y="3126"/>
+                              </a:lnTo>
+                              <a:lnTo>
+                                <a:pt x="5803" y="3140"/>
+                              </a:lnTo>
+                              <a:lnTo>
+                                <a:pt x="5847" y="3156"/>
+                              </a:lnTo>
+                              <a:lnTo>
+                                <a:pt x="5892" y="3173"/>
+                              </a:lnTo>
+                              <a:lnTo>
+                                <a:pt x="5937" y="3192"/>
+                              </a:lnTo>
+                              <a:lnTo>
+                                <a:pt x="5981" y="3212"/>
+                              </a:lnTo>
+                              <a:lnTo>
+                                <a:pt x="6027" y="3234"/>
+                              </a:lnTo>
+                              <a:lnTo>
+                                <a:pt x="6073" y="3258"/>
+                              </a:lnTo>
+                              <a:lnTo>
+                                <a:pt x="6094" y="3171"/>
+                              </a:lnTo>
+                              <a:lnTo>
+                                <a:pt x="6113" y="3085"/>
+                              </a:lnTo>
+                              <a:lnTo>
+                                <a:pt x="6129" y="2998"/>
+                              </a:lnTo>
+                              <a:lnTo>
+                                <a:pt x="6143" y="2912"/>
+                              </a:lnTo>
+                              <a:lnTo>
+                                <a:pt x="6156" y="2827"/>
+                              </a:lnTo>
+                              <a:lnTo>
+                                <a:pt x="6166" y="2742"/>
+                              </a:lnTo>
+                              <a:lnTo>
+                                <a:pt x="6174" y="2656"/>
+                              </a:lnTo>
+                              <a:lnTo>
+                                <a:pt x="6179" y="2572"/>
+                              </a:lnTo>
+                              <a:lnTo>
+                                <a:pt x="6182" y="2488"/>
+                              </a:lnTo>
+                              <a:lnTo>
+                                <a:pt x="6182" y="2405"/>
+                              </a:lnTo>
+                              <a:lnTo>
+                                <a:pt x="6180" y="2322"/>
+                              </a:lnTo>
+                              <a:lnTo>
+                                <a:pt x="6176" y="2239"/>
+                              </a:lnTo>
+                              <a:lnTo>
+                                <a:pt x="6173" y="2199"/>
+                              </a:lnTo>
+                              <a:lnTo>
+                                <a:pt x="6169" y="2157"/>
+                              </a:lnTo>
+                              <a:lnTo>
+                                <a:pt x="6165" y="2117"/>
+                              </a:lnTo>
+                              <a:lnTo>
+                                <a:pt x="6160" y="2076"/>
+                              </a:lnTo>
+                              <a:lnTo>
+                                <a:pt x="6154" y="2035"/>
+                              </a:lnTo>
+                              <a:lnTo>
+                                <a:pt x="6147" y="1994"/>
+                              </a:lnTo>
+                              <a:lnTo>
+                                <a:pt x="6140" y="1955"/>
+                              </a:lnTo>
+                              <a:lnTo>
+                                <a:pt x="6132" y="1915"/>
+                              </a:lnTo>
+                              <a:lnTo>
+                                <a:pt x="6123" y="1874"/>
+                              </a:lnTo>
+                              <a:lnTo>
+                                <a:pt x="6114" y="1835"/>
+                              </a:lnTo>
+                              <a:lnTo>
+                                <a:pt x="6104" y="1794"/>
+                              </a:lnTo>
+                              <a:lnTo>
+                                <a:pt x="6093" y="1755"/>
+                              </a:lnTo>
+                              <a:lnTo>
+                                <a:pt x="6082" y="1716"/>
+                              </a:lnTo>
+                              <a:lnTo>
+                                <a:pt x="6070" y="1676"/>
+                              </a:lnTo>
+                              <a:lnTo>
+                                <a:pt x="6057" y="1637"/>
+                              </a:lnTo>
+                              <a:lnTo>
+                                <a:pt x="6044" y="1598"/>
+                              </a:lnTo>
+                              <a:lnTo>
+                                <a:pt x="6028" y="1558"/>
+                              </a:lnTo>
+                              <a:lnTo>
+                                <a:pt x="6013" y="1520"/>
+                              </a:lnTo>
+                              <a:lnTo>
+                                <a:pt x="5998" y="1481"/>
+                              </a:lnTo>
+                              <a:lnTo>
+                                <a:pt x="5981" y="1443"/>
+                              </a:lnTo>
+                              <a:lnTo>
+                                <a:pt x="5964" y="1404"/>
+                              </a:lnTo>
+                              <a:lnTo>
+                                <a:pt x="5945" y="1366"/>
+                              </a:lnTo>
+                              <a:lnTo>
+                                <a:pt x="5927" y="1328"/>
+                              </a:lnTo>
+                              <a:lnTo>
+                                <a:pt x="5907" y="1290"/>
+                              </a:lnTo>
+                              <a:lnTo>
+                                <a:pt x="5886" y="1252"/>
+                              </a:lnTo>
+                              <a:lnTo>
+                                <a:pt x="5865" y="1214"/>
+                              </a:lnTo>
+                              <a:lnTo>
+                                <a:pt x="5843" y="1176"/>
+                              </a:lnTo>
+                              <a:lnTo>
+                                <a:pt x="5820" y="1139"/>
+                              </a:lnTo>
+                              <a:lnTo>
+                                <a:pt x="5796" y="1102"/>
+                              </a:lnTo>
+                              <a:lnTo>
+                                <a:pt x="5771" y="1065"/>
+                              </a:lnTo>
+                              <a:lnTo>
+                                <a:pt x="5746" y="1028"/>
+                              </a:lnTo>
+                              <a:lnTo>
+                                <a:pt x="5719" y="992"/>
+                              </a:lnTo>
+                              <a:lnTo>
+                                <a:pt x="5692" y="954"/>
+                              </a:lnTo>
+                              <a:lnTo>
+                                <a:pt x="5664" y="918"/>
+                              </a:lnTo>
+                              <a:lnTo>
+                                <a:pt x="5635" y="881"/>
+                              </a:lnTo>
+                              <a:lnTo>
+                                <a:pt x="5606" y="845"/>
+                              </a:lnTo>
+                              <a:lnTo>
+                                <a:pt x="5575" y="809"/>
+                              </a:lnTo>
+                              <a:lnTo>
+                                <a:pt x="5543" y="774"/>
+                              </a:lnTo>
+                              <a:lnTo>
+                                <a:pt x="5511" y="738"/>
+                              </a:lnTo>
+                              <a:lnTo>
+                                <a:pt x="5478" y="702"/>
+                              </a:lnTo>
+                              <a:lnTo>
+                                <a:pt x="5417" y="655"/>
+                              </a:lnTo>
+                              <a:lnTo>
+                                <a:pt x="5356" y="609"/>
+                              </a:lnTo>
+                              <a:lnTo>
+                                <a:pt x="5296" y="564"/>
+                              </a:lnTo>
+                              <a:lnTo>
+                                <a:pt x="5234" y="522"/>
+                              </a:lnTo>
+                              <a:lnTo>
+                                <a:pt x="5173" y="480"/>
+                              </a:lnTo>
+                              <a:lnTo>
+                                <a:pt x="5113" y="441"/>
+                              </a:lnTo>
+                              <a:lnTo>
+                                <a:pt x="5052" y="404"/>
+                              </a:lnTo>
+                              <a:lnTo>
+                                <a:pt x="4992" y="368"/>
+                              </a:lnTo>
+                              <a:lnTo>
+                                <a:pt x="4932" y="333"/>
+                              </a:lnTo>
+                              <a:lnTo>
+                                <a:pt x="4871" y="301"/>
+                              </a:lnTo>
+                              <a:lnTo>
+                                <a:pt x="4811" y="269"/>
+                              </a:lnTo>
+                              <a:lnTo>
+                                <a:pt x="4750" y="240"/>
+                              </a:lnTo>
+                              <a:lnTo>
+                                <a:pt x="4689" y="213"/>
+                              </a:lnTo>
+                              <a:lnTo>
+                                <a:pt x="4629" y="186"/>
+                              </a:lnTo>
+                              <a:lnTo>
+                                <a:pt x="4569" y="162"/>
+                              </a:lnTo>
+                              <a:lnTo>
+                                <a:pt x="4509" y="141"/>
+                              </a:lnTo>
+                              <a:lnTo>
+                                <a:pt x="4449" y="119"/>
+                              </a:lnTo>
+                              <a:lnTo>
+                                <a:pt x="4389" y="100"/>
+                              </a:lnTo>
+                              <a:lnTo>
+                                <a:pt x="4329" y="83"/>
+                              </a:lnTo>
+                              <a:lnTo>
+                                <a:pt x="4269" y="66"/>
+                              </a:lnTo>
+                              <a:lnTo>
+                                <a:pt x="4209" y="52"/>
+                              </a:lnTo>
+                              <a:lnTo>
+                                <a:pt x="4150" y="40"/>
+                              </a:lnTo>
+                              <a:lnTo>
+                                <a:pt x="4090" y="29"/>
+                              </a:lnTo>
+                              <a:lnTo>
+                                <a:pt x="4030" y="20"/>
+                              </a:lnTo>
+                              <a:lnTo>
+                                <a:pt x="3969" y="13"/>
+                              </a:lnTo>
+                              <a:lnTo>
+                                <a:pt x="3910" y="6"/>
+                              </a:lnTo>
+                              <a:lnTo>
+                                <a:pt x="3850" y="3"/>
+                              </a:lnTo>
+                              <a:lnTo>
+                                <a:pt x="3791" y="0"/>
+                              </a:lnTo>
+                              <a:lnTo>
+                                <a:pt x="3731" y="0"/>
+                              </a:lnTo>
+                              <a:lnTo>
+                                <a:pt x="3672" y="0"/>
+                              </a:lnTo>
+                              <a:lnTo>
+                                <a:pt x="3613" y="3"/>
+                              </a:lnTo>
+                              <a:lnTo>
+                                <a:pt x="3553" y="7"/>
+                              </a:lnTo>
+                              <a:lnTo>
+                                <a:pt x="3494" y="13"/>
+                              </a:lnTo>
+                              <a:lnTo>
+                                <a:pt x="3435" y="20"/>
+                              </a:lnTo>
+                              <a:lnTo>
+                                <a:pt x="3376" y="30"/>
+                              </a:lnTo>
+                              <a:lnTo>
+                                <a:pt x="3316" y="41"/>
+                              </a:lnTo>
+                              <a:lnTo>
+                                <a:pt x="3257" y="53"/>
+                              </a:lnTo>
+                              <a:lnTo>
+                                <a:pt x="3198" y="67"/>
+                              </a:lnTo>
+                              <a:lnTo>
+                                <a:pt x="3139" y="84"/>
+                              </a:lnTo>
+                              <a:lnTo>
+                                <a:pt x="3080" y="101"/>
+                              </a:lnTo>
+                              <a:lnTo>
+                                <a:pt x="3021" y="121"/>
+                              </a:lnTo>
+                              <a:lnTo>
+                                <a:pt x="2963" y="142"/>
+                              </a:lnTo>
+                              <a:lnTo>
+                                <a:pt x="2904" y="165"/>
+                              </a:lnTo>
+                              <a:lnTo>
+                                <a:pt x="2845" y="189"/>
+                              </a:lnTo>
+                              <a:lnTo>
+                                <a:pt x="2787" y="215"/>
+                              </a:lnTo>
+                              <a:lnTo>
+                                <a:pt x="2729" y="242"/>
+                              </a:lnTo>
+                              <a:lnTo>
+                                <a:pt x="2670" y="272"/>
+                              </a:lnTo>
+                              <a:lnTo>
+                                <a:pt x="2612" y="303"/>
+                              </a:lnTo>
+                              <a:lnTo>
+                                <a:pt x="2553" y="336"/>
+                              </a:lnTo>
+                              <a:lnTo>
+                                <a:pt x="2495" y="370"/>
+                              </a:lnTo>
+                              <a:lnTo>
+                                <a:pt x="2436" y="406"/>
+                              </a:lnTo>
+                              <a:lnTo>
+                                <a:pt x="2378" y="444"/>
+                              </a:lnTo>
+                              <a:lnTo>
+                                <a:pt x="2319" y="484"/>
+                              </a:lnTo>
+                              <a:lnTo>
+                                <a:pt x="2261" y="525"/>
+                              </a:lnTo>
+                              <a:lnTo>
+                                <a:pt x="2203" y="568"/>
+                              </a:lnTo>
+                              <a:lnTo>
+                                <a:pt x="2145" y="612"/>
+                              </a:lnTo>
+                              <a:lnTo>
+                                <a:pt x="2087" y="658"/>
+                              </a:lnTo>
+                              <a:lnTo>
+                                <a:pt x="2030" y="706"/>
+                              </a:lnTo>
+                              <a:lnTo>
+                                <a:pt x="1971" y="756"/>
+                              </a:lnTo>
+                              <a:lnTo>
+                                <a:pt x="1913" y="807"/>
+                              </a:lnTo>
+                              <a:lnTo>
+                                <a:pt x="1856" y="860"/>
+                              </a:lnTo>
+                              <a:lnTo>
+                                <a:pt x="1798" y="915"/>
+                              </a:lnTo>
+                              <a:lnTo>
+                                <a:pt x="1740" y="971"/>
+                              </a:lnTo>
+                              <a:lnTo>
+                                <a:pt x="1682" y="1029"/>
+                              </a:lnTo>
+                              <a:lnTo>
+                                <a:pt x="1619" y="1102"/>
+                              </a:lnTo>
+                              <a:lnTo>
+                                <a:pt x="1558" y="1175"/>
+                              </a:lnTo>
+                              <a:lnTo>
+                                <a:pt x="1500" y="1249"/>
+                              </a:lnTo>
+                              <a:lnTo>
+                                <a:pt x="1444" y="1324"/>
+                              </a:lnTo>
+                              <a:lnTo>
+                                <a:pt x="1392" y="1398"/>
+                              </a:lnTo>
+                              <a:lnTo>
+                                <a:pt x="1343" y="1473"/>
+                              </a:lnTo>
+                              <a:lnTo>
+                                <a:pt x="1296" y="1549"/>
+                              </a:lnTo>
+                              <a:lnTo>
+                                <a:pt x="1251" y="1624"/>
+                              </a:lnTo>
+                              <a:lnTo>
+                                <a:pt x="1209" y="1700"/>
+                              </a:lnTo>
+                              <a:lnTo>
+                                <a:pt x="1171" y="1777"/>
+                              </a:lnTo>
+                              <a:lnTo>
+                                <a:pt x="1135" y="1855"/>
+                              </a:lnTo>
+                              <a:lnTo>
+                                <a:pt x="1101" y="1932"/>
+                              </a:lnTo>
+                              <a:lnTo>
+                                <a:pt x="1071" y="2010"/>
+                              </a:lnTo>
+                              <a:lnTo>
+                                <a:pt x="1042" y="2088"/>
+                              </a:lnTo>
+                              <a:lnTo>
+                                <a:pt x="1017" y="2167"/>
+                              </a:lnTo>
+                              <a:lnTo>
+                                <a:pt x="994" y="2246"/>
+                              </a:lnTo>
+                              <a:lnTo>
+                                <a:pt x="973" y="2325"/>
+                              </a:lnTo>
+                              <a:lnTo>
+                                <a:pt x="956" y="2405"/>
+                              </a:lnTo>
+                              <a:lnTo>
+                                <a:pt x="941" y="2485"/>
+                              </a:lnTo>
+                              <a:lnTo>
+                                <a:pt x="927" y="2566"/>
+                              </a:lnTo>
+                              <a:lnTo>
+                                <a:pt x="918" y="2646"/>
+                              </a:lnTo>
+                              <a:lnTo>
+                                <a:pt x="910" y="2727"/>
+                              </a:lnTo>
+                              <a:lnTo>
+                                <a:pt x="904" y="2809"/>
+                              </a:lnTo>
+                              <a:lnTo>
+                                <a:pt x="902" y="2891"/>
+                              </a:lnTo>
+                              <a:lnTo>
+                                <a:pt x="902" y="2974"/>
+                              </a:lnTo>
+                              <a:lnTo>
+                                <a:pt x="904" y="3056"/>
+                              </a:lnTo>
+                              <a:lnTo>
+                                <a:pt x="909" y="3140"/>
+                              </a:lnTo>
+                              <a:lnTo>
+                                <a:pt x="917" y="3223"/>
+                              </a:lnTo>
+                              <a:lnTo>
+                                <a:pt x="926" y="3307"/>
+                              </a:lnTo>
+                              <a:lnTo>
+                                <a:pt x="938" y="3391"/>
+                              </a:lnTo>
+                              <a:lnTo>
+                                <a:pt x="953" y="3476"/>
+                              </a:lnTo>
+                              <a:lnTo>
+                                <a:pt x="969" y="3561"/>
+                              </a:lnTo>
+                              <a:lnTo>
+                                <a:pt x="982" y="3590"/>
+                              </a:lnTo>
+                              <a:lnTo>
+                                <a:pt x="994" y="3620"/>
+                              </a:lnTo>
+                              <a:lnTo>
+                                <a:pt x="1005" y="3649"/>
+                              </a:lnTo>
+                              <a:lnTo>
+                                <a:pt x="1016" y="3679"/>
+                              </a:lnTo>
+                              <a:lnTo>
+                                <a:pt x="1025" y="3709"/>
+                              </a:lnTo>
+                              <a:lnTo>
+                                <a:pt x="1033" y="3740"/>
+                              </a:lnTo>
+                              <a:lnTo>
+                                <a:pt x="1042" y="3769"/>
+                              </a:lnTo>
+                              <a:lnTo>
+                                <a:pt x="1049" y="3800"/>
+                              </a:lnTo>
+                              <a:lnTo>
+                                <a:pt x="1055" y="3832"/>
+                              </a:lnTo>
+                              <a:lnTo>
+                                <a:pt x="1061" y="3862"/>
+                              </a:lnTo>
+                              <a:lnTo>
+                                <a:pt x="1065" y="3893"/>
+                              </a:lnTo>
+                              <a:lnTo>
+                                <a:pt x="1069" y="3923"/>
+                              </a:lnTo>
+                              <a:lnTo>
+                                <a:pt x="1073" y="3954"/>
+                              </a:lnTo>
+                              <a:lnTo>
+                                <a:pt x="1075" y="3986"/>
+                              </a:lnTo>
+                              <a:lnTo>
+                                <a:pt x="1077" y="4016"/>
+                              </a:lnTo>
+                              <a:lnTo>
+                                <a:pt x="1077" y="4047"/>
+                              </a:lnTo>
+                              <a:lnTo>
+                                <a:pt x="1078" y="4078"/>
+                              </a:lnTo>
+                              <a:lnTo>
+                                <a:pt x="1077" y="4108"/>
+                              </a:lnTo>
+                              <a:lnTo>
+                                <a:pt x="1076" y="4139"/>
+                              </a:lnTo>
+                              <a:lnTo>
+                                <a:pt x="1074" y="4169"/>
+                              </a:lnTo>
+                              <a:lnTo>
+                                <a:pt x="1071" y="4200"/>
+                              </a:lnTo>
+                              <a:lnTo>
+                                <a:pt x="1067" y="4229"/>
+                              </a:lnTo>
+                              <a:lnTo>
+                                <a:pt x="1063" y="4260"/>
+                              </a:lnTo>
+                              <a:lnTo>
+                                <a:pt x="1057" y="4289"/>
+                              </a:lnTo>
+                              <a:lnTo>
+                                <a:pt x="1052" y="4319"/>
+                              </a:lnTo>
+                              <a:lnTo>
+                                <a:pt x="1045" y="4348"/>
+                              </a:lnTo>
+                              <a:lnTo>
+                                <a:pt x="1039" y="4377"/>
+                              </a:lnTo>
+                              <a:lnTo>
+                                <a:pt x="1030" y="4405"/>
+                              </a:lnTo>
+                              <a:lnTo>
+                                <a:pt x="1022" y="4434"/>
+                              </a:lnTo>
+                              <a:lnTo>
+                                <a:pt x="1013" y="4461"/>
+                              </a:lnTo>
+                              <a:lnTo>
+                                <a:pt x="1003" y="4489"/>
+                              </a:lnTo>
+                              <a:lnTo>
+                                <a:pt x="992" y="4516"/>
+                              </a:lnTo>
+                              <a:lnTo>
+                                <a:pt x="0" y="5428"/>
+                              </a:lnTo>
+                              <a:close/>
+                              <a:moveTo>
+                                <a:pt x="5416" y="3317"/>
+                              </a:moveTo>
+                              <a:lnTo>
+                                <a:pt x="5416" y="3317"/>
+                              </a:lnTo>
+                              <a:lnTo>
+                                <a:pt x="5463" y="3318"/>
+                              </a:lnTo>
+                              <a:lnTo>
+                                <a:pt x="5510" y="3322"/>
+                              </a:lnTo>
+                              <a:lnTo>
+                                <a:pt x="5554" y="3328"/>
+                              </a:lnTo>
+                              <a:lnTo>
+                                <a:pt x="5600" y="3336"/>
+                              </a:lnTo>
+                              <a:lnTo>
+                                <a:pt x="5644" y="3346"/>
+                              </a:lnTo>
+                              <a:lnTo>
+                                <a:pt x="5688" y="3359"/>
+                              </a:lnTo>
+                              <a:lnTo>
+                                <a:pt x="5730" y="3373"/>
+                              </a:lnTo>
+                              <a:lnTo>
+                                <a:pt x="5772" y="3389"/>
+                              </a:lnTo>
+                              <a:lnTo>
+                                <a:pt x="5812" y="3408"/>
+                              </a:lnTo>
+                              <a:lnTo>
+                                <a:pt x="5851" y="3428"/>
+                              </a:lnTo>
+                              <a:lnTo>
+                                <a:pt x="5890" y="3450"/>
+                              </a:lnTo>
+                              <a:lnTo>
+                                <a:pt x="5927" y="3473"/>
+                              </a:lnTo>
+                              <a:lnTo>
+                                <a:pt x="5963" y="3500"/>
+                              </a:lnTo>
+                              <a:lnTo>
+                                <a:pt x="5997" y="3527"/>
+                              </a:lnTo>
+                              <a:lnTo>
+                                <a:pt x="6031" y="3555"/>
+                              </a:lnTo>
+                              <a:lnTo>
+                                <a:pt x="6062" y="3586"/>
+                              </a:lnTo>
+                              <a:lnTo>
+                                <a:pt x="6093" y="3618"/>
+                              </a:lnTo>
+                              <a:lnTo>
+                                <a:pt x="6121" y="3650"/>
+                              </a:lnTo>
+                              <a:lnTo>
+                                <a:pt x="6149" y="3685"/>
+                              </a:lnTo>
+                              <a:lnTo>
+                                <a:pt x="6174" y="3721"/>
+                              </a:lnTo>
+                              <a:lnTo>
+                                <a:pt x="6198" y="3759"/>
+                              </a:lnTo>
+                              <a:lnTo>
+                                <a:pt x="6220" y="3797"/>
+                              </a:lnTo>
+                              <a:lnTo>
+                                <a:pt x="6240" y="3836"/>
+                              </a:lnTo>
+                              <a:lnTo>
+                                <a:pt x="6259" y="3877"/>
+                              </a:lnTo>
+                              <a:lnTo>
+                                <a:pt x="6275" y="3918"/>
+                              </a:lnTo>
+                              <a:lnTo>
+                                <a:pt x="6289" y="3961"/>
+                              </a:lnTo>
+                              <a:lnTo>
+                                <a:pt x="6302" y="4004"/>
+                              </a:lnTo>
+                              <a:lnTo>
+                                <a:pt x="6312" y="4048"/>
+                              </a:lnTo>
+                              <a:lnTo>
+                                <a:pt x="6320" y="4093"/>
+                              </a:lnTo>
+                              <a:lnTo>
+                                <a:pt x="6326" y="4139"/>
+                              </a:lnTo>
+                              <a:lnTo>
+                                <a:pt x="6330" y="4186"/>
+                              </a:lnTo>
+                              <a:lnTo>
+                                <a:pt x="6331" y="4233"/>
+                              </a:lnTo>
+                              <a:lnTo>
+                                <a:pt x="6330" y="4280"/>
+                              </a:lnTo>
+                              <a:lnTo>
+                                <a:pt x="6326" y="4325"/>
+                              </a:lnTo>
+                              <a:lnTo>
+                                <a:pt x="6320" y="4371"/>
+                              </a:lnTo>
+                              <a:lnTo>
+                                <a:pt x="6312" y="4416"/>
+                              </a:lnTo>
+                              <a:lnTo>
+                                <a:pt x="6302" y="4461"/>
+                              </a:lnTo>
+                              <a:lnTo>
+                                <a:pt x="6289" y="4504"/>
+                              </a:lnTo>
+                              <a:lnTo>
+                                <a:pt x="6275" y="4546"/>
+                              </a:lnTo>
+                              <a:lnTo>
+                                <a:pt x="6259" y="4588"/>
+                              </a:lnTo>
+                              <a:lnTo>
+                                <a:pt x="6240" y="4628"/>
+                              </a:lnTo>
+                              <a:lnTo>
+                                <a:pt x="6220" y="4667"/>
+                              </a:lnTo>
+                              <a:lnTo>
+                                <a:pt x="6198" y="4706"/>
+                              </a:lnTo>
+                              <a:lnTo>
+                                <a:pt x="6174" y="4743"/>
+                              </a:lnTo>
+                              <a:lnTo>
+                                <a:pt x="6149" y="4779"/>
+                              </a:lnTo>
+                              <a:lnTo>
+                                <a:pt x="6121" y="4814"/>
+                              </a:lnTo>
+                              <a:lnTo>
+                                <a:pt x="6093" y="4847"/>
+                              </a:lnTo>
+                              <a:lnTo>
+                                <a:pt x="6062" y="4878"/>
+                              </a:lnTo>
+                              <a:lnTo>
+                                <a:pt x="6031" y="4909"/>
+                              </a:lnTo>
+                              <a:lnTo>
+                                <a:pt x="5997" y="4937"/>
+                              </a:lnTo>
+                              <a:lnTo>
+                                <a:pt x="5963" y="4965"/>
+                              </a:lnTo>
+                              <a:lnTo>
+                                <a:pt x="5927" y="4991"/>
+                              </a:lnTo>
+                              <a:lnTo>
+                                <a:pt x="5890" y="5015"/>
+                              </a:lnTo>
+                              <a:lnTo>
+                                <a:pt x="5851" y="5037"/>
+                              </a:lnTo>
+                              <a:lnTo>
+                                <a:pt x="5812" y="5056"/>
+                              </a:lnTo>
+                              <a:lnTo>
+                                <a:pt x="5772" y="5075"/>
+                              </a:lnTo>
+                              <a:lnTo>
+                                <a:pt x="5730" y="5091"/>
+                              </a:lnTo>
+                              <a:lnTo>
+                                <a:pt x="5688" y="5105"/>
+                              </a:lnTo>
+                              <a:lnTo>
+                                <a:pt x="5644" y="5119"/>
+                              </a:lnTo>
+                              <a:lnTo>
+                                <a:pt x="5600" y="5128"/>
+                              </a:lnTo>
+                              <a:lnTo>
+                                <a:pt x="5554" y="5136"/>
+                              </a:lnTo>
+                              <a:lnTo>
+                                <a:pt x="5510" y="5143"/>
+                              </a:lnTo>
+                              <a:lnTo>
+                                <a:pt x="5463" y="5146"/>
+                              </a:lnTo>
+                              <a:lnTo>
+                                <a:pt x="5416" y="5147"/>
+                              </a:lnTo>
+                              <a:lnTo>
+                                <a:pt x="5369" y="5146"/>
+                              </a:lnTo>
+                              <a:lnTo>
+                                <a:pt x="5323" y="5143"/>
+                              </a:lnTo>
+                              <a:lnTo>
+                                <a:pt x="5277" y="5136"/>
+                              </a:lnTo>
+                              <a:lnTo>
+                                <a:pt x="5232" y="5128"/>
+                              </a:lnTo>
+                              <a:lnTo>
+                                <a:pt x="5187" y="5119"/>
+                              </a:lnTo>
+                              <a:lnTo>
+                                <a:pt x="5145" y="5105"/>
+                              </a:lnTo>
+                              <a:lnTo>
+                                <a:pt x="5102" y="5091"/>
+                              </a:lnTo>
+                              <a:lnTo>
+                                <a:pt x="5061" y="5075"/>
+                              </a:lnTo>
+                              <a:lnTo>
+                                <a:pt x="5020" y="5056"/>
+                              </a:lnTo>
+                              <a:lnTo>
+                                <a:pt x="4981" y="5037"/>
+                              </a:lnTo>
+                              <a:lnTo>
+                                <a:pt x="4943" y="5015"/>
+                              </a:lnTo>
+                              <a:lnTo>
+                                <a:pt x="4906" y="4991"/>
+                              </a:lnTo>
+                              <a:lnTo>
+                                <a:pt x="4870" y="4965"/>
+                              </a:lnTo>
+                              <a:lnTo>
+                                <a:pt x="4835" y="4937"/>
+                              </a:lnTo>
+                              <a:lnTo>
+                                <a:pt x="4802" y="4909"/>
+                              </a:lnTo>
+                              <a:lnTo>
+                                <a:pt x="4770" y="4878"/>
+                              </a:lnTo>
+                              <a:lnTo>
+                                <a:pt x="4740" y="4847"/>
+                              </a:lnTo>
+                              <a:lnTo>
+                                <a:pt x="4710" y="4814"/>
+                              </a:lnTo>
+                              <a:lnTo>
+                                <a:pt x="4684" y="4779"/>
+                              </a:lnTo>
+                              <a:lnTo>
+                                <a:pt x="4658" y="4743"/>
+                              </a:lnTo>
+                              <a:lnTo>
+                                <a:pt x="4634" y="4706"/>
+                              </a:lnTo>
+                              <a:lnTo>
+                                <a:pt x="4612" y="4667"/>
+                              </a:lnTo>
+                              <a:lnTo>
+                                <a:pt x="4592" y="4628"/>
+                              </a:lnTo>
+                              <a:lnTo>
+                                <a:pt x="4574" y="4588"/>
+                              </a:lnTo>
+                              <a:lnTo>
+                                <a:pt x="4557" y="4546"/>
+                              </a:lnTo>
+                              <a:lnTo>
+                                <a:pt x="4543" y="4504"/>
+                              </a:lnTo>
+                              <a:lnTo>
+                                <a:pt x="4530" y="4461"/>
+                              </a:lnTo>
+                              <a:lnTo>
+                                <a:pt x="4520" y="4416"/>
+                              </a:lnTo>
+                              <a:lnTo>
+                                <a:pt x="4511" y="4371"/>
+                              </a:lnTo>
+                              <a:lnTo>
+                                <a:pt x="4506" y="4325"/>
+                              </a:lnTo>
+                              <a:lnTo>
+                                <a:pt x="4503" y="4280"/>
+                              </a:lnTo>
+                              <a:lnTo>
+                                <a:pt x="4501" y="4233"/>
+                              </a:lnTo>
+                              <a:lnTo>
+                                <a:pt x="4503" y="4186"/>
+                              </a:lnTo>
+                              <a:lnTo>
+                                <a:pt x="4506" y="4139"/>
+                              </a:lnTo>
+                              <a:lnTo>
+                                <a:pt x="4511" y="4093"/>
+                              </a:lnTo>
+                              <a:lnTo>
+                                <a:pt x="4520" y="4048"/>
+                              </a:lnTo>
+                              <a:lnTo>
+                                <a:pt x="4530" y="4004"/>
+                              </a:lnTo>
+                              <a:lnTo>
+                                <a:pt x="4543" y="3961"/>
+                              </a:lnTo>
+                              <a:lnTo>
+                                <a:pt x="4557" y="3918"/>
+                              </a:lnTo>
+                              <a:lnTo>
+                                <a:pt x="4574" y="3877"/>
+                              </a:lnTo>
+                              <a:lnTo>
+                                <a:pt x="4592" y="3836"/>
+                              </a:lnTo>
+                              <a:lnTo>
+                                <a:pt x="4612" y="3797"/>
+                              </a:lnTo>
+                              <a:lnTo>
+                                <a:pt x="4634" y="3759"/>
+                              </a:lnTo>
+                              <a:lnTo>
+                                <a:pt x="4658" y="3721"/>
+                              </a:lnTo>
+                              <a:lnTo>
+                                <a:pt x="4684" y="3685"/>
+                              </a:lnTo>
+                              <a:lnTo>
+                                <a:pt x="4710" y="3650"/>
+                              </a:lnTo>
+                              <a:lnTo>
+                                <a:pt x="4740" y="3618"/>
+                              </a:lnTo>
+                              <a:lnTo>
+                                <a:pt x="4770" y="3586"/>
+                              </a:lnTo>
+                              <a:lnTo>
+                                <a:pt x="4802" y="3555"/>
+                              </a:lnTo>
+                              <a:lnTo>
+                                <a:pt x="4835" y="3527"/>
+                              </a:lnTo>
+                              <a:lnTo>
+                                <a:pt x="4870" y="3500"/>
+                              </a:lnTo>
+                              <a:lnTo>
+                                <a:pt x="4906" y="3473"/>
+                              </a:lnTo>
+                              <a:lnTo>
+                                <a:pt x="4943" y="3450"/>
+                              </a:lnTo>
+                              <a:lnTo>
+                                <a:pt x="4981" y="3428"/>
+                              </a:lnTo>
+                              <a:lnTo>
+                                <a:pt x="5020" y="3408"/>
+                              </a:lnTo>
+                              <a:lnTo>
+                                <a:pt x="5061" y="3389"/>
+                              </a:lnTo>
+                              <a:lnTo>
+                                <a:pt x="5102" y="3373"/>
+                              </a:lnTo>
+                              <a:lnTo>
+                                <a:pt x="5145" y="3359"/>
+                              </a:lnTo>
+                              <a:lnTo>
+                                <a:pt x="5187" y="3346"/>
+                              </a:lnTo>
+                              <a:lnTo>
+                                <a:pt x="5232" y="3336"/>
+                              </a:lnTo>
+                              <a:lnTo>
+                                <a:pt x="5277" y="3328"/>
+                              </a:lnTo>
+                              <a:lnTo>
+                                <a:pt x="5323" y="3322"/>
+                              </a:lnTo>
+                              <a:lnTo>
+                                <a:pt x="5369" y="3318"/>
+                              </a:lnTo>
+                              <a:lnTo>
+                                <a:pt x="5416" y="3317"/>
+                              </a:lnTo>
+                              <a:close/>
+                              <a:moveTo>
+                                <a:pt x="5416" y="3636"/>
+                              </a:moveTo>
+                              <a:lnTo>
+                                <a:pt x="5416" y="3636"/>
+                              </a:lnTo>
+                              <a:lnTo>
+                                <a:pt x="5446" y="3637"/>
+                              </a:lnTo>
+                              <a:lnTo>
+                                <a:pt x="5477" y="3639"/>
+                              </a:lnTo>
+                              <a:lnTo>
+                                <a:pt x="5506" y="3643"/>
+                              </a:lnTo>
+                              <a:lnTo>
+                                <a:pt x="5536" y="3648"/>
+                              </a:lnTo>
+                              <a:lnTo>
+                                <a:pt x="5564" y="3655"/>
+                              </a:lnTo>
+                              <a:lnTo>
+                                <a:pt x="5593" y="3663"/>
+                              </a:lnTo>
+                              <a:lnTo>
+                                <a:pt x="5620" y="3672"/>
+                              </a:lnTo>
+                              <a:lnTo>
+                                <a:pt x="5647" y="3683"/>
+                              </a:lnTo>
+                              <a:lnTo>
+                                <a:pt x="5673" y="3695"/>
+                              </a:lnTo>
+                              <a:lnTo>
+                                <a:pt x="5700" y="3708"/>
+                              </a:lnTo>
+                              <a:lnTo>
+                                <a:pt x="5725" y="3722"/>
+                              </a:lnTo>
+                              <a:lnTo>
+                                <a:pt x="5749" y="3739"/>
+                              </a:lnTo>
+                              <a:lnTo>
+                                <a:pt x="5772" y="3755"/>
+                              </a:lnTo>
+                              <a:lnTo>
+                                <a:pt x="5795" y="3773"/>
+                              </a:lnTo>
+                              <a:lnTo>
+                                <a:pt x="5817" y="3791"/>
+                              </a:lnTo>
+                              <a:lnTo>
+                                <a:pt x="5837" y="3811"/>
+                              </a:lnTo>
+                              <a:lnTo>
+                                <a:pt x="5857" y="3832"/>
+                              </a:lnTo>
+                              <a:lnTo>
+                                <a:pt x="5876" y="3854"/>
+                              </a:lnTo>
+                              <a:lnTo>
+                                <a:pt x="5893" y="3877"/>
+                              </a:lnTo>
+                              <a:lnTo>
+                                <a:pt x="5909" y="3899"/>
+                              </a:lnTo>
+                              <a:lnTo>
+                                <a:pt x="5925" y="3923"/>
+                              </a:lnTo>
+                              <a:lnTo>
+                                <a:pt x="5940" y="3949"/>
+                              </a:lnTo>
+                              <a:lnTo>
+                                <a:pt x="5953" y="3975"/>
+                              </a:lnTo>
+                              <a:lnTo>
+                                <a:pt x="5965" y="4001"/>
+                              </a:lnTo>
+                              <a:lnTo>
+                                <a:pt x="5975" y="4027"/>
+                              </a:lnTo>
+                              <a:lnTo>
+                                <a:pt x="5985" y="4056"/>
+                              </a:lnTo>
+                              <a:lnTo>
+                                <a:pt x="5992" y="4084"/>
+                              </a:lnTo>
+                              <a:lnTo>
+                                <a:pt x="6000" y="4112"/>
+                              </a:lnTo>
+                              <a:lnTo>
+                                <a:pt x="6004" y="4142"/>
+                              </a:lnTo>
+                              <a:lnTo>
+                                <a:pt x="6009" y="4171"/>
+                              </a:lnTo>
+                              <a:lnTo>
+                                <a:pt x="6011" y="4202"/>
+                              </a:lnTo>
+                              <a:lnTo>
+                                <a:pt x="6012" y="4233"/>
+                              </a:lnTo>
+                              <a:lnTo>
+                                <a:pt x="6011" y="4263"/>
+                              </a:lnTo>
+                              <a:lnTo>
+                                <a:pt x="6009" y="4293"/>
+                              </a:lnTo>
+                              <a:lnTo>
+                                <a:pt x="6004" y="4322"/>
+                              </a:lnTo>
+                              <a:lnTo>
+                                <a:pt x="6000" y="4352"/>
+                              </a:lnTo>
+                              <a:lnTo>
+                                <a:pt x="5992" y="4381"/>
+                              </a:lnTo>
+                              <a:lnTo>
+                                <a:pt x="5985" y="4408"/>
+                              </a:lnTo>
+                              <a:lnTo>
+                                <a:pt x="5975" y="4437"/>
+                              </a:lnTo>
+                              <a:lnTo>
+                                <a:pt x="5965" y="4463"/>
+                              </a:lnTo>
+                              <a:lnTo>
+                                <a:pt x="5953" y="4490"/>
+                              </a:lnTo>
+                              <a:lnTo>
+                                <a:pt x="5940" y="4516"/>
+                              </a:lnTo>
+                              <a:lnTo>
+                                <a:pt x="5925" y="4541"/>
+                              </a:lnTo>
+                              <a:lnTo>
+                                <a:pt x="5909" y="4565"/>
+                              </a:lnTo>
+                              <a:lnTo>
+                                <a:pt x="5893" y="4588"/>
+                              </a:lnTo>
+                              <a:lnTo>
+                                <a:pt x="5876" y="4611"/>
+                              </a:lnTo>
+                              <a:lnTo>
+                                <a:pt x="5857" y="4632"/>
+                              </a:lnTo>
+                              <a:lnTo>
+                                <a:pt x="5837" y="4653"/>
+                              </a:lnTo>
+                              <a:lnTo>
+                                <a:pt x="5817" y="4673"/>
+                              </a:lnTo>
+                              <a:lnTo>
+                                <a:pt x="5795" y="4691"/>
+                              </a:lnTo>
+                              <a:lnTo>
+                                <a:pt x="5772" y="4709"/>
+                              </a:lnTo>
+                              <a:lnTo>
+                                <a:pt x="5749" y="4726"/>
+                              </a:lnTo>
+                              <a:lnTo>
+                                <a:pt x="5725" y="4742"/>
+                              </a:lnTo>
+                              <a:lnTo>
+                                <a:pt x="5700" y="4756"/>
+                              </a:lnTo>
+                              <a:lnTo>
+                                <a:pt x="5673" y="4769"/>
+                              </a:lnTo>
+                              <a:lnTo>
+                                <a:pt x="5647" y="4781"/>
+                              </a:lnTo>
+                              <a:lnTo>
+                                <a:pt x="5620" y="4792"/>
+                              </a:lnTo>
+                              <a:lnTo>
+                                <a:pt x="5593" y="4801"/>
+                              </a:lnTo>
+                              <a:lnTo>
+                                <a:pt x="5564" y="4809"/>
+                              </a:lnTo>
+                              <a:lnTo>
+                                <a:pt x="5536" y="4816"/>
+                              </a:lnTo>
+                              <a:lnTo>
+                                <a:pt x="5506" y="4821"/>
+                              </a:lnTo>
+                              <a:lnTo>
+                                <a:pt x="5477" y="4825"/>
+                              </a:lnTo>
+                              <a:lnTo>
+                                <a:pt x="5446" y="4827"/>
+                              </a:lnTo>
+                              <a:lnTo>
+                                <a:pt x="5416" y="4828"/>
+                              </a:lnTo>
+                              <a:lnTo>
+                                <a:pt x="5385" y="4827"/>
+                              </a:lnTo>
+                              <a:lnTo>
+                                <a:pt x="5356" y="4825"/>
+                              </a:lnTo>
+                              <a:lnTo>
+                                <a:pt x="5325" y="4821"/>
+                              </a:lnTo>
+                              <a:lnTo>
+                                <a:pt x="5297" y="4816"/>
+                              </a:lnTo>
+                              <a:lnTo>
+                                <a:pt x="5267" y="4809"/>
+                              </a:lnTo>
+                              <a:lnTo>
+                                <a:pt x="5239" y="4801"/>
+                              </a:lnTo>
+                              <a:lnTo>
+                                <a:pt x="5211" y="4792"/>
+                              </a:lnTo>
+                              <a:lnTo>
+                                <a:pt x="5184" y="4781"/>
+                              </a:lnTo>
+                              <a:lnTo>
+                                <a:pt x="5158" y="4769"/>
+                              </a:lnTo>
+                              <a:lnTo>
+                                <a:pt x="5133" y="4756"/>
+                              </a:lnTo>
+                              <a:lnTo>
+                                <a:pt x="5108" y="4742"/>
+                              </a:lnTo>
+                              <a:lnTo>
+                                <a:pt x="5084" y="4726"/>
+                              </a:lnTo>
+                              <a:lnTo>
+                                <a:pt x="5060" y="4709"/>
+                              </a:lnTo>
+                              <a:lnTo>
+                                <a:pt x="5038" y="4691"/>
+                              </a:lnTo>
+                              <a:lnTo>
+                                <a:pt x="5016" y="4673"/>
+                              </a:lnTo>
+                              <a:lnTo>
+                                <a:pt x="4995" y="4653"/>
+                              </a:lnTo>
+                              <a:lnTo>
+                                <a:pt x="4975" y="4632"/>
+                              </a:lnTo>
+                              <a:lnTo>
+                                <a:pt x="4957" y="4611"/>
+                              </a:lnTo>
+                              <a:lnTo>
+                                <a:pt x="4939" y="4588"/>
+                              </a:lnTo>
+                              <a:lnTo>
+                                <a:pt x="4922" y="4565"/>
+                              </a:lnTo>
+                              <a:lnTo>
+                                <a:pt x="4907" y="4541"/>
+                              </a:lnTo>
+                              <a:lnTo>
+                                <a:pt x="4892" y="4516"/>
+                              </a:lnTo>
+                              <a:lnTo>
+                                <a:pt x="4879" y="4490"/>
+                              </a:lnTo>
+                              <a:lnTo>
+                                <a:pt x="4867" y="4463"/>
+                              </a:lnTo>
+                              <a:lnTo>
+                                <a:pt x="4856" y="4437"/>
+                              </a:lnTo>
+                              <a:lnTo>
+                                <a:pt x="4848" y="4408"/>
+                              </a:lnTo>
+                              <a:lnTo>
+                                <a:pt x="4839" y="4381"/>
+                              </a:lnTo>
+                              <a:lnTo>
+                                <a:pt x="4832" y="4352"/>
+                              </a:lnTo>
+                              <a:lnTo>
+                                <a:pt x="4827" y="4322"/>
+                              </a:lnTo>
+                              <a:lnTo>
+                                <a:pt x="4824" y="4293"/>
+                              </a:lnTo>
+                              <a:lnTo>
+                                <a:pt x="4821" y="4263"/>
+                              </a:lnTo>
+                              <a:lnTo>
+                                <a:pt x="4820" y="4233"/>
+                              </a:lnTo>
+                              <a:lnTo>
+                                <a:pt x="4821" y="4202"/>
+                              </a:lnTo>
+                              <a:lnTo>
+                                <a:pt x="4824" y="4171"/>
+                              </a:lnTo>
+                              <a:lnTo>
+                                <a:pt x="4827" y="4142"/>
+                              </a:lnTo>
+                              <a:lnTo>
+                                <a:pt x="4832" y="4112"/>
+                              </a:lnTo>
+                              <a:lnTo>
+                                <a:pt x="4839" y="4084"/>
+                              </a:lnTo>
+                              <a:lnTo>
+                                <a:pt x="4848" y="4056"/>
+                              </a:lnTo>
+                              <a:lnTo>
+                                <a:pt x="4856" y="4027"/>
+                              </a:lnTo>
+                              <a:lnTo>
+                                <a:pt x="4867" y="4001"/>
+                              </a:lnTo>
+                              <a:lnTo>
+                                <a:pt x="4879" y="3975"/>
+                              </a:lnTo>
+                              <a:lnTo>
+                                <a:pt x="4892" y="3949"/>
+                              </a:lnTo>
+                              <a:lnTo>
+                                <a:pt x="4907" y="3923"/>
+                              </a:lnTo>
+                              <a:lnTo>
+                                <a:pt x="4922" y="3899"/>
+                              </a:lnTo>
+                              <a:lnTo>
+                                <a:pt x="4939" y="3877"/>
+                              </a:lnTo>
+                              <a:lnTo>
+                                <a:pt x="4957" y="3854"/>
+                              </a:lnTo>
+                              <a:lnTo>
+                                <a:pt x="4975" y="3832"/>
+                              </a:lnTo>
+                              <a:lnTo>
+                                <a:pt x="4995" y="3811"/>
+                              </a:lnTo>
+                              <a:lnTo>
+                                <a:pt x="5016" y="3791"/>
+                              </a:lnTo>
+                              <a:lnTo>
+                                <a:pt x="5038" y="3773"/>
+                              </a:lnTo>
+                              <a:lnTo>
+                                <a:pt x="5060" y="3755"/>
+                              </a:lnTo>
+                              <a:lnTo>
+                                <a:pt x="5084" y="3739"/>
+                              </a:lnTo>
+                              <a:lnTo>
+                                <a:pt x="5108" y="3722"/>
+                              </a:lnTo>
+                              <a:lnTo>
+                                <a:pt x="5133" y="3708"/>
+                              </a:lnTo>
+                              <a:lnTo>
+                                <a:pt x="5158" y="3695"/>
+                              </a:lnTo>
+                              <a:lnTo>
+                                <a:pt x="5184" y="3683"/>
+                              </a:lnTo>
+                              <a:lnTo>
+                                <a:pt x="5211" y="3672"/>
+                              </a:lnTo>
+                              <a:lnTo>
+                                <a:pt x="5239" y="3663"/>
+                              </a:lnTo>
+                              <a:lnTo>
+                                <a:pt x="5267" y="3655"/>
+                              </a:lnTo>
+                              <a:lnTo>
+                                <a:pt x="5297" y="3648"/>
+                              </a:lnTo>
+                              <a:lnTo>
+                                <a:pt x="5325" y="3643"/>
+                              </a:lnTo>
+                              <a:lnTo>
+                                <a:pt x="5356" y="3639"/>
+                              </a:lnTo>
+                              <a:lnTo>
+                                <a:pt x="5385" y="3637"/>
+                              </a:lnTo>
+                              <a:lnTo>
+                                <a:pt x="5416" y="3636"/>
+                              </a:lnTo>
+                              <a:close/>
+                              <a:moveTo>
+                                <a:pt x="1285" y="2735"/>
+                              </a:moveTo>
+                              <a:lnTo>
+                                <a:pt x="1321" y="2720"/>
+                              </a:lnTo>
+                              <a:lnTo>
+                                <a:pt x="3534" y="4987"/>
+                              </a:lnTo>
+                              <a:lnTo>
+                                <a:pt x="3468" y="4992"/>
+                              </a:lnTo>
+                              <a:lnTo>
+                                <a:pt x="3401" y="4994"/>
+                              </a:lnTo>
+                              <a:lnTo>
+                                <a:pt x="3334" y="4994"/>
+                              </a:lnTo>
+                              <a:lnTo>
+                                <a:pt x="3266" y="4992"/>
+                              </a:lnTo>
+                              <a:lnTo>
+                                <a:pt x="3196" y="4987"/>
+                              </a:lnTo>
+                              <a:lnTo>
+                                <a:pt x="3127" y="4981"/>
+                              </a:lnTo>
+                              <a:lnTo>
+                                <a:pt x="3057" y="4972"/>
+                              </a:lnTo>
+                              <a:lnTo>
+                                <a:pt x="2986" y="4961"/>
+                              </a:lnTo>
+                              <a:lnTo>
+                                <a:pt x="2916" y="4948"/>
+                              </a:lnTo>
+                              <a:lnTo>
+                                <a:pt x="2847" y="4933"/>
+                              </a:lnTo>
+                              <a:lnTo>
+                                <a:pt x="2777" y="4916"/>
+                              </a:lnTo>
+                              <a:lnTo>
+                                <a:pt x="2707" y="4897"/>
+                              </a:lnTo>
+                              <a:lnTo>
+                                <a:pt x="2638" y="4876"/>
+                              </a:lnTo>
+                              <a:lnTo>
+                                <a:pt x="2569" y="4853"/>
+                              </a:lnTo>
+                              <a:lnTo>
+                                <a:pt x="2501" y="4828"/>
+                              </a:lnTo>
+                              <a:lnTo>
+                                <a:pt x="2435" y="4801"/>
+                              </a:lnTo>
+                              <a:lnTo>
+                                <a:pt x="2422" y="4795"/>
+                              </a:lnTo>
+                              <a:lnTo>
+                                <a:pt x="2409" y="4791"/>
+                              </a:lnTo>
+                              <a:lnTo>
+                                <a:pt x="2395" y="4788"/>
+                              </a:lnTo>
+                              <a:lnTo>
+                                <a:pt x="2382" y="4785"/>
+                              </a:lnTo>
+                              <a:lnTo>
+                                <a:pt x="2358" y="4783"/>
+                              </a:lnTo>
+                              <a:lnTo>
+                                <a:pt x="2334" y="4782"/>
+                              </a:lnTo>
+                              <a:lnTo>
+                                <a:pt x="2310" y="4782"/>
+                              </a:lnTo>
+                              <a:lnTo>
+                                <a:pt x="2285" y="4780"/>
+                              </a:lnTo>
+                              <a:lnTo>
+                                <a:pt x="2272" y="4779"/>
+                              </a:lnTo>
+                              <a:lnTo>
+                                <a:pt x="2259" y="4776"/>
+                              </a:lnTo>
+                              <a:lnTo>
+                                <a:pt x="2245" y="4772"/>
+                              </a:lnTo>
+                              <a:lnTo>
+                                <a:pt x="2231" y="4768"/>
+                              </a:lnTo>
+                              <a:lnTo>
+                                <a:pt x="2643" y="4320"/>
+                              </a:lnTo>
+                              <a:lnTo>
+                                <a:pt x="1929" y="3621"/>
+                              </a:lnTo>
+                              <a:lnTo>
+                                <a:pt x="1474" y="4045"/>
+                              </a:lnTo>
+                              <a:lnTo>
+                                <a:pt x="1468" y="4024"/>
+                              </a:lnTo>
+                              <a:lnTo>
+                                <a:pt x="1465" y="4005"/>
+                              </a:lnTo>
+                              <a:lnTo>
+                                <a:pt x="1462" y="3987"/>
+                              </a:lnTo>
+                              <a:lnTo>
+                                <a:pt x="1460" y="3968"/>
+                              </a:lnTo>
+                              <a:lnTo>
+                                <a:pt x="1458" y="3932"/>
+                              </a:lnTo>
+                              <a:lnTo>
+                                <a:pt x="1458" y="3897"/>
+                              </a:lnTo>
+                              <a:lnTo>
+                                <a:pt x="1457" y="3862"/>
+                              </a:lnTo>
+                              <a:lnTo>
+                                <a:pt x="1456" y="3846"/>
+                              </a:lnTo>
+                              <a:lnTo>
+                                <a:pt x="1455" y="3828"/>
+                              </a:lnTo>
+                              <a:lnTo>
+                                <a:pt x="1453" y="3811"/>
+                              </a:lnTo>
+                              <a:lnTo>
+                                <a:pt x="1450" y="3792"/>
+                              </a:lnTo>
+                              <a:lnTo>
+                                <a:pt x="1445" y="3774"/>
+                              </a:lnTo>
+                              <a:lnTo>
+                                <a:pt x="1439" y="3755"/>
+                              </a:lnTo>
+                              <a:lnTo>
+                                <a:pt x="1418" y="3693"/>
+                              </a:lnTo>
+                              <a:lnTo>
+                                <a:pt x="1397" y="3631"/>
+                              </a:lnTo>
+                              <a:lnTo>
+                                <a:pt x="1379" y="3568"/>
+                              </a:lnTo>
+                              <a:lnTo>
+                                <a:pt x="1361" y="3506"/>
+                              </a:lnTo>
+                              <a:lnTo>
+                                <a:pt x="1346" y="3443"/>
+                              </a:lnTo>
+                              <a:lnTo>
+                                <a:pt x="1332" y="3379"/>
+                              </a:lnTo>
+                              <a:lnTo>
+                                <a:pt x="1318" y="3317"/>
+                              </a:lnTo>
+                              <a:lnTo>
+                                <a:pt x="1308" y="3254"/>
+                              </a:lnTo>
+                              <a:lnTo>
+                                <a:pt x="1298" y="3189"/>
+                              </a:lnTo>
+                              <a:lnTo>
+                                <a:pt x="1290" y="3126"/>
+                              </a:lnTo>
+                              <a:lnTo>
+                                <a:pt x="1285" y="3062"/>
+                              </a:lnTo>
+                              <a:lnTo>
+                                <a:pt x="1280" y="2997"/>
+                              </a:lnTo>
+                              <a:lnTo>
+                                <a:pt x="1279" y="2932"/>
+                              </a:lnTo>
+                              <a:lnTo>
+                                <a:pt x="1279" y="2866"/>
+                              </a:lnTo>
+                              <a:lnTo>
+                                <a:pt x="1281" y="2801"/>
+                              </a:lnTo>
+                              <a:lnTo>
+                                <a:pt x="1285" y="2735"/>
+                              </a:lnTo>
+                              <a:close/>
+                              <a:moveTo>
+                                <a:pt x="1898" y="3978"/>
+                              </a:moveTo>
+                              <a:lnTo>
+                                <a:pt x="2264" y="4339"/>
+                              </a:lnTo>
+                              <a:lnTo>
+                                <a:pt x="2248" y="4358"/>
+                              </a:lnTo>
+                              <a:lnTo>
+                                <a:pt x="2232" y="4375"/>
+                              </a:lnTo>
+                              <a:lnTo>
+                                <a:pt x="2213" y="4389"/>
+                              </a:lnTo>
+                              <a:lnTo>
+                                <a:pt x="2194" y="4401"/>
+                              </a:lnTo>
+                              <a:lnTo>
+                                <a:pt x="2175" y="4410"/>
+                              </a:lnTo>
+                              <a:lnTo>
+                                <a:pt x="2154" y="4417"/>
+                              </a:lnTo>
+                              <a:lnTo>
+                                <a:pt x="2133" y="4423"/>
+                              </a:lnTo>
+                              <a:lnTo>
+                                <a:pt x="2111" y="4425"/>
+                              </a:lnTo>
+                              <a:lnTo>
+                                <a:pt x="2089" y="4426"/>
+                              </a:lnTo>
+                              <a:lnTo>
+                                <a:pt x="2066" y="4425"/>
+                              </a:lnTo>
+                              <a:lnTo>
+                                <a:pt x="2042" y="4422"/>
+                              </a:lnTo>
+                              <a:lnTo>
+                                <a:pt x="2016" y="4416"/>
+                              </a:lnTo>
+                              <a:lnTo>
+                                <a:pt x="1991" y="4408"/>
+                              </a:lnTo>
+                              <a:lnTo>
+                                <a:pt x="1965" y="4400"/>
+                              </a:lnTo>
+                              <a:lnTo>
+                                <a:pt x="1939" y="4389"/>
+                              </a:lnTo>
+                              <a:lnTo>
+                                <a:pt x="1912" y="4377"/>
+                              </a:lnTo>
+                              <a:lnTo>
+                                <a:pt x="1897" y="4363"/>
+                              </a:lnTo>
+                              <a:lnTo>
+                                <a:pt x="1885" y="4350"/>
+                              </a:lnTo>
+                              <a:lnTo>
+                                <a:pt x="1873" y="4335"/>
+                              </a:lnTo>
+                              <a:lnTo>
+                                <a:pt x="1864" y="4320"/>
+                              </a:lnTo>
+                              <a:lnTo>
+                                <a:pt x="1855" y="4306"/>
+                              </a:lnTo>
+                              <a:lnTo>
+                                <a:pt x="1847" y="4291"/>
+                              </a:lnTo>
+                              <a:lnTo>
+                                <a:pt x="1839" y="4275"/>
+                              </a:lnTo>
+                              <a:lnTo>
+                                <a:pt x="1834" y="4261"/>
+                              </a:lnTo>
+                              <a:lnTo>
+                                <a:pt x="1829" y="4246"/>
+                              </a:lnTo>
+                              <a:lnTo>
+                                <a:pt x="1824" y="4230"/>
+                              </a:lnTo>
+                              <a:lnTo>
+                                <a:pt x="1821" y="4215"/>
+                              </a:lnTo>
+                              <a:lnTo>
+                                <a:pt x="1819" y="4200"/>
+                              </a:lnTo>
+                              <a:lnTo>
+                                <a:pt x="1818" y="4185"/>
+                              </a:lnTo>
+                              <a:lnTo>
+                                <a:pt x="1817" y="4169"/>
+                              </a:lnTo>
+                              <a:lnTo>
+                                <a:pt x="1817" y="4155"/>
+                              </a:lnTo>
+                              <a:lnTo>
+                                <a:pt x="1818" y="4141"/>
+                              </a:lnTo>
+                              <a:lnTo>
+                                <a:pt x="1819" y="4127"/>
+                              </a:lnTo>
+                              <a:lnTo>
+                                <a:pt x="1821" y="4112"/>
+                              </a:lnTo>
+                              <a:lnTo>
+                                <a:pt x="1824" y="4099"/>
+                              </a:lnTo>
+                              <a:lnTo>
+                                <a:pt x="1827" y="4086"/>
+                              </a:lnTo>
+                              <a:lnTo>
+                                <a:pt x="1835" y="4061"/>
+                              </a:lnTo>
+                              <a:lnTo>
+                                <a:pt x="1845" y="4039"/>
+                              </a:lnTo>
+                              <a:lnTo>
+                                <a:pt x="1850" y="4028"/>
+                              </a:lnTo>
+                              <a:lnTo>
+                                <a:pt x="1857" y="4019"/>
+                              </a:lnTo>
+                              <a:lnTo>
+                                <a:pt x="1864" y="4010"/>
+                              </a:lnTo>
+                              <a:lnTo>
+                                <a:pt x="1870" y="4002"/>
+                              </a:lnTo>
+                              <a:lnTo>
+                                <a:pt x="1877" y="3994"/>
+                              </a:lnTo>
+                              <a:lnTo>
+                                <a:pt x="1884" y="3988"/>
+                              </a:lnTo>
+                              <a:lnTo>
+                                <a:pt x="1891" y="3982"/>
+                              </a:lnTo>
+                              <a:lnTo>
+                                <a:pt x="1898" y="3978"/>
+                              </a:lnTo>
+                              <a:close/>
+                            </a:path>
+                          </a:pathLst>
+                        </a:custGeom>
+                        <a:solidFill>
+                          <a:srgbClr val="16314C"/>
+                        </a:solidFill>
+                        <a:ln>
                           <a:noFill/>
-                          <a:ln w="6350">
-                            <a:noFill/>
-                          </a:ln>
-                        </wps:spPr>
-                        <wps:txbx>
-                          <w:txbxContent>
-                            <w:p>
-                              <w:pPr>
-                                <w:jc w:val="left"/>
-                                <w:rPr>
-                                  <w:rFonts w:hint="default" w:ascii="微软雅黑" w:hAnsi="微软雅黑" w:eastAsia="微软雅黑" w:cs="微软雅黑"/>
-                                  <w:color w:val="293448"/>
-                                  <w:sz w:val="32"/>
-                                  <w:szCs w:val="32"/>
-                                  <w:lang w:val="en-US" w:eastAsia="zh-CN"/>
-                                </w:rPr>
-                              </w:pPr>
-                              <w:r>
-                                <w:rPr>
-                                  <w:rFonts w:hint="eastAsia" w:ascii="微软雅黑" w:hAnsi="微软雅黑" w:eastAsia="微软雅黑" w:cs="微软雅黑"/>
-                                  <w:color w:val="293448"/>
-                                  <w:sz w:val="32"/>
-                                  <w:szCs w:val="32"/>
-                                  <w:lang w:val="en-US" w:eastAsia="zh-CN"/>
-                                </w:rPr>
-                                <w:t>姓名：{{name}}    /  求职意向：物理老师</w:t>
-                              </w:r>
-                            </w:p>
-                          </w:txbxContent>
-                        </wps:txbx>
-                        <wps:bodyPr vert="horz" wrap="square" anchor="t" upright="1"/>
-                      </wps:wsp>
-                    </wpg:wgp>
+                        </a:ln>
+                        <a:effectLst/>
+                      </wps:spPr>
+                      <wps:bodyPr anchor="ctr" anchorCtr="0">
+                        <a:scene3d>
+                          <a:camera prst="orthographicFront"/>
+                          <a:lightRig rig="threePt" dir="t"/>
+                        </a:scene3d>
+                        <a:sp3d contourW="12700">
+                          <a:contourClr>
+                            <a:srgbClr val="FFFFFF"/>
+                          </a:contourClr>
+                        </a:sp3d>
+                      </wps:bodyPr>
+                    </wps:wsp>
                   </a:graphicData>
                 </a:graphic>
               </wp:anchor>
@@ -9703,82 +8344,1427 @@
           </mc:Choice>
           <mc:Fallback>
             <w:pict>
-              <v:group id="_x0000_s1026" o:spid="_x0000_s1026" o:spt="203" style="position:absolute;left:0pt;margin-left:125.55pt;margin-top:-38.1pt;height:104.9pt;width:344.3pt;z-index:251660288;mso-width-relative:page;mso-height-relative:page;" coordorigin="10365,1111" coordsize="5656,2098" o:gfxdata="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">
+              <v:shape id="_x0000_s1026" o:spid="_x0000_s1026" o:spt="100" style="position:absolute;left:0pt;margin-left:-51pt;margin-top:601.5pt;height:36.9pt;width:37.3pt;z-index:251663360;v-text-anchor:middle;mso-width-relative:page;mso-height-relative:page;" fillcolor="#16314C" filled="t" stroked="f" coordsize="6331,6257" o:gfxdata="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" path="m0,5428l876,6257,1858,5199,1874,5188,1892,5180,1910,5172,1930,5166,1952,5160,1974,5156,1998,5152,2023,5150,2049,5149,2075,5150,2104,5151,2133,5153,2163,5156,2193,5160,2225,5166,2258,5171,2324,5184,2395,5202,2468,5220,2543,5242,2620,5265,2699,5290,2779,5317,2860,5345,2923,5354,2985,5363,3046,5370,3108,5375,3169,5380,3229,5383,3289,5385,3348,5386,3406,5385,3465,5383,3522,5380,3578,5375,3635,5369,3691,5361,3747,5352,3801,5342,3856,5332,3909,5318,3963,5305,4015,5290,4068,5274,4120,5255,4172,5237,4222,5216,4272,5194,4321,5171,4370,5146,4419,5121,4468,5093,4515,5065,4561,5036,4608,5005,4589,4982,4569,4960,4551,4937,4533,4913,4516,4889,4499,4864,4483,4840,4468,4814,4452,4788,4439,4761,4425,4735,4413,4708,4401,4680,4390,4652,4379,4625,4369,4596,4359,4567,4352,4538,4344,4509,4336,4479,4330,4450,4324,4421,4320,4390,4316,4360,4312,4330,4309,4300,4308,4270,4306,4239,4306,4209,4306,4178,4307,4147,4309,4117,4311,4087,4316,4057,4319,4026,4324,3997,4330,3966,4336,3937,4344,3907,4352,3877,4362,3848,4370,3819,4381,3789,4393,3761,4405,3732,4418,3705,4432,3677,4447,3649,4462,3622,4478,3596,4496,3570,4515,3543,4533,3518,4553,3493,4574,3468,4595,3444,4618,3421,4641,3398,4665,3375,4690,3353,4717,3332,4744,3312,4771,3291,4800,3272,4835,3249,4870,3229,4904,3208,4939,3189,4974,3172,5010,3157,5048,3141,5084,3128,5121,3116,5158,3105,5195,3097,5233,3089,5271,3083,5310,3078,5349,3075,5388,3074,5428,3073,5468,3074,5509,3077,5550,3081,5592,3087,5633,3094,5675,3103,5717,3114,5760,3126,5803,3140,5847,3156,5892,3173,5937,3192,5981,3212,6027,3234,6073,3258,6094,3171,6113,3085,6129,2998,6143,2912,6156,2827,6166,2742,6174,2656,6179,2572,6182,2488,6182,2405,6180,2322,6176,2239,6173,2199,6169,2157,6165,2117,6160,2076,6154,2035,6147,1994,6140,1955,6132,1915,6123,1874,6114,1835,6104,1794,6093,1755,6082,1716,6070,1676,6057,1637,6044,1598,6028,1558,6013,1520,5998,1481,5981,1443,5964,1404,5945,1366,5927,1328,5907,1290,5886,1252,5865,1214,5843,1176,5820,1139,5796,1102,5771,1065,5746,1028,5719,992,5692,954,5664,918,5635,881,5606,845,5575,809,5543,774,5511,738,5478,702,5417,655,5356,609,5296,564,5234,522,5173,480,5113,441,5052,404,4992,368,4932,333,4871,301,4811,269,4750,240,4689,213,4629,186,4569,162,4509,141,4449,119,4389,100,4329,83,4269,66,4209,52,4150,40,4090,29,4030,20,3969,13,3910,6,3850,3,3791,0,3731,0,3672,0,3613,3,3553,7,3494,13,3435,20,3376,30,3316,41,3257,53,3198,67,3139,84,3080,101,3021,121,2963,142,2904,165,2845,189,2787,215,2729,242,2670,272,2612,303,2553,336,2495,370,2436,406,2378,444,2319,484,2261,525,2203,568,2145,612,2087,658,2030,706,1971,756,1913,807,1856,860,1798,915,1740,971,1682,1029,1619,1102,1558,1175,1500,1249,1444,1324,1392,1398,1343,1473,1296,1549,1251,1624,1209,1700,1171,1777,1135,1855,1101,1932,1071,2010,1042,2088,1017,2167,994,2246,973,2325,956,2405,941,2485,927,2566,918,2646,910,2727,904,2809,902,2891,902,2974,904,3056,909,3140,917,3223,926,3307,938,3391,953,3476,969,3561,982,3590,994,3620,1005,3649,1016,3679,1025,3709,1033,3740,1042,3769,1049,3800,1055,3832,1061,3862,1065,3893,1069,3923,1073,3954,1075,3986,1077,4016,1077,4047,1078,4078,1077,4108,1076,4139,1074,4169,1071,4200,1067,4229,1063,4260,1057,4289,1052,4319,1045,4348,1039,4377,1030,4405,1022,4434,1013,4461,1003,4489,992,4516,0,5428xm5416,3317l5416,3317,5463,3318,5510,3322,5554,3328,5600,3336,5644,3346,5688,3359,5730,3373,5772,3389,5812,3408,5851,3428,5890,3450,5927,3473,5963,3500,5997,3527,6031,3555,6062,3586,6093,3618,6121,3650,6149,3685,6174,3721,6198,3759,6220,3797,6240,3836,6259,3877,6275,3918,6289,3961,6302,4004,6312,4048,6320,4093,6326,4139,6330,4186,6331,4233,6330,4280,6326,4325,6320,4371,6312,4416,6302,4461,6289,4504,6275,4546,6259,4588,6240,4628,6220,4667,6198,4706,6174,4743,6149,4779,6121,4814,6093,4847,6062,4878,6031,4909,5997,4937,5963,4965,5927,4991,5890,5015,5851,5037,5812,5056,5772,5075,5730,5091,5688,5105,5644,5119,5600,5128,5554,5136,5510,5143,5463,5146,5416,5147,5369,5146,5323,5143,5277,5136,5232,5128,5187,5119,5145,5105,5102,5091,5061,5075,5020,5056,4981,5037,4943,5015,4906,4991,4870,4965,4835,4937,4802,4909,4770,4878,4740,4847,4710,4814,4684,4779,4658,4743,4634,4706,4612,4667,4592,4628,4574,4588,4557,4546,4543,4504,4530,4461,4520,4416,4511,4371,4506,4325,4503,4280,4501,4233,4503,4186,4506,4139,4511,4093,4520,4048,4530,4004,4543,3961,4557,3918,4574,3877,4592,3836,4612,3797,4634,3759,4658,3721,4684,3685,4710,3650,4740,3618,4770,3586,4802,3555,4835,3527,4870,3500,4906,3473,4943,3450,4981,3428,5020,3408,5061,3389,5102,3373,5145,3359,5187,3346,5232,3336,5277,3328,5323,3322,5369,3318,5416,3317xm5416,3636l5416,3636,5446,3637,5477,3639,5506,3643,5536,3648,5564,3655,5593,3663,5620,3672,5647,3683,5673,3695,5700,3708,5725,3722,5749,3739,5772,3755,5795,3773,5817,3791,5837,3811,5857,3832,5876,3854,5893,3877,5909,3899,5925,3923,5940,3949,5953,3975,5965,4001,5975,4027,5985,4056,5992,4084,6000,4112,6004,4142,6009,4171,6011,4202,6012,4233,6011,4263,6009,4293,6004,4322,6000,4352,5992,4381,5985,4408,5975,4437,5965,4463,5953,4490,5940,4516,5925,4541,5909,4565,5893,4588,5876,4611,5857,4632,5837,4653,5817,4673,5795,4691,5772,4709,5749,4726,5725,4742,5700,4756,5673,4769,5647,4781,5620,4792,5593,4801,5564,4809,5536,4816,5506,4821,5477,4825,5446,4827,5416,4828,5385,4827,5356,4825,5325,4821,5297,4816,5267,4809,5239,4801,5211,4792,5184,4781,5158,4769,5133,4756,5108,4742,5084,4726,5060,4709,5038,4691,5016,4673,4995,4653,4975,4632,4957,4611,4939,4588,4922,4565,4907,4541,4892,4516,4879,4490,4867,4463,4856,4437,4848,4408,4839,4381,4832,4352,4827,4322,4824,4293,4821,4263,4820,4233,4821,4202,4824,4171,4827,4142,4832,4112,4839,4084,4848,4056,4856,4027,4867,4001,4879,3975,4892,3949,4907,3923,4922,3899,4939,3877,4957,3854,4975,3832,4995,3811,5016,3791,5038,3773,5060,3755,5084,3739,5108,3722,5133,3708,5158,3695,5184,3683,5211,3672,5239,3663,5267,3655,5297,3648,5325,3643,5356,3639,5385,3637,5416,3636xm1285,2735l1321,2720,3534,4987,3468,4992,3401,4994,3334,4994,3266,4992,3196,4987,3127,4981,3057,4972,2986,4961,2916,4948,2847,4933,2777,4916,2707,4897,2638,4876,2569,4853,2501,4828,2435,4801,2422,4795,2409,4791,2395,4788,2382,4785,2358,4783,2334,4782,2310,4782,2285,4780,2272,4779,2259,4776,2245,4772,2231,4768,2643,4320,1929,3621,1474,4045,1468,4024,1465,4005,1462,3987,1460,3968,1458,3932,1458,3897,1457,3862,1456,3846,1455,3828,1453,3811,1450,3792,1445,3774,1439,3755,1418,3693,1397,3631,1379,3568,1361,3506,1346,3443,1332,3379,1318,3317,1308,3254,1298,3189,1290,3126,1285,3062,1280,2997,1279,2932,1279,2866,1281,2801,1285,2735xm1898,3978l2264,4339,2248,4358,2232,4375,2213,4389,2194,4401,2175,4410,2154,4417,2133,4423,2111,4425,2089,4426,2066,4425,2042,4422,2016,4416,1991,4408,1965,4400,1939,4389,1912,4377,1897,4363,1885,4350,1873,4335,1864,4320,1855,4306,1847,4291,1839,4275,1834,4261,1829,4246,1824,4230,1821,4215,1819,4200,1818,4185,1817,4169,1817,4155,1818,4141,1819,4127,1821,4112,1824,4099,1827,4086,1835,4061,1845,4039,1850,4028,1857,4019,1864,4010,1870,4002,1877,3994,1884,3988,1891,3982,1898,3978xe">
+                <v:path o:connectlocs="@0,@0;@0,@0;@0,@0;@0,@0;@0,@0;@0,@0;@0,@0;@0,@0;@0,@0;@0,@0;@0,@0;@0,@0;@0,@0;@0,@0;@0,@0;@0,@0;@0,@0;@0,@0;@0,@0;@0,@0;@0,@0;@0,@0;@0,@0;@0,@0;@0,@0;@0,@0;@0,@0;@0,@0;@0,@0;@0,@0;@0,@0;@0,@0;@0,@0;@0,@0;@0,@0;@0,@0;@0,@0;@0,@0;@0,@0;@0,@0;@0,@0;@0,@0;@0,@0;@0,@0;@0,@0;@0,@0;@0,@0;@0,@0;@0,@0;@0,@0;@0,@0;@0,@0;@0,@0;@0,@0;@0,@0;@0,@0;@0,@0;@0,@0;@0,@0;@0,@0;@0,@0" o:connectangles="0,0,0,0,0,0,0,0,0,0,0,0,0,0,0,0,0,0,0,0,0,0,0,0,0,0,0,0,0,0,0,0,0,0,0,0,0,0,0,0,0,0,0,0,0,0,0,0,0,0,0,0,0,0,0,0,0,0,0,0,0"/>
+                <v:fill on="t" focussize="0,0"/>
+                <v:stroke on="f"/>
+                <v:imagedata o:title=""/>
+                <o:lock v:ext="edit" aspectratio="t"/>
+              </v:shape>
+            </w:pict>
+          </mc:Fallback>
+        </mc:AlternateContent>
+      </w:r>
+      <w:r>
+        <mc:AlternateContent>
+          <mc:Choice Requires="wps">
+            <w:drawing>
+              <wp:anchor distT="0" distB="0" distL="114300" distR="114300" simplePos="0" relativeHeight="251661312" behindDoc="0" locked="0" layoutInCell="1" allowOverlap="1">
+                <wp:simplePos x="0" y="0"/>
+                <wp:positionH relativeFrom="column">
+                  <wp:posOffset>-764540</wp:posOffset>
+                </wp:positionH>
+                <wp:positionV relativeFrom="paragraph">
+                  <wp:posOffset>2884170</wp:posOffset>
+                </wp:positionV>
+                <wp:extent cx="1844675" cy="4480560"/>
+                <wp:effectExtent l="0" t="0" r="0" b="0"/>
+                <wp:wrapNone/>
+                <wp:docPr id="80" name="文本框 80"/>
+                <wp:cNvGraphicFramePr/>
+                <a:graphic xmlns:a="http://schemas.openxmlformats.org/drawingml/2006/main">
+                  <a:graphicData uri="http://schemas.microsoft.com/office/word/2010/wordprocessingShape">
+                    <wps:wsp>
+                      <wps:cNvSpPr txBox="1">
+                        <a:spLocks noChangeArrowheads="1"/>
+                      </wps:cNvSpPr>
+                      <wps:spPr bwMode="auto">
+                        <a:xfrm>
+                          <a:off x="0" y="0"/>
+                          <a:ext cx="1844675" cy="4480560"/>
+                        </a:xfrm>
+                        <a:prstGeom prst="rect">
+                          <a:avLst/>
+                        </a:prstGeom>
+                        <a:noFill/>
+                        <a:ln w="9525">
+                          <a:noFill/>
+                          <a:miter lim="800000"/>
+                        </a:ln>
+                      </wps:spPr>
+                      <wps:txbx>
+                        <w:txbxContent>
+                          <w:p>
+                            <w:pPr>
+                              <w:keepNext w:val="0"/>
+                              <w:keepLines w:val="0"/>
+                              <w:pageBreakBefore w:val="0"/>
+                              <w:widowControl w:val="0"/>
+                              <w:kinsoku/>
+                              <w:wordWrap/>
+                              <w:overflowPunct/>
+                              <w:topLinePunct w:val="0"/>
+                              <w:autoSpaceDE/>
+                              <w:autoSpaceDN/>
+                              <w:bidi w:val="0"/>
+                              <w:adjustRightInd/>
+                              <w:snapToGrid w:val="0"/>
+                              <w:spacing w:line="240" w:lineRule="auto"/>
+                              <w:ind w:left="0" w:leftChars="0" w:right="0" w:rightChars="0" w:firstLine="0" w:firstLineChars="0"/>
+                              <w:jc w:val="center"/>
+                              <w:textAlignment w:val="auto"/>
+                              <w:outlineLvl w:val="9"/>
+                              <w:rPr>
+                                <w:rFonts w:hint="default" w:ascii="微软雅黑" w:hAnsi="微软雅黑" w:eastAsia="微软雅黑" w:cs="微软雅黑"/>
+                                <w:b w:val="0"/>
+                                <w:bCs w:val="0"/>
+                                <w:i w:val="0"/>
+                                <w:iCs w:val="0"/>
+                                <w:color w:val="16314C"/>
+                                <w:sz w:val="24"/>
+                                <w:szCs w:val="24"/>
+                                <w:lang w:val="en-US" w:eastAsia="zh-CN"/>
+                              </w:rPr>
+                            </w:pPr>
+                            <w:r>
+                              <w:rPr>
+                                <w:rFonts w:hint="eastAsia" w:ascii="微软雅黑" w:hAnsi="微软雅黑" w:eastAsia="微软雅黑" w:cs="微软雅黑"/>
+                                <w:b/>
+                                <w:bCs/>
+                                <w:i w:val="0"/>
+                                <w:iCs w:val="0"/>
+                                <w:color w:val="16314C"/>
+                                <w:sz w:val="24"/>
+                                <w:szCs w:val="24"/>
+                                <w:lang w:val="en-US" w:eastAsia="zh-CN"/>
+                              </w:rPr>
+                              <w:t>基本信息</w:t>
+                            </w:r>
+                          </w:p>
+                          <w:p>
+                            <w:pPr>
+                              <w:keepNext w:val="0"/>
+                              <w:keepLines w:val="0"/>
+                              <w:pageBreakBefore w:val="0"/>
+                              <w:widowControl w:val="0"/>
+                              <w:numPr>
+                                <w:ilvl w:val="0"/>
+                                <w:numId w:val="0"/>
+                              </w:numPr>
+                              <w:kinsoku/>
+                              <w:wordWrap/>
+                              <w:overflowPunct/>
+                              <w:topLinePunct w:val="0"/>
+                              <w:autoSpaceDE/>
+                              <w:autoSpaceDN/>
+                              <w:bidi w:val="0"/>
+                              <w:adjustRightInd/>
+                              <w:snapToGrid w:val="0"/>
+                              <w:spacing w:line="312" w:lineRule="auto"/>
+                              <w:ind w:leftChars="0" w:right="0" w:rightChars="0"/>
+                              <w:jc w:val="both"/>
+                              <w:textAlignment w:val="auto"/>
+                              <w:outlineLvl w:val="9"/>
+                              <w:rPr>
+                                <w:rFonts w:hint="eastAsia" w:ascii="微软雅黑" w:hAnsi="微软雅黑" w:eastAsia="微软雅黑" w:cs="微软雅黑"/>
+                                <w:b w:val="0"/>
+                                <w:bCs w:val="0"/>
+                                <w:color w:val="auto"/>
+                                <w:w w:val="100"/>
+                                <w:sz w:val="21"/>
+                                <w:szCs w:val="21"/>
+                                <w:lang w:val="en-US" w:eastAsia="zh-CN"/>
+                              </w:rPr>
+                            </w:pPr>
+                            <w:r>
+                              <w:rPr>
+                                <w:rFonts w:hint="eastAsia" w:ascii="微软雅黑" w:hAnsi="微软雅黑" w:eastAsia="微软雅黑" w:cs="微软雅黑"/>
+                                <w:b w:val="0"/>
+                                <w:bCs w:val="0"/>
+                                <w:color w:val="auto"/>
+                                <w:w w:val="100"/>
+                                <w:sz w:val="21"/>
+                                <w:szCs w:val="21"/>
+                                <w:lang w:val="en-US" w:eastAsia="zh-CN"/>
+                              </w:rPr>
+                              <w:t xml:space="preserve">年 龄：  </w:t>
+                            </w:r>
+                          </w:p>
+                          <w:p>
+                            <w:pPr>
+                              <w:keepNext w:val="0"/>
+                              <w:keepLines w:val="0"/>
+                              <w:pageBreakBefore w:val="0"/>
+                              <w:widowControl w:val="0"/>
+                              <w:numPr>
+                                <w:ilvl w:val="0"/>
+                                <w:numId w:val="0"/>
+                              </w:numPr>
+                              <w:kinsoku/>
+                              <w:wordWrap/>
+                              <w:overflowPunct/>
+                              <w:topLinePunct w:val="0"/>
+                              <w:autoSpaceDE/>
+                              <w:autoSpaceDN/>
+                              <w:bidi w:val="0"/>
+                              <w:adjustRightInd/>
+                              <w:snapToGrid w:val="0"/>
+                              <w:spacing w:line="312" w:lineRule="auto"/>
+                              <w:ind w:leftChars="0" w:right="0" w:rightChars="0"/>
+                              <w:jc w:val="both"/>
+                              <w:textAlignment w:val="auto"/>
+                              <w:outlineLvl w:val="9"/>
+                              <w:rPr>
+                                <w:rFonts w:hint="default" w:ascii="微软雅黑" w:hAnsi="微软雅黑" w:eastAsia="微软雅黑" w:cs="微软雅黑"/>
+                                <w:b w:val="0"/>
+                                <w:bCs w:val="0"/>
+                                <w:color w:val="auto"/>
+                                <w:w w:val="100"/>
+                                <w:sz w:val="21"/>
+                                <w:szCs w:val="21"/>
+                                <w:lang w:val="en-US" w:eastAsia="zh-CN"/>
+                              </w:rPr>
+                            </w:pPr>
+                            <w:r>
+                              <w:rPr>
+                                <w:rFonts w:hint="eastAsia" w:ascii="微软雅黑" w:hAnsi="微软雅黑" w:eastAsia="微软雅黑" w:cs="微软雅黑"/>
+                                <w:b w:val="0"/>
+                                <w:bCs w:val="0"/>
+                                <w:color w:val="auto"/>
+                                <w:w w:val="100"/>
+                                <w:sz w:val="21"/>
+                                <w:szCs w:val="21"/>
+                                <w:lang w:val="en-US" w:eastAsia="zh-CN"/>
+                              </w:rPr>
+                              <w:t>电 话：{{phone}}</w:t>
+                            </w:r>
+                          </w:p>
+                          <w:p>
+                            <w:pPr>
+                              <w:keepNext w:val="0"/>
+                              <w:keepLines w:val="0"/>
+                              <w:pageBreakBefore w:val="0"/>
+                              <w:widowControl w:val="0"/>
+                              <w:numPr>
+                                <w:ilvl w:val="0"/>
+                                <w:numId w:val="0"/>
+                              </w:numPr>
+                              <w:kinsoku/>
+                              <w:wordWrap/>
+                              <w:overflowPunct/>
+                              <w:topLinePunct w:val="0"/>
+                              <w:autoSpaceDE/>
+                              <w:autoSpaceDN/>
+                              <w:bidi w:val="0"/>
+                              <w:adjustRightInd/>
+                              <w:snapToGrid w:val="0"/>
+                              <w:spacing w:line="312" w:lineRule="auto"/>
+                              <w:ind w:leftChars="0" w:right="0" w:rightChars="0"/>
+                              <w:jc w:val="both"/>
+                              <w:textAlignment w:val="auto"/>
+                              <w:outlineLvl w:val="9"/>
+                              <w:rPr>
+                                <w:rFonts w:hint="default" w:ascii="微软雅黑" w:hAnsi="微软雅黑" w:eastAsia="微软雅黑" w:cs="微软雅黑"/>
+                                <w:b w:val="0"/>
+                                <w:bCs w:val="0"/>
+                                <w:color w:val="auto"/>
+                                <w:w w:val="100"/>
+                                <w:sz w:val="21"/>
+                                <w:szCs w:val="21"/>
+                                <w:lang w:val="en-US" w:eastAsia="zh-CN"/>
+                              </w:rPr>
+                            </w:pPr>
+                            <w:r>
+                              <w:rPr>
+                                <w:rFonts w:hint="eastAsia" w:ascii="微软雅黑" w:hAnsi="微软雅黑" w:eastAsia="微软雅黑" w:cs="微软雅黑"/>
+                                <w:b w:val="0"/>
+                                <w:bCs w:val="0"/>
+                                <w:color w:val="auto"/>
+                                <w:w w:val="100"/>
+                                <w:sz w:val="21"/>
+                                <w:szCs w:val="21"/>
+                                <w:lang w:val="en-US" w:eastAsia="zh-CN"/>
+                              </w:rPr>
+                              <w:t>邮 箱：{{email}}</w:t>
+                            </w:r>
+                          </w:p>
+                          <w:p>
+                            <w:pPr>
+                              <w:keepNext w:val="0"/>
+                              <w:keepLines w:val="0"/>
+                              <w:pageBreakBefore w:val="0"/>
+                              <w:widowControl w:val="0"/>
+                              <w:kinsoku/>
+                              <w:wordWrap/>
+                              <w:overflowPunct/>
+                              <w:topLinePunct w:val="0"/>
+                              <w:autoSpaceDE/>
+                              <w:autoSpaceDN/>
+                              <w:bidi w:val="0"/>
+                              <w:adjustRightInd/>
+                              <w:snapToGrid w:val="0"/>
+                              <w:spacing w:line="240" w:lineRule="auto"/>
+                              <w:ind w:left="0" w:leftChars="0" w:right="0" w:rightChars="0" w:firstLine="0" w:firstLineChars="0"/>
+                              <w:jc w:val="both"/>
+                              <w:textAlignment w:val="auto"/>
+                              <w:outlineLvl w:val="9"/>
+                              <w:rPr>
+                                <w:rFonts w:hint="eastAsia" w:ascii="微软雅黑" w:hAnsi="微软雅黑" w:eastAsia="微软雅黑" w:cs="微软雅黑"/>
+                                <w:b/>
+                                <w:bCs/>
+                                <w:i w:val="0"/>
+                                <w:iCs w:val="0"/>
+                                <w:color w:val="16314C"/>
+                                <w:sz w:val="24"/>
+                                <w:szCs w:val="24"/>
+                                <w:lang w:val="en-US" w:eastAsia="zh-CN"/>
+                              </w:rPr>
+                            </w:pPr>
+                          </w:p>
+                          <w:p>
+                            <w:pPr>
+                              <w:keepNext w:val="0"/>
+                              <w:keepLines w:val="0"/>
+                              <w:pageBreakBefore w:val="0"/>
+                              <w:widowControl w:val="0"/>
+                              <w:kinsoku/>
+                              <w:wordWrap/>
+                              <w:overflowPunct/>
+                              <w:topLinePunct w:val="0"/>
+                              <w:autoSpaceDE/>
+                              <w:autoSpaceDN/>
+                              <w:bidi w:val="0"/>
+                              <w:adjustRightInd/>
+                              <w:snapToGrid w:val="0"/>
+                              <w:spacing w:line="240" w:lineRule="auto"/>
+                              <w:ind w:left="0" w:leftChars="0" w:right="0" w:rightChars="0" w:firstLine="0" w:firstLineChars="0"/>
+                              <w:jc w:val="center"/>
+                              <w:textAlignment w:val="auto"/>
+                              <w:outlineLvl w:val="9"/>
+                              <w:rPr>
+                                <w:rFonts w:hint="default" w:ascii="微软雅黑" w:hAnsi="微软雅黑" w:eastAsia="微软雅黑" w:cs="微软雅黑"/>
+                                <w:b w:val="0"/>
+                                <w:bCs w:val="0"/>
+                                <w:i w:val="0"/>
+                                <w:iCs w:val="0"/>
+                                <w:color w:val="16314C"/>
+                                <w:sz w:val="24"/>
+                                <w:szCs w:val="24"/>
+                                <w:lang w:val="en-US" w:eastAsia="zh-CN"/>
+                              </w:rPr>
+                            </w:pPr>
+                            <w:r>
+                              <w:rPr>
+                                <w:rFonts w:hint="eastAsia" w:ascii="微软雅黑" w:hAnsi="微软雅黑" w:eastAsia="微软雅黑" w:cs="微软雅黑"/>
+                                <w:b/>
+                                <w:bCs/>
+                                <w:i w:val="0"/>
+                                <w:iCs w:val="0"/>
+                                <w:color w:val="16314C"/>
+                                <w:sz w:val="24"/>
+                                <w:szCs w:val="24"/>
+                                <w:lang w:val="en-US" w:eastAsia="zh-CN"/>
+                              </w:rPr>
+                              <w:t xml:space="preserve">    技能证书</w:t>
+                            </w:r>
+                            <w:r>
+                              <w:rPr>
+                                <w:rFonts w:ascii="Consolas" w:hAnsi="Consolas" w:eastAsia="Consolas" w:cs="Consolas"/>
+                                <w:i w:val="0"/>
+                                <w:iCs w:val="0"/>
+                                <w:caps w:val="0"/>
+                                <w:color w:val="F0F0F0"/>
+                                <w:spacing w:val="0"/>
+                                <w:sz w:val="11"/>
+                                <w:szCs w:val="11"/>
+                              </w:rPr>
+                              <w:t>{{skill}}</w:t>
+                            </w:r>
+                          </w:p>
+                          <w:p>
+                            <w:pPr>
+                              <w:keepNext w:val="0"/>
+                              <w:keepLines w:val="0"/>
+                              <w:pageBreakBefore w:val="0"/>
+                              <w:widowControl w:val="0"/>
+                              <w:numPr>
+                                <w:ilvl w:val="0"/>
+                                <w:numId w:val="0"/>
+                              </w:numPr>
+                              <w:kinsoku/>
+                              <w:wordWrap/>
+                              <w:overflowPunct/>
+                              <w:topLinePunct w:val="0"/>
+                              <w:autoSpaceDE/>
+                              <w:autoSpaceDN/>
+                              <w:bidi w:val="0"/>
+                              <w:adjustRightInd/>
+                              <w:snapToGrid w:val="0"/>
+                              <w:spacing w:line="312" w:lineRule="auto"/>
+                              <w:ind w:leftChars="0" w:right="0" w:rightChars="0"/>
+                              <w:jc w:val="both"/>
+                              <w:textAlignment w:val="auto"/>
+                              <w:outlineLvl w:val="9"/>
+                              <w:rPr>
+                                <w:rFonts w:hint="eastAsia" w:ascii="微软雅黑" w:hAnsi="微软雅黑" w:eastAsia="微软雅黑" w:cs="微软雅黑"/>
+                                <w:b w:val="0"/>
+                                <w:bCs w:val="0"/>
+                                <w:color w:val="auto"/>
+                                <w:w w:val="100"/>
+                                <w:sz w:val="21"/>
+                                <w:szCs w:val="21"/>
+                                <w:lang w:val="en-US" w:eastAsia="zh-CN"/>
+                              </w:rPr>
+                            </w:pPr>
+                            <w:r>
+                              <w:rPr>
+                                <w:rFonts w:hint="eastAsia" w:ascii="微软雅黑" w:hAnsi="微软雅黑" w:eastAsia="微软雅黑" w:cs="微软雅黑"/>
+                                <w:b w:val="0"/>
+                                <w:bCs w:val="0"/>
+                                <w:color w:val="auto"/>
+                                <w:w w:val="100"/>
+                                <w:sz w:val="21"/>
+                                <w:szCs w:val="21"/>
+                                <w:lang w:val="en-US" w:eastAsia="zh-CN"/>
+                              </w:rPr>
+                              <w:t>{{skill}} </w:t>
+                            </w:r>
+                          </w:p>
+                          <w:p>
+                            <w:pPr>
+                              <w:keepNext w:val="0"/>
+                              <w:keepLines w:val="0"/>
+                              <w:pageBreakBefore w:val="0"/>
+                              <w:widowControl w:val="0"/>
+                              <w:numPr>
+                                <w:ilvl w:val="0"/>
+                                <w:numId w:val="0"/>
+                              </w:numPr>
+                              <w:kinsoku/>
+                              <w:wordWrap/>
+                              <w:overflowPunct/>
+                              <w:topLinePunct w:val="0"/>
+                              <w:autoSpaceDE/>
+                              <w:autoSpaceDN/>
+                              <w:bidi w:val="0"/>
+                              <w:adjustRightInd/>
+                              <w:snapToGrid w:val="0"/>
+                              <w:spacing w:line="312" w:lineRule="auto"/>
+                              <w:ind w:leftChars="0" w:right="0" w:rightChars="0"/>
+                              <w:jc w:val="both"/>
+                              <w:textAlignment w:val="auto"/>
+                              <w:outlineLvl w:val="9"/>
+                              <w:rPr>
+                                <w:rFonts w:hint="eastAsia" w:ascii="微软雅黑" w:hAnsi="微软雅黑" w:eastAsia="微软雅黑" w:cs="微软雅黑"/>
+                                <w:b w:val="0"/>
+                                <w:bCs w:val="0"/>
+                                <w:color w:val="auto"/>
+                                <w:w w:val="100"/>
+                                <w:sz w:val="21"/>
+                                <w:szCs w:val="21"/>
+                                <w:lang w:val="en-US" w:eastAsia="zh-CN"/>
+                              </w:rPr>
+                            </w:pPr>
+                          </w:p>
+                          <w:p>
+                            <w:pPr>
+                              <w:keepNext w:val="0"/>
+                              <w:keepLines w:val="0"/>
+                              <w:pageBreakBefore w:val="0"/>
+                              <w:widowControl w:val="0"/>
+                              <w:numPr>
+                                <w:ilvl w:val="0"/>
+                                <w:numId w:val="0"/>
+                              </w:numPr>
+                              <w:kinsoku/>
+                              <w:wordWrap/>
+                              <w:overflowPunct/>
+                              <w:topLinePunct w:val="0"/>
+                              <w:autoSpaceDE/>
+                              <w:autoSpaceDN/>
+                              <w:bidi w:val="0"/>
+                              <w:adjustRightInd/>
+                              <w:snapToGrid w:val="0"/>
+                              <w:spacing w:line="312" w:lineRule="auto"/>
+                              <w:ind w:leftChars="0" w:right="0" w:rightChars="0"/>
+                              <w:jc w:val="both"/>
+                              <w:textAlignment w:val="auto"/>
+                              <w:outlineLvl w:val="9"/>
+                              <w:rPr>
+                                <w:rFonts w:hint="eastAsia" w:ascii="微软雅黑" w:hAnsi="微软雅黑" w:eastAsia="微软雅黑" w:cs="微软雅黑"/>
+                                <w:b w:val="0"/>
+                                <w:bCs w:val="0"/>
+                                <w:color w:val="auto"/>
+                                <w:w w:val="100"/>
+                                <w:sz w:val="21"/>
+                                <w:szCs w:val="21"/>
+                                <w:lang w:val="en-US" w:eastAsia="zh-CN"/>
+                              </w:rPr>
+                            </w:pPr>
+                          </w:p>
+                          <w:p>
+                            <w:pPr>
+                              <w:keepNext w:val="0"/>
+                              <w:keepLines w:val="0"/>
+                              <w:pageBreakBefore w:val="0"/>
+                              <w:widowControl w:val="0"/>
+                              <w:numPr>
+                                <w:ilvl w:val="0"/>
+                                <w:numId w:val="0"/>
+                              </w:numPr>
+                              <w:kinsoku/>
+                              <w:wordWrap/>
+                              <w:overflowPunct/>
+                              <w:topLinePunct w:val="0"/>
+                              <w:autoSpaceDE/>
+                              <w:autoSpaceDN/>
+                              <w:bidi w:val="0"/>
+                              <w:adjustRightInd/>
+                              <w:snapToGrid w:val="0"/>
+                              <w:spacing w:line="312" w:lineRule="auto"/>
+                              <w:ind w:leftChars="0" w:right="0" w:rightChars="0"/>
+                              <w:jc w:val="both"/>
+                              <w:textAlignment w:val="auto"/>
+                              <w:outlineLvl w:val="9"/>
+                              <w:rPr>
+                                <w:rFonts w:hint="eastAsia" w:ascii="微软雅黑" w:hAnsi="微软雅黑" w:eastAsia="微软雅黑" w:cs="微软雅黑"/>
+                                <w:b w:val="0"/>
+                                <w:bCs w:val="0"/>
+                                <w:color w:val="auto"/>
+                                <w:w w:val="100"/>
+                                <w:sz w:val="21"/>
+                                <w:szCs w:val="21"/>
+                                <w:lang w:val="en-US" w:eastAsia="zh-CN"/>
+                              </w:rPr>
+                            </w:pPr>
+                          </w:p>
+                          <w:p>
+                            <w:pPr>
+                              <w:keepNext w:val="0"/>
+                              <w:keepLines w:val="0"/>
+                              <w:pageBreakBefore w:val="0"/>
+                              <w:widowControl w:val="0"/>
+                              <w:numPr>
+                                <w:ilvl w:val="0"/>
+                                <w:numId w:val="0"/>
+                              </w:numPr>
+                              <w:kinsoku/>
+                              <w:wordWrap/>
+                              <w:overflowPunct/>
+                              <w:topLinePunct w:val="0"/>
+                              <w:autoSpaceDE/>
+                              <w:autoSpaceDN/>
+                              <w:bidi w:val="0"/>
+                              <w:adjustRightInd/>
+                              <w:snapToGrid w:val="0"/>
+                              <w:spacing w:line="312" w:lineRule="auto"/>
+                              <w:ind w:leftChars="0" w:right="0" w:rightChars="0"/>
+                              <w:jc w:val="both"/>
+                              <w:textAlignment w:val="auto"/>
+                              <w:outlineLvl w:val="9"/>
+                              <w:rPr>
+                                <w:rFonts w:hint="eastAsia" w:ascii="微软雅黑" w:hAnsi="微软雅黑" w:eastAsia="微软雅黑" w:cs="微软雅黑"/>
+                                <w:b w:val="0"/>
+                                <w:bCs w:val="0"/>
+                                <w:color w:val="auto"/>
+                                <w:w w:val="100"/>
+                                <w:sz w:val="21"/>
+                                <w:szCs w:val="21"/>
+                                <w:lang w:val="en-US" w:eastAsia="zh-CN"/>
+                              </w:rPr>
+                            </w:pPr>
+                          </w:p>
+                          <w:p>
+                            <w:pPr>
+                              <w:keepNext w:val="0"/>
+                              <w:keepLines w:val="0"/>
+                              <w:pageBreakBefore w:val="0"/>
+                              <w:widowControl w:val="0"/>
+                              <w:numPr>
+                                <w:ilvl w:val="0"/>
+                                <w:numId w:val="0"/>
+                              </w:numPr>
+                              <w:kinsoku/>
+                              <w:wordWrap/>
+                              <w:overflowPunct/>
+                              <w:topLinePunct w:val="0"/>
+                              <w:autoSpaceDE/>
+                              <w:autoSpaceDN/>
+                              <w:bidi w:val="0"/>
+                              <w:adjustRightInd/>
+                              <w:snapToGrid w:val="0"/>
+                              <w:spacing w:line="312" w:lineRule="auto"/>
+                              <w:ind w:leftChars="0" w:right="0" w:rightChars="0"/>
+                              <w:jc w:val="both"/>
+                              <w:textAlignment w:val="auto"/>
+                              <w:outlineLvl w:val="9"/>
+                              <w:rPr>
+                                <w:rFonts w:hint="eastAsia" w:ascii="微软雅黑" w:hAnsi="微软雅黑" w:eastAsia="微软雅黑" w:cs="微软雅黑"/>
+                                <w:b w:val="0"/>
+                                <w:bCs w:val="0"/>
+                                <w:color w:val="auto"/>
+                                <w:w w:val="100"/>
+                                <w:sz w:val="21"/>
+                                <w:szCs w:val="21"/>
+                                <w:lang w:val="en-US" w:eastAsia="zh-CN"/>
+                              </w:rPr>
+                            </w:pPr>
+                          </w:p>
+                          <w:p>
+                            <w:pPr>
+                              <w:keepNext w:val="0"/>
+                              <w:keepLines w:val="0"/>
+                              <w:pageBreakBefore w:val="0"/>
+                              <w:widowControl w:val="0"/>
+                              <w:numPr>
+                                <w:ilvl w:val="0"/>
+                                <w:numId w:val="0"/>
+                              </w:numPr>
+                              <w:kinsoku/>
+                              <w:wordWrap/>
+                              <w:overflowPunct/>
+                              <w:topLinePunct w:val="0"/>
+                              <w:autoSpaceDE/>
+                              <w:autoSpaceDN/>
+                              <w:bidi w:val="0"/>
+                              <w:adjustRightInd/>
+                              <w:snapToGrid w:val="0"/>
+                              <w:spacing w:line="312" w:lineRule="auto"/>
+                              <w:ind w:leftChars="0" w:right="0" w:rightChars="0"/>
+                              <w:jc w:val="both"/>
+                              <w:textAlignment w:val="auto"/>
+                              <w:outlineLvl w:val="9"/>
+                              <w:rPr>
+                                <w:rFonts w:hint="eastAsia" w:ascii="微软雅黑" w:hAnsi="微软雅黑" w:eastAsia="微软雅黑" w:cs="微软雅黑"/>
+                                <w:b w:val="0"/>
+                                <w:bCs w:val="0"/>
+                                <w:color w:val="auto"/>
+                                <w:w w:val="100"/>
+                                <w:sz w:val="21"/>
+                                <w:szCs w:val="21"/>
+                                <w:lang w:val="en-US" w:eastAsia="zh-CN"/>
+                              </w:rPr>
+                            </w:pPr>
+                          </w:p>
+                          <w:p>
+                            <w:pPr>
+                              <w:keepNext w:val="0"/>
+                              <w:keepLines w:val="0"/>
+                              <w:pageBreakBefore w:val="0"/>
+                              <w:widowControl w:val="0"/>
+                              <w:numPr>
+                                <w:ilvl w:val="0"/>
+                                <w:numId w:val="0"/>
+                              </w:numPr>
+                              <w:kinsoku/>
+                              <w:wordWrap/>
+                              <w:overflowPunct/>
+                              <w:topLinePunct w:val="0"/>
+                              <w:autoSpaceDE/>
+                              <w:autoSpaceDN/>
+                              <w:bidi w:val="0"/>
+                              <w:adjustRightInd/>
+                              <w:snapToGrid w:val="0"/>
+                              <w:spacing w:line="312" w:lineRule="auto"/>
+                              <w:ind w:leftChars="0" w:right="0" w:rightChars="0"/>
+                              <w:jc w:val="both"/>
+                              <w:textAlignment w:val="auto"/>
+                              <w:outlineLvl w:val="9"/>
+                              <w:rPr>
+                                <w:rFonts w:hint="eastAsia" w:ascii="微软雅黑" w:hAnsi="微软雅黑" w:eastAsia="微软雅黑" w:cs="微软雅黑"/>
+                                <w:b w:val="0"/>
+                                <w:bCs w:val="0"/>
+                                <w:color w:val="auto"/>
+                                <w:w w:val="100"/>
+                                <w:sz w:val="21"/>
+                                <w:szCs w:val="21"/>
+                                <w:lang w:val="en-US" w:eastAsia="zh-CN"/>
+                              </w:rPr>
+                            </w:pPr>
+                          </w:p>
+                          <w:p>
+                            <w:pPr>
+                              <w:keepNext w:val="0"/>
+                              <w:keepLines w:val="0"/>
+                              <w:pageBreakBefore w:val="0"/>
+                              <w:widowControl w:val="0"/>
+                              <w:kinsoku/>
+                              <w:wordWrap/>
+                              <w:overflowPunct/>
+                              <w:topLinePunct w:val="0"/>
+                              <w:autoSpaceDE/>
+                              <w:autoSpaceDN/>
+                              <w:bidi w:val="0"/>
+                              <w:adjustRightInd/>
+                              <w:snapToGrid w:val="0"/>
+                              <w:spacing w:line="240" w:lineRule="auto"/>
+                              <w:ind w:left="0" w:leftChars="0" w:right="0" w:rightChars="0" w:firstLine="0" w:firstLineChars="0"/>
+                              <w:jc w:val="center"/>
+                              <w:textAlignment w:val="auto"/>
+                              <w:outlineLvl w:val="9"/>
+                              <w:rPr>
+                                <w:rFonts w:hint="default" w:ascii="微软雅黑" w:hAnsi="微软雅黑" w:eastAsia="微软雅黑" w:cs="微软雅黑"/>
+                                <w:b/>
+                                <w:bCs/>
+                                <w:i w:val="0"/>
+                                <w:iCs w:val="0"/>
+                                <w:color w:val="16314C"/>
+                                <w:sz w:val="24"/>
+                                <w:szCs w:val="24"/>
+                                <w:lang w:val="en-US" w:eastAsia="zh-CN"/>
+                              </w:rPr>
+                            </w:pPr>
+                            <w:r>
+                              <w:rPr>
+                                <w:rFonts w:hint="eastAsia" w:ascii="微软雅黑" w:hAnsi="微软雅黑" w:eastAsia="微软雅黑" w:cs="微软雅黑"/>
+                                <w:b/>
+                                <w:bCs/>
+                                <w:i w:val="0"/>
+                                <w:iCs w:val="0"/>
+                                <w:color w:val="16314C"/>
+                                <w:sz w:val="24"/>
+                                <w:szCs w:val="24"/>
+                                <w:lang w:val="en-US" w:eastAsia="zh-CN"/>
+                              </w:rPr>
+                              <w:t>兴趣爱好</w:t>
+                            </w:r>
+                          </w:p>
+                          <w:p>
+                            <w:pPr>
+                              <w:keepNext w:val="0"/>
+                              <w:keepLines w:val="0"/>
+                              <w:pageBreakBefore w:val="0"/>
+                              <w:widowControl w:val="0"/>
+                              <w:kinsoku/>
+                              <w:wordWrap/>
+                              <w:overflowPunct/>
+                              <w:topLinePunct w:val="0"/>
+                              <w:autoSpaceDE/>
+                              <w:autoSpaceDN/>
+                              <w:bidi w:val="0"/>
+                              <w:adjustRightInd/>
+                              <w:snapToGrid/>
+                              <w:spacing w:line="400" w:lineRule="exact"/>
+                              <w:jc w:val="left"/>
+                              <w:textAlignment w:val="auto"/>
+                              <w:rPr>
+                                <w:rFonts w:hint="default" w:ascii="微软雅黑" w:hAnsi="微软雅黑" w:eastAsia="微软雅黑" w:cstheme="minorBidi"/>
+                                <w:color w:val="auto"/>
+                                <w:kern w:val="2"/>
+                                <w:sz w:val="21"/>
+                                <w:szCs w:val="21"/>
+                                <w:lang w:val="en-US" w:eastAsia="zh-CN" w:bidi="ar-SA"/>
+                              </w:rPr>
+                            </w:pPr>
+                            <w:r>
+                              <w:rPr>
+                                <w:rFonts w:hint="eastAsia" w:ascii="微软雅黑" w:hAnsi="微软雅黑" w:eastAsia="微软雅黑" w:cstheme="minorBidi"/>
+                                <w:color w:val="auto"/>
+                                <w:kern w:val="2"/>
+                                <w:sz w:val="21"/>
+                                <w:szCs w:val="21"/>
+                                <w:lang w:val="en-US" w:eastAsia="zh-CN" w:bidi="ar-SA"/>
+                              </w:rPr>
+                              <w:t xml:space="preserve">                                             </w:t>
+                            </w:r>
+                          </w:p>
+                        </w:txbxContent>
+                      </wps:txbx>
+                      <wps:bodyPr rot="0" vert="horz" wrap="square" lIns="91440" tIns="45720" rIns="91440" bIns="45720" anchor="t" anchorCtr="0">
+                        <a:noAutofit/>
+                      </wps:bodyPr>
+                    </wps:wsp>
+                  </a:graphicData>
+                </a:graphic>
+              </wp:anchor>
+            </w:drawing>
+          </mc:Choice>
+          <mc:Fallback>
+            <w:pict>
+              <v:shape id="_x0000_s1026" o:spid="_x0000_s1026" o:spt="202" type="#_x0000_t202" style="position:absolute;left:0pt;margin-left:-60.2pt;margin-top:227.1pt;height:352.8pt;width:145.25pt;z-index:251661312;mso-width-relative:page;mso-height-relative:page;" filled="f" stroked="f" coordsize="21600,21600" o:gfxdata="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">
+                <v:fill on="f" focussize="0,0"/>
+                <v:stroke on="f" miterlimit="8" joinstyle="miter"/>
+                <v:imagedata o:title=""/>
                 <o:lock v:ext="edit" aspectratio="f"/>
-                <v:group id="组合 19" o:spid="_x0000_s1026" o:spt="203" style="position:absolute;left:10365;top:1111;height:1145;width:5657;" coordorigin="11238,1155" coordsize="5657,1009" o:gfxdata="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">
-                  <o:lock v:ext="edit" aspectratio="f"/>
-                  <v:line id="直接连接符 11" o:spid="_x0000_s1026" o:spt="20" style="position:absolute;left:11461;top:2164;height:0;width:5162;" filled="f" stroked="t" coordsize="21600,21600" o:gfxdata="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">
-                    <v:fill on="f" focussize="0,0"/>
-                    <v:stroke weight="0.25pt" color="#293448" joinstyle="round"/>
-                    <v:imagedata o:title=""/>
-                    <o:lock v:ext="edit" aspectratio="f"/>
-                  </v:line>
-                  <v:shape id="文本框 10" o:spid="_x0000_s1026" o:spt="202" type="#_x0000_t202" style="position:absolute;left:11238;top:1155;height:906;width:5657;" filled="f" stroked="f" coordsize="21600,21600" o:gfxdata="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">
-                    <v:fill on="f" focussize="0,0"/>
-                    <v:stroke on="f" weight="0.5pt"/>
-                    <v:imagedata o:title=""/>
-                    <o:lock v:ext="edit" aspectratio="f"/>
-                    <v:textbox>
-                      <w:txbxContent>
-                        <w:p>
-                          <w:pPr>
-                            <w:jc w:val="left"/>
-                            <w:rPr>
-                              <w:rFonts w:hint="default" w:eastAsia="宋体"/>
-                              <w:color w:val="16314C"/>
-                              <w:sz w:val="60"/>
-                              <w:szCs w:val="60"/>
-                              <w:lang w:val="en-US" w:eastAsia="zh-CN"/>
-                            </w:rPr>
-                          </w:pPr>
-                          <w:r>
-                            <w:rPr>
-                              <w:rFonts w:hint="eastAsia"/>
-                              <w:color w:val="16314C"/>
-                              <w:sz w:val="60"/>
-                              <w:szCs w:val="60"/>
-                              <w:lang w:val="en-US" w:eastAsia="zh-CN"/>
-                            </w:rPr>
-                            <w:t>PERSONAL  RESUME</w:t>
-                          </w:r>
-                        </w:p>
-                      </w:txbxContent>
-                    </v:textbox>
-                  </v:shape>
-                </v:group>
-                <v:shape id="文本框 12" o:spid="_x0000_s1026" o:spt="202" type="#_x0000_t202" style="position:absolute;left:10463;top:2313;height:896;width:5499;" filled="f" stroked="f" coordsize="21600,21600" o:gfxdata="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">
-                  <v:fill on="f" focussize="0,0"/>
-                  <v:stroke on="f" weight="0.5pt"/>
-                  <v:imagedata o:title=""/>
-                  <o:lock v:ext="edit" aspectratio="f"/>
-                  <v:textbox>
-                    <w:txbxContent>
-                      <w:p>
-                        <w:pPr>
-                          <w:jc w:val="left"/>
-                          <w:rPr>
-                            <w:rFonts w:hint="default" w:ascii="微软雅黑" w:hAnsi="微软雅黑" w:eastAsia="微软雅黑" w:cs="微软雅黑"/>
-                            <w:color w:val="293448"/>
-                            <w:sz w:val="32"/>
-                            <w:szCs w:val="32"/>
-                            <w:lang w:val="en-US" w:eastAsia="zh-CN"/>
-                          </w:rPr>
-                        </w:pPr>
-                        <w:r>
-                          <w:rPr>
-                            <w:rFonts w:hint="eastAsia" w:ascii="微软雅黑" w:hAnsi="微软雅黑" w:eastAsia="微软雅黑" w:cs="微软雅黑"/>
-                            <w:color w:val="293448"/>
-                            <w:sz w:val="32"/>
-                            <w:szCs w:val="32"/>
-                            <w:lang w:val="en-US" w:eastAsia="zh-CN"/>
-                          </w:rPr>
-                          <w:t>姓名：{{name}}    /  求职意向：物理老师</w:t>
-                        </w:r>
-                      </w:p>
-                    </w:txbxContent>
-                  </v:textbox>
-                </v:shape>
-              </v:group>
+                <v:textbox>
+                  <w:txbxContent>
+                    <w:p>
+                      <w:pPr>
+                        <w:keepNext w:val="0"/>
+                        <w:keepLines w:val="0"/>
+                        <w:pageBreakBefore w:val="0"/>
+                        <w:widowControl w:val="0"/>
+                        <w:kinsoku/>
+                        <w:wordWrap/>
+                        <w:overflowPunct/>
+                        <w:topLinePunct w:val="0"/>
+                        <w:autoSpaceDE/>
+                        <w:autoSpaceDN/>
+                        <w:bidi w:val="0"/>
+                        <w:adjustRightInd/>
+                        <w:snapToGrid w:val="0"/>
+                        <w:spacing w:line="240" w:lineRule="auto"/>
+                        <w:ind w:left="0" w:leftChars="0" w:right="0" w:rightChars="0" w:firstLine="0" w:firstLineChars="0"/>
+                        <w:jc w:val="center"/>
+                        <w:textAlignment w:val="auto"/>
+                        <w:outlineLvl w:val="9"/>
+                        <w:rPr>
+                          <w:rFonts w:hint="default" w:ascii="微软雅黑" w:hAnsi="微软雅黑" w:eastAsia="微软雅黑" w:cs="微软雅黑"/>
+                          <w:b w:val="0"/>
+                          <w:bCs w:val="0"/>
+                          <w:i w:val="0"/>
+                          <w:iCs w:val="0"/>
+                          <w:color w:val="16314C"/>
+                          <w:sz w:val="24"/>
+                          <w:szCs w:val="24"/>
+                          <w:lang w:val="en-US" w:eastAsia="zh-CN"/>
+                        </w:rPr>
+                      </w:pPr>
+                      <w:r>
+                        <w:rPr>
+                          <w:rFonts w:hint="eastAsia" w:ascii="微软雅黑" w:hAnsi="微软雅黑" w:eastAsia="微软雅黑" w:cs="微软雅黑"/>
+                          <w:b/>
+                          <w:bCs/>
+                          <w:i w:val="0"/>
+                          <w:iCs w:val="0"/>
+                          <w:color w:val="16314C"/>
+                          <w:sz w:val="24"/>
+                          <w:szCs w:val="24"/>
+                          <w:lang w:val="en-US" w:eastAsia="zh-CN"/>
+                        </w:rPr>
+                        <w:t>基本信息</w:t>
+                      </w:r>
+                    </w:p>
+                    <w:p>
+                      <w:pPr>
+                        <w:keepNext w:val="0"/>
+                        <w:keepLines w:val="0"/>
+                        <w:pageBreakBefore w:val="0"/>
+                        <w:widowControl w:val="0"/>
+                        <w:numPr>
+                          <w:ilvl w:val="0"/>
+                          <w:numId w:val="0"/>
+                        </w:numPr>
+                        <w:kinsoku/>
+                        <w:wordWrap/>
+                        <w:overflowPunct/>
+                        <w:topLinePunct w:val="0"/>
+                        <w:autoSpaceDE/>
+                        <w:autoSpaceDN/>
+                        <w:bidi w:val="0"/>
+                        <w:adjustRightInd/>
+                        <w:snapToGrid w:val="0"/>
+                        <w:spacing w:line="312" w:lineRule="auto"/>
+                        <w:ind w:leftChars="0" w:right="0" w:rightChars="0"/>
+                        <w:jc w:val="both"/>
+                        <w:textAlignment w:val="auto"/>
+                        <w:outlineLvl w:val="9"/>
+                        <w:rPr>
+                          <w:rFonts w:hint="eastAsia" w:ascii="微软雅黑" w:hAnsi="微软雅黑" w:eastAsia="微软雅黑" w:cs="微软雅黑"/>
+                          <w:b w:val="0"/>
+                          <w:bCs w:val="0"/>
+                          <w:color w:val="auto"/>
+                          <w:w w:val="100"/>
+                          <w:sz w:val="21"/>
+                          <w:szCs w:val="21"/>
+                          <w:lang w:val="en-US" w:eastAsia="zh-CN"/>
+                        </w:rPr>
+                      </w:pPr>
+                      <w:r>
+                        <w:rPr>
+                          <w:rFonts w:hint="eastAsia" w:ascii="微软雅黑" w:hAnsi="微软雅黑" w:eastAsia="微软雅黑" w:cs="微软雅黑"/>
+                          <w:b w:val="0"/>
+                          <w:bCs w:val="0"/>
+                          <w:color w:val="auto"/>
+                          <w:w w:val="100"/>
+                          <w:sz w:val="21"/>
+                          <w:szCs w:val="21"/>
+                          <w:lang w:val="en-US" w:eastAsia="zh-CN"/>
+                        </w:rPr>
+                        <w:t xml:space="preserve">年 龄：  </w:t>
+                      </w:r>
+                    </w:p>
+                    <w:p>
+                      <w:pPr>
+                        <w:keepNext w:val="0"/>
+                        <w:keepLines w:val="0"/>
+                        <w:pageBreakBefore w:val="0"/>
+                        <w:widowControl w:val="0"/>
+                        <w:numPr>
+                          <w:ilvl w:val="0"/>
+                          <w:numId w:val="0"/>
+                        </w:numPr>
+                        <w:kinsoku/>
+                        <w:wordWrap/>
+                        <w:overflowPunct/>
+                        <w:topLinePunct w:val="0"/>
+                        <w:autoSpaceDE/>
+                        <w:autoSpaceDN/>
+                        <w:bidi w:val="0"/>
+                        <w:adjustRightInd/>
+                        <w:snapToGrid w:val="0"/>
+                        <w:spacing w:line="312" w:lineRule="auto"/>
+                        <w:ind w:leftChars="0" w:right="0" w:rightChars="0"/>
+                        <w:jc w:val="both"/>
+                        <w:textAlignment w:val="auto"/>
+                        <w:outlineLvl w:val="9"/>
+                        <w:rPr>
+                          <w:rFonts w:hint="default" w:ascii="微软雅黑" w:hAnsi="微软雅黑" w:eastAsia="微软雅黑" w:cs="微软雅黑"/>
+                          <w:b w:val="0"/>
+                          <w:bCs w:val="0"/>
+                          <w:color w:val="auto"/>
+                          <w:w w:val="100"/>
+                          <w:sz w:val="21"/>
+                          <w:szCs w:val="21"/>
+                          <w:lang w:val="en-US" w:eastAsia="zh-CN"/>
+                        </w:rPr>
+                      </w:pPr>
+                      <w:r>
+                        <w:rPr>
+                          <w:rFonts w:hint="eastAsia" w:ascii="微软雅黑" w:hAnsi="微软雅黑" w:eastAsia="微软雅黑" w:cs="微软雅黑"/>
+                          <w:b w:val="0"/>
+                          <w:bCs w:val="0"/>
+                          <w:color w:val="auto"/>
+                          <w:w w:val="100"/>
+                          <w:sz w:val="21"/>
+                          <w:szCs w:val="21"/>
+                          <w:lang w:val="en-US" w:eastAsia="zh-CN"/>
+                        </w:rPr>
+                        <w:t>电 话：{{phone}}</w:t>
+                      </w:r>
+                    </w:p>
+                    <w:p>
+                      <w:pPr>
+                        <w:keepNext w:val="0"/>
+                        <w:keepLines w:val="0"/>
+                        <w:pageBreakBefore w:val="0"/>
+                        <w:widowControl w:val="0"/>
+                        <w:numPr>
+                          <w:ilvl w:val="0"/>
+                          <w:numId w:val="0"/>
+                        </w:numPr>
+                        <w:kinsoku/>
+                        <w:wordWrap/>
+                        <w:overflowPunct/>
+                        <w:topLinePunct w:val="0"/>
+                        <w:autoSpaceDE/>
+                        <w:autoSpaceDN/>
+                        <w:bidi w:val="0"/>
+                        <w:adjustRightInd/>
+                        <w:snapToGrid w:val="0"/>
+                        <w:spacing w:line="312" w:lineRule="auto"/>
+                        <w:ind w:leftChars="0" w:right="0" w:rightChars="0"/>
+                        <w:jc w:val="both"/>
+                        <w:textAlignment w:val="auto"/>
+                        <w:outlineLvl w:val="9"/>
+                        <w:rPr>
+                          <w:rFonts w:hint="default" w:ascii="微软雅黑" w:hAnsi="微软雅黑" w:eastAsia="微软雅黑" w:cs="微软雅黑"/>
+                          <w:b w:val="0"/>
+                          <w:bCs w:val="0"/>
+                          <w:color w:val="auto"/>
+                          <w:w w:val="100"/>
+                          <w:sz w:val="21"/>
+                          <w:szCs w:val="21"/>
+                          <w:lang w:val="en-US" w:eastAsia="zh-CN"/>
+                        </w:rPr>
+                      </w:pPr>
+                      <w:r>
+                        <w:rPr>
+                          <w:rFonts w:hint="eastAsia" w:ascii="微软雅黑" w:hAnsi="微软雅黑" w:eastAsia="微软雅黑" w:cs="微软雅黑"/>
+                          <w:b w:val="0"/>
+                          <w:bCs w:val="0"/>
+                          <w:color w:val="auto"/>
+                          <w:w w:val="100"/>
+                          <w:sz w:val="21"/>
+                          <w:szCs w:val="21"/>
+                          <w:lang w:val="en-US" w:eastAsia="zh-CN"/>
+                        </w:rPr>
+                        <w:t>邮 箱：{{email}}</w:t>
+                      </w:r>
+                    </w:p>
+                    <w:p>
+                      <w:pPr>
+                        <w:keepNext w:val="0"/>
+                        <w:keepLines w:val="0"/>
+                        <w:pageBreakBefore w:val="0"/>
+                        <w:widowControl w:val="0"/>
+                        <w:kinsoku/>
+                        <w:wordWrap/>
+                        <w:overflowPunct/>
+                        <w:topLinePunct w:val="0"/>
+                        <w:autoSpaceDE/>
+                        <w:autoSpaceDN/>
+                        <w:bidi w:val="0"/>
+                        <w:adjustRightInd/>
+                        <w:snapToGrid w:val="0"/>
+                        <w:spacing w:line="240" w:lineRule="auto"/>
+                        <w:ind w:left="0" w:leftChars="0" w:right="0" w:rightChars="0" w:firstLine="0" w:firstLineChars="0"/>
+                        <w:jc w:val="both"/>
+                        <w:textAlignment w:val="auto"/>
+                        <w:outlineLvl w:val="9"/>
+                        <w:rPr>
+                          <w:rFonts w:hint="eastAsia" w:ascii="微软雅黑" w:hAnsi="微软雅黑" w:eastAsia="微软雅黑" w:cs="微软雅黑"/>
+                          <w:b/>
+                          <w:bCs/>
+                          <w:i w:val="0"/>
+                          <w:iCs w:val="0"/>
+                          <w:color w:val="16314C"/>
+                          <w:sz w:val="24"/>
+                          <w:szCs w:val="24"/>
+                          <w:lang w:val="en-US" w:eastAsia="zh-CN"/>
+                        </w:rPr>
+                      </w:pPr>
+                    </w:p>
+                    <w:p>
+                      <w:pPr>
+                        <w:keepNext w:val="0"/>
+                        <w:keepLines w:val="0"/>
+                        <w:pageBreakBefore w:val="0"/>
+                        <w:widowControl w:val="0"/>
+                        <w:kinsoku/>
+                        <w:wordWrap/>
+                        <w:overflowPunct/>
+                        <w:topLinePunct w:val="0"/>
+                        <w:autoSpaceDE/>
+                        <w:autoSpaceDN/>
+                        <w:bidi w:val="0"/>
+                        <w:adjustRightInd/>
+                        <w:snapToGrid w:val="0"/>
+                        <w:spacing w:line="240" w:lineRule="auto"/>
+                        <w:ind w:left="0" w:leftChars="0" w:right="0" w:rightChars="0" w:firstLine="0" w:firstLineChars="0"/>
+                        <w:jc w:val="center"/>
+                        <w:textAlignment w:val="auto"/>
+                        <w:outlineLvl w:val="9"/>
+                        <w:rPr>
+                          <w:rFonts w:hint="default" w:ascii="微软雅黑" w:hAnsi="微软雅黑" w:eastAsia="微软雅黑" w:cs="微软雅黑"/>
+                          <w:b w:val="0"/>
+                          <w:bCs w:val="0"/>
+                          <w:i w:val="0"/>
+                          <w:iCs w:val="0"/>
+                          <w:color w:val="16314C"/>
+                          <w:sz w:val="24"/>
+                          <w:szCs w:val="24"/>
+                          <w:lang w:val="en-US" w:eastAsia="zh-CN"/>
+                        </w:rPr>
+                      </w:pPr>
+                      <w:r>
+                        <w:rPr>
+                          <w:rFonts w:hint="eastAsia" w:ascii="微软雅黑" w:hAnsi="微软雅黑" w:eastAsia="微软雅黑" w:cs="微软雅黑"/>
+                          <w:b/>
+                          <w:bCs/>
+                          <w:i w:val="0"/>
+                          <w:iCs w:val="0"/>
+                          <w:color w:val="16314C"/>
+                          <w:sz w:val="24"/>
+                          <w:szCs w:val="24"/>
+                          <w:lang w:val="en-US" w:eastAsia="zh-CN"/>
+                        </w:rPr>
+                        <w:t xml:space="preserve">    技能证书</w:t>
+                      </w:r>
+                      <w:r>
+                        <w:rPr>
+                          <w:rFonts w:ascii="Consolas" w:hAnsi="Consolas" w:eastAsia="Consolas" w:cs="Consolas"/>
+                          <w:i w:val="0"/>
+                          <w:iCs w:val="0"/>
+                          <w:caps w:val="0"/>
+                          <w:color w:val="F0F0F0"/>
+                          <w:spacing w:val="0"/>
+                          <w:sz w:val="11"/>
+                          <w:szCs w:val="11"/>
+                        </w:rPr>
+                        <w:t>{{skill}}</w:t>
+                      </w:r>
+                    </w:p>
+                    <w:p>
+                      <w:pPr>
+                        <w:keepNext w:val="0"/>
+                        <w:keepLines w:val="0"/>
+                        <w:pageBreakBefore w:val="0"/>
+                        <w:widowControl w:val="0"/>
+                        <w:numPr>
+                          <w:ilvl w:val="0"/>
+                          <w:numId w:val="0"/>
+                        </w:numPr>
+                        <w:kinsoku/>
+                        <w:wordWrap/>
+                        <w:overflowPunct/>
+                        <w:topLinePunct w:val="0"/>
+                        <w:autoSpaceDE/>
+                        <w:autoSpaceDN/>
+                        <w:bidi w:val="0"/>
+                        <w:adjustRightInd/>
+                        <w:snapToGrid w:val="0"/>
+                        <w:spacing w:line="312" w:lineRule="auto"/>
+                        <w:ind w:leftChars="0" w:right="0" w:rightChars="0"/>
+                        <w:jc w:val="both"/>
+                        <w:textAlignment w:val="auto"/>
+                        <w:outlineLvl w:val="9"/>
+                        <w:rPr>
+                          <w:rFonts w:hint="eastAsia" w:ascii="微软雅黑" w:hAnsi="微软雅黑" w:eastAsia="微软雅黑" w:cs="微软雅黑"/>
+                          <w:b w:val="0"/>
+                          <w:bCs w:val="0"/>
+                          <w:color w:val="auto"/>
+                          <w:w w:val="100"/>
+                          <w:sz w:val="21"/>
+                          <w:szCs w:val="21"/>
+                          <w:lang w:val="en-US" w:eastAsia="zh-CN"/>
+                        </w:rPr>
+                      </w:pPr>
+                      <w:r>
+                        <w:rPr>
+                          <w:rFonts w:hint="eastAsia" w:ascii="微软雅黑" w:hAnsi="微软雅黑" w:eastAsia="微软雅黑" w:cs="微软雅黑"/>
+                          <w:b w:val="0"/>
+                          <w:bCs w:val="0"/>
+                          <w:color w:val="auto"/>
+                          <w:w w:val="100"/>
+                          <w:sz w:val="21"/>
+                          <w:szCs w:val="21"/>
+                          <w:lang w:val="en-US" w:eastAsia="zh-CN"/>
+                        </w:rPr>
+                        <w:t>{{skill}} </w:t>
+                      </w:r>
+                    </w:p>
+                    <w:p>
+                      <w:pPr>
+                        <w:keepNext w:val="0"/>
+                        <w:keepLines w:val="0"/>
+                        <w:pageBreakBefore w:val="0"/>
+                        <w:widowControl w:val="0"/>
+                        <w:numPr>
+                          <w:ilvl w:val="0"/>
+                          <w:numId w:val="0"/>
+                        </w:numPr>
+                        <w:kinsoku/>
+                        <w:wordWrap/>
+                        <w:overflowPunct/>
+                        <w:topLinePunct w:val="0"/>
+                        <w:autoSpaceDE/>
+                        <w:autoSpaceDN/>
+                        <w:bidi w:val="0"/>
+                        <w:adjustRightInd/>
+                        <w:snapToGrid w:val="0"/>
+                        <w:spacing w:line="312" w:lineRule="auto"/>
+                        <w:ind w:leftChars="0" w:right="0" w:rightChars="0"/>
+                        <w:jc w:val="both"/>
+                        <w:textAlignment w:val="auto"/>
+                        <w:outlineLvl w:val="9"/>
+                        <w:rPr>
+                          <w:rFonts w:hint="eastAsia" w:ascii="微软雅黑" w:hAnsi="微软雅黑" w:eastAsia="微软雅黑" w:cs="微软雅黑"/>
+                          <w:b w:val="0"/>
+                          <w:bCs w:val="0"/>
+                          <w:color w:val="auto"/>
+                          <w:w w:val="100"/>
+                          <w:sz w:val="21"/>
+                          <w:szCs w:val="21"/>
+                          <w:lang w:val="en-US" w:eastAsia="zh-CN"/>
+                        </w:rPr>
+                      </w:pPr>
+                    </w:p>
+                    <w:p>
+                      <w:pPr>
+                        <w:keepNext w:val="0"/>
+                        <w:keepLines w:val="0"/>
+                        <w:pageBreakBefore w:val="0"/>
+                        <w:widowControl w:val="0"/>
+                        <w:numPr>
+                          <w:ilvl w:val="0"/>
+                          <w:numId w:val="0"/>
+                        </w:numPr>
+                        <w:kinsoku/>
+                        <w:wordWrap/>
+                        <w:overflowPunct/>
+                        <w:topLinePunct w:val="0"/>
+                        <w:autoSpaceDE/>
+                        <w:autoSpaceDN/>
+                        <w:bidi w:val="0"/>
+                        <w:adjustRightInd/>
+                        <w:snapToGrid w:val="0"/>
+                        <w:spacing w:line="312" w:lineRule="auto"/>
+                        <w:ind w:leftChars="0" w:right="0" w:rightChars="0"/>
+                        <w:jc w:val="both"/>
+                        <w:textAlignment w:val="auto"/>
+                        <w:outlineLvl w:val="9"/>
+                        <w:rPr>
+                          <w:rFonts w:hint="eastAsia" w:ascii="微软雅黑" w:hAnsi="微软雅黑" w:eastAsia="微软雅黑" w:cs="微软雅黑"/>
+                          <w:b w:val="0"/>
+                          <w:bCs w:val="0"/>
+                          <w:color w:val="auto"/>
+                          <w:w w:val="100"/>
+                          <w:sz w:val="21"/>
+                          <w:szCs w:val="21"/>
+                          <w:lang w:val="en-US" w:eastAsia="zh-CN"/>
+                        </w:rPr>
+                      </w:pPr>
+                    </w:p>
+                    <w:p>
+                      <w:pPr>
+                        <w:keepNext w:val="0"/>
+                        <w:keepLines w:val="0"/>
+                        <w:pageBreakBefore w:val="0"/>
+                        <w:widowControl w:val="0"/>
+                        <w:numPr>
+                          <w:ilvl w:val="0"/>
+                          <w:numId w:val="0"/>
+                        </w:numPr>
+                        <w:kinsoku/>
+                        <w:wordWrap/>
+                        <w:overflowPunct/>
+                        <w:topLinePunct w:val="0"/>
+                        <w:autoSpaceDE/>
+                        <w:autoSpaceDN/>
+                        <w:bidi w:val="0"/>
+                        <w:adjustRightInd/>
+                        <w:snapToGrid w:val="0"/>
+                        <w:spacing w:line="312" w:lineRule="auto"/>
+                        <w:ind w:leftChars="0" w:right="0" w:rightChars="0"/>
+                        <w:jc w:val="both"/>
+                        <w:textAlignment w:val="auto"/>
+                        <w:outlineLvl w:val="9"/>
+                        <w:rPr>
+                          <w:rFonts w:hint="eastAsia" w:ascii="微软雅黑" w:hAnsi="微软雅黑" w:eastAsia="微软雅黑" w:cs="微软雅黑"/>
+                          <w:b w:val="0"/>
+                          <w:bCs w:val="0"/>
+                          <w:color w:val="auto"/>
+                          <w:w w:val="100"/>
+                          <w:sz w:val="21"/>
+                          <w:szCs w:val="21"/>
+                          <w:lang w:val="en-US" w:eastAsia="zh-CN"/>
+                        </w:rPr>
+                      </w:pPr>
+                    </w:p>
+                    <w:p>
+                      <w:pPr>
+                        <w:keepNext w:val="0"/>
+                        <w:keepLines w:val="0"/>
+                        <w:pageBreakBefore w:val="0"/>
+                        <w:widowControl w:val="0"/>
+                        <w:numPr>
+                          <w:ilvl w:val="0"/>
+                          <w:numId w:val="0"/>
+                        </w:numPr>
+                        <w:kinsoku/>
+                        <w:wordWrap/>
+                        <w:overflowPunct/>
+                        <w:topLinePunct w:val="0"/>
+                        <w:autoSpaceDE/>
+                        <w:autoSpaceDN/>
+                        <w:bidi w:val="0"/>
+                        <w:adjustRightInd/>
+                        <w:snapToGrid w:val="0"/>
+                        <w:spacing w:line="312" w:lineRule="auto"/>
+                        <w:ind w:leftChars="0" w:right="0" w:rightChars="0"/>
+                        <w:jc w:val="both"/>
+                        <w:textAlignment w:val="auto"/>
+                        <w:outlineLvl w:val="9"/>
+                        <w:rPr>
+                          <w:rFonts w:hint="eastAsia" w:ascii="微软雅黑" w:hAnsi="微软雅黑" w:eastAsia="微软雅黑" w:cs="微软雅黑"/>
+                          <w:b w:val="0"/>
+                          <w:bCs w:val="0"/>
+                          <w:color w:val="auto"/>
+                          <w:w w:val="100"/>
+                          <w:sz w:val="21"/>
+                          <w:szCs w:val="21"/>
+                          <w:lang w:val="en-US" w:eastAsia="zh-CN"/>
+                        </w:rPr>
+                      </w:pPr>
+                    </w:p>
+                    <w:p>
+                      <w:pPr>
+                        <w:keepNext w:val="0"/>
+                        <w:keepLines w:val="0"/>
+                        <w:pageBreakBefore w:val="0"/>
+                        <w:widowControl w:val="0"/>
+                        <w:numPr>
+                          <w:ilvl w:val="0"/>
+                          <w:numId w:val="0"/>
+                        </w:numPr>
+                        <w:kinsoku/>
+                        <w:wordWrap/>
+                        <w:overflowPunct/>
+                        <w:topLinePunct w:val="0"/>
+                        <w:autoSpaceDE/>
+                        <w:autoSpaceDN/>
+                        <w:bidi w:val="0"/>
+                        <w:adjustRightInd/>
+                        <w:snapToGrid w:val="0"/>
+                        <w:spacing w:line="312" w:lineRule="auto"/>
+                        <w:ind w:leftChars="0" w:right="0" w:rightChars="0"/>
+                        <w:jc w:val="both"/>
+                        <w:textAlignment w:val="auto"/>
+                        <w:outlineLvl w:val="9"/>
+                        <w:rPr>
+                          <w:rFonts w:hint="eastAsia" w:ascii="微软雅黑" w:hAnsi="微软雅黑" w:eastAsia="微软雅黑" w:cs="微软雅黑"/>
+                          <w:b w:val="0"/>
+                          <w:bCs w:val="0"/>
+                          <w:color w:val="auto"/>
+                          <w:w w:val="100"/>
+                          <w:sz w:val="21"/>
+                          <w:szCs w:val="21"/>
+                          <w:lang w:val="en-US" w:eastAsia="zh-CN"/>
+                        </w:rPr>
+                      </w:pPr>
+                    </w:p>
+                    <w:p>
+                      <w:pPr>
+                        <w:keepNext w:val="0"/>
+                        <w:keepLines w:val="0"/>
+                        <w:pageBreakBefore w:val="0"/>
+                        <w:widowControl w:val="0"/>
+                        <w:numPr>
+                          <w:ilvl w:val="0"/>
+                          <w:numId w:val="0"/>
+                        </w:numPr>
+                        <w:kinsoku/>
+                        <w:wordWrap/>
+                        <w:overflowPunct/>
+                        <w:topLinePunct w:val="0"/>
+                        <w:autoSpaceDE/>
+                        <w:autoSpaceDN/>
+                        <w:bidi w:val="0"/>
+                        <w:adjustRightInd/>
+                        <w:snapToGrid w:val="0"/>
+                        <w:spacing w:line="312" w:lineRule="auto"/>
+                        <w:ind w:leftChars="0" w:right="0" w:rightChars="0"/>
+                        <w:jc w:val="both"/>
+                        <w:textAlignment w:val="auto"/>
+                        <w:outlineLvl w:val="9"/>
+                        <w:rPr>
+                          <w:rFonts w:hint="eastAsia" w:ascii="微软雅黑" w:hAnsi="微软雅黑" w:eastAsia="微软雅黑" w:cs="微软雅黑"/>
+                          <w:b w:val="0"/>
+                          <w:bCs w:val="0"/>
+                          <w:color w:val="auto"/>
+                          <w:w w:val="100"/>
+                          <w:sz w:val="21"/>
+                          <w:szCs w:val="21"/>
+                          <w:lang w:val="en-US" w:eastAsia="zh-CN"/>
+                        </w:rPr>
+                      </w:pPr>
+                    </w:p>
+                    <w:p>
+                      <w:pPr>
+                        <w:keepNext w:val="0"/>
+                        <w:keepLines w:val="0"/>
+                        <w:pageBreakBefore w:val="0"/>
+                        <w:widowControl w:val="0"/>
+                        <w:numPr>
+                          <w:ilvl w:val="0"/>
+                          <w:numId w:val="0"/>
+                        </w:numPr>
+                        <w:kinsoku/>
+                        <w:wordWrap/>
+                        <w:overflowPunct/>
+                        <w:topLinePunct w:val="0"/>
+                        <w:autoSpaceDE/>
+                        <w:autoSpaceDN/>
+                        <w:bidi w:val="0"/>
+                        <w:adjustRightInd/>
+                        <w:snapToGrid w:val="0"/>
+                        <w:spacing w:line="312" w:lineRule="auto"/>
+                        <w:ind w:leftChars="0" w:right="0" w:rightChars="0"/>
+                        <w:jc w:val="both"/>
+                        <w:textAlignment w:val="auto"/>
+                        <w:outlineLvl w:val="9"/>
+                        <w:rPr>
+                          <w:rFonts w:hint="eastAsia" w:ascii="微软雅黑" w:hAnsi="微软雅黑" w:eastAsia="微软雅黑" w:cs="微软雅黑"/>
+                          <w:b w:val="0"/>
+                          <w:bCs w:val="0"/>
+                          <w:color w:val="auto"/>
+                          <w:w w:val="100"/>
+                          <w:sz w:val="21"/>
+                          <w:szCs w:val="21"/>
+                          <w:lang w:val="en-US" w:eastAsia="zh-CN"/>
+                        </w:rPr>
+                      </w:pPr>
+                    </w:p>
+                    <w:p>
+                      <w:pPr>
+                        <w:keepNext w:val="0"/>
+                        <w:keepLines w:val="0"/>
+                        <w:pageBreakBefore w:val="0"/>
+                        <w:widowControl w:val="0"/>
+                        <w:kinsoku/>
+                        <w:wordWrap/>
+                        <w:overflowPunct/>
+                        <w:topLinePunct w:val="0"/>
+                        <w:autoSpaceDE/>
+                        <w:autoSpaceDN/>
+                        <w:bidi w:val="0"/>
+                        <w:adjustRightInd/>
+                        <w:snapToGrid w:val="0"/>
+                        <w:spacing w:line="240" w:lineRule="auto"/>
+                        <w:ind w:left="0" w:leftChars="0" w:right="0" w:rightChars="0" w:firstLine="0" w:firstLineChars="0"/>
+                        <w:jc w:val="center"/>
+                        <w:textAlignment w:val="auto"/>
+                        <w:outlineLvl w:val="9"/>
+                        <w:rPr>
+                          <w:rFonts w:hint="default" w:ascii="微软雅黑" w:hAnsi="微软雅黑" w:eastAsia="微软雅黑" w:cs="微软雅黑"/>
+                          <w:b/>
+                          <w:bCs/>
+                          <w:i w:val="0"/>
+                          <w:iCs w:val="0"/>
+                          <w:color w:val="16314C"/>
+                          <w:sz w:val="24"/>
+                          <w:szCs w:val="24"/>
+                          <w:lang w:val="en-US" w:eastAsia="zh-CN"/>
+                        </w:rPr>
+                      </w:pPr>
+                      <w:r>
+                        <w:rPr>
+                          <w:rFonts w:hint="eastAsia" w:ascii="微软雅黑" w:hAnsi="微软雅黑" w:eastAsia="微软雅黑" w:cs="微软雅黑"/>
+                          <w:b/>
+                          <w:bCs/>
+                          <w:i w:val="0"/>
+                          <w:iCs w:val="0"/>
+                          <w:color w:val="16314C"/>
+                          <w:sz w:val="24"/>
+                          <w:szCs w:val="24"/>
+                          <w:lang w:val="en-US" w:eastAsia="zh-CN"/>
+                        </w:rPr>
+                        <w:t>兴趣爱好</w:t>
+                      </w:r>
+                    </w:p>
+                    <w:p>
+                      <w:pPr>
+                        <w:keepNext w:val="0"/>
+                        <w:keepLines w:val="0"/>
+                        <w:pageBreakBefore w:val="0"/>
+                        <w:widowControl w:val="0"/>
+                        <w:kinsoku/>
+                        <w:wordWrap/>
+                        <w:overflowPunct/>
+                        <w:topLinePunct w:val="0"/>
+                        <w:autoSpaceDE/>
+                        <w:autoSpaceDN/>
+                        <w:bidi w:val="0"/>
+                        <w:adjustRightInd/>
+                        <w:snapToGrid/>
+                        <w:spacing w:line="400" w:lineRule="exact"/>
+                        <w:jc w:val="left"/>
+                        <w:textAlignment w:val="auto"/>
+                        <w:rPr>
+                          <w:rFonts w:hint="default" w:ascii="微软雅黑" w:hAnsi="微软雅黑" w:eastAsia="微软雅黑" w:cstheme="minorBidi"/>
+                          <w:color w:val="auto"/>
+                          <w:kern w:val="2"/>
+                          <w:sz w:val="21"/>
+                          <w:szCs w:val="21"/>
+                          <w:lang w:val="en-US" w:eastAsia="zh-CN" w:bidi="ar-SA"/>
+                        </w:rPr>
+                      </w:pPr>
+                      <w:r>
+                        <w:rPr>
+                          <w:rFonts w:hint="eastAsia" w:ascii="微软雅黑" w:hAnsi="微软雅黑" w:eastAsia="微软雅黑" w:cstheme="minorBidi"/>
+                          <w:color w:val="auto"/>
+                          <w:kern w:val="2"/>
+                          <w:sz w:val="21"/>
+                          <w:szCs w:val="21"/>
+                          <w:lang w:val="en-US" w:eastAsia="zh-CN" w:bidi="ar-SA"/>
+                        </w:rPr>
+                        <w:t xml:space="preserve">                                             </w:t>
+                      </w:r>
+                    </w:p>
+                  </w:txbxContent>
+                </v:textbox>
+              </v:shape>
             </w:pict>
           </mc:Fallback>
         </mc:AlternateContent>
@@ -9790,57 +9776,98 @@
         <mc:AlternateContent>
           <mc:Choice Requires="wps">
             <w:drawing>
-              <wp:anchor distT="0" distB="0" distL="114300" distR="114300" simplePos="0" relativeHeight="251659264" behindDoc="0" locked="0" layoutInCell="1" allowOverlap="1">
+              <wp:anchor distT="0" distB="0" distL="114300" distR="114300" simplePos="0" relativeHeight="251667456" behindDoc="0" locked="0" layoutInCell="1" allowOverlap="1">
                 <wp:simplePos x="0" y="0"/>
                 <wp:positionH relativeFrom="column">
-                  <wp:posOffset>-1148715</wp:posOffset>
+                  <wp:posOffset>-612140</wp:posOffset>
                 </wp:positionH>
                 <wp:positionV relativeFrom="paragraph">
-                  <wp:posOffset>-1007745</wp:posOffset>
+                  <wp:posOffset>1008380</wp:posOffset>
                 </wp:positionV>
-                <wp:extent cx="2418715" cy="10838180"/>
-                <wp:effectExtent l="0" t="0" r="635" b="1270"/>
+                <wp:extent cx="1282065" cy="1818005"/>
+                <wp:effectExtent l="4445" t="4445" r="8890" b="6350"/>
                 <wp:wrapNone/>
-                <wp:docPr id="2" name="矩形 2"/>
+                <wp:docPr id="3" name="文本框 3"/>
                 <wp:cNvGraphicFramePr/>
                 <a:graphic xmlns:a="http://schemas.openxmlformats.org/drawingml/2006/main">
                   <a:graphicData uri="http://schemas.microsoft.com/office/word/2010/wordprocessingShape">
                     <wps:wsp>
-                      <wps:cNvSpPr/>
+                      <wps:cNvSpPr txBox="1"/>
                       <wps:spPr>
                         <a:xfrm>
-                          <a:off x="213360" y="410845"/>
-                          <a:ext cx="2418715" cy="10838180"/>
+                          <a:off x="989330" y="3658235"/>
+                          <a:ext cx="1282065" cy="1818005"/>
                         </a:xfrm>
                         <a:prstGeom prst="rect">
                           <a:avLst/>
                         </a:prstGeom>
                         <a:solidFill>
-                          <a:schemeClr val="bg1">
-                            <a:lumMod val="95000"/>
-                          </a:schemeClr>
+                          <a:schemeClr val="lt1"/>
                         </a:solidFill>
-                        <a:ln>
-                          <a:noFill/>
+                        <a:ln w="6350">
+                          <a:solidFill>
+                            <a:prstClr val="black"/>
+                          </a:solidFill>
                         </a:ln>
                       </wps:spPr>
                       <wps:style>
-                        <a:lnRef idx="2">
-                          <a:schemeClr val="accent1">
-                            <a:shade val="50000"/>
-                          </a:schemeClr>
+                        <a:lnRef idx="0">
+                          <a:schemeClr val="accent1"/>
                         </a:lnRef>
-                        <a:fillRef idx="1">
+                        <a:fillRef idx="0">
                           <a:schemeClr val="accent1"/>
                         </a:fillRef>
                         <a:effectRef idx="0">
                           <a:schemeClr val="accent1"/>
                         </a:effectRef>
                         <a:fontRef idx="minor">
-                          <a:schemeClr val="lt1"/>
+                          <a:schemeClr val="dk1"/>
                         </a:fontRef>
                       </wps:style>
-                      <wps:bodyPr rot="0" spcFirstLastPara="0" vertOverflow="overflow" horzOverflow="overflow" vert="horz" wrap="square" lIns="91440" tIns="45720" rIns="91440" bIns="45720" numCol="1" spcCol="0" rtlCol="0" fromWordArt="0" anchor="ctr" anchorCtr="0" forceAA="0" compatLnSpc="1">
+                      <wps:txbx>
+                        <w:txbxContent>
+                          <w:p>
+                            <w:pPr>
+                              <w:rPr>
+                                <w:rFonts w:hint="eastAsia"/>
+                              </w:rPr>
+                            </w:pPr>
+                          </w:p>
+                          <w:p>
+                            <w:pPr>
+                              <w:rPr>
+                                <w:rFonts w:hint="eastAsia"/>
+                              </w:rPr>
+                            </w:pPr>
+                          </w:p>
+                          <w:p>
+                            <w:pPr>
+                              <w:rPr>
+                                <w:rFonts w:hint="eastAsia"/>
+                              </w:rPr>
+                            </w:pPr>
+                          </w:p>
+                          <w:p>
+                            <w:pPr>
+                              <w:rPr>
+                                <w:rFonts w:hint="eastAsia"/>
+                              </w:rPr>
+                            </w:pPr>
+                          </w:p>
+                          <w:p>
+                            <w:pPr>
+                              <w:ind w:firstLine="210" w:firstLineChars="100"/>
+                            </w:pPr>
+                            <w:r>
+                              <w:rPr>
+                                <w:rFonts w:hint="eastAsia"/>
+                              </w:rPr>
+                              <w:t>{{@photo}}</w:t>
+                            </w:r>
+                          </w:p>
+                        </w:txbxContent>
+                      </wps:txbx>
+                      <wps:bodyPr rot="0" spcFirstLastPara="0" vertOverflow="overflow" horzOverflow="overflow" vert="horz" wrap="square" lIns="91440" tIns="45720" rIns="91440" bIns="45720" numCol="1" spcCol="0" rtlCol="0" fromWordArt="0" anchor="t" anchorCtr="0" forceAA="0" compatLnSpc="1">
                         <a:noAutofit/>
                       </wps:bodyPr>
                     </wps:wsp>
@@ -9851,15 +9878,121 @@
           </mc:Choice>
           <mc:Fallback>
             <w:pict>
-              <v:rect id="_x0000_s1026" o:spid="_x0000_s1026" o:spt="1" style="position:absolute;left:0pt;margin-left:-90.45pt;margin-top:-79.35pt;height:853.4pt;width:190.45pt;z-index:251659264;v-text-anchor:middle;mso-width-relative:page;mso-height-relative:page;" fillcolor="#F2F2F2 [3052]" filled="t" stroked="f" coordsize="21600,21600" o:gfxdata="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">
+              <v:shape id="_x0000_s1026" o:spid="_x0000_s1026" o:spt="202" type="#_x0000_t202" style="position:absolute;left:0pt;margin-left:-48.2pt;margin-top:79.4pt;height:143.15pt;width:100.95pt;z-index:251667456;mso-width-relative:page;mso-height-relative:page;" fillcolor="#FFFFFF [3201]" filled="t" stroked="t" coordsize="21600,21600" o:gfxdata="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">
                 <v:fill on="t" focussize="0,0"/>
-                <v:stroke on="f" weight="1pt" miterlimit="8" joinstyle="miter"/>
+                <v:stroke weight="0.5pt" color="#000000 [3204]" joinstyle="round"/>
                 <v:imagedata o:title=""/>
                 <o:lock v:ext="edit" aspectratio="f"/>
-              </v:rect>
+                <v:textbox>
+                  <w:txbxContent>
+                    <w:p>
+                      <w:pPr>
+                        <w:rPr>
+                          <w:rFonts w:hint="eastAsia"/>
+                        </w:rPr>
+                      </w:pPr>
+                    </w:p>
+                    <w:p>
+                      <w:pPr>
+                        <w:rPr>
+                          <w:rFonts w:hint="eastAsia"/>
+                        </w:rPr>
+                      </w:pPr>
+                    </w:p>
+                    <w:p>
+                      <w:pPr>
+                        <w:rPr>
+                          <w:rFonts w:hint="eastAsia"/>
+                        </w:rPr>
+                      </w:pPr>
+                    </w:p>
+                    <w:p>
+                      <w:pPr>
+                        <w:rPr>
+                          <w:rFonts w:hint="eastAsia"/>
+                        </w:rPr>
+                      </w:pPr>
+                    </w:p>
+                    <w:p>
+                      <w:pPr>
+                        <w:ind w:firstLine="210" w:firstLineChars="100"/>
+                      </w:pPr>
+                      <w:r>
+                        <w:rPr>
+                          <w:rFonts w:hint="eastAsia"/>
+                        </w:rPr>
+                        <w:t>{{@photo}}</w:t>
+                      </w:r>
+                    </w:p>
+                  </w:txbxContent>
+                </v:textbox>
+              </v:shape>
             </w:pict>
           </mc:Fallback>
         </mc:AlternateContent>
+      </w:r>
+      <w:r>
+        <w:rPr>
+          <w:rFonts w:hint="eastAsia" w:ascii="宋体" w:hAnsi="宋体" w:eastAsia="宋体" w:cs="宋体"/>
+          <w:b w:val="0"/>
+          <w:bCs w:val="0"/>
+          <w:i w:val="0"/>
+          <w:caps w:val="0"/>
+          <w:color w:val="000000"/>
+          <w:spacing w:val="0"/>
+          <w:sz w:val="21"/>
+          <w:szCs w:val="21"/>
+          <w:lang w:eastAsia="zh-CN"/>
+        </w:rPr>
+        <w:drawing>
+          <wp:anchor distT="0" distB="0" distL="114300" distR="114300" simplePos="0" relativeHeight="251666432" behindDoc="0" locked="0" layoutInCell="1" allowOverlap="1">
+            <wp:simplePos x="0" y="0"/>
+            <wp:positionH relativeFrom="column">
+              <wp:posOffset>-629920</wp:posOffset>
+            </wp:positionH>
+            <wp:positionV relativeFrom="paragraph">
+              <wp:posOffset>995045</wp:posOffset>
+            </wp:positionV>
+            <wp:extent cx="1297305" cy="1868805"/>
+            <wp:effectExtent l="0" t="0" r="17145" b="0"/>
+            <wp:wrapNone/>
+            <wp:docPr id="114" name="图片 2" descr="图片1"/>
+            <wp:cNvGraphicFramePr>
+              <a:graphicFrameLocks xmlns:a="http://schemas.openxmlformats.org/drawingml/2006/main" noChangeAspect="1"/>
+            </wp:cNvGraphicFramePr>
+            <a:graphic xmlns:a="http://schemas.openxmlformats.org/drawingml/2006/main">
+              <a:graphicData uri="http://schemas.openxmlformats.org/drawingml/2006/picture">
+                <pic:pic xmlns:pic="http://schemas.openxmlformats.org/drawingml/2006/picture">
+                  <pic:nvPicPr>
+                    <pic:cNvPr id="114" name="图片 2" descr="图片1"/>
+                    <pic:cNvPicPr>
+                      <a:picLocks noChangeAspect="1"/>
+                    </pic:cNvPicPr>
+                  </pic:nvPicPr>
+                  <pic:blipFill>
+                    <a:blip r:embed="rId5"/>
+                    <a:stretch>
+                      <a:fillRect/>
+                    </a:stretch>
+                  </pic:blipFill>
+                  <pic:spPr>
+                    <a:xfrm>
+                      <a:off x="0" y="0"/>
+                      <a:ext cx="1297305" cy="1868805"/>
+                    </a:xfrm>
+                    <a:prstGeom prst="rect">
+                      <a:avLst/>
+                    </a:prstGeom>
+                    <a:noFill/>
+                    <a:ln>
+                      <a:noFill/>
+                    </a:ln>
+                  </pic:spPr>
+                </pic:pic>
+              </a:graphicData>
+            </a:graphic>
+          </wp:anchor>
+        </w:drawing>
       </w:r>
     </w:p>
     <w:sectPr>

--- a/server/src/main/resources/templates/resumes/academic/template.docx
+++ b/server/src/main/resources/templates/resumes/academic/template.docx
@@ -170,9 +170,9 @@
           </mc:Choice>
           <mc:Fallback>
             <w:pict>
-              <v:group id="_x0000_s1026" o:spid="_x0000_s1026" o:spt="203" style="position:absolute;left:0pt;margin-left:121.7pt;margin-top:-49.75pt;height:152.75pt;width:344.35pt;z-index:251660288;mso-width-relative:page;mso-height-relative:page;" coordorigin="10420,1132" coordsize="5657,3056" o:gfxdata="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">
+              <v:group id="_x0000_s1026" o:spid="_x0000_s1026" o:spt="203" style="position:absolute;left:0pt;margin-left:121.7pt;margin-top:-49.75pt;height:152.75pt;width:344.35pt;z-index:251660288;mso-width-relative:page;mso-height-relative:page;" coordorigin="10420,1133" coordsize="5657,3055" o:gfxdata="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">
                 <o:lock v:ext="edit" aspectratio="f"/>
-                <v:group id="组合 19" o:spid="_x0000_s1026" o:spt="203" style="position:absolute;left:10420;top:1132;height:1123;width:5657;" coordorigin="11293,1174" coordsize="5657,990" o:gfxdata="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">
+                <v:group id="组合 19" o:spid="_x0000_s1026" o:spt="203" style="position:absolute;left:10420;top:1133;height:1123;width:5657;" coordorigin="11293,1174" coordsize="5657,990" o:gfxdata="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">
                   <o:lock v:ext="edit" aspectratio="f"/>
                   <v:line id="直接连接符 11" o:spid="_x0000_s1026" o:spt="20" style="position:absolute;left:11461;top:2164;height:0;width:5162;" filled="f" stroked="t" coordsize="21600,21600" o:gfxdata="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">
                     <v:fill on="f" focussize="0,0"/>
@@ -257,7 +257,7 @@
         <mc:AlternateContent>
           <mc:Choice Requires="wps">
             <w:drawing>
-              <wp:anchor distT="0" distB="0" distL="114300" distR="114300" simplePos="0" relativeHeight="251659264" behindDoc="0" locked="0" layoutInCell="1" allowOverlap="1">
+              <wp:anchor distT="0" distB="0" distL="114300" distR="114300" simplePos="0" relativeHeight="251659264" behindDoc="1" locked="0" layoutInCell="1" allowOverlap="1">
                 <wp:simplePos x="0" y="0"/>
                 <wp:positionH relativeFrom="column">
                   <wp:posOffset>-1238885</wp:posOffset>
@@ -318,7 +318,7 @@
           </mc:Choice>
           <mc:Fallback>
             <w:pict>
-              <v:rect id="_x0000_s1026" o:spid="_x0000_s1026" o:spt="1" style="position:absolute;left:0pt;margin-left:-97.55pt;margin-top:-94.75pt;height:863.35pt;width:202.05pt;z-index:251659264;v-text-anchor:middle;mso-width-relative:page;mso-height-relative:page;" fillcolor="#F2F2F2 [3052]" filled="t" stroked="f" coordsize="21600,21600" o:gfxdata="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">
+              <v:rect id="_x0000_s1026" o:spid="_x0000_s1026" o:spt="1" style="position:absolute;left:0pt;margin-left:-97.55pt;margin-top:-94.75pt;height:863.35pt;width:202.05pt;z-index:-251657216;v-text-anchor:middle;mso-width-relative:page;mso-height-relative:page;" fillcolor="#F2F2F2 [3052]" filled="t" stroked="f" coordsize="21600,21600" o:gfxdata="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">
                 <v:fill on="t" focussize="0,0"/>
                 <v:stroke on="f" weight="1pt" miterlimit="8" joinstyle="miter"/>
                 <v:imagedata o:title=""/>
@@ -377,6 +377,122 @@
       </w:r>
     </w:p>
     <w:p>
+      <w:bookmarkStart w:id="0" w:name="_GoBack"/>
+      <w:bookmarkEnd w:id="0"/>
+      <w:r>
+        <w:rPr>
+          <w:sz w:val="21"/>
+        </w:rPr>
+        <mc:AlternateContent>
+          <mc:Choice Requires="wps">
+            <w:drawing>
+              <wp:anchor distT="0" distB="0" distL="114300" distR="114300" simplePos="0" relativeHeight="251666432" behindDoc="1" locked="0" layoutInCell="1" allowOverlap="1">
+                <wp:simplePos x="0" y="0"/>
+                <wp:positionH relativeFrom="column">
+                  <wp:posOffset>-578485</wp:posOffset>
+                </wp:positionH>
+                <wp:positionV relativeFrom="paragraph">
+                  <wp:posOffset>694690</wp:posOffset>
+                </wp:positionV>
+                <wp:extent cx="1282065" cy="1818005"/>
+                <wp:effectExtent l="4445" t="4445" r="8890" b="6350"/>
+                <wp:wrapNone/>
+                <wp:docPr id="3" name="文本框 3"/>
+                <wp:cNvGraphicFramePr/>
+                <a:graphic xmlns:a="http://schemas.openxmlformats.org/drawingml/2006/main">
+                  <a:graphicData uri="http://schemas.microsoft.com/office/word/2010/wordprocessingShape">
+                    <wps:wsp>
+                      <wps:cNvSpPr txBox="1"/>
+                      <wps:spPr>
+                        <a:xfrm>
+                          <a:off x="989330" y="3658235"/>
+                          <a:ext cx="1282065" cy="1818005"/>
+                        </a:xfrm>
+                        <a:prstGeom prst="rect">
+                          <a:avLst/>
+                        </a:prstGeom>
+                        <a:solidFill>
+                          <a:schemeClr val="lt1"/>
+                        </a:solidFill>
+                        <a:ln w="6350">
+                          <a:solidFill>
+                            <a:prstClr val="black"/>
+                          </a:solidFill>
+                        </a:ln>
+                      </wps:spPr>
+                      <wps:style>
+                        <a:lnRef idx="0">
+                          <a:schemeClr val="accent1"/>
+                        </a:lnRef>
+                        <a:fillRef idx="0">
+                          <a:schemeClr val="accent1"/>
+                        </a:fillRef>
+                        <a:effectRef idx="0">
+                          <a:schemeClr val="accent1"/>
+                        </a:effectRef>
+                        <a:fontRef idx="minor">
+                          <a:schemeClr val="dk1"/>
+                        </a:fontRef>
+                      </wps:style>
+                      <wps:txbx>
+                        <w:txbxContent>
+                          <w:p>
+                            <w:pPr>
+                              <w:rPr>
+                                <w:rFonts w:hint="eastAsia"/>
+                              </w:rPr>
+                            </w:pPr>
+                          </w:p>
+                          <w:p>
+                            <w:r>
+                              <w:rPr>
+                                <w:rFonts w:hint="eastAsia"/>
+                              </w:rPr>
+                              <w:t>{{@photo}}</w:t>
+                            </w:r>
+                          </w:p>
+                        </w:txbxContent>
+                      </wps:txbx>
+                      <wps:bodyPr rot="0" spcFirstLastPara="0" vertOverflow="overflow" horzOverflow="overflow" vert="horz" wrap="square" lIns="91440" tIns="45720" rIns="91440" bIns="45720" numCol="1" spcCol="0" rtlCol="0" fromWordArt="0" anchor="t" anchorCtr="0" forceAA="0" compatLnSpc="1">
+                        <a:noAutofit/>
+                      </wps:bodyPr>
+                    </wps:wsp>
+                  </a:graphicData>
+                </a:graphic>
+              </wp:anchor>
+            </w:drawing>
+          </mc:Choice>
+          <mc:Fallback>
+            <w:pict>
+              <v:shape id="_x0000_s1026" o:spid="_x0000_s1026" o:spt="202" type="#_x0000_t202" style="position:absolute;left:0pt;margin-left:-45.55pt;margin-top:54.7pt;height:143.15pt;width:100.95pt;z-index:-251650048;mso-width-relative:page;mso-height-relative:page;" fillcolor="#FFFFFF [3201]" filled="t" stroked="t" coordsize="21600,21600" o:gfxdata="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">
+                <v:fill on="t" focussize="0,0"/>
+                <v:stroke weight="0.5pt" color="#000000 [3204]" joinstyle="round"/>
+                <v:imagedata o:title=""/>
+                <o:lock v:ext="edit" aspectratio="f"/>
+                <v:textbox>
+                  <w:txbxContent>
+                    <w:p>
+                      <w:pPr>
+                        <w:rPr>
+                          <w:rFonts w:hint="eastAsia"/>
+                        </w:rPr>
+                      </w:pPr>
+                    </w:p>
+                    <w:p>
+                      <w:r>
+                        <w:rPr>
+                          <w:rFonts w:hint="eastAsia"/>
+                        </w:rPr>
+                        <w:t>{{@photo}}</w:t>
+                      </w:r>
+                    </w:p>
+                  </w:txbxContent>
+                </v:textbox>
+              </v:shape>
+            </w:pict>
+          </mc:Fallback>
+        </mc:AlternateContent>
+      </w:r>
       <w:r>
         <mc:AlternateContent>
           <mc:Choice Requires="wps">
@@ -4082,8 +4198,6 @@
           </mc:Fallback>
         </mc:AlternateContent>
       </w:r>
-      <w:bookmarkStart w:id="0" w:name="_GoBack"/>
-      <w:bookmarkEnd w:id="0"/>
       <w:r>
         <w:rPr>
           <w:sz w:val="21"/>
@@ -8476,6 +8590,42 @@
                                 <w:lang w:val="en-US" w:eastAsia="zh-CN"/>
                               </w:rPr>
                             </w:pPr>
+                          </w:p>
+                          <w:p>
+                            <w:pPr>
+                              <w:keepNext w:val="0"/>
+                              <w:keepLines w:val="0"/>
+                              <w:pageBreakBefore w:val="0"/>
+                              <w:widowControl w:val="0"/>
+                              <w:numPr>
+                                <w:ilvl w:val="0"/>
+                                <w:numId w:val="0"/>
+                              </w:numPr>
+                              <w:kinsoku/>
+                              <w:wordWrap/>
+                              <w:overflowPunct/>
+                              <w:topLinePunct w:val="0"/>
+                              <w:autoSpaceDE/>
+                              <w:autoSpaceDN/>
+                              <w:bidi w:val="0"/>
+                              <w:adjustRightInd/>
+                              <w:snapToGrid w:val="0"/>
+                              <w:spacing w:line="312" w:lineRule="auto"/>
+                              <w:ind w:leftChars="0" w:right="0" w:rightChars="0"/>
+                              <w:jc w:val="both"/>
+                              <w:textAlignment w:val="auto"/>
+                              <w:outlineLvl w:val="9"/>
+                              <w:rPr>
+                                <w:rFonts w:hint="eastAsia" w:ascii="微软雅黑" w:hAnsi="微软雅黑" w:eastAsia="微软雅黑" w:cs="微软雅黑"/>
+                                <w:b w:val="0"/>
+                                <w:bCs w:val="0"/>
+                                <w:color w:val="auto"/>
+                                <w:w w:val="100"/>
+                                <w:sz w:val="21"/>
+                                <w:szCs w:val="21"/>
+                                <w:lang w:val="en-US" w:eastAsia="zh-CN"/>
+                              </w:rPr>
+                            </w:pPr>
                             <w:r>
                               <w:rPr>
                                 <w:rFonts w:hint="eastAsia" w:ascii="微软雅黑" w:hAnsi="微软雅黑" w:eastAsia="微软雅黑" w:cs="微软雅黑"/>
@@ -8487,7 +8637,105 @@
                                 <w:szCs w:val="21"/>
                                 <w:lang w:val="en-US" w:eastAsia="zh-CN"/>
                               </w:rPr>
-                              <w:t xml:space="preserve">年 龄：  </w:t>
+                              <w:t>电 话：</w:t>
+                            </w:r>
+                          </w:p>
+                          <w:p>
+                            <w:pPr>
+                              <w:keepNext w:val="0"/>
+                              <w:keepLines w:val="0"/>
+                              <w:pageBreakBefore w:val="0"/>
+                              <w:widowControl w:val="0"/>
+                              <w:numPr>
+                                <w:ilvl w:val="0"/>
+                                <w:numId w:val="0"/>
+                              </w:numPr>
+                              <w:kinsoku/>
+                              <w:wordWrap/>
+                              <w:overflowPunct/>
+                              <w:topLinePunct w:val="0"/>
+                              <w:autoSpaceDE/>
+                              <w:autoSpaceDN/>
+                              <w:bidi w:val="0"/>
+                              <w:adjustRightInd/>
+                              <w:snapToGrid w:val="0"/>
+                              <w:spacing w:line="312" w:lineRule="auto"/>
+                              <w:ind w:leftChars="0" w:right="0" w:rightChars="0"/>
+                              <w:jc w:val="both"/>
+                              <w:textAlignment w:val="auto"/>
+                              <w:outlineLvl w:val="9"/>
+                              <w:rPr>
+                                <w:rFonts w:hint="eastAsia" w:ascii="微软雅黑" w:hAnsi="微软雅黑" w:eastAsia="微软雅黑" w:cs="微软雅黑"/>
+                                <w:b w:val="0"/>
+                                <w:bCs w:val="0"/>
+                                <w:color w:val="auto"/>
+                                <w:w w:val="100"/>
+                                <w:sz w:val="21"/>
+                                <w:szCs w:val="21"/>
+                                <w:lang w:val="en-US" w:eastAsia="zh-CN"/>
+                              </w:rPr>
+                            </w:pPr>
+                            <w:r>
+                              <w:rPr>
+                                <w:rFonts w:hint="eastAsia" w:ascii="微软雅黑" w:hAnsi="微软雅黑" w:eastAsia="微软雅黑" w:cs="微软雅黑"/>
+                                <w:b w:val="0"/>
+                                <w:bCs w:val="0"/>
+                                <w:color w:val="auto"/>
+                                <w:w w:val="100"/>
+                                <w:sz w:val="21"/>
+                                <w:szCs w:val="21"/>
+                                <w:lang w:val="en-US" w:eastAsia="zh-CN"/>
+                              </w:rPr>
+                              <w:t>{{phone}}</w:t>
+                            </w:r>
+                          </w:p>
+                          <w:p>
+                            <w:pPr>
+                              <w:keepNext w:val="0"/>
+                              <w:keepLines w:val="0"/>
+                              <w:pageBreakBefore w:val="0"/>
+                              <w:widowControl w:val="0"/>
+                              <w:numPr>
+                                <w:ilvl w:val="0"/>
+                                <w:numId w:val="0"/>
+                              </w:numPr>
+                              <w:kinsoku/>
+                              <w:wordWrap/>
+                              <w:overflowPunct/>
+                              <w:topLinePunct w:val="0"/>
+                              <w:autoSpaceDE/>
+                              <w:autoSpaceDN/>
+                              <w:bidi w:val="0"/>
+                              <w:adjustRightInd/>
+                              <w:snapToGrid w:val="0"/>
+                              <w:spacing w:line="312" w:lineRule="auto"/>
+                              <w:ind w:leftChars="0" w:right="0" w:rightChars="0"/>
+                              <w:jc w:val="both"/>
+                              <w:textAlignment w:val="auto"/>
+                              <w:outlineLvl w:val="9"/>
+                              <w:rPr>
+                                <w:rFonts w:hint="eastAsia" w:ascii="微软雅黑" w:hAnsi="微软雅黑" w:eastAsia="微软雅黑" w:cs="微软雅黑"/>
+                                <w:b w:val="0"/>
+                                <w:bCs w:val="0"/>
+                                <w:color w:val="auto"/>
+                                <w:w w:val="100"/>
+                                <w:sz w:val="21"/>
+                                <w:szCs w:val="21"/>
+                                <w:lang w:val="en-US" w:eastAsia="zh-CN"/>
+                              </w:rPr>
+                            </w:pPr>
+                            <w:r>
+                              <w:rPr>
+                                <w:rFonts w:hint="eastAsia" w:ascii="微软雅黑" w:hAnsi="微软雅黑" w:eastAsia="微软雅黑" w:cs="微软雅黑"/>
+                                <w:b w:val="0"/>
+                                <w:bCs w:val="0"/>
+                                <w:color w:val="auto"/>
+                                <w:w w:val="100"/>
+                                <w:sz w:val="21"/>
+                                <w:szCs w:val="21"/>
+                                <w:lang w:val="en-US" w:eastAsia="zh-CN"/>
+                              </w:rPr>
+                              <w:t>邮 箱：</w:t>
                             </w:r>
                           </w:p>
                           <w:p>
@@ -8536,56 +8784,7 @@
                                 <w:szCs w:val="21"/>
                                 <w:lang w:val="en-US" w:eastAsia="zh-CN"/>
                               </w:rPr>
-                              <w:t>电 话：{{phone}}</w:t>
-                            </w:r>
-                          </w:p>
-                          <w:p>
-                            <w:pPr>
-                              <w:keepNext w:val="0"/>
-                              <w:keepLines w:val="0"/>
-                              <w:pageBreakBefore w:val="0"/>
-                              <w:widowControl w:val="0"/>
-                              <w:numPr>
-                                <w:ilvl w:val="0"/>
-                                <w:numId w:val="0"/>
-                              </w:numPr>
-                              <w:kinsoku/>
-                              <w:wordWrap/>
-                              <w:overflowPunct/>
-                              <w:topLinePunct w:val="0"/>
-                              <w:autoSpaceDE/>
-                              <w:autoSpaceDN/>
-                              <w:bidi w:val="0"/>
-                              <w:adjustRightInd/>
-                              <w:snapToGrid w:val="0"/>
-                              <w:spacing w:line="312" w:lineRule="auto"/>
-                              <w:ind w:leftChars="0" w:right="0" w:rightChars="0"/>
-                              <w:jc w:val="both"/>
-                              <w:textAlignment w:val="auto"/>
-                              <w:outlineLvl w:val="9"/>
-                              <w:rPr>
-                                <w:rFonts w:hint="default" w:ascii="微软雅黑" w:hAnsi="微软雅黑" w:eastAsia="微软雅黑" w:cs="微软雅黑"/>
-                                <w:b w:val="0"/>
-                                <w:bCs w:val="0"/>
-                                <w:color w:val="auto"/>
-                                <w:w w:val="100"/>
-                                <w:sz w:val="21"/>
-                                <w:szCs w:val="21"/>
-                                <w:lang w:val="en-US" w:eastAsia="zh-CN"/>
-                              </w:rPr>
-                            </w:pPr>
-                            <w:r>
-                              <w:rPr>
-                                <w:rFonts w:hint="eastAsia" w:ascii="微软雅黑" w:hAnsi="微软雅黑" w:eastAsia="微软雅黑" w:cs="微软雅黑"/>
-                                <w:b w:val="0"/>
-                                <w:bCs w:val="0"/>
-                                <w:color w:val="auto"/>
-                                <w:w w:val="100"/>
-                                <w:sz w:val="21"/>
-                                <w:szCs w:val="21"/>
-                                <w:lang w:val="en-US" w:eastAsia="zh-CN"/>
-                              </w:rPr>
-                              <w:t>邮 箱：{{email}}</w:t>
+                              <w:t>{{email}}</w:t>
                             </w:r>
                           </w:p>
                           <w:p>
@@ -8642,6 +8841,53 @@
                               <w:textAlignment w:val="auto"/>
                               <w:outlineLvl w:val="9"/>
                               <w:rPr>
+                                <w:rFonts w:hint="eastAsia" w:ascii="微软雅黑" w:hAnsi="微软雅黑" w:eastAsia="微软雅黑" w:cs="微软雅黑"/>
+                                <w:b/>
+                                <w:bCs/>
+                                <w:i w:val="0"/>
+                                <w:iCs w:val="0"/>
+                                <w:color w:val="16314C"/>
+                                <w:sz w:val="24"/>
+                                <w:szCs w:val="24"/>
+                                <w:lang w:val="en-US" w:eastAsia="zh-CN"/>
+                              </w:rPr>
+                            </w:pPr>
+                            <w:r>
+                              <w:rPr>
+                                <w:rFonts w:hint="eastAsia" w:ascii="微软雅黑" w:hAnsi="微软雅黑" w:eastAsia="微软雅黑" w:cs="微软雅黑"/>
+                                <w:b/>
+                                <w:bCs/>
+                                <w:i w:val="0"/>
+                                <w:iCs w:val="0"/>
+                                <w:color w:val="16314C"/>
+                                <w:sz w:val="24"/>
+                                <w:szCs w:val="24"/>
+                                <w:lang w:val="en-US" w:eastAsia="zh-CN"/>
+                              </w:rPr>
+                              <w:t xml:space="preserve">    </w:t>
+                            </w:r>
+                          </w:p>
+                          <w:p>
+                            <w:pPr>
+                              <w:keepNext w:val="0"/>
+                              <w:keepLines w:val="0"/>
+                              <w:pageBreakBefore w:val="0"/>
+                              <w:widowControl w:val="0"/>
+                              <w:kinsoku/>
+                              <w:wordWrap/>
+                              <w:overflowPunct/>
+                              <w:topLinePunct w:val="0"/>
+                              <w:autoSpaceDE/>
+                              <w:autoSpaceDN/>
+                              <w:bidi w:val="0"/>
+                              <w:adjustRightInd/>
+                              <w:snapToGrid w:val="0"/>
+                              <w:spacing w:line="240" w:lineRule="auto"/>
+                              <w:ind w:left="0" w:leftChars="0" w:right="0" w:rightChars="0" w:firstLine="0" w:firstLineChars="0"/>
+                              <w:jc w:val="center"/>
+                              <w:textAlignment w:val="auto"/>
+                              <w:outlineLvl w:val="9"/>
+                              <w:rPr>
                                 <w:rFonts w:hint="default" w:ascii="微软雅黑" w:hAnsi="微软雅黑" w:eastAsia="微软雅黑" w:cs="微软雅黑"/>
                                 <w:b w:val="0"/>
                                 <w:bCs w:val="0"/>
@@ -8665,7 +8911,7 @@
                                 <w:szCs w:val="24"/>
                                 <w:lang w:val="en-US" w:eastAsia="zh-CN"/>
                               </w:rPr>
-                              <w:t xml:space="preserve">    技能证书</w:t>
+                              <w:t>技能证书</w:t>
                             </w:r>
                             <w:r>
                               <w:rPr>
@@ -9170,6 +9416,42 @@
                           <w:lang w:val="en-US" w:eastAsia="zh-CN"/>
                         </w:rPr>
                       </w:pPr>
+                    </w:p>
+                    <w:p>
+                      <w:pPr>
+                        <w:keepNext w:val="0"/>
+                        <w:keepLines w:val="0"/>
+                        <w:pageBreakBefore w:val="0"/>
+                        <w:widowControl w:val="0"/>
+                        <w:numPr>
+                          <w:ilvl w:val="0"/>
+                          <w:numId w:val="0"/>
+                        </w:numPr>
+                        <w:kinsoku/>
+                        <w:wordWrap/>
+                        <w:overflowPunct/>
+                        <w:topLinePunct w:val="0"/>
+                        <w:autoSpaceDE/>
+                        <w:autoSpaceDN/>
+                        <w:bidi w:val="0"/>
+                        <w:adjustRightInd/>
+                        <w:snapToGrid w:val="0"/>
+                        <w:spacing w:line="312" w:lineRule="auto"/>
+                        <w:ind w:leftChars="0" w:right="0" w:rightChars="0"/>
+                        <w:jc w:val="both"/>
+                        <w:textAlignment w:val="auto"/>
+                        <w:outlineLvl w:val="9"/>
+                        <w:rPr>
+                          <w:rFonts w:hint="eastAsia" w:ascii="微软雅黑" w:hAnsi="微软雅黑" w:eastAsia="微软雅黑" w:cs="微软雅黑"/>
+                          <w:b w:val="0"/>
+                          <w:bCs w:val="0"/>
+                          <w:color w:val="auto"/>
+                          <w:w w:val="100"/>
+                          <w:sz w:val="21"/>
+                          <w:szCs w:val="21"/>
+                          <w:lang w:val="en-US" w:eastAsia="zh-CN"/>
+                        </w:rPr>
+                      </w:pPr>
                       <w:r>
                         <w:rPr>
                           <w:rFonts w:hint="eastAsia" w:ascii="微软雅黑" w:hAnsi="微软雅黑" w:eastAsia="微软雅黑" w:cs="微软雅黑"/>
@@ -9181,7 +9463,105 @@
                           <w:szCs w:val="21"/>
                           <w:lang w:val="en-US" w:eastAsia="zh-CN"/>
                         </w:rPr>
-                        <w:t xml:space="preserve">年 龄：  </w:t>
+                        <w:t>电 话：</w:t>
+                      </w:r>
+                    </w:p>
+                    <w:p>
+                      <w:pPr>
+                        <w:keepNext w:val="0"/>
+                        <w:keepLines w:val="0"/>
+                        <w:pageBreakBefore w:val="0"/>
+                        <w:widowControl w:val="0"/>
+                        <w:numPr>
+                          <w:ilvl w:val="0"/>
+                          <w:numId w:val="0"/>
+                        </w:numPr>
+                        <w:kinsoku/>
+                        <w:wordWrap/>
+                        <w:overflowPunct/>
+                        <w:topLinePunct w:val="0"/>
+                        <w:autoSpaceDE/>
+                        <w:autoSpaceDN/>
+                        <w:bidi w:val="0"/>
+                        <w:adjustRightInd/>
+                        <w:snapToGrid w:val="0"/>
+                        <w:spacing w:line="312" w:lineRule="auto"/>
+                        <w:ind w:leftChars="0" w:right="0" w:rightChars="0"/>
+                        <w:jc w:val="both"/>
+                        <w:textAlignment w:val="auto"/>
+                        <w:outlineLvl w:val="9"/>
+                        <w:rPr>
+                          <w:rFonts w:hint="eastAsia" w:ascii="微软雅黑" w:hAnsi="微软雅黑" w:eastAsia="微软雅黑" w:cs="微软雅黑"/>
+                          <w:b w:val="0"/>
+                          <w:bCs w:val="0"/>
+                          <w:color w:val="auto"/>
+                          <w:w w:val="100"/>
+                          <w:sz w:val="21"/>
+                          <w:szCs w:val="21"/>
+                          <w:lang w:val="en-US" w:eastAsia="zh-CN"/>
+                        </w:rPr>
+                      </w:pPr>
+                      <w:r>
+                        <w:rPr>
+                          <w:rFonts w:hint="eastAsia" w:ascii="微软雅黑" w:hAnsi="微软雅黑" w:eastAsia="微软雅黑" w:cs="微软雅黑"/>
+                          <w:b w:val="0"/>
+                          <w:bCs w:val="0"/>
+                          <w:color w:val="auto"/>
+                          <w:w w:val="100"/>
+                          <w:sz w:val="21"/>
+                          <w:szCs w:val="21"/>
+                          <w:lang w:val="en-US" w:eastAsia="zh-CN"/>
+                        </w:rPr>
+                        <w:t>{{phone}}</w:t>
+                      </w:r>
+                    </w:p>
+                    <w:p>
+                      <w:pPr>
+                        <w:keepNext w:val="0"/>
+                        <w:keepLines w:val="0"/>
+                        <w:pageBreakBefore w:val="0"/>
+                        <w:widowControl w:val="0"/>
+                        <w:numPr>
+                          <w:ilvl w:val="0"/>
+                          <w:numId w:val="0"/>
+                        </w:numPr>
+                        <w:kinsoku/>
+                        <w:wordWrap/>
+                        <w:overflowPunct/>
+                        <w:topLinePunct w:val="0"/>
+                        <w:autoSpaceDE/>
+                        <w:autoSpaceDN/>
+                        <w:bidi w:val="0"/>
+                        <w:adjustRightInd/>
+                        <w:snapToGrid w:val="0"/>
+                        <w:spacing w:line="312" w:lineRule="auto"/>
+                        <w:ind w:leftChars="0" w:right="0" w:rightChars="0"/>
+                        <w:jc w:val="both"/>
+                        <w:textAlignment w:val="auto"/>
+                        <w:outlineLvl w:val="9"/>
+                        <w:rPr>
+                          <w:rFonts w:hint="eastAsia" w:ascii="微软雅黑" w:hAnsi="微软雅黑" w:eastAsia="微软雅黑" w:cs="微软雅黑"/>
+                          <w:b w:val="0"/>
+                          <w:bCs w:val="0"/>
+                          <w:color w:val="auto"/>
+                          <w:w w:val="100"/>
+                          <w:sz w:val="21"/>
+                          <w:szCs w:val="21"/>
+                          <w:lang w:val="en-US" w:eastAsia="zh-CN"/>
+                        </w:rPr>
+                      </w:pPr>
+                      <w:r>
+                        <w:rPr>
+                          <w:rFonts w:hint="eastAsia" w:ascii="微软雅黑" w:hAnsi="微软雅黑" w:eastAsia="微软雅黑" w:cs="微软雅黑"/>
+                          <w:b w:val="0"/>
+                          <w:bCs w:val="0"/>
+                          <w:color w:val="auto"/>
+                          <w:w w:val="100"/>
+                          <w:sz w:val="21"/>
+                          <w:szCs w:val="21"/>
+                          <w:lang w:val="en-US" w:eastAsia="zh-CN"/>
+                        </w:rPr>
+                        <w:t>邮 箱：</w:t>
                       </w:r>
                     </w:p>
                     <w:p>
@@ -9230,56 +9610,7 @@
                           <w:szCs w:val="21"/>
                           <w:lang w:val="en-US" w:eastAsia="zh-CN"/>
                         </w:rPr>
-                        <w:t>电 话：{{phone}}</w:t>
-                      </w:r>
-                    </w:p>
-                    <w:p>
-                      <w:pPr>
-                        <w:keepNext w:val="0"/>
-                        <w:keepLines w:val="0"/>
-                        <w:pageBreakBefore w:val="0"/>
-                        <w:widowControl w:val="0"/>
-                        <w:numPr>
-                          <w:ilvl w:val="0"/>
-                          <w:numId w:val="0"/>
-                        </w:numPr>
-                        <w:kinsoku/>
-                        <w:wordWrap/>
-                        <w:overflowPunct/>
-                        <w:topLinePunct w:val="0"/>
-                        <w:autoSpaceDE/>
-                        <w:autoSpaceDN/>
-                        <w:bidi w:val="0"/>
-                        <w:adjustRightInd/>
-                        <w:snapToGrid w:val="0"/>
-                        <w:spacing w:line="312" w:lineRule="auto"/>
-                        <w:ind w:leftChars="0" w:right="0" w:rightChars="0"/>
-                        <w:jc w:val="both"/>
-                        <w:textAlignment w:val="auto"/>
-                        <w:outlineLvl w:val="9"/>
-                        <w:rPr>
-                          <w:rFonts w:hint="default" w:ascii="微软雅黑" w:hAnsi="微软雅黑" w:eastAsia="微软雅黑" w:cs="微软雅黑"/>
-                          <w:b w:val="0"/>
-                          <w:bCs w:val="0"/>
-                          <w:color w:val="auto"/>
-                          <w:w w:val="100"/>
-                          <w:sz w:val="21"/>
-                          <w:szCs w:val="21"/>
-                          <w:lang w:val="en-US" w:eastAsia="zh-CN"/>
-                        </w:rPr>
-                      </w:pPr>
-                      <w:r>
-                        <w:rPr>
-                          <w:rFonts w:hint="eastAsia" w:ascii="微软雅黑" w:hAnsi="微软雅黑" w:eastAsia="微软雅黑" w:cs="微软雅黑"/>
-                          <w:b w:val="0"/>
-                          <w:bCs w:val="0"/>
-                          <w:color w:val="auto"/>
-                          <w:w w:val="100"/>
-                          <w:sz w:val="21"/>
-                          <w:szCs w:val="21"/>
-                          <w:lang w:val="en-US" w:eastAsia="zh-CN"/>
-                        </w:rPr>
-                        <w:t>邮 箱：{{email}}</w:t>
+                        <w:t>{{email}}</w:t>
                       </w:r>
                     </w:p>
                     <w:p>
@@ -9336,6 +9667,53 @@
                         <w:textAlignment w:val="auto"/>
                         <w:outlineLvl w:val="9"/>
                         <w:rPr>
+                          <w:rFonts w:hint="eastAsia" w:ascii="微软雅黑" w:hAnsi="微软雅黑" w:eastAsia="微软雅黑" w:cs="微软雅黑"/>
+                          <w:b/>
+                          <w:bCs/>
+                          <w:i w:val="0"/>
+                          <w:iCs w:val="0"/>
+                          <w:color w:val="16314C"/>
+                          <w:sz w:val="24"/>
+                          <w:szCs w:val="24"/>
+                          <w:lang w:val="en-US" w:eastAsia="zh-CN"/>
+                        </w:rPr>
+                      </w:pPr>
+                      <w:r>
+                        <w:rPr>
+                          <w:rFonts w:hint="eastAsia" w:ascii="微软雅黑" w:hAnsi="微软雅黑" w:eastAsia="微软雅黑" w:cs="微软雅黑"/>
+                          <w:b/>
+                          <w:bCs/>
+                          <w:i w:val="0"/>
+                          <w:iCs w:val="0"/>
+                          <w:color w:val="16314C"/>
+                          <w:sz w:val="24"/>
+                          <w:szCs w:val="24"/>
+                          <w:lang w:val="en-US" w:eastAsia="zh-CN"/>
+                        </w:rPr>
+                        <w:t xml:space="preserve">    </w:t>
+                      </w:r>
+                    </w:p>
+                    <w:p>
+                      <w:pPr>
+                        <w:keepNext w:val="0"/>
+                        <w:keepLines w:val="0"/>
+                        <w:pageBreakBefore w:val="0"/>
+                        <w:widowControl w:val="0"/>
+                        <w:kinsoku/>
+                        <w:wordWrap/>
+                        <w:overflowPunct/>
+                        <w:topLinePunct w:val="0"/>
+                        <w:autoSpaceDE/>
+                        <w:autoSpaceDN/>
+                        <w:bidi w:val="0"/>
+                        <w:adjustRightInd/>
+                        <w:snapToGrid w:val="0"/>
+                        <w:spacing w:line="240" w:lineRule="auto"/>
+                        <w:ind w:left="0" w:leftChars="0" w:right="0" w:rightChars="0" w:firstLine="0" w:firstLineChars="0"/>
+                        <w:jc w:val="center"/>
+                        <w:textAlignment w:val="auto"/>
+                        <w:outlineLvl w:val="9"/>
+                        <w:rPr>
                           <w:rFonts w:hint="default" w:ascii="微软雅黑" w:hAnsi="微软雅黑" w:eastAsia="微软雅黑" w:cs="微软雅黑"/>
                           <w:b w:val="0"/>
                           <w:bCs w:val="0"/>
@@ -9359,7 +9737,7 @@
                           <w:szCs w:val="24"/>
                           <w:lang w:val="en-US" w:eastAsia="zh-CN"/>
                         </w:rPr>
-                        <w:t xml:space="preserve">    技能证书</w:t>
+                        <w:t>技能证书</w:t>
                       </w:r>
                       <w:r>
                         <w:rPr>
@@ -9768,231 +10146,6 @@
             </w:pict>
           </mc:Fallback>
         </mc:AlternateContent>
-      </w:r>
-      <w:r>
-        <w:rPr>
-          <w:sz w:val="21"/>
-        </w:rPr>
-        <mc:AlternateContent>
-          <mc:Choice Requires="wps">
-            <w:drawing>
-              <wp:anchor distT="0" distB="0" distL="114300" distR="114300" simplePos="0" relativeHeight="251667456" behindDoc="0" locked="0" layoutInCell="1" allowOverlap="1">
-                <wp:simplePos x="0" y="0"/>
-                <wp:positionH relativeFrom="column">
-                  <wp:posOffset>-612140</wp:posOffset>
-                </wp:positionH>
-                <wp:positionV relativeFrom="paragraph">
-                  <wp:posOffset>1008380</wp:posOffset>
-                </wp:positionV>
-                <wp:extent cx="1282065" cy="1818005"/>
-                <wp:effectExtent l="4445" t="4445" r="8890" b="6350"/>
-                <wp:wrapNone/>
-                <wp:docPr id="3" name="文本框 3"/>
-                <wp:cNvGraphicFramePr/>
-                <a:graphic xmlns:a="http://schemas.openxmlformats.org/drawingml/2006/main">
-                  <a:graphicData uri="http://schemas.microsoft.com/office/word/2010/wordprocessingShape">
-                    <wps:wsp>
-                      <wps:cNvSpPr txBox="1"/>
-                      <wps:spPr>
-                        <a:xfrm>
-                          <a:off x="989330" y="3658235"/>
-                          <a:ext cx="1282065" cy="1818005"/>
-                        </a:xfrm>
-                        <a:prstGeom prst="rect">
-                          <a:avLst/>
-                        </a:prstGeom>
-                        <a:solidFill>
-                          <a:schemeClr val="lt1"/>
-                        </a:solidFill>
-                        <a:ln w="6350">
-                          <a:solidFill>
-                            <a:prstClr val="black"/>
-                          </a:solidFill>
-                        </a:ln>
-                      </wps:spPr>
-                      <wps:style>
-                        <a:lnRef idx="0">
-                          <a:schemeClr val="accent1"/>
-                        </a:lnRef>
-                        <a:fillRef idx="0">
-                          <a:schemeClr val="accent1"/>
-                        </a:fillRef>
-                        <a:effectRef idx="0">
-                          <a:schemeClr val="accent1"/>
-                        </a:effectRef>
-                        <a:fontRef idx="minor">
-                          <a:schemeClr val="dk1"/>
-                        </a:fontRef>
-                      </wps:style>
-                      <wps:txbx>
-                        <w:txbxContent>
-                          <w:p>
-                            <w:pPr>
-                              <w:rPr>
-                                <w:rFonts w:hint="eastAsia"/>
-                              </w:rPr>
-                            </w:pPr>
-                          </w:p>
-                          <w:p>
-                            <w:pPr>
-                              <w:rPr>
-                                <w:rFonts w:hint="eastAsia"/>
-                              </w:rPr>
-                            </w:pPr>
-                          </w:p>
-                          <w:p>
-                            <w:pPr>
-                              <w:rPr>
-                                <w:rFonts w:hint="eastAsia"/>
-                              </w:rPr>
-                            </w:pPr>
-                          </w:p>
-                          <w:p>
-                            <w:pPr>
-                              <w:rPr>
-                                <w:rFonts w:hint="eastAsia"/>
-                              </w:rPr>
-                            </w:pPr>
-                          </w:p>
-                          <w:p>
-                            <w:pPr>
-                              <w:ind w:firstLine="210" w:firstLineChars="100"/>
-                            </w:pPr>
-                            <w:r>
-                              <w:rPr>
-                                <w:rFonts w:hint="eastAsia"/>
-                              </w:rPr>
-                              <w:t>{{@photo}}</w:t>
-                            </w:r>
-                          </w:p>
-                        </w:txbxContent>
-                      </wps:txbx>
-                      <wps:bodyPr rot="0" spcFirstLastPara="0" vertOverflow="overflow" horzOverflow="overflow" vert="horz" wrap="square" lIns="91440" tIns="45720" rIns="91440" bIns="45720" numCol="1" spcCol="0" rtlCol="0" fromWordArt="0" anchor="t" anchorCtr="0" forceAA="0" compatLnSpc="1">
-                        <a:noAutofit/>
-                      </wps:bodyPr>
-                    </wps:wsp>
-                  </a:graphicData>
-                </a:graphic>
-              </wp:anchor>
-            </w:drawing>
-          </mc:Choice>
-          <mc:Fallback>
-            <w:pict>
-              <v:shape id="_x0000_s1026" o:spid="_x0000_s1026" o:spt="202" type="#_x0000_t202" style="position:absolute;left:0pt;margin-left:-48.2pt;margin-top:79.4pt;height:143.15pt;width:100.95pt;z-index:251667456;mso-width-relative:page;mso-height-relative:page;" fillcolor="#FFFFFF [3201]" filled="t" stroked="t" coordsize="21600,21600" o:gfxdata="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">
-                <v:fill on="t" focussize="0,0"/>
-                <v:stroke weight="0.5pt" color="#000000 [3204]" joinstyle="round"/>
-                <v:imagedata o:title=""/>
-                <o:lock v:ext="edit" aspectratio="f"/>
-                <v:textbox>
-                  <w:txbxContent>
-                    <w:p>
-                      <w:pPr>
-                        <w:rPr>
-                          <w:rFonts w:hint="eastAsia"/>
-                        </w:rPr>
-                      </w:pPr>
-                    </w:p>
-                    <w:p>
-                      <w:pPr>
-                        <w:rPr>
-                          <w:rFonts w:hint="eastAsia"/>
-                        </w:rPr>
-                      </w:pPr>
-                    </w:p>
-                    <w:p>
-                      <w:pPr>
-                        <w:rPr>
-                          <w:rFonts w:hint="eastAsia"/>
-                        </w:rPr>
-                      </w:pPr>
-                    </w:p>
-                    <w:p>
-                      <w:pPr>
-                        <w:rPr>
-                          <w:rFonts w:hint="eastAsia"/>
-                        </w:rPr>
-                      </w:pPr>
-                    </w:p>
-                    <w:p>
-                      <w:pPr>
-                        <w:ind w:firstLine="210" w:firstLineChars="100"/>
-                      </w:pPr>
-                      <w:r>
-                        <w:rPr>
-                          <w:rFonts w:hint="eastAsia"/>
-                        </w:rPr>
-                        <w:t>{{@photo}}</w:t>
-                      </w:r>
-                    </w:p>
-                  </w:txbxContent>
-                </v:textbox>
-              </v:shape>
-            </w:pict>
-          </mc:Fallback>
-        </mc:AlternateContent>
-      </w:r>
-      <w:r>
-        <w:rPr>
-          <w:rFonts w:hint="eastAsia" w:ascii="宋体" w:hAnsi="宋体" w:eastAsia="宋体" w:cs="宋体"/>
-          <w:b w:val="0"/>
-          <w:bCs w:val="0"/>
-          <w:i w:val="0"/>
-          <w:caps w:val="0"/>
-          <w:color w:val="000000"/>
-          <w:spacing w:val="0"/>
-          <w:sz w:val="21"/>
-          <w:szCs w:val="21"/>
-          <w:lang w:eastAsia="zh-CN"/>
-        </w:rPr>
-        <w:drawing>
-          <wp:anchor distT="0" distB="0" distL="114300" distR="114300" simplePos="0" relativeHeight="251666432" behindDoc="0" locked="0" layoutInCell="1" allowOverlap="1">
-            <wp:simplePos x="0" y="0"/>
-            <wp:positionH relativeFrom="column">
-              <wp:posOffset>-629920</wp:posOffset>
-            </wp:positionH>
-            <wp:positionV relativeFrom="paragraph">
-              <wp:posOffset>995045</wp:posOffset>
-            </wp:positionV>
-            <wp:extent cx="1297305" cy="1868805"/>
-            <wp:effectExtent l="0" t="0" r="17145" b="0"/>
-            <wp:wrapNone/>
-            <wp:docPr id="114" name="图片 2" descr="图片1"/>
-            <wp:cNvGraphicFramePr>
-              <a:graphicFrameLocks xmlns:a="http://schemas.openxmlformats.org/drawingml/2006/main" noChangeAspect="1"/>
-            </wp:cNvGraphicFramePr>
-            <a:graphic xmlns:a="http://schemas.openxmlformats.org/drawingml/2006/main">
-              <a:graphicData uri="http://schemas.openxmlformats.org/drawingml/2006/picture">
-                <pic:pic xmlns:pic="http://schemas.openxmlformats.org/drawingml/2006/picture">
-                  <pic:nvPicPr>
-                    <pic:cNvPr id="114" name="图片 2" descr="图片1"/>
-                    <pic:cNvPicPr>
-                      <a:picLocks noChangeAspect="1"/>
-                    </pic:cNvPicPr>
-                  </pic:nvPicPr>
-                  <pic:blipFill>
-                    <a:blip r:embed="rId5"/>
-                    <a:stretch>
-                      <a:fillRect/>
-                    </a:stretch>
-                  </pic:blipFill>
-                  <pic:spPr>
-                    <a:xfrm>
-                      <a:off x="0" y="0"/>
-                      <a:ext cx="1297305" cy="1868805"/>
-                    </a:xfrm>
-                    <a:prstGeom prst="rect">
-                      <a:avLst/>
-                    </a:prstGeom>
-                    <a:noFill/>
-                    <a:ln>
-                      <a:noFill/>
-                    </a:ln>
-                  </pic:spPr>
-                </pic:pic>
-              </a:graphicData>
-            </a:graphic>
-          </wp:anchor>
-        </w:drawing>
       </w:r>
     </w:p>
     <w:sectPr>
